--- a/ВКР ГОТОВОЕ.docx
+++ b/ВКР ГОТОВОЕ.docx
@@ -12993,29 +12993,6 @@
           <w:szCs w:val="28"/>
           <w:lang w:val="ru-RU"/>
         </w:rPr>
-        <w:t xml:space="preserve">Уставный капитал банка на 31 декабря 2024 года сформирован в сумме 48 015 396 326 рублей и разделён на 48 015 396 326 обыкновенных бездокументарных акций номинальной стоимостью 1 рубль каждая [28, с. 70]. Все акции размещены и оплачены полностью. Общее количество акционеров — 45, из них 30 юридических лиц и 15 физических лиц [28, с. 71]. Регистрацию прав собственности и ведение реестра акционеров ведёт независимый регистратор — Казанский филиал АО «Регистраторское общество „Статус“» [28, с. 71]. Совет директоров избран в составе одиннадцати человек, трое из которых признаны независимыми [28, с. 71]. Концентрация акционеров на территории Татарстана и работа через казанского регистратора показывают, что центр принятия решений по банку остаётся в регионе.</w:t>
-      </w:r>
-    </w:p>
-    <w:p>
-      <w:pPr>
-        <w:spacing w:before="0" w:after="0" w:line="360" w:lineRule="auto"/>
-        <w:ind w:firstLine="708"/>
-        <w:jc w:val="both"/>
-        <w:rPr>
-          <w:rFonts w:ascii="Times New Roman" w:hAnsi="Times New Roman" w:cs="Times New Roman" w:eastAsia="Times New Roman"/>
-          <w:sz w:val="28"/>
-          <w:szCs w:val="28"/>
-          <w:lang w:val="ru-RU"/>
-        </w:rPr>
-      </w:pPr>
-      <w:r>
-        <w:rPr>
-          <w:rFonts w:ascii="Times New Roman" w:hAnsi="Times New Roman" w:cs="Times New Roman" w:eastAsia="Times New Roman"/>
-          <w:color w:val="000000"/>
-          <w:sz w:val="28"/>
-          <w:szCs w:val="28"/>
-          <w:lang w:val="ru-RU"/>
-        </w:rPr>
         <w:t xml:space="preserve">Финансовый масштаб группы характеризует её как крупного регионального игрока с устойчивой федеральной инфраструктурой. Совокупные активы выросли почти на четверть за один год — с 946,9 млрд рублей на конец 2024 года до 1 157,3 млрд рублей на конец 2025 года [25, с. 1]. Прибыль за 2025 год вернулась к двузначным значениям и достигла 15,7 млрд рублей после слабого 2024 года, когда на финансовый результат давили резервы по кредитным убыткам и переоценка активов [25, с. 2]. По собственной отчётности банка по российским стандартам бухгалтерского учёта чистая прибыль за 2024 год составила 15,4 млрд рублей и более чем в два раза превысила результат 2023 года; рентабельность капитала достигла 15,4%, рентабельность активов — 1,7%, отношение операционных расходов к доходам — 37,8% [28, с. 16–17]. Сводная динамика основных консолидированных показателей собрана в таблице 2.1.1.</w:t>
       </w:r>
     </w:p>
@@ -13859,112 +13836,8 @@
           <w:szCs w:val="28"/>
           <w:lang w:val="ru-RU"/>
         </w:rPr>
-        <w:t xml:space="preserve">Общая картина — рост процентной маржи и восстановление прибыли после провального 2024 года. Чистые процентные доходы выросли с 31,8 млрд рублей в 2023 году до 58,1 млрд рублей в 2025 году, то есть почти в 1,8 раза за два года [25, с. 2; 26, с. 2]. Графическое сопоставление этих величин дано на рисунке 2.1.2.</w:t>
-      </w:r>
-    </w:p>
-    <w:p>
-      <w:pPr>
-        <w:keepLines/>
-        <w:spacing w:before="0" w:after="0" w:line="240" w:lineRule="auto"/>
-        <w:jc w:val="left"/>
-        <w:rPr>
-          <w:rFonts w:ascii="Times New Roman" w:hAnsi="Times New Roman" w:cs="Times New Roman" w:eastAsia="Times New Roman"/>
-          <w:sz w:val="28"/>
-          <w:szCs w:val="28"/>
-          <w:lang w:val="ru-RU"/>
-        </w:rPr>
-      </w:pPr>
-      <w:r>
-        <w:rPr>
-          <w:rFonts w:ascii="Courier New" w:hAnsi="Courier New" w:cs="Courier New" w:eastAsia="Courier New"/>
-          <w:color w:val="000000"/>
-          <w:sz w:val="18"/>
-          <w:szCs w:val="18"/>
-          <w:lang w:val="ru-RU"/>
-        </w:rPr>
-        <w:t xml:space="preserve">Чистые процентные доходы (млн руб.)            Прибыль за период (млн руб.)</w:t>
-      </w:r>
-    </w:p>
-    <w:p>
-      <w:pPr>
-        <w:keepLines/>
-        <w:spacing w:before="0" w:after="0" w:line="240" w:lineRule="auto"/>
-        <w:jc w:val="left"/>
-        <w:rPr>
-          <w:rFonts w:ascii="Times New Roman" w:hAnsi="Times New Roman" w:cs="Times New Roman" w:eastAsia="Times New Roman"/>
-          <w:sz w:val="28"/>
-          <w:szCs w:val="28"/>
-          <w:lang w:val="ru-RU"/>
-        </w:rPr>
-      </w:pPr>
-      <w:r>
-        <w:rPr>
-          <w:rFonts w:ascii="Courier New" w:hAnsi="Courier New" w:cs="Courier New" w:eastAsia="Courier New"/>
-          <w:color w:val="000000"/>
-          <w:sz w:val="18"/>
-          <w:szCs w:val="18"/>
-          <w:lang w:val="ru-RU"/>
-        </w:rPr>
-        <w:t xml:space="preserve">2023  ████████████████  31 824                 2023  ████████████  14 195</w:t>
-      </w:r>
-    </w:p>
-    <w:p>
-      <w:pPr>
-        <w:keepLines/>
-        <w:spacing w:before="0" w:after="0" w:line="240" w:lineRule="auto"/>
-        <w:jc w:val="left"/>
-        <w:rPr>
-          <w:rFonts w:ascii="Times New Roman" w:hAnsi="Times New Roman" w:cs="Times New Roman" w:eastAsia="Times New Roman"/>
-          <w:sz w:val="28"/>
-          <w:szCs w:val="28"/>
-          <w:lang w:val="ru-RU"/>
-        </w:rPr>
-      </w:pPr>
-      <w:r>
-        <w:rPr>
-          <w:rFonts w:ascii="Courier New" w:hAnsi="Courier New" w:cs="Courier New" w:eastAsia="Courier New"/>
-          <w:color w:val="000000"/>
-          <w:sz w:val="18"/>
-          <w:szCs w:val="18"/>
-          <w:lang w:val="ru-RU"/>
-        </w:rPr>
-        <w:t xml:space="preserve">2024  ███████████████████████  46 590          2024  ██████  7 269</w:t>
-      </w:r>
-    </w:p>
-    <w:p>
-      <w:pPr>
-        <w:keepLines/>
-        <w:spacing w:before="0" w:after="0" w:line="240" w:lineRule="auto"/>
-        <w:jc w:val="left"/>
-        <w:rPr>
-          <w:rFonts w:ascii="Times New Roman" w:hAnsi="Times New Roman" w:cs="Times New Roman" w:eastAsia="Times New Roman"/>
-          <w:sz w:val="28"/>
-          <w:szCs w:val="28"/>
-          <w:lang w:val="ru-RU"/>
-        </w:rPr>
-      </w:pPr>
-      <w:r>
-        <w:rPr>
-          <w:rFonts w:ascii="Courier New" w:hAnsi="Courier New" w:cs="Courier New" w:eastAsia="Courier New"/>
-          <w:color w:val="000000"/>
-          <w:sz w:val="18"/>
-          <w:szCs w:val="18"/>
-          <w:lang w:val="ru-RU"/>
-        </w:rPr>
-        <w:t xml:space="preserve">2025  ████████████████████████████  58 135     2025  █████████████  15 708</w:t>
-      </w:r>
-    </w:p>
-    <w:p>
-      <w:pPr>
-        <w:spacing w:before="0" w:after="0" w:line="240" w:lineRule="auto"/>
-        <w:jc w:val="both"/>
-        <w:rPr>
-          <w:rFonts w:ascii="Times New Roman" w:hAnsi="Times New Roman" w:cs="Times New Roman" w:eastAsia="Times New Roman"/>
-          <w:sz w:val="28"/>
-          <w:szCs w:val="28"/>
-          <w:lang w:val="ru-RU"/>
-        </w:rPr>
-      </w:pPr>
+        <w:t xml:space="preserve">Общая картина — рост процентной маржи и восстановление прибыли после провального 2024 года. Чистые процентные доходы выросли с 31,8 млрд рублей в 2023 году до 58,1 млрд рублей в 2025 году, то есть почти в 1,8 раза за два года [25, с. 2; 26, с. 2]. Совокупный капитал увеличился со 106,1 млрд рублей на конец 2023 года до 126,4 млрд рублей на конец 2025 года: банк наращивает собственные средства параллельно росту активов и не выплачивает дивиденды по итогам отчётных периодов [25, с. 3; 26, с. 3]. Свободные средства идут в развитие, а не в выплаты акционерам. Этот факт важен для запуска нового продукта: ресурсы для продвижения остаются внутри группы.</w:t>
+      </w:r>
     </w:p>
     <w:p>
       <w:pPr>
@@ -13986,7 +13859,7 @@
           <w:szCs w:val="28"/>
           <w:lang w:val="ru-RU"/>
         </w:rPr>
-        <w:t xml:space="preserve">Источник: составлено автором по данным [25, с. 2; 26, с. 2]</w:t>
+        <w:t xml:space="preserve">Сегментная раскладка операций группы по пяти направлениям — розничные, корпоративные, инвестиционные и казначейские банковские операции, а также прочие операции — концентрирует основной финансовый результат в корпоративном и инвестиционном сегментах [25, с. 66, 68]. Это важно для продвижения Face2: основной коммерческий потенциал биометрии сосредоточен в B2B-сценариях для корпоративных и инвестиционных клиентов, и собственная клиентская база группы в этих сегментах работает как готовый канал входа.</w:t>
       </w:r>
     </w:p>
     <w:p>
@@ -14009,7 +13882,7 @@
           <w:szCs w:val="28"/>
           <w:lang w:val="ru-RU"/>
         </w:rPr>
-        <w:t xml:space="preserve">Рис. 2.1.2. Динамика чистых процентных доходов и прибыли группы банка «Ак Барс» за 2023–2025 гг.</w:t>
+        <w:t xml:space="preserve">Фундамент рыночной позиции банка задаёт стратегия. Действующая Стратегия развития Ак Барс Банка на 2022–2026 годы фиксирует три приоритета: эффективность, клиентоцентричность, гибкость [28, с. 16]. Эффективность подразумевает масштабирование бизнеса с устойчивой прибыльностью и контроль уровня риска. Клиентоцентричность — построение долгосрочных отношений и рост числа продуктов на одного клиента. Гибкость — скорость и качество процессов и способность быстро реагировать на изменения внешней среды. Под эти приоритеты банк разворачивает четыре направления трансформации: развитие продуктовых предложений и клиентских путей, организационную эволюцию, развитие ИТ-инфраструктуры и платформ в логике технологического суверенитета, а также управление рисками [28, с. 16]. Сама миссия сформулирована коротко — «Сегодня и всегда мы создаём возможности для достижения целей нашими клиентами и партнёрами» [28, с. 5].</w:t>
       </w:r>
     </w:p>
     <w:p>
@@ -14032,7 +13905,7 @@
           <w:szCs w:val="28"/>
           <w:lang w:val="ru-RU"/>
         </w:rPr>
-        <w:t xml:space="preserve">Совокупный капитал увеличился со 106,1 млрд рублей на конец 2023 года до 126,4 млрд рублей на конец 2025 года: банк наращивает собственные средства параллельно росту активов и не выплачивает дивиденды по итогам отчётных периодов [25, с. 3; 26, с. 3]. Свободные средства идут в развитие, а не в выплаты акционерам. Этот факт важен для запуска нового продукта: ресурсы для продвижения остаются внутри группы.</w:t>
+        <w:t xml:space="preserve">Биометрический продукт встаёт в этот стратегический контур естественно. Линия «технологический суверенитет» закрывается у Face2 через сертификацию ФСБ, ФСТЭК и попадание в реестр отечественного программного обеспечения [27]. Линия «клиентоцентричность» — через переход на сценарии оплаты и доступа без карт и документов. Линия «гибкость» — через возможность быстро запускать сервисы на одной платформе для разных сегментов B2B. Face2 — не точечный эксперимент, а реализация трёх приоритетов одновременно.</w:t>
       </w:r>
     </w:p>
     <w:p>
@@ -14055,7 +13928,7 @@
           <w:szCs w:val="28"/>
           <w:lang w:val="ru-RU"/>
         </w:rPr>
-        <w:t xml:space="preserve">Сегментная раскладка показывает, как именно группа зарабатывает. Операции организованы по пяти бизнес-сегментам: розничные банковские операции, корпоративные банковские операции, инвестиционные банковские операции, казначейские операции и прочие операции [25, с. 66]. Сводные показатели по сегментам за 2025 год собраны в таблице 2.1.2.</w:t>
+        <w:t xml:space="preserve">Клиентская база и розничный портфель банка задают канал, через который продукт может быть распространён во внешний рынок. Сводные показатели за 2024 год даны в таблице 2.1.2.</w:t>
       </w:r>
     </w:p>
     <w:p>
@@ -14079,1200 +13952,6 @@
           <w:lang w:val="ru-RU"/>
         </w:rPr>
         <w:t xml:space="preserve">Таблица 2.1.2</w:t>
-      </w:r>
-    </w:p>
-    <w:p>
-      <w:pPr>
-        <w:spacing w:before="0" w:after="0" w:line="360" w:lineRule="auto"/>
-        <w:ind w:firstLine="708"/>
-        <w:jc w:val="both"/>
-        <w:rPr>
-          <w:rFonts w:ascii="Times New Roman" w:hAnsi="Times New Roman" w:cs="Times New Roman" w:eastAsia="Times New Roman"/>
-          <w:sz w:val="28"/>
-          <w:szCs w:val="28"/>
-          <w:lang w:val="ru-RU"/>
-        </w:rPr>
-      </w:pPr>
-      <w:r>
-        <w:rPr>
-          <w:rFonts w:ascii="Times New Roman" w:hAnsi="Times New Roman" w:cs="Times New Roman" w:eastAsia="Times New Roman"/>
-          <w:color w:val="000000"/>
-          <w:sz w:val="28"/>
-          <w:szCs w:val="28"/>
-          <w:lang w:val="ru-RU"/>
-        </w:rPr>
-        <w:t xml:space="preserve">Доходы от внешних клиентов и сегментная прибыль группы банка «Ак Барс» за 2025 год, млн руб.</w:t>
-      </w:r>
-    </w:p>
-    <w:tbl>
-      <w:tblPr>
-        <w:tblW w:w="9635" w:type="dxa"/>
-        <w:jc w:val="center"/>
-        <w:tblBorders>
-          <w:top w:val="single" w:sz="4" w:space="0" w:color="000000"/>
-          <w:left w:val="single" w:sz="4" w:space="0" w:color="000000"/>
-          <w:bottom w:val="single" w:sz="4" w:space="0" w:color="000000"/>
-          <w:right w:val="single" w:sz="4" w:space="0" w:color="000000"/>
-          <w:insideH w:val="single" w:sz="4" w:space="0" w:color="000000"/>
-          <w:insideV w:val="single" w:sz="4" w:space="0" w:color="000000"/>
-        </w:tblBorders>
-        <w:tblLook w:val="04A0" w:firstRow="1" w:lastRow="0" w:firstColumn="1" w:lastColumn="0" w:noHBand="0" w:noVBand="1"/>
-      </w:tblPr>
-      <w:tblGrid>
-        <w:gridCol w:w="2925"/>
-        <w:gridCol w:w="2237"/>
-        <w:gridCol w:w="2925"/>
-        <w:gridCol w:w="1548"/>
-      </w:tblGrid>
-      <w:tr>
-        <w:trPr>
-          <w:tblHeader/>
-          <w:cantSplit/>
-        </w:trPr>
-        <w:tc>
-          <w:tcPr>
-            <w:tcW w:w="2925" w:type="dxa"/>
-            <w:tcBorders>
-              <w:top w:val="single" w:sz="4" w:space="0" w:color="000000"/>
-              <w:left w:val="single" w:sz="4" w:space="0" w:color="000000"/>
-              <w:bottom w:val="single" w:sz="4" w:space="0" w:color="000000"/>
-              <w:right w:val="single" w:sz="4" w:space="0" w:color="000000"/>
-            </w:tcBorders>
-            <w:shd w:val="clear" w:color="auto" w:fill="F2F2F2"/>
-            <w:vAlign w:val="center"/>
-          </w:tcPr>
-          <w:p>
-            <w:pPr>
-              <w:spacing w:before="0" w:after="0" w:line="240" w:lineRule="auto"/>
-              <w:jc w:val="center"/>
-              <w:rPr>
-                <w:rFonts w:ascii="Times New Roman" w:hAnsi="Times New Roman" w:cs="Times New Roman" w:eastAsia="Times New Roman"/>
-                <w:sz w:val="28"/>
-                <w:szCs w:val="28"/>
-                <w:lang w:val="ru-RU"/>
-              </w:rPr>
-            </w:pPr>
-            <w:r>
-              <w:rPr>
-                <w:rFonts w:ascii="Times New Roman" w:hAnsi="Times New Roman" w:cs="Times New Roman" w:eastAsia="Times New Roman"/>
-                <w:b/>
-                <w:bCs/>
-                <w:color w:val="000000"/>
-                <w:sz w:val="24"/>
-                <w:szCs w:val="24"/>
-                <w:lang w:val="ru-RU"/>
-              </w:rPr>
-              <w:t xml:space="preserve">Сегмент</w:t>
-            </w:r>
-          </w:p>
-        </w:tc>
-        <w:tc>
-          <w:tcPr>
-            <w:tcW w:w="2237" w:type="dxa"/>
-            <w:tcBorders>
-              <w:top w:val="single" w:sz="4" w:space="0" w:color="000000"/>
-              <w:left w:val="single" w:sz="4" w:space="0" w:color="000000"/>
-              <w:bottom w:val="single" w:sz="4" w:space="0" w:color="000000"/>
-              <w:right w:val="single" w:sz="4" w:space="0" w:color="000000"/>
-            </w:tcBorders>
-            <w:shd w:val="clear" w:color="auto" w:fill="F2F2F2"/>
-            <w:vAlign w:val="center"/>
-          </w:tcPr>
-          <w:p>
-            <w:pPr>
-              <w:spacing w:before="0" w:after="0" w:line="240" w:lineRule="auto"/>
-              <w:jc w:val="center"/>
-              <w:rPr>
-                <w:rFonts w:ascii="Times New Roman" w:hAnsi="Times New Roman" w:cs="Times New Roman" w:eastAsia="Times New Roman"/>
-                <w:sz w:val="28"/>
-                <w:szCs w:val="28"/>
-                <w:lang w:val="ru-RU"/>
-              </w:rPr>
-            </w:pPr>
-            <w:r>
-              <w:rPr>
-                <w:rFonts w:ascii="Times New Roman" w:hAnsi="Times New Roman" w:cs="Times New Roman" w:eastAsia="Times New Roman"/>
-                <w:b/>
-                <w:bCs/>
-                <w:color w:val="000000"/>
-                <w:sz w:val="24"/>
-                <w:szCs w:val="24"/>
-                <w:lang w:val="ru-RU"/>
-              </w:rPr>
-              <w:t xml:space="preserve">Доходы от внешних клиентов</w:t>
-            </w:r>
-          </w:p>
-        </w:tc>
-        <w:tc>
-          <w:tcPr>
-            <w:tcW w:w="2925" w:type="dxa"/>
-            <w:tcBorders>
-              <w:top w:val="single" w:sz="4" w:space="0" w:color="000000"/>
-              <w:left w:val="single" w:sz="4" w:space="0" w:color="000000"/>
-              <w:bottom w:val="single" w:sz="4" w:space="0" w:color="000000"/>
-              <w:right w:val="single" w:sz="4" w:space="0" w:color="000000"/>
-            </w:tcBorders>
-            <w:shd w:val="clear" w:color="auto" w:fill="F2F2F2"/>
-            <w:vAlign w:val="center"/>
-          </w:tcPr>
-          <w:p>
-            <w:pPr>
-              <w:spacing w:before="0" w:after="0" w:line="240" w:lineRule="auto"/>
-              <w:jc w:val="center"/>
-              <w:rPr>
-                <w:rFonts w:ascii="Times New Roman" w:hAnsi="Times New Roman" w:cs="Times New Roman" w:eastAsia="Times New Roman"/>
-                <w:sz w:val="28"/>
-                <w:szCs w:val="28"/>
-                <w:lang w:val="ru-RU"/>
-              </w:rPr>
-            </w:pPr>
-            <w:r>
-              <w:rPr>
-                <w:rFonts w:ascii="Times New Roman" w:hAnsi="Times New Roman" w:cs="Times New Roman" w:eastAsia="Times New Roman"/>
-                <w:b/>
-                <w:bCs/>
-                <w:color w:val="000000"/>
-                <w:sz w:val="24"/>
-                <w:szCs w:val="24"/>
-                <w:lang w:val="ru-RU"/>
-              </w:rPr>
-              <w:t xml:space="preserve">Прибыль (убыток) до налогообложения</w:t>
-            </w:r>
-          </w:p>
-        </w:tc>
-        <w:tc>
-          <w:tcPr>
-            <w:tcW w:w="1548" w:type="dxa"/>
-            <w:tcBorders>
-              <w:top w:val="single" w:sz="4" w:space="0" w:color="000000"/>
-              <w:left w:val="single" w:sz="4" w:space="0" w:color="000000"/>
-              <w:bottom w:val="single" w:sz="4" w:space="0" w:color="000000"/>
-              <w:right w:val="single" w:sz="4" w:space="0" w:color="000000"/>
-            </w:tcBorders>
-            <w:shd w:val="clear" w:color="auto" w:fill="F2F2F2"/>
-            <w:vAlign w:val="center"/>
-          </w:tcPr>
-          <w:p>
-            <w:pPr>
-              <w:spacing w:before="0" w:after="0" w:line="240" w:lineRule="auto"/>
-              <w:jc w:val="center"/>
-              <w:rPr>
-                <w:rFonts w:ascii="Times New Roman" w:hAnsi="Times New Roman" w:cs="Times New Roman" w:eastAsia="Times New Roman"/>
-                <w:sz w:val="28"/>
-                <w:szCs w:val="28"/>
-                <w:lang w:val="ru-RU"/>
-              </w:rPr>
-            </w:pPr>
-            <w:r>
-              <w:rPr>
-                <w:rFonts w:ascii="Times New Roman" w:hAnsi="Times New Roman" w:cs="Times New Roman" w:eastAsia="Times New Roman"/>
-                <w:b/>
-                <w:bCs/>
-                <w:color w:val="000000"/>
-                <w:sz w:val="24"/>
-                <w:szCs w:val="24"/>
-                <w:lang w:val="ru-RU"/>
-              </w:rPr>
-              <w:t xml:space="preserve">Активы по сегменту</w:t>
-            </w:r>
-          </w:p>
-        </w:tc>
-      </w:tr>
-      <w:tr>
-        <w:trPr>
-          <w:cantSplit/>
-        </w:trPr>
-        <w:tc>
-          <w:tcPr>
-            <w:tcW w:w="2925" w:type="dxa"/>
-            <w:tcBorders>
-              <w:top w:val="single" w:sz="4" w:space="0" w:color="000000"/>
-              <w:left w:val="single" w:sz="4" w:space="0" w:color="000000"/>
-              <w:bottom w:val="single" w:sz="4" w:space="0" w:color="000000"/>
-              <w:right w:val="single" w:sz="4" w:space="0" w:color="000000"/>
-            </w:tcBorders>
-            <w:vAlign w:val="center"/>
-          </w:tcPr>
-          <w:p>
-            <w:pPr>
-              <w:spacing w:before="0" w:after="0" w:line="240" w:lineRule="auto"/>
-              <w:jc w:val="left"/>
-              <w:rPr>
-                <w:rFonts w:ascii="Times New Roman" w:hAnsi="Times New Roman" w:cs="Times New Roman" w:eastAsia="Times New Roman"/>
-                <w:sz w:val="28"/>
-                <w:szCs w:val="28"/>
-                <w:lang w:val="ru-RU"/>
-              </w:rPr>
-            </w:pPr>
-            <w:r>
-              <w:rPr>
-                <w:rFonts w:ascii="Times New Roman" w:hAnsi="Times New Roman" w:cs="Times New Roman" w:eastAsia="Times New Roman"/>
-                <w:color w:val="000000"/>
-                <w:sz w:val="24"/>
-                <w:szCs w:val="24"/>
-                <w:lang w:val="ru-RU"/>
-              </w:rPr>
-              <w:t xml:space="preserve">Розничные банковские операции</w:t>
-            </w:r>
-          </w:p>
-        </w:tc>
-        <w:tc>
-          <w:tcPr>
-            <w:tcW w:w="2237" w:type="dxa"/>
-            <w:tcBorders>
-              <w:top w:val="single" w:sz="4" w:space="0" w:color="000000"/>
-              <w:left w:val="single" w:sz="4" w:space="0" w:color="000000"/>
-              <w:bottom w:val="single" w:sz="4" w:space="0" w:color="000000"/>
-              <w:right w:val="single" w:sz="4" w:space="0" w:color="000000"/>
-            </w:tcBorders>
-            <w:vAlign w:val="center"/>
-          </w:tcPr>
-          <w:p>
-            <w:pPr>
-              <w:spacing w:before="0" w:after="0" w:line="240" w:lineRule="auto"/>
-              <w:jc w:val="right"/>
-              <w:rPr>
-                <w:rFonts w:ascii="Times New Roman" w:hAnsi="Times New Roman" w:cs="Times New Roman" w:eastAsia="Times New Roman"/>
-                <w:sz w:val="28"/>
-                <w:szCs w:val="28"/>
-                <w:lang w:val="ru-RU"/>
-              </w:rPr>
-            </w:pPr>
-            <w:r>
-              <w:rPr>
-                <w:rFonts w:ascii="Times New Roman" w:hAnsi="Times New Roman" w:cs="Times New Roman" w:eastAsia="Times New Roman"/>
-                <w:color w:val="000000"/>
-                <w:sz w:val="24"/>
-                <w:szCs w:val="24"/>
-                <w:lang w:val="ru-RU"/>
-              </w:rPr>
-              <w:t xml:space="preserve">32 251</w:t>
-            </w:r>
-          </w:p>
-        </w:tc>
-        <w:tc>
-          <w:tcPr>
-            <w:tcW w:w="2925" w:type="dxa"/>
-            <w:tcBorders>
-              <w:top w:val="single" w:sz="4" w:space="0" w:color="000000"/>
-              <w:left w:val="single" w:sz="4" w:space="0" w:color="000000"/>
-              <w:bottom w:val="single" w:sz="4" w:space="0" w:color="000000"/>
-              <w:right w:val="single" w:sz="4" w:space="0" w:color="000000"/>
-            </w:tcBorders>
-            <w:vAlign w:val="center"/>
-          </w:tcPr>
-          <w:p>
-            <w:pPr>
-              <w:spacing w:before="0" w:after="0" w:line="240" w:lineRule="auto"/>
-              <w:jc w:val="right"/>
-              <w:rPr>
-                <w:rFonts w:ascii="Times New Roman" w:hAnsi="Times New Roman" w:cs="Times New Roman" w:eastAsia="Times New Roman"/>
-                <w:sz w:val="28"/>
-                <w:szCs w:val="28"/>
-                <w:lang w:val="ru-RU"/>
-              </w:rPr>
-            </w:pPr>
-            <w:r>
-              <w:rPr>
-                <w:rFonts w:ascii="Times New Roman" w:hAnsi="Times New Roman" w:cs="Times New Roman" w:eastAsia="Times New Roman"/>
-                <w:color w:val="000000"/>
-                <w:sz w:val="24"/>
-                <w:szCs w:val="24"/>
-                <w:lang w:val="ru-RU"/>
-              </w:rPr>
-              <w:t xml:space="preserve">(364)</w:t>
-            </w:r>
-          </w:p>
-        </w:tc>
-        <w:tc>
-          <w:tcPr>
-            <w:tcW w:w="1548" w:type="dxa"/>
-            <w:tcBorders>
-              <w:top w:val="single" w:sz="4" w:space="0" w:color="000000"/>
-              <w:left w:val="single" w:sz="4" w:space="0" w:color="000000"/>
-              <w:bottom w:val="single" w:sz="4" w:space="0" w:color="000000"/>
-              <w:right w:val="single" w:sz="4" w:space="0" w:color="000000"/>
-            </w:tcBorders>
-            <w:vAlign w:val="center"/>
-          </w:tcPr>
-          <w:p>
-            <w:pPr>
-              <w:spacing w:before="0" w:after="0" w:line="240" w:lineRule="auto"/>
-              <w:jc w:val="right"/>
-              <w:rPr>
-                <w:rFonts w:ascii="Times New Roman" w:hAnsi="Times New Roman" w:cs="Times New Roman" w:eastAsia="Times New Roman"/>
-                <w:sz w:val="28"/>
-                <w:szCs w:val="28"/>
-                <w:lang w:val="ru-RU"/>
-              </w:rPr>
-            </w:pPr>
-            <w:r>
-              <w:rPr>
-                <w:rFonts w:ascii="Times New Roman" w:hAnsi="Times New Roman" w:cs="Times New Roman" w:eastAsia="Times New Roman"/>
-                <w:color w:val="000000"/>
-                <w:sz w:val="24"/>
-                <w:szCs w:val="24"/>
-                <w:lang w:val="ru-RU"/>
-              </w:rPr>
-              <w:t xml:space="preserve">168 122</w:t>
-            </w:r>
-          </w:p>
-        </w:tc>
-      </w:tr>
-      <w:tr>
-        <w:trPr>
-          <w:cantSplit/>
-        </w:trPr>
-        <w:tc>
-          <w:tcPr>
-            <w:tcW w:w="2925" w:type="dxa"/>
-            <w:tcBorders>
-              <w:top w:val="single" w:sz="4" w:space="0" w:color="000000"/>
-              <w:left w:val="single" w:sz="4" w:space="0" w:color="000000"/>
-              <w:bottom w:val="single" w:sz="4" w:space="0" w:color="000000"/>
-              <w:right w:val="single" w:sz="4" w:space="0" w:color="000000"/>
-            </w:tcBorders>
-            <w:vAlign w:val="center"/>
-          </w:tcPr>
-          <w:p>
-            <w:pPr>
-              <w:spacing w:before="0" w:after="0" w:line="240" w:lineRule="auto"/>
-              <w:jc w:val="left"/>
-              <w:rPr>
-                <w:rFonts w:ascii="Times New Roman" w:hAnsi="Times New Roman" w:cs="Times New Roman" w:eastAsia="Times New Roman"/>
-                <w:sz w:val="28"/>
-                <w:szCs w:val="28"/>
-                <w:lang w:val="ru-RU"/>
-              </w:rPr>
-            </w:pPr>
-            <w:r>
-              <w:rPr>
-                <w:rFonts w:ascii="Times New Roman" w:hAnsi="Times New Roman" w:cs="Times New Roman" w:eastAsia="Times New Roman"/>
-                <w:color w:val="000000"/>
-                <w:sz w:val="24"/>
-                <w:szCs w:val="24"/>
-                <w:lang w:val="ru-RU"/>
-              </w:rPr>
-              <w:t xml:space="preserve">Корпоративные банковские операции</w:t>
-            </w:r>
-          </w:p>
-        </w:tc>
-        <w:tc>
-          <w:tcPr>
-            <w:tcW w:w="2237" w:type="dxa"/>
-            <w:tcBorders>
-              <w:top w:val="single" w:sz="4" w:space="0" w:color="000000"/>
-              <w:left w:val="single" w:sz="4" w:space="0" w:color="000000"/>
-              <w:bottom w:val="single" w:sz="4" w:space="0" w:color="000000"/>
-              <w:right w:val="single" w:sz="4" w:space="0" w:color="000000"/>
-            </w:tcBorders>
-            <w:vAlign w:val="center"/>
-          </w:tcPr>
-          <w:p>
-            <w:pPr>
-              <w:spacing w:before="0" w:after="0" w:line="240" w:lineRule="auto"/>
-              <w:jc w:val="right"/>
-              <w:rPr>
-                <w:rFonts w:ascii="Times New Roman" w:hAnsi="Times New Roman" w:cs="Times New Roman" w:eastAsia="Times New Roman"/>
-                <w:sz w:val="28"/>
-                <w:szCs w:val="28"/>
-                <w:lang w:val="ru-RU"/>
-              </w:rPr>
-            </w:pPr>
-            <w:r>
-              <w:rPr>
-                <w:rFonts w:ascii="Times New Roman" w:hAnsi="Times New Roman" w:cs="Times New Roman" w:eastAsia="Times New Roman"/>
-                <w:color w:val="000000"/>
-                <w:sz w:val="24"/>
-                <w:szCs w:val="24"/>
-                <w:lang w:val="ru-RU"/>
-              </w:rPr>
-              <w:t xml:space="preserve">41 139</w:t>
-            </w:r>
-          </w:p>
-        </w:tc>
-        <w:tc>
-          <w:tcPr>
-            <w:tcW w:w="2925" w:type="dxa"/>
-            <w:tcBorders>
-              <w:top w:val="single" w:sz="4" w:space="0" w:color="000000"/>
-              <w:left w:val="single" w:sz="4" w:space="0" w:color="000000"/>
-              <w:bottom w:val="single" w:sz="4" w:space="0" w:color="000000"/>
-              <w:right w:val="single" w:sz="4" w:space="0" w:color="000000"/>
-            </w:tcBorders>
-            <w:vAlign w:val="center"/>
-          </w:tcPr>
-          <w:p>
-            <w:pPr>
-              <w:spacing w:before="0" w:after="0" w:line="240" w:lineRule="auto"/>
-              <w:jc w:val="right"/>
-              <w:rPr>
-                <w:rFonts w:ascii="Times New Roman" w:hAnsi="Times New Roman" w:cs="Times New Roman" w:eastAsia="Times New Roman"/>
-                <w:sz w:val="28"/>
-                <w:szCs w:val="28"/>
-                <w:lang w:val="ru-RU"/>
-              </w:rPr>
-            </w:pPr>
-            <w:r>
-              <w:rPr>
-                <w:rFonts w:ascii="Times New Roman" w:hAnsi="Times New Roman" w:cs="Times New Roman" w:eastAsia="Times New Roman"/>
-                <w:color w:val="000000"/>
-                <w:sz w:val="24"/>
-                <w:szCs w:val="24"/>
-                <w:lang w:val="ru-RU"/>
-              </w:rPr>
-              <w:t xml:space="preserve">20 857</w:t>
-            </w:r>
-          </w:p>
-        </w:tc>
-        <w:tc>
-          <w:tcPr>
-            <w:tcW w:w="1548" w:type="dxa"/>
-            <w:tcBorders>
-              <w:top w:val="single" w:sz="4" w:space="0" w:color="000000"/>
-              <w:left w:val="single" w:sz="4" w:space="0" w:color="000000"/>
-              <w:bottom w:val="single" w:sz="4" w:space="0" w:color="000000"/>
-              <w:right w:val="single" w:sz="4" w:space="0" w:color="000000"/>
-            </w:tcBorders>
-            <w:vAlign w:val="center"/>
-          </w:tcPr>
-          <w:p>
-            <w:pPr>
-              <w:spacing w:before="0" w:after="0" w:line="240" w:lineRule="auto"/>
-              <w:jc w:val="right"/>
-              <w:rPr>
-                <w:rFonts w:ascii="Times New Roman" w:hAnsi="Times New Roman" w:cs="Times New Roman" w:eastAsia="Times New Roman"/>
-                <w:sz w:val="28"/>
-                <w:szCs w:val="28"/>
-                <w:lang w:val="ru-RU"/>
-              </w:rPr>
-            </w:pPr>
-            <w:r>
-              <w:rPr>
-                <w:rFonts w:ascii="Times New Roman" w:hAnsi="Times New Roman" w:cs="Times New Roman" w:eastAsia="Times New Roman"/>
-                <w:color w:val="000000"/>
-                <w:sz w:val="24"/>
-                <w:szCs w:val="24"/>
-                <w:lang w:val="ru-RU"/>
-              </w:rPr>
-              <w:t xml:space="preserve">221 581</w:t>
-            </w:r>
-          </w:p>
-        </w:tc>
-      </w:tr>
-      <w:tr>
-        <w:trPr>
-          <w:cantSplit/>
-        </w:trPr>
-        <w:tc>
-          <w:tcPr>
-            <w:tcW w:w="2925" w:type="dxa"/>
-            <w:tcBorders>
-              <w:top w:val="single" w:sz="4" w:space="0" w:color="000000"/>
-              <w:left w:val="single" w:sz="4" w:space="0" w:color="000000"/>
-              <w:bottom w:val="single" w:sz="4" w:space="0" w:color="000000"/>
-              <w:right w:val="single" w:sz="4" w:space="0" w:color="000000"/>
-            </w:tcBorders>
-            <w:vAlign w:val="center"/>
-          </w:tcPr>
-          <w:p>
-            <w:pPr>
-              <w:spacing w:before="0" w:after="0" w:line="240" w:lineRule="auto"/>
-              <w:jc w:val="left"/>
-              <w:rPr>
-                <w:rFonts w:ascii="Times New Roman" w:hAnsi="Times New Roman" w:cs="Times New Roman" w:eastAsia="Times New Roman"/>
-                <w:sz w:val="28"/>
-                <w:szCs w:val="28"/>
-                <w:lang w:val="ru-RU"/>
-              </w:rPr>
-            </w:pPr>
-            <w:r>
-              <w:rPr>
-                <w:rFonts w:ascii="Times New Roman" w:hAnsi="Times New Roman" w:cs="Times New Roman" w:eastAsia="Times New Roman"/>
-                <w:color w:val="000000"/>
-                <w:sz w:val="24"/>
-                <w:szCs w:val="24"/>
-                <w:lang w:val="ru-RU"/>
-              </w:rPr>
-              <w:t xml:space="preserve">Инвестиционные банковские операции</w:t>
-            </w:r>
-          </w:p>
-        </w:tc>
-        <w:tc>
-          <w:tcPr>
-            <w:tcW w:w="2237" w:type="dxa"/>
-            <w:tcBorders>
-              <w:top w:val="single" w:sz="4" w:space="0" w:color="000000"/>
-              <w:left w:val="single" w:sz="4" w:space="0" w:color="000000"/>
-              <w:bottom w:val="single" w:sz="4" w:space="0" w:color="000000"/>
-              <w:right w:val="single" w:sz="4" w:space="0" w:color="000000"/>
-            </w:tcBorders>
-            <w:vAlign w:val="center"/>
-          </w:tcPr>
-          <w:p>
-            <w:pPr>
-              <w:spacing w:before="0" w:after="0" w:line="240" w:lineRule="auto"/>
-              <w:jc w:val="right"/>
-              <w:rPr>
-                <w:rFonts w:ascii="Times New Roman" w:hAnsi="Times New Roman" w:cs="Times New Roman" w:eastAsia="Times New Roman"/>
-                <w:sz w:val="28"/>
-                <w:szCs w:val="28"/>
-                <w:lang w:val="ru-RU"/>
-              </w:rPr>
-            </w:pPr>
-            <w:r>
-              <w:rPr>
-                <w:rFonts w:ascii="Times New Roman" w:hAnsi="Times New Roman" w:cs="Times New Roman" w:eastAsia="Times New Roman"/>
-                <w:color w:val="000000"/>
-                <w:sz w:val="24"/>
-                <w:szCs w:val="24"/>
-                <w:lang w:val="ru-RU"/>
-              </w:rPr>
-              <w:t xml:space="preserve">62 999</w:t>
-            </w:r>
-          </w:p>
-        </w:tc>
-        <w:tc>
-          <w:tcPr>
-            <w:tcW w:w="2925" w:type="dxa"/>
-            <w:tcBorders>
-              <w:top w:val="single" w:sz="4" w:space="0" w:color="000000"/>
-              <w:left w:val="single" w:sz="4" w:space="0" w:color="000000"/>
-              <w:bottom w:val="single" w:sz="4" w:space="0" w:color="000000"/>
-              <w:right w:val="single" w:sz="4" w:space="0" w:color="000000"/>
-            </w:tcBorders>
-            <w:vAlign w:val="center"/>
-          </w:tcPr>
-          <w:p>
-            <w:pPr>
-              <w:spacing w:before="0" w:after="0" w:line="240" w:lineRule="auto"/>
-              <w:jc w:val="right"/>
-              <w:rPr>
-                <w:rFonts w:ascii="Times New Roman" w:hAnsi="Times New Roman" w:cs="Times New Roman" w:eastAsia="Times New Roman"/>
-                <w:sz w:val="28"/>
-                <w:szCs w:val="28"/>
-                <w:lang w:val="ru-RU"/>
-              </w:rPr>
-            </w:pPr>
-            <w:r>
-              <w:rPr>
-                <w:rFonts w:ascii="Times New Roman" w:hAnsi="Times New Roman" w:cs="Times New Roman" w:eastAsia="Times New Roman"/>
-                <w:color w:val="000000"/>
-                <w:sz w:val="24"/>
-                <w:szCs w:val="24"/>
-                <w:lang w:val="ru-RU"/>
-              </w:rPr>
-              <w:t xml:space="preserve">4 301</w:t>
-            </w:r>
-          </w:p>
-        </w:tc>
-        <w:tc>
-          <w:tcPr>
-            <w:tcW w:w="1548" w:type="dxa"/>
-            <w:tcBorders>
-              <w:top w:val="single" w:sz="4" w:space="0" w:color="000000"/>
-              <w:left w:val="single" w:sz="4" w:space="0" w:color="000000"/>
-              <w:bottom w:val="single" w:sz="4" w:space="0" w:color="000000"/>
-              <w:right w:val="single" w:sz="4" w:space="0" w:color="000000"/>
-            </w:tcBorders>
-            <w:vAlign w:val="center"/>
-          </w:tcPr>
-          <w:p>
-            <w:pPr>
-              <w:spacing w:before="0" w:after="0" w:line="240" w:lineRule="auto"/>
-              <w:jc w:val="right"/>
-              <w:rPr>
-                <w:rFonts w:ascii="Times New Roman" w:hAnsi="Times New Roman" w:cs="Times New Roman" w:eastAsia="Times New Roman"/>
-                <w:sz w:val="28"/>
-                <w:szCs w:val="28"/>
-                <w:lang w:val="ru-RU"/>
-              </w:rPr>
-            </w:pPr>
-            <w:r>
-              <w:rPr>
-                <w:rFonts w:ascii="Times New Roman" w:hAnsi="Times New Roman" w:cs="Times New Roman" w:eastAsia="Times New Roman"/>
-                <w:color w:val="000000"/>
-                <w:sz w:val="24"/>
-                <w:szCs w:val="24"/>
-                <w:lang w:val="ru-RU"/>
-              </w:rPr>
-              <w:t xml:space="preserve">522 864</w:t>
-            </w:r>
-          </w:p>
-        </w:tc>
-      </w:tr>
-      <w:tr>
-        <w:trPr>
-          <w:cantSplit/>
-        </w:trPr>
-        <w:tc>
-          <w:tcPr>
-            <w:tcW w:w="2925" w:type="dxa"/>
-            <w:tcBorders>
-              <w:top w:val="single" w:sz="4" w:space="0" w:color="000000"/>
-              <w:left w:val="single" w:sz="4" w:space="0" w:color="000000"/>
-              <w:bottom w:val="single" w:sz="4" w:space="0" w:color="000000"/>
-              <w:right w:val="single" w:sz="4" w:space="0" w:color="000000"/>
-            </w:tcBorders>
-            <w:vAlign w:val="center"/>
-          </w:tcPr>
-          <w:p>
-            <w:pPr>
-              <w:spacing w:before="0" w:after="0" w:line="240" w:lineRule="auto"/>
-              <w:jc w:val="left"/>
-              <w:rPr>
-                <w:rFonts w:ascii="Times New Roman" w:hAnsi="Times New Roman" w:cs="Times New Roman" w:eastAsia="Times New Roman"/>
-                <w:sz w:val="28"/>
-                <w:szCs w:val="28"/>
-                <w:lang w:val="ru-RU"/>
-              </w:rPr>
-            </w:pPr>
-            <w:r>
-              <w:rPr>
-                <w:rFonts w:ascii="Times New Roman" w:hAnsi="Times New Roman" w:cs="Times New Roman" w:eastAsia="Times New Roman"/>
-                <w:color w:val="000000"/>
-                <w:sz w:val="24"/>
-                <w:szCs w:val="24"/>
-                <w:lang w:val="ru-RU"/>
-              </w:rPr>
-              <w:t xml:space="preserve">Казначейские операции</w:t>
-            </w:r>
-          </w:p>
-        </w:tc>
-        <w:tc>
-          <w:tcPr>
-            <w:tcW w:w="2237" w:type="dxa"/>
-            <w:tcBorders>
-              <w:top w:val="single" w:sz="4" w:space="0" w:color="000000"/>
-              <w:left w:val="single" w:sz="4" w:space="0" w:color="000000"/>
-              <w:bottom w:val="single" w:sz="4" w:space="0" w:color="000000"/>
-              <w:right w:val="single" w:sz="4" w:space="0" w:color="000000"/>
-            </w:tcBorders>
-            <w:vAlign w:val="center"/>
-          </w:tcPr>
-          <w:p>
-            <w:pPr>
-              <w:spacing w:before="0" w:after="0" w:line="240" w:lineRule="auto"/>
-              <w:jc w:val="right"/>
-              <w:rPr>
-                <w:rFonts w:ascii="Times New Roman" w:hAnsi="Times New Roman" w:cs="Times New Roman" w:eastAsia="Times New Roman"/>
-                <w:sz w:val="28"/>
-                <w:szCs w:val="28"/>
-                <w:lang w:val="ru-RU"/>
-              </w:rPr>
-            </w:pPr>
-            <w:r>
-              <w:rPr>
-                <w:rFonts w:ascii="Times New Roman" w:hAnsi="Times New Roman" w:cs="Times New Roman" w:eastAsia="Times New Roman"/>
-                <w:color w:val="000000"/>
-                <w:sz w:val="24"/>
-                <w:szCs w:val="24"/>
-                <w:lang w:val="ru-RU"/>
-              </w:rPr>
-              <w:t xml:space="preserve">25 740</w:t>
-            </w:r>
-          </w:p>
-        </w:tc>
-        <w:tc>
-          <w:tcPr>
-            <w:tcW w:w="2925" w:type="dxa"/>
-            <w:tcBorders>
-              <w:top w:val="single" w:sz="4" w:space="0" w:color="000000"/>
-              <w:left w:val="single" w:sz="4" w:space="0" w:color="000000"/>
-              <w:bottom w:val="single" w:sz="4" w:space="0" w:color="000000"/>
-              <w:right w:val="single" w:sz="4" w:space="0" w:color="000000"/>
-            </w:tcBorders>
-            <w:vAlign w:val="center"/>
-          </w:tcPr>
-          <w:p>
-            <w:pPr>
-              <w:spacing w:before="0" w:after="0" w:line="240" w:lineRule="auto"/>
-              <w:jc w:val="right"/>
-              <w:rPr>
-                <w:rFonts w:ascii="Times New Roman" w:hAnsi="Times New Roman" w:cs="Times New Roman" w:eastAsia="Times New Roman"/>
-                <w:sz w:val="28"/>
-                <w:szCs w:val="28"/>
-                <w:lang w:val="ru-RU"/>
-              </w:rPr>
-            </w:pPr>
-            <w:r>
-              <w:rPr>
-                <w:rFonts w:ascii="Times New Roman" w:hAnsi="Times New Roman" w:cs="Times New Roman" w:eastAsia="Times New Roman"/>
-                <w:color w:val="000000"/>
-                <w:sz w:val="24"/>
-                <w:szCs w:val="24"/>
-                <w:lang w:val="ru-RU"/>
-              </w:rPr>
-              <w:t xml:space="preserve">3 120</w:t>
-            </w:r>
-          </w:p>
-        </w:tc>
-        <w:tc>
-          <w:tcPr>
-            <w:tcW w:w="1548" w:type="dxa"/>
-            <w:tcBorders>
-              <w:top w:val="single" w:sz="4" w:space="0" w:color="000000"/>
-              <w:left w:val="single" w:sz="4" w:space="0" w:color="000000"/>
-              <w:bottom w:val="single" w:sz="4" w:space="0" w:color="000000"/>
-              <w:right w:val="single" w:sz="4" w:space="0" w:color="000000"/>
-            </w:tcBorders>
-            <w:vAlign w:val="center"/>
-          </w:tcPr>
-          <w:p>
-            <w:pPr>
-              <w:spacing w:before="0" w:after="0" w:line="240" w:lineRule="auto"/>
-              <w:jc w:val="right"/>
-              <w:rPr>
-                <w:rFonts w:ascii="Times New Roman" w:hAnsi="Times New Roman" w:cs="Times New Roman" w:eastAsia="Times New Roman"/>
-                <w:sz w:val="28"/>
-                <w:szCs w:val="28"/>
-                <w:lang w:val="ru-RU"/>
-              </w:rPr>
-            </w:pPr>
-            <w:r>
-              <w:rPr>
-                <w:rFonts w:ascii="Times New Roman" w:hAnsi="Times New Roman" w:cs="Times New Roman" w:eastAsia="Times New Roman"/>
-                <w:color w:val="000000"/>
-                <w:sz w:val="24"/>
-                <w:szCs w:val="24"/>
-                <w:lang w:val="ru-RU"/>
-              </w:rPr>
-              <w:t xml:space="preserve">171 729</w:t>
-            </w:r>
-          </w:p>
-        </w:tc>
-      </w:tr>
-      <w:tr>
-        <w:trPr>
-          <w:cantSplit/>
-        </w:trPr>
-        <w:tc>
-          <w:tcPr>
-            <w:tcW w:w="2925" w:type="dxa"/>
-            <w:tcBorders>
-              <w:top w:val="single" w:sz="4" w:space="0" w:color="000000"/>
-              <w:left w:val="single" w:sz="4" w:space="0" w:color="000000"/>
-              <w:bottom w:val="single" w:sz="4" w:space="0" w:color="000000"/>
-              <w:right w:val="single" w:sz="4" w:space="0" w:color="000000"/>
-            </w:tcBorders>
-            <w:vAlign w:val="center"/>
-          </w:tcPr>
-          <w:p>
-            <w:pPr>
-              <w:spacing w:before="0" w:after="0" w:line="240" w:lineRule="auto"/>
-              <w:jc w:val="left"/>
-              <w:rPr>
-                <w:rFonts w:ascii="Times New Roman" w:hAnsi="Times New Roman" w:cs="Times New Roman" w:eastAsia="Times New Roman"/>
-                <w:sz w:val="28"/>
-                <w:szCs w:val="28"/>
-                <w:lang w:val="ru-RU"/>
-              </w:rPr>
-            </w:pPr>
-            <w:r>
-              <w:rPr>
-                <w:rFonts w:ascii="Times New Roman" w:hAnsi="Times New Roman" w:cs="Times New Roman" w:eastAsia="Times New Roman"/>
-                <w:color w:val="000000"/>
-                <w:sz w:val="24"/>
-                <w:szCs w:val="24"/>
-                <w:lang w:val="ru-RU"/>
-              </w:rPr>
-              <w:t xml:space="preserve">Прочие операции</w:t>
-            </w:r>
-          </w:p>
-        </w:tc>
-        <w:tc>
-          <w:tcPr>
-            <w:tcW w:w="2237" w:type="dxa"/>
-            <w:tcBorders>
-              <w:top w:val="single" w:sz="4" w:space="0" w:color="000000"/>
-              <w:left w:val="single" w:sz="4" w:space="0" w:color="000000"/>
-              <w:bottom w:val="single" w:sz="4" w:space="0" w:color="000000"/>
-              <w:right w:val="single" w:sz="4" w:space="0" w:color="000000"/>
-            </w:tcBorders>
-            <w:vAlign w:val="center"/>
-          </w:tcPr>
-          <w:p>
-            <w:pPr>
-              <w:spacing w:before="0" w:after="0" w:line="240" w:lineRule="auto"/>
-              <w:jc w:val="right"/>
-              <w:rPr>
-                <w:rFonts w:ascii="Times New Roman" w:hAnsi="Times New Roman" w:cs="Times New Roman" w:eastAsia="Times New Roman"/>
-                <w:sz w:val="28"/>
-                <w:szCs w:val="28"/>
-                <w:lang w:val="ru-RU"/>
-              </w:rPr>
-            </w:pPr>
-            <w:r>
-              <w:rPr>
-                <w:rFonts w:ascii="Times New Roman" w:hAnsi="Times New Roman" w:cs="Times New Roman" w:eastAsia="Times New Roman"/>
-                <w:color w:val="000000"/>
-                <w:sz w:val="24"/>
-                <w:szCs w:val="24"/>
-                <w:lang w:val="ru-RU"/>
-              </w:rPr>
-              <w:t xml:space="preserve">9</w:t>
-            </w:r>
-          </w:p>
-        </w:tc>
-        <w:tc>
-          <w:tcPr>
-            <w:tcW w:w="2925" w:type="dxa"/>
-            <w:tcBorders>
-              <w:top w:val="single" w:sz="4" w:space="0" w:color="000000"/>
-              <w:left w:val="single" w:sz="4" w:space="0" w:color="000000"/>
-              <w:bottom w:val="single" w:sz="4" w:space="0" w:color="000000"/>
-              <w:right w:val="single" w:sz="4" w:space="0" w:color="000000"/>
-            </w:tcBorders>
-            <w:vAlign w:val="center"/>
-          </w:tcPr>
-          <w:p>
-            <w:pPr>
-              <w:spacing w:before="0" w:after="0" w:line="240" w:lineRule="auto"/>
-              <w:jc w:val="right"/>
-              <w:rPr>
-                <w:rFonts w:ascii="Times New Roman" w:hAnsi="Times New Roman" w:cs="Times New Roman" w:eastAsia="Times New Roman"/>
-                <w:sz w:val="28"/>
-                <w:szCs w:val="28"/>
-                <w:lang w:val="ru-RU"/>
-              </w:rPr>
-            </w:pPr>
-            <w:r>
-              <w:rPr>
-                <w:rFonts w:ascii="Times New Roman" w:hAnsi="Times New Roman" w:cs="Times New Roman" w:eastAsia="Times New Roman"/>
-                <w:color w:val="000000"/>
-                <w:sz w:val="24"/>
-                <w:szCs w:val="24"/>
-                <w:lang w:val="ru-RU"/>
-              </w:rPr>
-              <w:t xml:space="preserve">(4 581)</w:t>
-            </w:r>
-          </w:p>
-        </w:tc>
-        <w:tc>
-          <w:tcPr>
-            <w:tcW w:w="1548" w:type="dxa"/>
-            <w:tcBorders>
-              <w:top w:val="single" w:sz="4" w:space="0" w:color="000000"/>
-              <w:left w:val="single" w:sz="4" w:space="0" w:color="000000"/>
-              <w:bottom w:val="single" w:sz="4" w:space="0" w:color="000000"/>
-              <w:right w:val="single" w:sz="4" w:space="0" w:color="000000"/>
-            </w:tcBorders>
-            <w:vAlign w:val="center"/>
-          </w:tcPr>
-          <w:p>
-            <w:pPr>
-              <w:spacing w:before="0" w:after="0" w:line="240" w:lineRule="auto"/>
-              <w:jc w:val="right"/>
-              <w:rPr>
-                <w:rFonts w:ascii="Times New Roman" w:hAnsi="Times New Roman" w:cs="Times New Roman" w:eastAsia="Times New Roman"/>
-                <w:sz w:val="28"/>
-                <w:szCs w:val="28"/>
-                <w:lang w:val="ru-RU"/>
-              </w:rPr>
-            </w:pPr>
-            <w:r>
-              <w:rPr>
-                <w:rFonts w:ascii="Times New Roman" w:hAnsi="Times New Roman" w:cs="Times New Roman" w:eastAsia="Times New Roman"/>
-                <w:color w:val="000000"/>
-                <w:sz w:val="24"/>
-                <w:szCs w:val="24"/>
-                <w:lang w:val="ru-RU"/>
-              </w:rPr>
-              <w:t xml:space="preserve">58 915</w:t>
-            </w:r>
-          </w:p>
-        </w:tc>
-      </w:tr>
-      <w:tr>
-        <w:trPr>
-          <w:cantSplit/>
-        </w:trPr>
-        <w:tc>
-          <w:tcPr>
-            <w:tcW w:w="2925" w:type="dxa"/>
-            <w:tcBorders>
-              <w:top w:val="single" w:sz="4" w:space="0" w:color="000000"/>
-              <w:left w:val="single" w:sz="4" w:space="0" w:color="000000"/>
-              <w:bottom w:val="single" w:sz="4" w:space="0" w:color="000000"/>
-              <w:right w:val="single" w:sz="4" w:space="0" w:color="000000"/>
-            </w:tcBorders>
-            <w:vAlign w:val="center"/>
-          </w:tcPr>
-          <w:p>
-            <w:pPr>
-              <w:spacing w:before="0" w:after="0" w:line="240" w:lineRule="auto"/>
-              <w:jc w:val="left"/>
-              <w:rPr>
-                <w:rFonts w:ascii="Times New Roman" w:hAnsi="Times New Roman" w:cs="Times New Roman" w:eastAsia="Times New Roman"/>
-                <w:sz w:val="28"/>
-                <w:szCs w:val="28"/>
-                <w:lang w:val="ru-RU"/>
-              </w:rPr>
-            </w:pPr>
-            <w:r>
-              <w:rPr>
-                <w:rFonts w:ascii="Times New Roman" w:hAnsi="Times New Roman" w:cs="Times New Roman" w:eastAsia="Times New Roman"/>
-                <w:color w:val="000000"/>
-                <w:sz w:val="24"/>
-                <w:szCs w:val="24"/>
-                <w:lang w:val="ru-RU"/>
-              </w:rPr>
-              <w:t xml:space="preserve">Итого</w:t>
-            </w:r>
-          </w:p>
-        </w:tc>
-        <w:tc>
-          <w:tcPr>
-            <w:tcW w:w="2237" w:type="dxa"/>
-            <w:tcBorders>
-              <w:top w:val="single" w:sz="4" w:space="0" w:color="000000"/>
-              <w:left w:val="single" w:sz="4" w:space="0" w:color="000000"/>
-              <w:bottom w:val="single" w:sz="4" w:space="0" w:color="000000"/>
-              <w:right w:val="single" w:sz="4" w:space="0" w:color="000000"/>
-            </w:tcBorders>
-            <w:vAlign w:val="center"/>
-          </w:tcPr>
-          <w:p>
-            <w:pPr>
-              <w:spacing w:before="0" w:after="0" w:line="240" w:lineRule="auto"/>
-              <w:jc w:val="right"/>
-              <w:rPr>
-                <w:rFonts w:ascii="Times New Roman" w:hAnsi="Times New Roman" w:cs="Times New Roman" w:eastAsia="Times New Roman"/>
-                <w:sz w:val="28"/>
-                <w:szCs w:val="28"/>
-                <w:lang w:val="ru-RU"/>
-              </w:rPr>
-            </w:pPr>
-            <w:r>
-              <w:rPr>
-                <w:rFonts w:ascii="Times New Roman" w:hAnsi="Times New Roman" w:cs="Times New Roman" w:eastAsia="Times New Roman"/>
-                <w:color w:val="000000"/>
-                <w:sz w:val="24"/>
-                <w:szCs w:val="24"/>
-                <w:lang w:val="ru-RU"/>
-              </w:rPr>
-              <w:t xml:space="preserve">162 138</w:t>
-            </w:r>
-          </w:p>
-        </w:tc>
-        <w:tc>
-          <w:tcPr>
-            <w:tcW w:w="2925" w:type="dxa"/>
-            <w:tcBorders>
-              <w:top w:val="single" w:sz="4" w:space="0" w:color="000000"/>
-              <w:left w:val="single" w:sz="4" w:space="0" w:color="000000"/>
-              <w:bottom w:val="single" w:sz="4" w:space="0" w:color="000000"/>
-              <w:right w:val="single" w:sz="4" w:space="0" w:color="000000"/>
-            </w:tcBorders>
-            <w:vAlign w:val="center"/>
-          </w:tcPr>
-          <w:p>
-            <w:pPr>
-              <w:spacing w:before="0" w:after="0" w:line="240" w:lineRule="auto"/>
-              <w:jc w:val="right"/>
-              <w:rPr>
-                <w:rFonts w:ascii="Times New Roman" w:hAnsi="Times New Roman" w:cs="Times New Roman" w:eastAsia="Times New Roman"/>
-                <w:sz w:val="28"/>
-                <w:szCs w:val="28"/>
-                <w:lang w:val="ru-RU"/>
-              </w:rPr>
-            </w:pPr>
-            <w:r>
-              <w:rPr>
-                <w:rFonts w:ascii="Times New Roman" w:hAnsi="Times New Roman" w:cs="Times New Roman" w:eastAsia="Times New Roman"/>
-                <w:color w:val="000000"/>
-                <w:sz w:val="24"/>
-                <w:szCs w:val="24"/>
-                <w:lang w:val="ru-RU"/>
-              </w:rPr>
-              <w:t xml:space="preserve">23 333</w:t>
-            </w:r>
-          </w:p>
-        </w:tc>
-        <w:tc>
-          <w:tcPr>
-            <w:tcW w:w="1548" w:type="dxa"/>
-            <w:tcBorders>
-              <w:top w:val="single" w:sz="4" w:space="0" w:color="000000"/>
-              <w:left w:val="single" w:sz="4" w:space="0" w:color="000000"/>
-              <w:bottom w:val="single" w:sz="4" w:space="0" w:color="000000"/>
-              <w:right w:val="single" w:sz="4" w:space="0" w:color="000000"/>
-            </w:tcBorders>
-            <w:vAlign w:val="center"/>
-          </w:tcPr>
-          <w:p>
-            <w:pPr>
-              <w:spacing w:before="0" w:after="0" w:line="240" w:lineRule="auto"/>
-              <w:jc w:val="right"/>
-              <w:rPr>
-                <w:rFonts w:ascii="Times New Roman" w:hAnsi="Times New Roman" w:cs="Times New Roman" w:eastAsia="Times New Roman"/>
-                <w:sz w:val="28"/>
-                <w:szCs w:val="28"/>
-                <w:lang w:val="ru-RU"/>
-              </w:rPr>
-            </w:pPr>
-            <w:r>
-              <w:rPr>
-                <w:rFonts w:ascii="Times New Roman" w:hAnsi="Times New Roman" w:cs="Times New Roman" w:eastAsia="Times New Roman"/>
-                <w:color w:val="000000"/>
-                <w:sz w:val="24"/>
-                <w:szCs w:val="24"/>
-                <w:lang w:val="ru-RU"/>
-              </w:rPr>
-              <w:t xml:space="preserve">1 143 211</w:t>
-            </w:r>
-          </w:p>
-        </w:tc>
-      </w:tr>
-    </w:tbl>
-    <w:p>
-      <w:pPr>
-        <w:spacing w:before="0" w:after="0" w:line="240" w:lineRule="auto"/>
-        <w:jc w:val="both"/>
-        <w:rPr>
-          <w:rFonts w:ascii="Times New Roman" w:hAnsi="Times New Roman" w:cs="Times New Roman" w:eastAsia="Times New Roman"/>
-          <w:sz w:val="28"/>
-          <w:szCs w:val="28"/>
-          <w:lang w:val="ru-RU"/>
-        </w:rPr>
-      </w:pPr>
-    </w:p>
-    <w:p>
-      <w:pPr>
-        <w:spacing w:before="0" w:after="0" w:line="360" w:lineRule="auto"/>
-        <w:ind w:firstLine="708"/>
-        <w:jc w:val="both"/>
-        <w:rPr>
-          <w:rFonts w:ascii="Times New Roman" w:hAnsi="Times New Roman" w:cs="Times New Roman" w:eastAsia="Times New Roman"/>
-          <w:sz w:val="28"/>
-          <w:szCs w:val="28"/>
-          <w:lang w:val="ru-RU"/>
-        </w:rPr>
-      </w:pPr>
-      <w:r>
-        <w:rPr>
-          <w:rFonts w:ascii="Times New Roman" w:hAnsi="Times New Roman" w:cs="Times New Roman" w:eastAsia="Times New Roman"/>
-          <w:color w:val="000000"/>
-          <w:sz w:val="28"/>
-          <w:szCs w:val="28"/>
-          <w:lang w:val="ru-RU"/>
-        </w:rPr>
-        <w:t xml:space="preserve">Источник: составлено автором по данным [25, с. 68]</w:t>
-      </w:r>
-    </w:p>
-    <w:p>
-      <w:pPr>
-        <w:spacing w:before="0" w:after="0" w:line="360" w:lineRule="auto"/>
-        <w:ind w:firstLine="708"/>
-        <w:jc w:val="both"/>
-        <w:rPr>
-          <w:rFonts w:ascii="Times New Roman" w:hAnsi="Times New Roman" w:cs="Times New Roman" w:eastAsia="Times New Roman"/>
-          <w:sz w:val="28"/>
-          <w:szCs w:val="28"/>
-          <w:lang w:val="ru-RU"/>
-        </w:rPr>
-      </w:pPr>
-      <w:r>
-        <w:rPr>
-          <w:rFonts w:ascii="Times New Roman" w:hAnsi="Times New Roman" w:cs="Times New Roman" w:eastAsia="Times New Roman"/>
-          <w:color w:val="000000"/>
-          <w:sz w:val="28"/>
-          <w:szCs w:val="28"/>
-          <w:lang w:val="ru-RU"/>
-        </w:rPr>
-        <w:t xml:space="preserve">Главный финансовый результат приносят корпоративный и инвестиционный сегменты: их совокупная прибыль до налогообложения за 2025 год — 25,2 млрд рублей при итоговой по группе 23,3 млрд рублей; разрыв в 1,9 млрд рублей закрыт убытком розничного блока и прочих операций, тогда как казначейский сегмент удерживал положительный результат за счёт операций с ликвидностью [25, с. 68]. Такая структура важна для продвижения Face2: основной коммерческий потенциал биометрии сосредоточен в B2B-сценариях для корпоративных и инвестиционных клиентов, а не в массовом ритейле, и собственная клиентская база группы в этих сегментах работает как готовый канал входа.</w:t>
-      </w:r>
-    </w:p>
-    <w:p>
-      <w:pPr>
-        <w:spacing w:before="0" w:after="0" w:line="360" w:lineRule="auto"/>
-        <w:ind w:firstLine="708"/>
-        <w:jc w:val="both"/>
-        <w:rPr>
-          <w:rFonts w:ascii="Times New Roman" w:hAnsi="Times New Roman" w:cs="Times New Roman" w:eastAsia="Times New Roman"/>
-          <w:sz w:val="28"/>
-          <w:szCs w:val="28"/>
-          <w:lang w:val="ru-RU"/>
-        </w:rPr>
-      </w:pPr>
-      <w:r>
-        <w:rPr>
-          <w:rFonts w:ascii="Times New Roman" w:hAnsi="Times New Roman" w:cs="Times New Roman" w:eastAsia="Times New Roman"/>
-          <w:color w:val="000000"/>
-          <w:sz w:val="28"/>
-          <w:szCs w:val="28"/>
-          <w:lang w:val="ru-RU"/>
-        </w:rPr>
-        <w:t xml:space="preserve">Фундамент рыночной позиции банка задаёт стратегия. Действующая Стратегия развития Ак Барс Банка на 2022–2026 годы фиксирует три приоритета: эффективность, клиентоцентричность, гибкость [28, с. 16]. Эффективность подразумевает масштабирование бизнеса с устойчивой прибыльностью и контроль уровня риска. Клиентоцентричность — построение долгосрочных отношений и рост числа продуктов на одного клиента. Гибкость — скорость и качество процессов и способность быстро реагировать на изменения внешней среды. Под эти приоритеты банк разворачивает четыре направления трансформации: развитие продуктовых предложений и клиентских путей, организационную эволюцию, развитие ИТ-инфраструктуры и платформ в логике технологического суверенитета, а также управление рисками [28, с. 16]. Сама миссия сформулирована коротко — «Сегодня и всегда мы создаём возможности для достижения целей нашими клиентами и партнёрами» [28, с. 5].</w:t>
-      </w:r>
-    </w:p>
-    <w:p>
-      <w:pPr>
-        <w:spacing w:before="0" w:after="0" w:line="360" w:lineRule="auto"/>
-        <w:ind w:firstLine="708"/>
-        <w:jc w:val="both"/>
-        <w:rPr>
-          <w:rFonts w:ascii="Times New Roman" w:hAnsi="Times New Roman" w:cs="Times New Roman" w:eastAsia="Times New Roman"/>
-          <w:sz w:val="28"/>
-          <w:szCs w:val="28"/>
-          <w:lang w:val="ru-RU"/>
-        </w:rPr>
-      </w:pPr>
-      <w:r>
-        <w:rPr>
-          <w:rFonts w:ascii="Times New Roman" w:hAnsi="Times New Roman" w:cs="Times New Roman" w:eastAsia="Times New Roman"/>
-          <w:color w:val="000000"/>
-          <w:sz w:val="28"/>
-          <w:szCs w:val="28"/>
-          <w:lang w:val="ru-RU"/>
-        </w:rPr>
-        <w:t xml:space="preserve">Биометрический продукт встаёт в этот стратегический контур естественно. Линия «технологический суверенитет» закрывается у Face2 через сертификацию ФСБ, ФСТЭК и попадание в реестр отечественного программного обеспечения [27]. Линия «клиентоцентричность» — через переход на сценарии оплаты и доступа без карт и документов. Линия «гибкость» — через возможность быстро запускать сервисы на одной платформе для разных сегментов B2B. Face2 — не точечный эксперимент, а реализация трёх приоритетов одновременно.</w:t>
-      </w:r>
-    </w:p>
-    <w:p>
-      <w:pPr>
-        <w:spacing w:before="0" w:after="0" w:line="360" w:lineRule="auto"/>
-        <w:ind w:firstLine="708"/>
-        <w:jc w:val="both"/>
-        <w:rPr>
-          <w:rFonts w:ascii="Times New Roman" w:hAnsi="Times New Roman" w:cs="Times New Roman" w:eastAsia="Times New Roman"/>
-          <w:sz w:val="28"/>
-          <w:szCs w:val="28"/>
-          <w:lang w:val="ru-RU"/>
-        </w:rPr>
-      </w:pPr>
-      <w:r>
-        <w:rPr>
-          <w:rFonts w:ascii="Times New Roman" w:hAnsi="Times New Roman" w:cs="Times New Roman" w:eastAsia="Times New Roman"/>
-          <w:color w:val="000000"/>
-          <w:sz w:val="28"/>
-          <w:szCs w:val="28"/>
-          <w:lang w:val="ru-RU"/>
-        </w:rPr>
-        <w:t xml:space="preserve">Клиентская база и розничный портфель банка задают канал, через который продукт может быть распространён во внешний рынок. Сводные показатели за 2024 год даны в таблице 2.1.3.</w:t>
-      </w:r>
-    </w:p>
-    <w:p>
-      <w:pPr>
-        <w:spacing w:before="0" w:after="0" w:line="360" w:lineRule="auto"/>
-        <w:ind w:firstLine="708"/>
-        <w:jc w:val="both"/>
-        <w:rPr>
-          <w:rFonts w:ascii="Times New Roman" w:hAnsi="Times New Roman" w:cs="Times New Roman" w:eastAsia="Times New Roman"/>
-          <w:sz w:val="28"/>
-          <w:szCs w:val="28"/>
-          <w:lang w:val="ru-RU"/>
-        </w:rPr>
-      </w:pPr>
-      <w:r>
-        <w:rPr>
-          <w:rFonts w:ascii="Times New Roman" w:hAnsi="Times New Roman" w:cs="Times New Roman" w:eastAsia="Times New Roman"/>
-          <w:color w:val="000000"/>
-          <w:sz w:val="28"/>
-          <w:szCs w:val="28"/>
-          <w:lang w:val="ru-RU"/>
-        </w:rPr>
-        <w:t xml:space="preserve">Таблица 2.1.3</w:t>
       </w:r>
     </w:p>
     <w:p>
@@ -16082,7 +14761,7 @@
           <w:szCs w:val="28"/>
           <w:lang w:val="ru-RU"/>
         </w:rPr>
-        <w:t xml:space="preserve">Внешнюю оценку устойчивости банку дают рейтинговые агентства. Сводные действующие рейтинги собраны в таблице 2.1.4.</w:t>
+        <w:t xml:space="preserve">Внешнюю оценку устойчивости банку дают рейтинговые агентства. Сводные действующие рейтинги собраны в таблице 2.1.3.</w:t>
       </w:r>
     </w:p>
     <w:p>
@@ -16105,7 +14784,7 @@
           <w:szCs w:val="28"/>
           <w:lang w:val="ru-RU"/>
         </w:rPr>
-        <w:t xml:space="preserve">Таблица 2.1.4</w:t>
+        <w:t xml:space="preserve">Таблица 2.1.3</w:t>
       </w:r>
     </w:p>
     <w:p>
@@ -16751,7 +15430,7 @@
           <w:szCs w:val="28"/>
           <w:lang w:val="ru-RU"/>
         </w:rPr>
-        <w:t xml:space="preserve">Совокупность рейтингов «A» по национальной шкале и подтверждённого ESG-статуса формирует репутационный капитал, который банк переносит на дочерние продукты. Для B2B-заказчика Face2 это означает, что за биометрической системой стоит финансово устойчивый и аккредитованный по ESG банк, а не отдельный технологический стартап.</w:t>
+        <w:t xml:space="preserve">Совокупность рейтингов «A» по национальной шкале и подтверждённого ESG-статуса формирует репутационный капитал, который банк переносит на дочерние продукты. Для B2B-заказчика Face2 это означает, что за биометрической системой стоит финансово устойчивый и аккредитованный по ESG банк, а не отдельный технологический стартап. Сеть из 166 дополнительных офисов в Татарстане и других регионах России [26, с. 7] стала первой площадкой для тестирования и масштабирования биометрических решений Face2.</w:t>
       </w:r>
     </w:p>
     <w:p>
@@ -16774,7 +15453,7 @@
           <w:szCs w:val="28"/>
           <w:lang w:val="ru-RU"/>
         </w:rPr>
-        <w:t xml:space="preserve">Региональная сеть и численность персонала задают физические границы продукта. Банк держит 166 дополнительных офисов в Татарстане и других регионах России — на конец 2023 года их было 174 [26, с. 7]. Сокращение сети сопровождалось ростом штата: численность персонала увеличилась с 4 725 человек в 2023 году до 5 032 человек в 2024 году [26, с. 7]. Такой сдвиг означает, что банк концентрирует функции в более крупных и технологичных отделениях, а часть нагрузки перекладывает на цифровые каналы. Эта же сеть стала первой площадкой для тестирования и масштабирования биометрических решений Face2.</w:t>
+        <w:t xml:space="preserve">Биометрия — одно из инновационных направлений, в котором финансовая база банка соединяется с собственной технологической разработкой. Face2 закрепляет это направление как самостоятельный продуктовый бренд, а не как внутренний ИТ-проект.</w:t>
       </w:r>
     </w:p>
     <w:p>
@@ -16797,7 +15476,7 @@
           <w:szCs w:val="28"/>
           <w:lang w:val="ru-RU"/>
         </w:rPr>
-        <w:t xml:space="preserve">Биометрия — одно из инновационных направлений, в котором финансовая база банка соединяется с собственной технологической разработкой. Face2 закрепляет это направление как самостоятельный продуктовый бренд, а не как внутренний ИТ-проект.</w:t>
+        <w:t xml:space="preserve">Команда Face2 много лет экспериментировала с разными методами обработки изображений и сосредоточилась на компьютерном зрении [27]. Точкой старта стал тестовый биометрический проект 2019 года в офисах самого банка. Хронология развития проекта собрана в таблице 2.1.4.</w:t>
       </w:r>
     </w:p>
     <w:p>
@@ -16820,30 +15499,7 @@
           <w:szCs w:val="28"/>
           <w:lang w:val="ru-RU"/>
         </w:rPr>
-        <w:t xml:space="preserve">Команда Face2 много лет экспериментировала с разными методами обработки изображений и сосредоточилась на компьютерном зрении [27]. Точкой старта стал тестовый биометрический проект 2019 года в офисах самого банка. Хронология развития проекта собрана в таблице 2.1.5.</w:t>
-      </w:r>
-    </w:p>
-    <w:p>
-      <w:pPr>
-        <w:spacing w:before="0" w:after="0" w:line="360" w:lineRule="auto"/>
-        <w:ind w:firstLine="708"/>
-        <w:jc w:val="both"/>
-        <w:rPr>
-          <w:rFonts w:ascii="Times New Roman" w:hAnsi="Times New Roman" w:cs="Times New Roman" w:eastAsia="Times New Roman"/>
-          <w:sz w:val="28"/>
-          <w:szCs w:val="28"/>
-          <w:lang w:val="ru-RU"/>
-        </w:rPr>
-      </w:pPr>
-      <w:r>
-        <w:rPr>
-          <w:rFonts w:ascii="Times New Roman" w:hAnsi="Times New Roman" w:cs="Times New Roman" w:eastAsia="Times New Roman"/>
-          <w:color w:val="000000"/>
-          <w:sz w:val="28"/>
-          <w:szCs w:val="28"/>
-          <w:lang w:val="ru-RU"/>
-        </w:rPr>
-        <w:t xml:space="preserve">Таблица 2.1.5</w:t>
+        <w:t xml:space="preserve">Таблица 2.1.4</w:t>
       </w:r>
     </w:p>
     <w:p>
@@ -17434,7 +16090,7 @@
           <w:szCs w:val="28"/>
           <w:lang w:val="ru-RU"/>
         </w:rPr>
-        <w:t xml:space="preserve">Технологическое ядро Face2 строится на компьютерном зрении и подчинено требованиям 572-ФЗ. Система Face2Pass прошла сертификацию ФСБ и ФСТЭК и попала в реестр отечественного программного обеспечения [27]. Заявленная точность распознавания — 99,5%, среднее время сканирования при благоприятных условиях — около двух секунд [27]. Архитектура работы с данными показана на рисунке 2.1.3.</w:t>
+        <w:t xml:space="preserve">Технологическое ядро Face2 строится на компьютерном зрении и подчинено требованиям 572-ФЗ. Система Face2Pass прошла сертификацию ФСБ и ФСТЭК и попала в реестр отечественного программного обеспечения [27]. Заявленная точность распознавания — 99,5%, среднее время сканирования при благоприятных условиях — около двух секунд [27]. Архитектура работы с данными показана на рисунке 2.1.2.</w:t>
       </w:r>
     </w:p>
     <w:p>
@@ -17837,7 +16493,7 @@
           <w:szCs w:val="28"/>
           <w:lang w:val="ru-RU"/>
         </w:rPr>
-        <w:t xml:space="preserve">Рис. 2.1.3. Архитектура взаимодействия Face2 с ГИС ЕБС в контуре коммерческой биометрической системы</w:t>
+        <w:t xml:space="preserve">Рис. 2.1.2. Архитектура взаимодействия Face2 с ГИС ЕБС в контуре коммерческой биометрической системы</w:t>
       </w:r>
     </w:p>
     <w:p>
@@ -17906,7 +16562,7 @@
           <w:szCs w:val="28"/>
           <w:lang w:val="ru-RU"/>
         </w:rPr>
-        <w:t xml:space="preserve">Линейка Face2 охватывает несколько крупных направлений и собирается вокруг базовой системы КБС, при этом продажи распадаются на два экономически разных уровня. Первый уровень — поставка полного контура коммерческой биометрической системы аккредитованной организации-оператору биометрии (банку-партнёру или государственной структуре, имеющей право регистрировать биометрические векторы в ЕБС): заказчику передаётся полный программный стек Face2 — модули «КБС API», «Face2Pay (Биоэквайринг)», «Проверка живости: пассивный liveness» и «Face2SDK» — с обязательными интеграциями ЕСИА, ЕБС, СМЭВ и КриптоПро DSS, разворачиваемыми у поставщика услуг через инсталлятор Helm или Ansible на серверах приложений и БД в защищённом контуре [47; 48]. На этом уровне сам заказчик должен быть зарегистрирован в ЕСИА как юридическое лицо и аккредитован для предоставления услуг с использованием биометрических данных, что отсекает от уровня 1 любые организации без профильного регуляторного статуса [47]. Второй уровень — подключение конечного объекта (магазина, турникета, бизнес-центра, спортивной арены, точки продажи алкоголя) к КБС, размещённой у Ак Барс Банка: заказчик не получает аккредитацию и не разворачивает у себя контур биометрии, а пользуется им как сервисом, платя по транзакционной или абонементной модели за число операций или количество подключённых точек, а в качестве клиентского ПО используется готовый Face2SDK или биотерминал [27; 48]. Состав продуктов и целевые сегменты с разнесением по этим двум уровням показаны в таблице 2.1.6.</w:t>
+        <w:t xml:space="preserve">Линейка Face2 охватывает несколько крупных направлений и собирается вокруг базовой системы КБС, при этом продажи распадаются на два экономически разных уровня. Первый уровень — поставка полного контура коммерческой биометрической системы аккредитованной организации-оператору биометрии (банку-партнёру или государственной структуре, имеющей право регистрировать биометрические векторы в ЕБС): заказчику передаётся полный программный стек Face2 — модули «КБС API», «Face2Pay (Биоэквайринг)», «Проверка живости: пассивный liveness» и «Face2SDK» — с обязательными интеграциями ЕСИА, ЕБС, СМЭВ и КриптоПро DSS, разворачиваемыми у поставщика услуг через инсталлятор Helm или Ansible на серверах приложений и БД в защищённом контуре [47; 48]. На этом уровне сам заказчик должен быть зарегистрирован в ЕСИА как юридическое лицо и аккредитован для предоставления услуг с использованием биометрических данных, что отсекает от уровня 1 любые организации без профильного регуляторного статуса [47]. Второй уровень — подключение конечного объекта (магазина, турникета, бизнес-центра, спортивной арены, точки продажи алкоголя) к КБС, размещённой у Ак Барс Банка: заказчик не получает аккредитацию и не разворачивает у себя контур биометрии, а пользуется им как сервисом, платя по транзакционной или абонементной модели за число операций или количество подключённых точек, а в качестве клиентского ПО используется готовый Face2SDK или биотерминал [27; 48]. Состав продуктов и целевые сегменты с разнесением по этим двум уровням показаны в таблице 2.1.5.</w:t>
       </w:r>
     </w:p>
     <w:p>
@@ -17929,7 +16585,7 @@
           <w:szCs w:val="28"/>
           <w:lang w:val="ru-RU"/>
         </w:rPr>
-        <w:t xml:space="preserve">Таблица 2.1.6</w:t>
+        <w:t xml:space="preserve">Таблица 2.1.5</w:t>
       </w:r>
     </w:p>
     <w:p>
@@ -18992,30 +17648,7 @@
           <w:szCs w:val="28"/>
           <w:lang w:val="ru-RU"/>
         </w:rPr>
-        <w:t xml:space="preserve">Опорной площадкой для отладки продукта остаётся сам банк. Сервисом прохода по биометрии пользуются больше пяти тысяч сотрудников, во всех офисах и отделениях установлено около двухсот биотерминалов, через них же ведётся учёт рабочего времени [27]. Внутренняя инсталляция работает постоянно и даёт команде площадку для проверки решения в реальной нагрузке. Накопленный там опыт банк переносит во внешние коммерческие проекты: масштаб клиентских внедрений колеблется от двухсот до пятнадцати тысяч биометрических векторов на одну инсталляцию [27].</w:t>
-      </w:r>
-    </w:p>
-    <w:p>
-      <w:pPr>
-        <w:spacing w:before="0" w:after="0" w:line="360" w:lineRule="auto"/>
-        <w:ind w:firstLine="708"/>
-        <w:jc w:val="both"/>
-        <w:rPr>
-          <w:rFonts w:ascii="Times New Roman" w:hAnsi="Times New Roman" w:cs="Times New Roman" w:eastAsia="Times New Roman"/>
-          <w:sz w:val="28"/>
-          <w:szCs w:val="28"/>
-          <w:lang w:val="ru-RU"/>
-        </w:rPr>
-      </w:pPr>
-      <w:r>
-        <w:rPr>
-          <w:rFonts w:ascii="Times New Roman" w:hAnsi="Times New Roman" w:cs="Times New Roman" w:eastAsia="Times New Roman"/>
-          <w:color w:val="000000"/>
-          <w:sz w:val="28"/>
-          <w:szCs w:val="28"/>
-          <w:lang w:val="ru-RU"/>
-        </w:rPr>
-        <w:t xml:space="preserve">Регуляторная среда вокруг продукта ужесточается. Федеральные законы № 420-ФЗ и № 421-ФЗ от 30 ноября 2024 года ввели крупные административные штрафы и уголовную ответственность за неправомерное обращение с биометрическими персональными данными [27]. Незаконное использование, передача, сбор или хранение компьютерной информации с биометрическими данными карается лишением свободы до пяти лет, а административный штраф за неправомерную передачу таких данных оператором достигает 20 млн рублей и при повторе доходит до 1–3% годового дохода компании [27]. Усиление наказаний делает аккредитацию КБС и сертификацию ФСБ конкурентным преимуществом, а не формальностью.</w:t>
+        <w:t xml:space="preserve">Опорной площадкой для отладки продукта остаётся сам банк. Сервисом прохода по биометрии пользуются больше пяти тысяч сотрудников, во всех офисах и отделениях установлено около двухсот биотерминалов, через них же ведётся учёт рабочего времени [27]. Внутренняя инсталляция работает постоянно и даёт команде площадку для проверки решения в реальной нагрузке. Накопленный там опыт банк переносит во внешние коммерческие проекты: масштаб клиентских внедрений колеблется от двухсот до пятнадцати тысяч биометрических векторов на одну инсталляцию [27]. Нормативные особенности обращения с биометрическими персональными данными — состав 572-ФЗ, ужесточение ответственности по 420-ФЗ и 421-ФЗ от 30.11.2024, штрафы и уголовная ответственность — детально разобраны в подразделе 2.2 «Регуляторный и инфраструктурный контур рынка» и здесь не повторяются.</w:t>
       </w:r>
     </w:p>
     <w:p>
@@ -19136,7 +17769,7 @@
           <w:szCs w:val="28"/>
           <w:lang w:val="ru-RU"/>
         </w:rPr>
-        <w:t xml:space="preserve">Мировой рынок биометрических систем перешёл в фазу массовой коммерциализации задолго до запуска Face2. По оценке Банка России и привлечённых им аналитиков J’son &amp; Partners Consulting, объём мирового рынка биометрических систем в 2016 году составил около 14,45 млрд долларов США при среднегодовом темпе роста (CAGR) на уровне 18,6%, а прогнозный объём к 2022 году оценивался в 40,2 млрд долларов США [35, с. 3]. На отпечатки пальцев в 2016 году приходилось более 50% всего объёма рынка, на изображение лица — 21,6%, на радужную оболочку — 10,2%, на голос — 4%, на рисунок вен — 3% [35, с. 4]. Отдельно регулятор фиксировал, что финансовый сектор формирует около 15% мирового рынка биометрии и относится к самым быстрорастущим коммерческим сегментам наряду с государственными сервисами и иммиграционным контролем [35, с. 6]. Эти данные определяют долгосрочный фон: биометрия в финансовом секторе развивалась как мировой тренд, а не локальное российское явление, и российский рынок встроился в этот тренд через государственную инфраструктуру удалённой идентификации.</w:t>
+        <w:t xml:space="preserve">Российская инфраструктура биометрической идентификации сформировалась в три этапа. В 2017 году был принят Федеральный закон от 31 декабря 2017 года № 482-ФЗ, закрепивший возможность проведения удалённой идентификации, в первом квартале 2018 года Банком России и «Ростелекомом» создана Единая биометрическая система, а 30 июня 2018 года механизм удалённой идентификации запущен в коммерческую эксплуатацию [34]. На 1 января 2021 года услуга сбора биометрических данных предоставлялась более чем в 13,3 тыс. структурных подразделений банков [34]. Конец 2021 года — точка институционального перехода: ЕБС получила статус государственной информационной системы, к ней подключились все банки, а оператором ЕБС было определено АО «Центр биометрических технологий» [38; 42]. С 1 января 2023 года вступил в силу Федеральный закон от 29 декабря 2022 года № 572-ФЗ, который зафиксировал обязательное хранение биометрических данных только в ГИС ЕБС и разрешил аутентификацию по биометрии только аккредитованным организациям при письменном согласии гражданина [33]. Эта последовательность нормативных и инфраструктурных шагов превратила биометрию из набора пилотных проектов в регулируемую государством рыночную инфраструктуру.</w:t>
       </w:r>
     </w:p>
     <w:p>
@@ -19159,7 +17792,7 @@
           <w:szCs w:val="28"/>
           <w:lang w:val="ru-RU"/>
         </w:rPr>
-        <w:t xml:space="preserve">Российская инфраструктура биометрической идентификации сформировалась в три этапа. В 2017 году был принят Федеральный закон от 31 декабря 2017 года № 482-ФЗ, закрепивший возможность проведения удалённой идентификации, в первом квартале 2018 года Банком России и «Ростелекомом» создана Единая биометрическая система, а 30 июня 2018 года механизм удалённой идентификации запущен в коммерческую эксплуатацию [34]. На 1 января 2021 года услуга сбора биометрических данных предоставлялась более чем в 13,3 тыс. структурных подразделений банков [34]. Конец 2021 года — точка институционального перехода: ЕБС получила статус государственной информационной системы, к ней подключились все банки, а оператором ЕБС было определено АО «Центр биометрических технологий» [38; 42]. С 1 января 2023 года вступил в силу Федеральный закон от 29 декабря 2022 года № 572-ФЗ, который зафиксировал обязательное хранение биометрических данных только в ГИС ЕБС и разрешил аутентификацию по биометрии только аккредитованным организациям при письменном согласии гражданина [33]. Эта последовательность нормативных и инфраструктурных шагов превратила биометрию из набора пилотных проектов в регулируемую государством рыночную инфраструктуру.</w:t>
+        <w:t xml:space="preserve">Современный российский рынок биометрических платежей перешёл в фазу массового коммерческого использования в 2024–2025 годах. По данным Банка России, за первые девять месяцев 2025 года в России совершено 145,9 млн биометрических платежей, что в девять раз больше, чем за аналогичный период 2024 года, а денежный оборот этих платежей вырос почти в пять раз и достиг 112,5 млрд рублей [38]. К началу 2026 года в Единой биометрической системе зарегистрировались более 10 млн пользователей [38]. Эти цифры разворачивают картину рынка, на которую выходит Face2: ёмкое окружение, девятикратный годовой рост числа транзакций, сформированная инфраструктура и аккредитованный круг операторов, в который банк успел войти одним из первых.</w:t>
       </w:r>
     </w:p>
     <w:p>
@@ -19182,30 +17815,7 @@
           <w:szCs w:val="28"/>
           <w:lang w:val="ru-RU"/>
         </w:rPr>
-        <w:t xml:space="preserve">Современный российский рынок биометрических платежей перешёл в фазу массового коммерческого использования в 2024–2025 годах. По данным Банка России, за первые девять месяцев 2025 года в России совершено 145,9 млн биометрических платежей, что в девять раз больше, чем за аналогичный период 2024 года, а денежный оборот этих платежей вырос почти в пять раз и достиг 112,5 млрд рублей [38]. К началу 2026 года в Единой биометрической системе зарегистрировались более 10 млн пользователей [38]. Эти цифры разворачивают картину рынка, на которую выходит Face2: ёмкое окружение, девятикратный годовой рост числа транзакций, сформированная инфраструктура и аккредитованный круг операторов, в который банк успел войти одним из первых.</w:t>
-      </w:r>
-    </w:p>
-    <w:p>
-      <w:pPr>
-        <w:spacing w:before="0" w:after="0" w:line="360" w:lineRule="auto"/>
-        <w:ind w:firstLine="708"/>
-        <w:jc w:val="both"/>
-        <w:rPr>
-          <w:rFonts w:ascii="Times New Roman" w:hAnsi="Times New Roman" w:cs="Times New Roman" w:eastAsia="Times New Roman"/>
-          <w:sz w:val="28"/>
-          <w:szCs w:val="28"/>
-          <w:lang w:val="ru-RU"/>
-        </w:rPr>
-      </w:pPr>
-      <w:r>
-        <w:rPr>
-          <w:rFonts w:ascii="Times New Roman" w:hAnsi="Times New Roman" w:cs="Times New Roman" w:eastAsia="Times New Roman"/>
-          <w:color w:val="000000"/>
-          <w:sz w:val="28"/>
-          <w:szCs w:val="28"/>
-          <w:lang w:val="ru-RU"/>
-        </w:rPr>
-        <w:t xml:space="preserve">Поквартальная статистика Банка России разворачивает динамику более детально. Во II квартале 2025 года биоэквайрингом воспользовались около 60 млн раз, оплатив товары и услуги на сумму около 45 млрд рублей; число операций в 1,5 раза превысило показатель I квартала 2025 года и в 11 раз — показатель II квартала 2024 года [43]. Средний чек биометрической операции составил 770 рублей в апреле — июне 2025 года против 774 рублей кварталом ранее [43]. Сопоставимая динамика по QR-кодам в том же квартале — около 990 млн операций на сумму более 1,3 трлн рублей, превышение I квартала 2025 года на 25% по числу операций и на 16% по сумме [43]. Сопоставление двух инструментов оплаты показывает три устойчивых вывода. Первый — биоэквайринг растёт быстрее QR-эквайринга по темпам (+50% за квартал против +25%), но в 16 раз отстаёт от него по абсолютному масштабу количества операций. Второй — стабилизация среднего чека биометрической операции в районе 770 рублей подтверждает массовый розничный профиль сегмента: это уровень покупки в продуктовом магазине или общественном транспорте, а не премиальной транзакции. Третий — синхронность роста биометрии и QR-эквайринга означает, что оба канала встраиваются в общий тренд бесконтактной розницы и не вытесняют друг друга, а делят между собой нишу «оплата без карты». Сводные показатели динамики российского рынка биометрических платежей собраны в таблице 2.2.1.</w:t>
+        <w:t xml:space="preserve">Поквартальная статистика Банка России разворачивает динамику более детально. Во II квартале 2025 года биоэквайрингом воспользовались около 60 млн раз, оплатив товары и услуги на сумму около 45 млрд рублей; число операций в 1,5 раза превысило показатель I квартала 2025 года и в 11 раз — показатель II квартала 2024 года [43]. Средний чек биометрической операции составил 770 рублей в апреле — июне 2025 года против 774 рублей кварталом ранее [43]. Сопоставление с QR-эквайрингом за тот же период (около 990 млн операций на сумму более 1,3 трлн рублей при темпах +25% по числу и +16% по сумме [43]) даёт ключевой вывод: биоэквайринг растёт по темпам быстрее (+50% против +25%), но в 16 раз отстаёт по абсолютному масштабу количества операций — оба канала встраиваются в общий тренд бесконтактной розницы и делят между собой нишу «оплата без карты», не вытесняя друг друга. Сводные показатели динамики российского рынка биометрических платежей собраны в таблице 2.2.1.</w:t>
       </w:r>
     </w:p>
     <w:p>
@@ -20572,135 +19182,8 @@
           <w:szCs w:val="28"/>
           <w:lang w:val="ru-RU"/>
         </w:rPr>
-        <w:t xml:space="preserve">Соотношение цифр в таблице 2.2.1 показывает, что рост рынка идёт прежде всего по числу транзакций, а не по среднему чеку: количество операций за год увеличилось в 11 раз при стабильном среднем чеке около 770 рублей. Это означает, что биометрия закрепляется в сценариях массовых небольших платежей, а не премиальных операций, и подтверждает фазу проникновения технологии в повседневную розничную инфраструктуру. Графически динамика биометрических платежей за два квартала 2025 года представлена на рисунке 2.2.1.</w:t>
-      </w:r>
-    </w:p>
-    <w:p>
-      <w:pPr>
-        <w:keepLines/>
-        <w:spacing w:before="0" w:after="0" w:line="240" w:lineRule="auto"/>
-        <w:jc w:val="left"/>
-        <w:rPr>
-          <w:rFonts w:ascii="Times New Roman" w:hAnsi="Times New Roman" w:cs="Times New Roman" w:eastAsia="Times New Roman"/>
-          <w:sz w:val="28"/>
-          <w:szCs w:val="28"/>
-          <w:lang w:val="ru-RU"/>
-        </w:rPr>
-      </w:pPr>
-      <w:r>
-        <w:rPr>
-          <w:rFonts w:ascii="Courier New" w:hAnsi="Courier New" w:cs="Courier New" w:eastAsia="Courier New"/>
-          <w:color w:val="000000"/>
-          <w:sz w:val="18"/>
-          <w:szCs w:val="18"/>
-          <w:lang w:val="ru-RU"/>
-        </w:rPr>
-        <w:t xml:space="preserve">Количество биометрических платежей, млн                    Оборот биометрических платежей, млрд руб.</w:t>
-      </w:r>
-    </w:p>
-    <w:p>
-      <w:pPr>
-        <w:keepLines/>
-        <w:spacing w:before="0" w:after="0" w:line="240" w:lineRule="auto"/>
-        <w:jc w:val="left"/>
-        <w:rPr>
-          <w:rFonts w:ascii="Times New Roman" w:hAnsi="Times New Roman" w:cs="Times New Roman" w:eastAsia="Times New Roman"/>
-          <w:sz w:val="28"/>
-          <w:szCs w:val="28"/>
-          <w:lang w:val="ru-RU"/>
-        </w:rPr>
-      </w:pPr>
-      <w:r>
-        <w:rPr>
-          <w:rFonts w:ascii="Courier New" w:hAnsi="Courier New" w:cs="Courier New" w:eastAsia="Courier New"/>
-          <w:color w:val="000000"/>
-          <w:sz w:val="18"/>
-          <w:szCs w:val="18"/>
-          <w:lang w:val="ru-RU"/>
-        </w:rPr>
-        <w:t xml:space="preserve">II кв. 2024  █  5,5                                        II кв. 2024  ▓  ~4</w:t>
-      </w:r>
-    </w:p>
-    <w:p>
-      <w:pPr>
-        <w:keepLines/>
-        <w:spacing w:before="0" w:after="0" w:line="240" w:lineRule="auto"/>
-        <w:jc w:val="left"/>
-        <w:rPr>
-          <w:rFonts w:ascii="Times New Roman" w:hAnsi="Times New Roman" w:cs="Times New Roman" w:eastAsia="Times New Roman"/>
-          <w:sz w:val="28"/>
-          <w:szCs w:val="28"/>
-          <w:lang w:val="ru-RU"/>
-        </w:rPr>
-      </w:pPr>
-      <w:r>
-        <w:rPr>
-          <w:rFonts w:ascii="Courier New" w:hAnsi="Courier New" w:cs="Courier New" w:eastAsia="Courier New"/>
-          <w:color w:val="000000"/>
-          <w:sz w:val="18"/>
-          <w:szCs w:val="18"/>
-          <w:lang w:val="ru-RU"/>
-        </w:rPr>
-        <w:t xml:space="preserve">I кв. 2025   ████████  40                                  I кв. 2025   ████████  ~30</w:t>
-      </w:r>
-    </w:p>
-    <w:p>
-      <w:pPr>
-        <w:keepLines/>
-        <w:spacing w:before="0" w:after="0" w:line="240" w:lineRule="auto"/>
-        <w:jc w:val="left"/>
-        <w:rPr>
-          <w:rFonts w:ascii="Times New Roman" w:hAnsi="Times New Roman" w:cs="Times New Roman" w:eastAsia="Times New Roman"/>
-          <w:sz w:val="28"/>
-          <w:szCs w:val="28"/>
-          <w:lang w:val="ru-RU"/>
-        </w:rPr>
-      </w:pPr>
-      <w:r>
-        <w:rPr>
-          <w:rFonts w:ascii="Courier New" w:hAnsi="Courier New" w:cs="Courier New" w:eastAsia="Courier New"/>
-          <w:color w:val="000000"/>
-          <w:sz w:val="18"/>
-          <w:szCs w:val="18"/>
-          <w:lang w:val="ru-RU"/>
-        </w:rPr>
-        <w:t xml:space="preserve">II кв. 2025  ████████████  60                              II кв. 2025  ████████████  45</w:t>
-      </w:r>
-    </w:p>
-    <w:p>
-      <w:pPr>
-        <w:keepLines/>
-        <w:spacing w:before="0" w:after="0" w:line="240" w:lineRule="auto"/>
-        <w:jc w:val="left"/>
-        <w:rPr>
-          <w:rFonts w:ascii="Times New Roman" w:hAnsi="Times New Roman" w:cs="Times New Roman" w:eastAsia="Times New Roman"/>
-          <w:sz w:val="28"/>
-          <w:szCs w:val="28"/>
-          <w:lang w:val="ru-RU"/>
-        </w:rPr>
-      </w:pPr>
-      <w:r>
-        <w:rPr>
-          <w:rFonts w:ascii="Courier New" w:hAnsi="Courier New" w:cs="Courier New" w:eastAsia="Courier New"/>
-          <w:color w:val="000000"/>
-          <w:sz w:val="18"/>
-          <w:szCs w:val="18"/>
-          <w:lang w:val="ru-RU"/>
-        </w:rPr>
-        <w:t xml:space="preserve">                            (× 11 за год)                                          (× 11 за год)</w:t>
-      </w:r>
-    </w:p>
-    <w:p>
-      <w:pPr>
-        <w:spacing w:before="0" w:after="0" w:line="240" w:lineRule="auto"/>
-        <w:jc w:val="both"/>
-        <w:rPr>
-          <w:rFonts w:ascii="Times New Roman" w:hAnsi="Times New Roman" w:cs="Times New Roman" w:eastAsia="Times New Roman"/>
-          <w:sz w:val="28"/>
-          <w:szCs w:val="28"/>
-          <w:lang w:val="ru-RU"/>
-        </w:rPr>
-      </w:pPr>
+        <w:t xml:space="preserve">Соотношение цифр в таблице 2.2.1 показывает, что рост рынка идёт прежде всего по числу транзакций при стабильном среднем чеке около 770 рублей: биометрия закрепляется в сценариях массовых небольших платежей, а не премиальных операций. Это смещает оптимальную стратегию продвижения биометрических продуктов с премиум-позиционирования на массовое использование в высокочастотных сценариях: транспорт, ритейл повседневного спроса, оплата услуг.</w:t>
+      </w:r>
     </w:p>
     <w:p>
       <w:pPr>
@@ -20722,76 +19205,7 @@
           <w:szCs w:val="28"/>
           <w:lang w:val="ru-RU"/>
         </w:rPr>
-        <w:t xml:space="preserve">Источник: составлено автором по данным [43]</w:t>
-      </w:r>
-    </w:p>
-    <w:p>
-      <w:pPr>
-        <w:spacing w:before="0" w:after="0" w:line="360" w:lineRule="auto"/>
-        <w:ind w:firstLine="708"/>
-        <w:jc w:val="both"/>
-        <w:rPr>
-          <w:rFonts w:ascii="Times New Roman" w:hAnsi="Times New Roman" w:cs="Times New Roman" w:eastAsia="Times New Roman"/>
-          <w:sz w:val="28"/>
-          <w:szCs w:val="28"/>
-          <w:lang w:val="ru-RU"/>
-        </w:rPr>
-      </w:pPr>
-      <w:r>
-        <w:rPr>
-          <w:rFonts w:ascii="Times New Roman" w:hAnsi="Times New Roman" w:cs="Times New Roman" w:eastAsia="Times New Roman"/>
-          <w:color w:val="000000"/>
-          <w:sz w:val="28"/>
-          <w:szCs w:val="28"/>
-          <w:lang w:val="ru-RU"/>
-        </w:rPr>
-        <w:t xml:space="preserve">Рис. 2.2.1. Поквартальная динамика биометрических платежей в России (II кв. 2024 — II кв. 2025)</w:t>
-      </w:r>
-    </w:p>
-    <w:p>
-      <w:pPr>
-        <w:spacing w:before="0" w:after="0" w:line="360" w:lineRule="auto"/>
-        <w:ind w:firstLine="708"/>
-        <w:jc w:val="both"/>
-        <w:rPr>
-          <w:rFonts w:ascii="Times New Roman" w:hAnsi="Times New Roman" w:cs="Times New Roman" w:eastAsia="Times New Roman"/>
-          <w:sz w:val="28"/>
-          <w:szCs w:val="28"/>
-          <w:lang w:val="ru-RU"/>
-        </w:rPr>
-      </w:pPr>
-      <w:r>
-        <w:rPr>
-          <w:rFonts w:ascii="Times New Roman" w:hAnsi="Times New Roman" w:cs="Times New Roman" w:eastAsia="Times New Roman"/>
-          <w:color w:val="000000"/>
-          <w:sz w:val="28"/>
-          <w:szCs w:val="28"/>
-          <w:lang w:val="ru-RU"/>
-        </w:rPr>
-        <w:t xml:space="preserve">Сопоставление двух блоков диаграммы показывает кратный годовой рост и количества, и оборота биоэквайринговых операций при стабильном среднем чеке. Если бы маркетинговые усилия игроков были направлены преимущественно на премиальный сегмент, средний чек рос бы быстрее количества операций; в действительности картина обратная — растёт привычность сценария оплаты лицом, а не размер каждой транзакции. Это смещает оптимальную стратегию продвижения биометрических продуктов с премиум-позиционирования на массовое использование в высокочастотных сценариях: транспорт, ритейл повседневного спроса, оплата услуг.</w:t>
-      </w:r>
-    </w:p>
-    <w:p>
-      <w:pPr>
-        <w:spacing w:before="0" w:after="0" w:line="360" w:lineRule="auto"/>
-        <w:ind w:firstLine="708"/>
-        <w:jc w:val="both"/>
-        <w:rPr>
-          <w:rFonts w:ascii="Times New Roman" w:hAnsi="Times New Roman" w:cs="Times New Roman" w:eastAsia="Times New Roman"/>
-          <w:sz w:val="28"/>
-          <w:szCs w:val="28"/>
-          <w:lang w:val="ru-RU"/>
-        </w:rPr>
-      </w:pPr>
-      <w:r>
-        <w:rPr>
-          <w:rFonts w:ascii="Times New Roman" w:hAnsi="Times New Roman" w:cs="Times New Roman" w:eastAsia="Times New Roman"/>
-          <w:color w:val="000000"/>
-          <w:sz w:val="28"/>
-          <w:szCs w:val="28"/>
-          <w:lang w:val="ru-RU"/>
-        </w:rPr>
-        <w:t xml:space="preserve">Лидер рынка биометрических платежей в Российской Федерации — ПАО Сбербанк со своим сервисом «Оплата улыбкой». На август 2024 года Сбер сообщал о 2 млн биометрических транзакций в месяц, ежемесячном обороте около 1 млрд рублей, более 700 тыс. установленных терминалов и более 1 млн пользователей сервиса с момента его запуска; зарегистрированных в собственной биометрической системе банка — 30 млн клиентов [32]. К концу 2024 года планировалось довести парк терминалов до более чем 1 млн штук, а скорость транзакции — с шести до двух секунд к 2025 году [32]. Этот масштаб задаёт верхнюю планку рынка и ориентир для всех остальных игроков.</w:t>
+        <w:t xml:space="preserve">Лидер рынка биометрических платежей в Российской Федерации — ПАО Сбербанк со своим сервисом «Оплата улыбкой»: на август 2024 года — 2 млн биометрических транзакций в месяц, более 700 тыс. установленных терминалов и 30 млн зарегистрированных в собственной биометрической системе банка клиентов [32]. Этот масштаб задаёт верхнюю планку рынка и ориентир для всех остальных игроков.</w:t>
       </w:r>
     </w:p>
     <w:p>
@@ -20840,7 +19254,7 @@
           <w:szCs w:val="28"/>
           <w:lang w:val="ru-RU"/>
         </w:rPr>
-        <w:t xml:space="preserve">К началу 2026 года биометрические сервисы покрывают шесть устойчивых сегментов российского рынка. По данным открытой деловой прессы и оператора ЕБС, по биометрии в России можно оплатить проезд в метро и покупки в магазинах, оформить сим-карту, открыть банковский счёт и зарегистрировать бизнес, пройти в бизнес-зал аэропорта, заселиться в гостиницу [38]. Эти сценарии распределены между разными типами заказчиков и разной природой спроса. Государственный сегмент построен вокруг ЕБС и ЕСИА и концентрирует базовый акт идентификации гражданина при любом дистанционном обслуживании [34]. Финансовый сегмент — крупнейший по объёму транзакций и по числу пользователей — включает биоэквайринг (оплата лицом в торговых точках), удалённое открытие счёта и подтверждение операций в банковских приложениях. Транспортный сегмент после запуска биоэквайринга в Московском и Казанском метрополитене стал самой массовой точкой контакта пользователя с биометрией. СКУД режимных объектов и сегмент учёта рабочего времени работают преимущественно в B2B-логике и охватывают заводы, бизнес-центры, государственные учреждения. Ритейл и общественные пространства расширяют сценарии в сторону подтверждения возраста при покупке алкоголя и рецептурных лекарств, а гостиничный сегмент — заселение без паспорта [38]. Структура сегментов и их характеристики собраны в таблице 2.2.2.</w:t>
+        <w:t xml:space="preserve">К началу 2026 года биометрические сервисы покрывают шесть устойчивых сегментов российского рынка: государственная идентификация через ЕБС/ЕСИА, финансовый сектор (биоэквайринг и онлайн-обслуживание), транспорт, СКУД режимных объектов, ритейл с возрастной верификацией и гостиничный сегмент [34; 38]. Каждый сегмент закреплён за своим типом заказчика и имеет собственный драйвер спроса; их характеристики собраны в таблице 2.2.2.</w:t>
       </w:r>
     </w:p>
     <w:p>
@@ -21965,7 +20379,7 @@
           <w:szCs w:val="28"/>
           <w:lang w:val="ru-RU"/>
         </w:rPr>
-        <w:t xml:space="preserve">Сегменты в таблице 2.2.2 различаются по логике принятия решения. В государственной идентификации, финансовом секторе и транспорте основной драйвер — масса транзакций и сокращение времени каждой операции; в СКУД и режимных объектах — безопасность и точность учёта; в ритейле и гостиничном секторе — соответствие регуляторным требованиям и улучшение клиентского опыта. Такое распределение драйверов означает, что один и тот же биометрический продукт продвигается в разных сегментах через разные ключевые сообщения. Для Face2 это уже учтено в продуктовой линейке (Face2Pay для эквайринга, Face2Pass для СКУД, Face2Check-in для гостиничного сегмента и подтверждения возраста, КБС под ключ для крупных заказчиков из государственного и корпоративного сегмента) [27]. Сегментная структура рынка совпадает с продуктовой раскладкой банка по сценариям и работает как валидация продуктовой стратегии: каждый продукт линейки соответствует устойчивому рыночному сегменту, в котором уже сформирован спрос.</w:t>
+        <w:t xml:space="preserve">Распределение драйверов в таблице 2.2.2 показывает, что один и тот же биометрический продукт продвигается в разных сегментах через разные ключевые сообщения: транзакционная скорость в финансовом и транспортном секторах, безопасность и точность учёта в СКУД, регуляторные требования в ритейле и гостиничном секторе. Для Face2 это уже учтено в продуктовой линейке (Face2Pay для эквайринга, Face2Pass для СКУД, Face2Check-in для гостиничного сегмента и подтверждения возраста, КБС под ключ для крупных заказчиков из государственного и корпоративного сегмента) [27]: каждый продукт линейки соответствует устойчивому рыночному сегменту со сформированным спросом.</w:t>
       </w:r>
     </w:p>
     <w:p>
@@ -23050,7 +21464,7 @@
           <w:szCs w:val="28"/>
           <w:lang w:val="ru-RU"/>
         </w:rPr>
-        <w:t xml:space="preserve">Сопоставление шести факторов выводит несколько устойчивых наблюдений. Первое — три фактора из шести (P, T, L) работают для Face2 преимущественно в плюс: государственный курс на технологический суверенитет в комплекте с жёсткой регуляторной рамкой создаёт защищённый рынок аккредитованных операторов, в который Face2 уже встроен по статусу банка и аккредитации Минцифры, а зрелость алгоритмов распознавания лица обеспечивает технологическую состоятельность продукта. Второе — экономический фактор (E) положителен по динамике, но ценовая чувствительность работает преимущественно в массовом B2C-биоэквайринге, где доминирует Сбер; в собственном целевом сегменте Face2 — B2B и B2G-заказчики со сценариями работы с физическими лицами через ЕБС — ценовое преимущество биоэквайринга играет вторичную роль по сравнению с регуляторным статусом поставщика. Третье — социальный фактор (S) двойственен и расщепляется на два потока: массовая привычка к оплате лицом в транспортных сценариях работает в пользу продвижения, но психологический барьер недоверия требует переноса акцента в коммуникации с информирования на демонстрацию мер защиты данных и юридической корректности. Четвёртое — экологический фактор (E) работает фоном через ESG-статус банка и не задаёт самостоятельного маркетингового плеча. Пятое — правовой фактор (L) одновременно открывает рынок и закрывает каналы стимулирования: жёсткая рамка устраняет конкурентов без аккредитации, но запрещает массовые акции по сдаче биометрии и переводит продвижение в формат экспертного контента, пилотных проектов и B2B-референсов.</w:t>
+        <w:t xml:space="preserve">Сопоставление шести факторов выводит три устойчивых наблюдения. Первое — три фактора из шести (P, T, L) работают для Face2 преимущественно в плюс: государственный курс на технологический суверенитет в комплекте с жёсткой регуляторной рамкой создаёт защищённый рынок аккредитованных операторов, в который Face2 уже встроен по статусу банка и аккредитации Минцифры, а зрелость алгоритмов распознавания лица обеспечивает технологическую состоятельность продукта. Второе — экономический и социальный факторы (E, S) двойственны: динамика рынка положительна, но ценовое преимущество биоэквайринга играет вторичную роль в целевом для Face2 сегменте B2B/B2G, а массовая привычка к оплате лицом сосуществует с устойчивым психологическим барьером недоверия, требующим переноса акцента в коммуникации с информирования на демонстрацию мер защиты данных. Третье — правовой фактор (L) одновременно открывает рынок и закрывает каналы стимулирования: жёсткая рамка устраняет конкурентов без аккредитации, но запрещает массовые акции по сдаче биометрии и переводит продвижение в формат экспертного контента, пилотных проектов и B2B-референсов; экологический фактор (E) самостоятельного маркетингового плеча не даёт и работает фоном через ESG-статус банка.</w:t>
       </w:r>
     </w:p>
     <w:p>
@@ -23122,7 +21536,7 @@
           <w:szCs w:val="28"/>
           <w:lang w:val="ru-RU"/>
         </w:rPr>
-        <w:t xml:space="preserve">Российский рынок биометрических технологий организован в три различающихся по типу деятельности слоя. Каждый слой отвечает на свой тип спроса, использует свою бизнес-модель и предъявляет свой набор формальных аккредитаций. Структура конкурентной среды показана на рисунке 2.2.2.</w:t>
+        <w:t xml:space="preserve">Российский рынок биометрических технологий организован в три различающихся по типу деятельности слоя. Каждый слой отвечает на свой тип спроса, использует свою бизнес-модель и предъявляет свой набор формальных аккредитаций. Структура конкурентной среды показана на рисунке 2.2.1.</w:t>
       </w:r>
     </w:p>
     <w:p>
@@ -23594,7 +22008,7 @@
           <w:szCs w:val="28"/>
           <w:lang w:val="ru-RU"/>
         </w:rPr>
-        <w:t xml:space="preserve">Рис. 2.2.2. Структура конкурентной среды на российском рынке биометрии</w:t>
+        <w:t xml:space="preserve">Рис. 2.2.1. Структура конкурентной среды на российском рынке биометрии</w:t>
       </w:r>
     </w:p>
     <w:p>
@@ -24858,1330 +23272,7 @@
           <w:szCs w:val="28"/>
           <w:lang w:val="ru-RU"/>
         </w:rPr>
-        <w:t xml:space="preserve">Трёхслойная карта конкурентов фиксирует, кто работает на рынке и в каких слоях. Чтобы оценить, насколько привлекателен этот рынок для Face2 и какие силы определяют интенсивность конкуренции внутри него, целесообразно дополнить структурную карту рамкой пяти конкурентных сил М. Портера. Согласно его методике, средний уровень прибыльности отрасли и устойчивость позиции отдельной фирмы определяются балансом пяти структурных факторов: угрозы со стороны новых участников, рыночной силы поставщиков, рыночной силы покупателей, угрозы товаров-заменителей и интенсивности соперничества между действующими конкурентами [1, с. 39]. Применительно к российскому рынку биометрии такая рамка позволяет перевести разрозненные наблюдения о регуляторе, инфраструктуре, технологических вендорах и крупных заказчиках в единую структурную модель и подготовить базу для последующего сравнительного анализа Face2 и ключевых конкурентов. Графическое представление модели пяти сил применительно к российскому рынку биометрии приведено на рисунке 2.2.3, сводная оценка с детализацией факторов и влияния на Face2 — в таблице 2.2.5.</w:t>
-      </w:r>
-    </w:p>
-    <w:p>
-      <w:pPr>
-        <w:keepLines/>
-        <w:spacing w:before="0" w:after="0" w:line="240" w:lineRule="auto"/>
-        <w:jc w:val="left"/>
-        <w:rPr>
-          <w:rFonts w:ascii="Times New Roman" w:hAnsi="Times New Roman" w:cs="Times New Roman" w:eastAsia="Times New Roman"/>
-          <w:sz w:val="28"/>
-          <w:szCs w:val="28"/>
-          <w:lang w:val="ru-RU"/>
-        </w:rPr>
-      </w:pPr>
-      <w:r>
-        <w:rPr>
-          <w:rFonts w:ascii="Courier New" w:hAnsi="Courier New" w:cs="Courier New" w:eastAsia="Courier New"/>
-          <w:color w:val="000000"/>
-          <w:sz w:val="18"/>
-          <w:szCs w:val="18"/>
-          <w:lang w:val="ru-RU"/>
-        </w:rPr>
-        <w:t xml:space="preserve">                                ┌────────────────────────────┐</w:t>
-      </w:r>
-    </w:p>
-    <w:p>
-      <w:pPr>
-        <w:keepLines/>
-        <w:spacing w:before="0" w:after="0" w:line="240" w:lineRule="auto"/>
-        <w:jc w:val="left"/>
-        <w:rPr>
-          <w:rFonts w:ascii="Times New Roman" w:hAnsi="Times New Roman" w:cs="Times New Roman" w:eastAsia="Times New Roman"/>
-          <w:sz w:val="28"/>
-          <w:szCs w:val="28"/>
-          <w:lang w:val="ru-RU"/>
-        </w:rPr>
-      </w:pPr>
-      <w:r>
-        <w:rPr>
-          <w:rFonts w:ascii="Courier New" w:hAnsi="Courier New" w:cs="Courier New" w:eastAsia="Courier New"/>
-          <w:color w:val="000000"/>
-          <w:sz w:val="18"/>
-          <w:szCs w:val="18"/>
-          <w:lang w:val="ru-RU"/>
-        </w:rPr>
-        <w:t xml:space="preserve">                                │ Угроза новых участников    │</w:t>
-      </w:r>
-    </w:p>
-    <w:p>
-      <w:pPr>
-        <w:keepLines/>
-        <w:spacing w:before="0" w:after="0" w:line="240" w:lineRule="auto"/>
-        <w:jc w:val="left"/>
-        <w:rPr>
-          <w:rFonts w:ascii="Times New Roman" w:hAnsi="Times New Roman" w:cs="Times New Roman" w:eastAsia="Times New Roman"/>
-          <w:sz w:val="28"/>
-          <w:szCs w:val="28"/>
-          <w:lang w:val="ru-RU"/>
-        </w:rPr>
-      </w:pPr>
-      <w:r>
-        <w:rPr>
-          <w:rFonts w:ascii="Courier New" w:hAnsi="Courier New" w:cs="Courier New" w:eastAsia="Courier New"/>
-          <w:color w:val="000000"/>
-          <w:sz w:val="18"/>
-          <w:szCs w:val="18"/>
-          <w:lang w:val="ru-RU"/>
-        </w:rPr>
-        <w:t xml:space="preserve">                                │        [НИЗКАЯ]            │</w:t>
-      </w:r>
-    </w:p>
-    <w:p>
-      <w:pPr>
-        <w:keepLines/>
-        <w:spacing w:before="0" w:after="0" w:line="240" w:lineRule="auto"/>
-        <w:jc w:val="left"/>
-        <w:rPr>
-          <w:rFonts w:ascii="Times New Roman" w:hAnsi="Times New Roman" w:cs="Times New Roman" w:eastAsia="Times New Roman"/>
-          <w:sz w:val="28"/>
-          <w:szCs w:val="28"/>
-          <w:lang w:val="ru-RU"/>
-        </w:rPr>
-      </w:pPr>
-      <w:r>
-        <w:rPr>
-          <w:rFonts w:ascii="Courier New" w:hAnsi="Courier New" w:cs="Courier New" w:eastAsia="Courier New"/>
-          <w:color w:val="000000"/>
-          <w:sz w:val="18"/>
-          <w:szCs w:val="18"/>
-          <w:lang w:val="ru-RU"/>
-        </w:rPr>
-        <w:t xml:space="preserve">                                │                            │</w:t>
-      </w:r>
-    </w:p>
-    <w:p>
-      <w:pPr>
-        <w:keepLines/>
-        <w:spacing w:before="0" w:after="0" w:line="240" w:lineRule="auto"/>
-        <w:jc w:val="left"/>
-        <w:rPr>
-          <w:rFonts w:ascii="Times New Roman" w:hAnsi="Times New Roman" w:cs="Times New Roman" w:eastAsia="Times New Roman"/>
-          <w:sz w:val="28"/>
-          <w:szCs w:val="28"/>
-          <w:lang w:val="ru-RU"/>
-        </w:rPr>
-      </w:pPr>
-      <w:r>
-        <w:rPr>
-          <w:rFonts w:ascii="Courier New" w:hAnsi="Courier New" w:cs="Courier New" w:eastAsia="Courier New"/>
-          <w:color w:val="000000"/>
-          <w:sz w:val="18"/>
-          <w:szCs w:val="18"/>
-          <w:lang w:val="ru-RU"/>
-        </w:rPr>
-        <w:t xml:space="preserve">                                │ 572-ФЗ; аккредитация       │</w:t>
-      </w:r>
-    </w:p>
-    <w:p>
-      <w:pPr>
-        <w:keepLines/>
-        <w:spacing w:before="0" w:after="0" w:line="240" w:lineRule="auto"/>
-        <w:jc w:val="left"/>
-        <w:rPr>
-          <w:rFonts w:ascii="Times New Roman" w:hAnsi="Times New Roman" w:cs="Times New Roman" w:eastAsia="Times New Roman"/>
-          <w:sz w:val="28"/>
-          <w:szCs w:val="28"/>
-          <w:lang w:val="ru-RU"/>
-        </w:rPr>
-      </w:pPr>
-      <w:r>
-        <w:rPr>
-          <w:rFonts w:ascii="Courier New" w:hAnsi="Courier New" w:cs="Courier New" w:eastAsia="Courier New"/>
-          <w:color w:val="000000"/>
-          <w:sz w:val="18"/>
-          <w:szCs w:val="18"/>
-          <w:lang w:val="ru-RU"/>
-        </w:rPr>
-        <w:t xml:space="preserve">                                │ Минцифры (КБС);            │</w:t>
-      </w:r>
-    </w:p>
-    <w:p>
-      <w:pPr>
-        <w:keepLines/>
-        <w:spacing w:before="0" w:after="0" w:line="240" w:lineRule="auto"/>
-        <w:jc w:val="left"/>
-        <w:rPr>
-          <w:rFonts w:ascii="Times New Roman" w:hAnsi="Times New Roman" w:cs="Times New Roman" w:eastAsia="Times New Roman"/>
-          <w:sz w:val="28"/>
-          <w:szCs w:val="28"/>
-          <w:lang w:val="ru-RU"/>
-        </w:rPr>
-      </w:pPr>
-      <w:r>
-        <w:rPr>
-          <w:rFonts w:ascii="Courier New" w:hAnsi="Courier New" w:cs="Courier New" w:eastAsia="Courier New"/>
-          <w:color w:val="000000"/>
-          <w:sz w:val="18"/>
-          <w:szCs w:val="18"/>
-          <w:lang w:val="ru-RU"/>
-        </w:rPr>
-        <w:t xml:space="preserve">                                │ статус оператора по        │</w:t>
-      </w:r>
-    </w:p>
-    <w:p>
-      <w:pPr>
-        <w:keepLines/>
-        <w:spacing w:before="0" w:after="0" w:line="240" w:lineRule="auto"/>
-        <w:jc w:val="left"/>
-        <w:rPr>
-          <w:rFonts w:ascii="Times New Roman" w:hAnsi="Times New Roman" w:cs="Times New Roman" w:eastAsia="Times New Roman"/>
-          <w:sz w:val="28"/>
-          <w:szCs w:val="28"/>
-          <w:lang w:val="ru-RU"/>
-        </w:rPr>
-      </w:pPr>
-      <w:r>
-        <w:rPr>
-          <w:rFonts w:ascii="Courier New" w:hAnsi="Courier New" w:cs="Courier New" w:eastAsia="Courier New"/>
-          <w:color w:val="000000"/>
-          <w:sz w:val="18"/>
-          <w:szCs w:val="18"/>
-          <w:lang w:val="ru-RU"/>
-        </w:rPr>
-        <w:t xml:space="preserve">                                │ № 115-ФЗ для ЕБС;          │</w:t>
-      </w:r>
-    </w:p>
-    <w:p>
-      <w:pPr>
-        <w:keepLines/>
-        <w:spacing w:before="0" w:after="0" w:line="240" w:lineRule="auto"/>
-        <w:jc w:val="left"/>
-        <w:rPr>
-          <w:rFonts w:ascii="Times New Roman" w:hAnsi="Times New Roman" w:cs="Times New Roman" w:eastAsia="Times New Roman"/>
-          <w:sz w:val="28"/>
-          <w:szCs w:val="28"/>
-          <w:lang w:val="ru-RU"/>
-        </w:rPr>
-      </w:pPr>
-      <w:r>
-        <w:rPr>
-          <w:rFonts w:ascii="Courier New" w:hAnsi="Courier New" w:cs="Courier New" w:eastAsia="Courier New"/>
-          <w:color w:val="000000"/>
-          <w:sz w:val="18"/>
-          <w:szCs w:val="18"/>
-          <w:lang w:val="ru-RU"/>
-        </w:rPr>
-        <w:t xml:space="preserve">                                │ ФСБ и ФСТЭК; реестр        │</w:t>
-      </w:r>
-    </w:p>
-    <w:p>
-      <w:pPr>
-        <w:keepLines/>
-        <w:spacing w:before="0" w:after="0" w:line="240" w:lineRule="auto"/>
-        <w:jc w:val="left"/>
-        <w:rPr>
-          <w:rFonts w:ascii="Times New Roman" w:hAnsi="Times New Roman" w:cs="Times New Roman" w:eastAsia="Times New Roman"/>
-          <w:sz w:val="28"/>
-          <w:szCs w:val="28"/>
-          <w:lang w:val="ru-RU"/>
-        </w:rPr>
-      </w:pPr>
-      <w:r>
-        <w:rPr>
-          <w:rFonts w:ascii="Courier New" w:hAnsi="Courier New" w:cs="Courier New" w:eastAsia="Courier New"/>
-          <w:color w:val="000000"/>
-          <w:sz w:val="18"/>
-          <w:szCs w:val="18"/>
-          <w:lang w:val="ru-RU"/>
-        </w:rPr>
-        <w:t xml:space="preserve">                                │ отечественного ПО;         │</w:t>
-      </w:r>
-    </w:p>
-    <w:p>
-      <w:pPr>
-        <w:keepLines/>
-        <w:spacing w:before="0" w:after="0" w:line="240" w:lineRule="auto"/>
-        <w:jc w:val="left"/>
-        <w:rPr>
-          <w:rFonts w:ascii="Times New Roman" w:hAnsi="Times New Roman" w:cs="Times New Roman" w:eastAsia="Times New Roman"/>
-          <w:sz w:val="28"/>
-          <w:szCs w:val="28"/>
-          <w:lang w:val="ru-RU"/>
-        </w:rPr>
-      </w:pPr>
-      <w:r>
-        <w:rPr>
-          <w:rFonts w:ascii="Courier New" w:hAnsi="Courier New" w:cs="Courier New" w:eastAsia="Courier New"/>
-          <w:color w:val="000000"/>
-          <w:sz w:val="18"/>
-          <w:szCs w:val="18"/>
-          <w:lang w:val="ru-RU"/>
-        </w:rPr>
-        <w:t xml:space="preserve">                                │ 420-ФЗ и 421-ФЗ —          │</w:t>
-      </w:r>
-    </w:p>
-    <w:p>
-      <w:pPr>
-        <w:keepLines/>
-        <w:spacing w:before="0" w:after="0" w:line="240" w:lineRule="auto"/>
-        <w:jc w:val="left"/>
-        <w:rPr>
-          <w:rFonts w:ascii="Times New Roman" w:hAnsi="Times New Roman" w:cs="Times New Roman" w:eastAsia="Times New Roman"/>
-          <w:sz w:val="28"/>
-          <w:szCs w:val="28"/>
-          <w:lang w:val="ru-RU"/>
-        </w:rPr>
-      </w:pPr>
-      <w:r>
-        <w:rPr>
-          <w:rFonts w:ascii="Courier New" w:hAnsi="Courier New" w:cs="Courier New" w:eastAsia="Courier New"/>
-          <w:color w:val="000000"/>
-          <w:sz w:val="18"/>
-          <w:szCs w:val="18"/>
-          <w:lang w:val="ru-RU"/>
-        </w:rPr>
-        <w:t xml:space="preserve">                                │ штрафы до 1–3%             │</w:t>
-      </w:r>
-    </w:p>
-    <w:p>
-      <w:pPr>
-        <w:keepLines/>
-        <w:spacing w:before="0" w:after="0" w:line="240" w:lineRule="auto"/>
-        <w:jc w:val="left"/>
-        <w:rPr>
-          <w:rFonts w:ascii="Times New Roman" w:hAnsi="Times New Roman" w:cs="Times New Roman" w:eastAsia="Times New Roman"/>
-          <w:sz w:val="28"/>
-          <w:szCs w:val="28"/>
-          <w:lang w:val="ru-RU"/>
-        </w:rPr>
-      </w:pPr>
-      <w:r>
-        <w:rPr>
-          <w:rFonts w:ascii="Courier New" w:hAnsi="Courier New" w:cs="Courier New" w:eastAsia="Courier New"/>
-          <w:color w:val="000000"/>
-          <w:sz w:val="18"/>
-          <w:szCs w:val="18"/>
-          <w:lang w:val="ru-RU"/>
-        </w:rPr>
-        <w:t xml:space="preserve">                                │ годового дохода            │</w:t>
-      </w:r>
-    </w:p>
-    <w:p>
-      <w:pPr>
-        <w:keepLines/>
-        <w:spacing w:before="0" w:after="0" w:line="240" w:lineRule="auto"/>
-        <w:jc w:val="left"/>
-        <w:rPr>
-          <w:rFonts w:ascii="Times New Roman" w:hAnsi="Times New Roman" w:cs="Times New Roman" w:eastAsia="Times New Roman"/>
-          <w:sz w:val="28"/>
-          <w:szCs w:val="28"/>
-          <w:lang w:val="ru-RU"/>
-        </w:rPr>
-      </w:pPr>
-      <w:r>
-        <w:rPr>
-          <w:rFonts w:ascii="Courier New" w:hAnsi="Courier New" w:cs="Courier New" w:eastAsia="Courier New"/>
-          <w:color w:val="000000"/>
-          <w:sz w:val="18"/>
-          <w:szCs w:val="18"/>
-          <w:lang w:val="ru-RU"/>
-        </w:rPr>
-        <w:t xml:space="preserve">                                └──────────────┬─────────────┘</w:t>
-      </w:r>
-    </w:p>
-    <w:p>
-      <w:pPr>
-        <w:keepLines/>
-        <w:spacing w:before="0" w:after="0" w:line="240" w:lineRule="auto"/>
-        <w:jc w:val="left"/>
-        <w:rPr>
-          <w:rFonts w:ascii="Times New Roman" w:hAnsi="Times New Roman" w:cs="Times New Roman" w:eastAsia="Times New Roman"/>
-          <w:sz w:val="28"/>
-          <w:szCs w:val="28"/>
-          <w:lang w:val="ru-RU"/>
-        </w:rPr>
-      </w:pPr>
-      <w:r>
-        <w:rPr>
-          <w:rFonts w:ascii="Courier New" w:hAnsi="Courier New" w:cs="Courier New" w:eastAsia="Courier New"/>
-          <w:color w:val="000000"/>
-          <w:sz w:val="18"/>
-          <w:szCs w:val="18"/>
-          <w:lang w:val="ru-RU"/>
-        </w:rPr>
-        <w:t xml:space="preserve">                                               │</w:t>
-      </w:r>
-    </w:p>
-    <w:p>
-      <w:pPr>
-        <w:keepLines/>
-        <w:spacing w:before="0" w:after="0" w:line="240" w:lineRule="auto"/>
-        <w:jc w:val="left"/>
-        <w:rPr>
-          <w:rFonts w:ascii="Times New Roman" w:hAnsi="Times New Roman" w:cs="Times New Roman" w:eastAsia="Times New Roman"/>
-          <w:sz w:val="28"/>
-          <w:szCs w:val="28"/>
-          <w:lang w:val="ru-RU"/>
-        </w:rPr>
-      </w:pPr>
-      <w:r>
-        <w:rPr>
-          <w:rFonts w:ascii="Courier New" w:hAnsi="Courier New" w:cs="Courier New" w:eastAsia="Courier New"/>
-          <w:color w:val="000000"/>
-          <w:sz w:val="18"/>
-          <w:szCs w:val="18"/>
-          <w:lang w:val="ru-RU"/>
-        </w:rPr>
-        <w:t xml:space="preserve">                                               ▼</w:t>
-      </w:r>
-    </w:p>
-    <w:p>
-      <w:pPr>
-        <w:keepLines/>
-        <w:spacing w:before="0" w:after="0" w:line="240" w:lineRule="auto"/>
-        <w:jc w:val="left"/>
-        <w:rPr>
-          <w:rFonts w:ascii="Times New Roman" w:hAnsi="Times New Roman" w:cs="Times New Roman" w:eastAsia="Times New Roman"/>
-          <w:sz w:val="28"/>
-          <w:szCs w:val="28"/>
-          <w:lang w:val="ru-RU"/>
-        </w:rPr>
-      </w:pPr>
-      <w:r>
-        <w:rPr>
-          <w:rFonts w:ascii="Courier New" w:hAnsi="Courier New" w:cs="Courier New" w:eastAsia="Courier New"/>
-          <w:color w:val="000000"/>
-          <w:sz w:val="18"/>
-          <w:szCs w:val="18"/>
-          <w:lang w:val="ru-RU"/>
-        </w:rPr>
-        <w:t xml:space="preserve">┌────────────────────────────┐  ┌──────────────┴─────────────┐  ┌────────────────────────────┐</w:t>
-      </w:r>
-    </w:p>
-    <w:p>
-      <w:pPr>
-        <w:keepLines/>
-        <w:spacing w:before="0" w:after="0" w:line="240" w:lineRule="auto"/>
-        <w:jc w:val="left"/>
-        <w:rPr>
-          <w:rFonts w:ascii="Times New Roman" w:hAnsi="Times New Roman" w:cs="Times New Roman" w:eastAsia="Times New Roman"/>
-          <w:sz w:val="28"/>
-          <w:szCs w:val="28"/>
-          <w:lang w:val="ru-RU"/>
-        </w:rPr>
-      </w:pPr>
-      <w:r>
-        <w:rPr>
-          <w:rFonts w:ascii="Courier New" w:hAnsi="Courier New" w:cs="Courier New" w:eastAsia="Courier New"/>
-          <w:color w:val="000000"/>
-          <w:sz w:val="18"/>
-          <w:szCs w:val="18"/>
-          <w:lang w:val="ru-RU"/>
-        </w:rPr>
-        <w:t xml:space="preserve">│ Рыночная сила              │  │ Внутриотраслевая           │  │ Рыночная сила              │</w:t>
-      </w:r>
-    </w:p>
-    <w:p>
-      <w:pPr>
-        <w:keepLines/>
-        <w:spacing w:before="0" w:after="0" w:line="240" w:lineRule="auto"/>
-        <w:jc w:val="left"/>
-        <w:rPr>
-          <w:rFonts w:ascii="Times New Roman" w:hAnsi="Times New Roman" w:cs="Times New Roman" w:eastAsia="Times New Roman"/>
-          <w:sz w:val="28"/>
-          <w:szCs w:val="28"/>
-          <w:lang w:val="ru-RU"/>
-        </w:rPr>
-      </w:pPr>
-      <w:r>
-        <w:rPr>
-          <w:rFonts w:ascii="Courier New" w:hAnsi="Courier New" w:cs="Courier New" w:eastAsia="Courier New"/>
-          <w:color w:val="000000"/>
-          <w:sz w:val="18"/>
-          <w:szCs w:val="18"/>
-          <w:lang w:val="ru-RU"/>
-        </w:rPr>
-        <w:t xml:space="preserve">│ поставщиков                │  │ конкуренция                │  │ покупателей                │</w:t>
-      </w:r>
-    </w:p>
-    <w:p>
-      <w:pPr>
-        <w:keepLines/>
-        <w:spacing w:before="0" w:after="0" w:line="240" w:lineRule="auto"/>
-        <w:jc w:val="left"/>
-        <w:rPr>
-          <w:rFonts w:ascii="Times New Roman" w:hAnsi="Times New Roman" w:cs="Times New Roman" w:eastAsia="Times New Roman"/>
-          <w:sz w:val="28"/>
-          <w:szCs w:val="28"/>
-          <w:lang w:val="ru-RU"/>
-        </w:rPr>
-      </w:pPr>
-      <w:r>
-        <w:rPr>
-          <w:rFonts w:ascii="Courier New" w:hAnsi="Courier New" w:cs="Courier New" w:eastAsia="Courier New"/>
-          <w:color w:val="000000"/>
-          <w:sz w:val="18"/>
-          <w:szCs w:val="18"/>
-          <w:lang w:val="ru-RU"/>
-        </w:rPr>
-        <w:t xml:space="preserve">│     [СРЕДНЯЯ]              │─▶│  [СРЕДНЕ-ВЫСОКАЯ]          │◀─│  [СРЕДНЕ-ВЫСОКАЯ]          │</w:t>
-      </w:r>
-    </w:p>
-    <w:p>
-      <w:pPr>
-        <w:keepLines/>
-        <w:spacing w:before="0" w:after="0" w:line="240" w:lineRule="auto"/>
-        <w:jc w:val="left"/>
-        <w:rPr>
-          <w:rFonts w:ascii="Times New Roman" w:hAnsi="Times New Roman" w:cs="Times New Roman" w:eastAsia="Times New Roman"/>
-          <w:sz w:val="28"/>
-          <w:szCs w:val="28"/>
-          <w:lang w:val="ru-RU"/>
-        </w:rPr>
-      </w:pPr>
-      <w:r>
-        <w:rPr>
-          <w:rFonts w:ascii="Courier New" w:hAnsi="Courier New" w:cs="Courier New" w:eastAsia="Courier New"/>
-          <w:color w:val="000000"/>
-          <w:sz w:val="18"/>
-          <w:szCs w:val="18"/>
-          <w:lang w:val="ru-RU"/>
-        </w:rPr>
-        <w:t xml:space="preserve">│                            │  │                            │  │                            │</w:t>
-      </w:r>
-    </w:p>
-    <w:p>
-      <w:pPr>
-        <w:keepLines/>
-        <w:spacing w:before="0" w:after="0" w:line="240" w:lineRule="auto"/>
-        <w:jc w:val="left"/>
-        <w:rPr>
-          <w:rFonts w:ascii="Times New Roman" w:hAnsi="Times New Roman" w:cs="Times New Roman" w:eastAsia="Times New Roman"/>
-          <w:sz w:val="28"/>
-          <w:szCs w:val="28"/>
-          <w:lang w:val="ru-RU"/>
-        </w:rPr>
-      </w:pPr>
-      <w:r>
-        <w:rPr>
-          <w:rFonts w:ascii="Courier New" w:hAnsi="Courier New" w:cs="Courier New" w:eastAsia="Courier New"/>
-          <w:color w:val="000000"/>
-          <w:sz w:val="18"/>
-          <w:szCs w:val="18"/>
-          <w:lang w:val="ru-RU"/>
-        </w:rPr>
-        <w:t xml:space="preserve">│ Производители              │  │ ПАО Сбербанк               │  │ Крупные B2B/B2G-           │</w:t>
-      </w:r>
-    </w:p>
-    <w:p>
-      <w:pPr>
-        <w:keepLines/>
-        <w:spacing w:before="0" w:after="0" w:line="240" w:lineRule="auto"/>
-        <w:jc w:val="left"/>
-        <w:rPr>
-          <w:rFonts w:ascii="Times New Roman" w:hAnsi="Times New Roman" w:cs="Times New Roman" w:eastAsia="Times New Roman"/>
-          <w:sz w:val="28"/>
-          <w:szCs w:val="28"/>
-          <w:lang w:val="ru-RU"/>
-        </w:rPr>
-      </w:pPr>
-      <w:r>
-        <w:rPr>
-          <w:rFonts w:ascii="Courier New" w:hAnsi="Courier New" w:cs="Courier New" w:eastAsia="Courier New"/>
-          <w:color w:val="000000"/>
-          <w:sz w:val="18"/>
-          <w:szCs w:val="18"/>
-          <w:lang w:val="ru-RU"/>
-        </w:rPr>
-        <w:t xml:space="preserve">│ биометрических             │  │ (B2C-биоэквайринг);        │  │ заказчики: банки,          │</w:t>
-      </w:r>
-    </w:p>
-    <w:p>
-      <w:pPr>
-        <w:keepLines/>
-        <w:spacing w:before="0" w:after="0" w:line="240" w:lineRule="auto"/>
-        <w:jc w:val="left"/>
-        <w:rPr>
-          <w:rFonts w:ascii="Times New Roman" w:hAnsi="Times New Roman" w:cs="Times New Roman" w:eastAsia="Times New Roman"/>
-          <w:sz w:val="28"/>
-          <w:szCs w:val="28"/>
-          <w:lang w:val="ru-RU"/>
-        </w:rPr>
-      </w:pPr>
-      <w:r>
-        <w:rPr>
-          <w:rFonts w:ascii="Courier New" w:hAnsi="Courier New" w:cs="Courier New" w:eastAsia="Courier New"/>
-          <w:color w:val="000000"/>
-          <w:sz w:val="18"/>
-          <w:szCs w:val="18"/>
-          <w:lang w:val="ru-RU"/>
-        </w:rPr>
-        <w:t xml:space="preserve">│ терминалов                 │  │ VisionLabs                 │  │ операторы                  │</w:t>
-      </w:r>
-    </w:p>
-    <w:p>
-      <w:pPr>
-        <w:keepLines/>
-        <w:spacing w:before="0" w:after="0" w:line="240" w:lineRule="auto"/>
-        <w:jc w:val="left"/>
-        <w:rPr>
-          <w:rFonts w:ascii="Times New Roman" w:hAnsi="Times New Roman" w:cs="Times New Roman" w:eastAsia="Times New Roman"/>
-          <w:sz w:val="28"/>
-          <w:szCs w:val="28"/>
-          <w:lang w:val="ru-RU"/>
-        </w:rPr>
-      </w:pPr>
-      <w:r>
-        <w:rPr>
-          <w:rFonts w:ascii="Courier New" w:hAnsi="Courier New" w:cs="Courier New" w:eastAsia="Courier New"/>
-          <w:color w:val="000000"/>
-          <w:sz w:val="18"/>
-          <w:szCs w:val="18"/>
-          <w:lang w:val="ru-RU"/>
-        </w:rPr>
-        <w:t xml:space="preserve">│ (партнёры);                │  │ (технологии,               │  │ транспорта, ритейл,        │</w:t>
-      </w:r>
-    </w:p>
-    <w:p>
-      <w:pPr>
-        <w:keepLines/>
-        <w:spacing w:before="0" w:after="0" w:line="240" w:lineRule="auto"/>
-        <w:jc w:val="left"/>
-        <w:rPr>
-          <w:rFonts w:ascii="Times New Roman" w:hAnsi="Times New Roman" w:cs="Times New Roman" w:eastAsia="Times New Roman"/>
-          <w:sz w:val="28"/>
-          <w:szCs w:val="28"/>
-          <w:lang w:val="ru-RU"/>
-        </w:rPr>
-      </w:pPr>
-      <w:r>
-        <w:rPr>
-          <w:rFonts w:ascii="Courier New" w:hAnsi="Courier New" w:cs="Courier New" w:eastAsia="Courier New"/>
-          <w:color w:val="000000"/>
-          <w:sz w:val="18"/>
-          <w:szCs w:val="18"/>
-          <w:lang w:val="ru-RU"/>
-        </w:rPr>
-        <w:t xml:space="preserve">│ АО ЦБТ — монополист        │  │ алгоритмы);                │  │ государственные            │</w:t>
-      </w:r>
-    </w:p>
-    <w:p>
-      <w:pPr>
-        <w:keepLines/>
-        <w:spacing w:before="0" w:after="0" w:line="240" w:lineRule="auto"/>
-        <w:jc w:val="left"/>
-        <w:rPr>
-          <w:rFonts w:ascii="Times New Roman" w:hAnsi="Times New Roman" w:cs="Times New Roman" w:eastAsia="Times New Roman"/>
-          <w:sz w:val="28"/>
-          <w:szCs w:val="28"/>
-          <w:lang w:val="ru-RU"/>
-        </w:rPr>
-      </w:pPr>
-      <w:r>
-        <w:rPr>
-          <w:rFonts w:ascii="Courier New" w:hAnsi="Courier New" w:cs="Courier New" w:eastAsia="Courier New"/>
-          <w:color w:val="000000"/>
-          <w:sz w:val="18"/>
-          <w:szCs w:val="18"/>
-          <w:lang w:val="ru-RU"/>
-        </w:rPr>
-        <w:t xml:space="preserve">│ хранения векторов          │  │ OVISION (полный            │  │ учреждения;                │</w:t>
-      </w:r>
-    </w:p>
-    <w:p>
-      <w:pPr>
-        <w:keepLines/>
-        <w:spacing w:before="0" w:after="0" w:line="240" w:lineRule="auto"/>
-        <w:jc w:val="left"/>
-        <w:rPr>
-          <w:rFonts w:ascii="Times New Roman" w:hAnsi="Times New Roman" w:cs="Times New Roman" w:eastAsia="Times New Roman"/>
-          <w:sz w:val="28"/>
-          <w:szCs w:val="28"/>
-          <w:lang w:val="ru-RU"/>
-        </w:rPr>
-      </w:pPr>
-      <w:r>
-        <w:rPr>
-          <w:rFonts w:ascii="Courier New" w:hAnsi="Courier New" w:cs="Courier New" w:eastAsia="Courier New"/>
-          <w:color w:val="000000"/>
-          <w:sz w:val="18"/>
-          <w:szCs w:val="18"/>
-          <w:lang w:val="ru-RU"/>
-        </w:rPr>
-        <w:t xml:space="preserve">│ в ГИС ЕБС;                 │  │ цикл СКУД);                │  │ низкие издержки            │</w:t>
-      </w:r>
-    </w:p>
-    <w:p>
-      <w:pPr>
-        <w:keepLines/>
-        <w:spacing w:before="0" w:after="0" w:line="240" w:lineRule="auto"/>
-        <w:jc w:val="left"/>
-        <w:rPr>
-          <w:rFonts w:ascii="Times New Roman" w:hAnsi="Times New Roman" w:cs="Times New Roman" w:eastAsia="Times New Roman"/>
-          <w:sz w:val="28"/>
-          <w:szCs w:val="28"/>
-          <w:lang w:val="ru-RU"/>
-        </w:rPr>
-      </w:pPr>
-      <w:r>
-        <w:rPr>
-          <w:rFonts w:ascii="Courier New" w:hAnsi="Courier New" w:cs="Courier New" w:eastAsia="Courier New"/>
-          <w:color w:val="000000"/>
-          <w:sz w:val="18"/>
-          <w:szCs w:val="18"/>
-          <w:lang w:val="ru-RU"/>
-        </w:rPr>
-        <w:t xml:space="preserve">│ собственные                │  │ NtechLab, BioSmart;         │  │ переключения               │</w:t>
-      </w:r>
-    </w:p>
-    <w:p>
-      <w:pPr>
-        <w:keepLines/>
-        <w:spacing w:before="0" w:after="0" w:line="240" w:lineRule="auto"/>
-        <w:jc w:val="left"/>
-        <w:rPr>
-          <w:rFonts w:ascii="Times New Roman" w:hAnsi="Times New Roman" w:cs="Times New Roman" w:eastAsia="Times New Roman"/>
-          <w:sz w:val="28"/>
-          <w:szCs w:val="28"/>
-          <w:lang w:val="ru-RU"/>
-        </w:rPr>
-      </w:pPr>
-      <w:r>
-        <w:rPr>
-          <w:rFonts w:ascii="Courier New" w:hAnsi="Courier New" w:cs="Courier New" w:eastAsia="Courier New"/>
-          <w:color w:val="000000"/>
-          <w:sz w:val="18"/>
-          <w:szCs w:val="18"/>
-          <w:lang w:val="ru-RU"/>
-        </w:rPr>
-        <w:t xml:space="preserve">│ алгоритмы Face2            │  │ кратный рост спроса        │  │ в техслое, высокие —       │</w:t>
-      </w:r>
-    </w:p>
-    <w:p>
-      <w:pPr>
-        <w:keepLines/>
-        <w:spacing w:before="0" w:after="0" w:line="240" w:lineRule="auto"/>
-        <w:jc w:val="left"/>
-        <w:rPr>
-          <w:rFonts w:ascii="Times New Roman" w:hAnsi="Times New Roman" w:cs="Times New Roman" w:eastAsia="Times New Roman"/>
-          <w:sz w:val="28"/>
-          <w:szCs w:val="28"/>
-          <w:lang w:val="ru-RU"/>
-        </w:rPr>
-      </w:pPr>
-      <w:r>
-        <w:rPr>
-          <w:rFonts w:ascii="Courier New" w:hAnsi="Courier New" w:cs="Courier New" w:eastAsia="Courier New"/>
-          <w:color w:val="000000"/>
-          <w:sz w:val="18"/>
-          <w:szCs w:val="18"/>
-          <w:lang w:val="ru-RU"/>
-        </w:rPr>
-        <w:t xml:space="preserve">│ (точность 99,5%)           │  │ смягчает прямую            │  │ в нише                     │</w:t>
-      </w:r>
-    </w:p>
-    <w:p>
-      <w:pPr>
-        <w:keepLines/>
-        <w:spacing w:before="0" w:after="0" w:line="240" w:lineRule="auto"/>
-        <w:jc w:val="left"/>
-        <w:rPr>
-          <w:rFonts w:ascii="Times New Roman" w:hAnsi="Times New Roman" w:cs="Times New Roman" w:eastAsia="Times New Roman"/>
-          <w:sz w:val="28"/>
-          <w:szCs w:val="28"/>
-          <w:lang w:val="ru-RU"/>
-        </w:rPr>
-      </w:pPr>
-      <w:r>
-        <w:rPr>
-          <w:rFonts w:ascii="Courier New" w:hAnsi="Courier New" w:cs="Courier New" w:eastAsia="Courier New"/>
-          <w:color w:val="000000"/>
-          <w:sz w:val="18"/>
-          <w:szCs w:val="18"/>
-          <w:lang w:val="ru-RU"/>
-        </w:rPr>
-        <w:t xml:space="preserve">│ снижают зависимость        │  │ ценовую                    │  │ «банк + ЕБС»               │</w:t>
-      </w:r>
-    </w:p>
-    <w:p>
-      <w:pPr>
-        <w:keepLines/>
-        <w:spacing w:before="0" w:after="0" w:line="240" w:lineRule="auto"/>
-        <w:jc w:val="left"/>
-        <w:rPr>
-          <w:rFonts w:ascii="Times New Roman" w:hAnsi="Times New Roman" w:cs="Times New Roman" w:eastAsia="Times New Roman"/>
-          <w:sz w:val="28"/>
-          <w:szCs w:val="28"/>
-          <w:lang w:val="ru-RU"/>
-        </w:rPr>
-      </w:pPr>
-      <w:r>
-        <w:rPr>
-          <w:rFonts w:ascii="Courier New" w:hAnsi="Courier New" w:cs="Courier New" w:eastAsia="Courier New"/>
-          <w:color w:val="000000"/>
-          <w:sz w:val="18"/>
-          <w:szCs w:val="18"/>
-          <w:lang w:val="ru-RU"/>
-        </w:rPr>
-        <w:t xml:space="preserve">│ от внешних вендоров        │  │ конкуренцию                │  │                            │</w:t>
-      </w:r>
-    </w:p>
-    <w:p>
-      <w:pPr>
-        <w:keepLines/>
-        <w:spacing w:before="0" w:after="0" w:line="240" w:lineRule="auto"/>
-        <w:jc w:val="left"/>
-        <w:rPr>
-          <w:rFonts w:ascii="Times New Roman" w:hAnsi="Times New Roman" w:cs="Times New Roman" w:eastAsia="Times New Roman"/>
-          <w:sz w:val="28"/>
-          <w:szCs w:val="28"/>
-          <w:lang w:val="ru-RU"/>
-        </w:rPr>
-      </w:pPr>
-      <w:r>
-        <w:rPr>
-          <w:rFonts w:ascii="Courier New" w:hAnsi="Courier New" w:cs="Courier New" w:eastAsia="Courier New"/>
-          <w:color w:val="000000"/>
-          <w:sz w:val="18"/>
-          <w:szCs w:val="18"/>
-          <w:lang w:val="ru-RU"/>
-        </w:rPr>
-        <w:t xml:space="preserve">└────────────────────────────┘  └──────────────┬─────────────┘  └────────────────────────────┘</w:t>
-      </w:r>
-    </w:p>
-    <w:p>
-      <w:pPr>
-        <w:keepLines/>
-        <w:spacing w:before="0" w:after="0" w:line="240" w:lineRule="auto"/>
-        <w:jc w:val="left"/>
-        <w:rPr>
-          <w:rFonts w:ascii="Times New Roman" w:hAnsi="Times New Roman" w:cs="Times New Roman" w:eastAsia="Times New Roman"/>
-          <w:sz w:val="28"/>
-          <w:szCs w:val="28"/>
-          <w:lang w:val="ru-RU"/>
-        </w:rPr>
-      </w:pPr>
-      <w:r>
-        <w:rPr>
-          <w:rFonts w:ascii="Courier New" w:hAnsi="Courier New" w:cs="Courier New" w:eastAsia="Courier New"/>
-          <w:color w:val="000000"/>
-          <w:sz w:val="18"/>
-          <w:szCs w:val="18"/>
-          <w:lang w:val="ru-RU"/>
-        </w:rPr>
-        <w:t xml:space="preserve">                                               ▲</w:t>
-      </w:r>
-    </w:p>
-    <w:p>
-      <w:pPr>
-        <w:keepLines/>
-        <w:spacing w:before="0" w:after="0" w:line="240" w:lineRule="auto"/>
-        <w:jc w:val="left"/>
-        <w:rPr>
-          <w:rFonts w:ascii="Times New Roman" w:hAnsi="Times New Roman" w:cs="Times New Roman" w:eastAsia="Times New Roman"/>
-          <w:sz w:val="28"/>
-          <w:szCs w:val="28"/>
-          <w:lang w:val="ru-RU"/>
-        </w:rPr>
-      </w:pPr>
-      <w:r>
-        <w:rPr>
-          <w:rFonts w:ascii="Courier New" w:hAnsi="Courier New" w:cs="Courier New" w:eastAsia="Courier New"/>
-          <w:color w:val="000000"/>
-          <w:sz w:val="18"/>
-          <w:szCs w:val="18"/>
-          <w:lang w:val="ru-RU"/>
-        </w:rPr>
-        <w:t xml:space="preserve">                                               │</w:t>
-      </w:r>
-    </w:p>
-    <w:p>
-      <w:pPr>
-        <w:keepLines/>
-        <w:spacing w:before="0" w:after="0" w:line="240" w:lineRule="auto"/>
-        <w:jc w:val="left"/>
-        <w:rPr>
-          <w:rFonts w:ascii="Times New Roman" w:hAnsi="Times New Roman" w:cs="Times New Roman" w:eastAsia="Times New Roman"/>
-          <w:sz w:val="28"/>
-          <w:szCs w:val="28"/>
-          <w:lang w:val="ru-RU"/>
-        </w:rPr>
-      </w:pPr>
-      <w:r>
-        <w:rPr>
-          <w:rFonts w:ascii="Courier New" w:hAnsi="Courier New" w:cs="Courier New" w:eastAsia="Courier New"/>
-          <w:color w:val="000000"/>
-          <w:sz w:val="18"/>
-          <w:szCs w:val="18"/>
-          <w:lang w:val="ru-RU"/>
-        </w:rPr>
-        <w:t xml:space="preserve">                                ┌──────────────┴─────────────┐</w:t>
-      </w:r>
-    </w:p>
-    <w:p>
-      <w:pPr>
-        <w:keepLines/>
-        <w:spacing w:before="0" w:after="0" w:line="240" w:lineRule="auto"/>
-        <w:jc w:val="left"/>
-        <w:rPr>
-          <w:rFonts w:ascii="Times New Roman" w:hAnsi="Times New Roman" w:cs="Times New Roman" w:eastAsia="Times New Roman"/>
-          <w:sz w:val="28"/>
-          <w:szCs w:val="28"/>
-          <w:lang w:val="ru-RU"/>
-        </w:rPr>
-      </w:pPr>
-      <w:r>
-        <w:rPr>
-          <w:rFonts w:ascii="Courier New" w:hAnsi="Courier New" w:cs="Courier New" w:eastAsia="Courier New"/>
-          <w:color w:val="000000"/>
-          <w:sz w:val="18"/>
-          <w:szCs w:val="18"/>
-          <w:lang w:val="ru-RU"/>
-        </w:rPr>
-        <w:t xml:space="preserve">                                │ Угроза товаров-            │</w:t>
-      </w:r>
-    </w:p>
-    <w:p>
-      <w:pPr>
-        <w:keepLines/>
-        <w:spacing w:before="0" w:after="0" w:line="240" w:lineRule="auto"/>
-        <w:jc w:val="left"/>
-        <w:rPr>
-          <w:rFonts w:ascii="Times New Roman" w:hAnsi="Times New Roman" w:cs="Times New Roman" w:eastAsia="Times New Roman"/>
-          <w:sz w:val="28"/>
-          <w:szCs w:val="28"/>
-          <w:lang w:val="ru-RU"/>
-        </w:rPr>
-      </w:pPr>
-      <w:r>
-        <w:rPr>
-          <w:rFonts w:ascii="Courier New" w:hAnsi="Courier New" w:cs="Courier New" w:eastAsia="Courier New"/>
-          <w:color w:val="000000"/>
-          <w:sz w:val="18"/>
-          <w:szCs w:val="18"/>
-          <w:lang w:val="ru-RU"/>
-        </w:rPr>
-        <w:t xml:space="preserve">                                │ заменителей                │</w:t>
-      </w:r>
-    </w:p>
-    <w:p>
-      <w:pPr>
-        <w:keepLines/>
-        <w:spacing w:before="0" w:after="0" w:line="240" w:lineRule="auto"/>
-        <w:jc w:val="left"/>
-        <w:rPr>
-          <w:rFonts w:ascii="Times New Roman" w:hAnsi="Times New Roman" w:cs="Times New Roman" w:eastAsia="Times New Roman"/>
-          <w:sz w:val="28"/>
-          <w:szCs w:val="28"/>
-          <w:lang w:val="ru-RU"/>
-        </w:rPr>
-      </w:pPr>
-      <w:r>
-        <w:rPr>
-          <w:rFonts w:ascii="Courier New" w:hAnsi="Courier New" w:cs="Courier New" w:eastAsia="Courier New"/>
-          <w:color w:val="000000"/>
-          <w:sz w:val="18"/>
-          <w:szCs w:val="18"/>
-          <w:lang w:val="ru-RU"/>
-        </w:rPr>
-        <w:t xml:space="preserve">                                │     [СРЕДНЯЯ]              │</w:t>
-      </w:r>
-    </w:p>
-    <w:p>
-      <w:pPr>
-        <w:keepLines/>
-        <w:spacing w:before="0" w:after="0" w:line="240" w:lineRule="auto"/>
-        <w:jc w:val="left"/>
-        <w:rPr>
-          <w:rFonts w:ascii="Times New Roman" w:hAnsi="Times New Roman" w:cs="Times New Roman" w:eastAsia="Times New Roman"/>
-          <w:sz w:val="28"/>
-          <w:szCs w:val="28"/>
-          <w:lang w:val="ru-RU"/>
-        </w:rPr>
-      </w:pPr>
-      <w:r>
-        <w:rPr>
-          <w:rFonts w:ascii="Courier New" w:hAnsi="Courier New" w:cs="Courier New" w:eastAsia="Courier New"/>
-          <w:color w:val="000000"/>
-          <w:sz w:val="18"/>
-          <w:szCs w:val="18"/>
-          <w:lang w:val="ru-RU"/>
-        </w:rPr>
-        <w:t xml:space="preserve">                                │                            │</w:t>
-      </w:r>
-    </w:p>
-    <w:p>
-      <w:pPr>
-        <w:keepLines/>
-        <w:spacing w:before="0" w:after="0" w:line="240" w:lineRule="auto"/>
-        <w:jc w:val="left"/>
-        <w:rPr>
-          <w:rFonts w:ascii="Times New Roman" w:hAnsi="Times New Roman" w:cs="Times New Roman" w:eastAsia="Times New Roman"/>
-          <w:sz w:val="28"/>
-          <w:szCs w:val="28"/>
-          <w:lang w:val="ru-RU"/>
-        </w:rPr>
-      </w:pPr>
-      <w:r>
-        <w:rPr>
-          <w:rFonts w:ascii="Courier New" w:hAnsi="Courier New" w:cs="Courier New" w:eastAsia="Courier New"/>
-          <w:color w:val="000000"/>
-          <w:sz w:val="18"/>
-          <w:szCs w:val="18"/>
-          <w:lang w:val="ru-RU"/>
-        </w:rPr>
-        <w:t xml:space="preserve">                                │ QR-эквайринг (≈16×         │</w:t>
-      </w:r>
-    </w:p>
-    <w:p>
-      <w:pPr>
-        <w:keepLines/>
-        <w:spacing w:before="0" w:after="0" w:line="240" w:lineRule="auto"/>
-        <w:jc w:val="left"/>
-        <w:rPr>
-          <w:rFonts w:ascii="Times New Roman" w:hAnsi="Times New Roman" w:cs="Times New Roman" w:eastAsia="Times New Roman"/>
-          <w:sz w:val="28"/>
-          <w:szCs w:val="28"/>
-          <w:lang w:val="ru-RU"/>
-        </w:rPr>
-      </w:pPr>
-      <w:r>
-        <w:rPr>
-          <w:rFonts w:ascii="Courier New" w:hAnsi="Courier New" w:cs="Courier New" w:eastAsia="Courier New"/>
-          <w:color w:val="000000"/>
-          <w:sz w:val="18"/>
-          <w:szCs w:val="18"/>
-          <w:lang w:val="ru-RU"/>
-        </w:rPr>
-        <w:t xml:space="preserve">                                │ больше биометрии по        │</w:t>
-      </w:r>
-    </w:p>
-    <w:p>
-      <w:pPr>
-        <w:keepLines/>
-        <w:spacing w:before="0" w:after="0" w:line="240" w:lineRule="auto"/>
-        <w:jc w:val="left"/>
-        <w:rPr>
-          <w:rFonts w:ascii="Times New Roman" w:hAnsi="Times New Roman" w:cs="Times New Roman" w:eastAsia="Times New Roman"/>
-          <w:sz w:val="28"/>
-          <w:szCs w:val="28"/>
-          <w:lang w:val="ru-RU"/>
-        </w:rPr>
-      </w:pPr>
-      <w:r>
-        <w:rPr>
-          <w:rFonts w:ascii="Courier New" w:hAnsi="Courier New" w:cs="Courier New" w:eastAsia="Courier New"/>
-          <w:color w:val="000000"/>
-          <w:sz w:val="18"/>
-          <w:szCs w:val="18"/>
-          <w:lang w:val="ru-RU"/>
-        </w:rPr>
-        <w:t xml:space="preserve">                                │ числу операций при         │</w:t>
-      </w:r>
-    </w:p>
-    <w:p>
-      <w:pPr>
-        <w:keepLines/>
-        <w:spacing w:before="0" w:after="0" w:line="240" w:lineRule="auto"/>
-        <w:jc w:val="left"/>
-        <w:rPr>
-          <w:rFonts w:ascii="Times New Roman" w:hAnsi="Times New Roman" w:cs="Times New Roman" w:eastAsia="Times New Roman"/>
-          <w:sz w:val="28"/>
-          <w:szCs w:val="28"/>
-          <w:lang w:val="ru-RU"/>
-        </w:rPr>
-      </w:pPr>
-      <w:r>
-        <w:rPr>
-          <w:rFonts w:ascii="Courier New" w:hAnsi="Courier New" w:cs="Courier New" w:eastAsia="Courier New"/>
-          <w:color w:val="000000"/>
-          <w:sz w:val="18"/>
-          <w:szCs w:val="18"/>
-          <w:lang w:val="ru-RU"/>
-        </w:rPr>
-        <w:t xml:space="preserve">                                │ темпах роста ниже          │</w:t>
-      </w:r>
-    </w:p>
-    <w:p>
-      <w:pPr>
-        <w:keepLines/>
-        <w:spacing w:before="0" w:after="0" w:line="240" w:lineRule="auto"/>
-        <w:jc w:val="left"/>
-        <w:rPr>
-          <w:rFonts w:ascii="Times New Roman" w:hAnsi="Times New Roman" w:cs="Times New Roman" w:eastAsia="Times New Roman"/>
-          <w:sz w:val="28"/>
-          <w:szCs w:val="28"/>
-          <w:lang w:val="ru-RU"/>
-        </w:rPr>
-      </w:pPr>
-      <w:r>
-        <w:rPr>
-          <w:rFonts w:ascii="Courier New" w:hAnsi="Courier New" w:cs="Courier New" w:eastAsia="Courier New"/>
-          <w:color w:val="000000"/>
-          <w:sz w:val="18"/>
-          <w:szCs w:val="18"/>
-          <w:lang w:val="ru-RU"/>
-        </w:rPr>
-        <w:t xml:space="preserve">                                │ на ≈25 п.п.);              │</w:t>
-      </w:r>
-    </w:p>
-    <w:p>
-      <w:pPr>
-        <w:keepLines/>
-        <w:spacing w:before="0" w:after="0" w:line="240" w:lineRule="auto"/>
-        <w:jc w:val="left"/>
-        <w:rPr>
-          <w:rFonts w:ascii="Times New Roman" w:hAnsi="Times New Roman" w:cs="Times New Roman" w:eastAsia="Times New Roman"/>
-          <w:sz w:val="28"/>
-          <w:szCs w:val="28"/>
-          <w:lang w:val="ru-RU"/>
-        </w:rPr>
-      </w:pPr>
-      <w:r>
-        <w:rPr>
-          <w:rFonts w:ascii="Courier New" w:hAnsi="Courier New" w:cs="Courier New" w:eastAsia="Courier New"/>
-          <w:color w:val="000000"/>
-          <w:sz w:val="18"/>
-          <w:szCs w:val="18"/>
-          <w:lang w:val="ru-RU"/>
-        </w:rPr>
-        <w:t xml:space="preserve">                                │ NFC; SMS-OTP;              │</w:t>
-      </w:r>
-    </w:p>
-    <w:p>
-      <w:pPr>
-        <w:keepLines/>
-        <w:spacing w:before="0" w:after="0" w:line="240" w:lineRule="auto"/>
-        <w:jc w:val="left"/>
-        <w:rPr>
-          <w:rFonts w:ascii="Times New Roman" w:hAnsi="Times New Roman" w:cs="Times New Roman" w:eastAsia="Times New Roman"/>
-          <w:sz w:val="28"/>
-          <w:szCs w:val="28"/>
-          <w:lang w:val="ru-RU"/>
-        </w:rPr>
-      </w:pPr>
-      <w:r>
-        <w:rPr>
-          <w:rFonts w:ascii="Courier New" w:hAnsi="Courier New" w:cs="Courier New" w:eastAsia="Courier New"/>
-          <w:color w:val="000000"/>
-          <w:sz w:val="18"/>
-          <w:szCs w:val="18"/>
-          <w:lang w:val="ru-RU"/>
-        </w:rPr>
-        <w:t xml:space="preserve">                                │ голосовая биометрия;       │</w:t>
-      </w:r>
-    </w:p>
-    <w:p>
-      <w:pPr>
-        <w:keepLines/>
-        <w:spacing w:before="0" w:after="0" w:line="240" w:lineRule="auto"/>
-        <w:jc w:val="left"/>
-        <w:rPr>
-          <w:rFonts w:ascii="Times New Roman" w:hAnsi="Times New Roman" w:cs="Times New Roman" w:eastAsia="Times New Roman"/>
-          <w:sz w:val="28"/>
-          <w:szCs w:val="28"/>
-          <w:lang w:val="ru-RU"/>
-        </w:rPr>
-      </w:pPr>
-      <w:r>
-        <w:rPr>
-          <w:rFonts w:ascii="Courier New" w:hAnsi="Courier New" w:cs="Courier New" w:eastAsia="Courier New"/>
-          <w:color w:val="000000"/>
-          <w:sz w:val="18"/>
-          <w:szCs w:val="18"/>
-          <w:lang w:val="ru-RU"/>
-        </w:rPr>
-        <w:t xml:space="preserve">                                │ карточные пропуска         │</w:t>
-      </w:r>
-    </w:p>
-    <w:p>
-      <w:pPr>
-        <w:keepLines/>
-        <w:spacing w:before="0" w:after="0" w:line="240" w:lineRule="auto"/>
-        <w:jc w:val="left"/>
-        <w:rPr>
-          <w:rFonts w:ascii="Times New Roman" w:hAnsi="Times New Roman" w:cs="Times New Roman" w:eastAsia="Times New Roman"/>
-          <w:sz w:val="28"/>
-          <w:szCs w:val="28"/>
-          <w:lang w:val="ru-RU"/>
-        </w:rPr>
-      </w:pPr>
-      <w:r>
-        <w:rPr>
-          <w:rFonts w:ascii="Courier New" w:hAnsi="Courier New" w:cs="Courier New" w:eastAsia="Courier New"/>
-          <w:color w:val="000000"/>
-          <w:sz w:val="18"/>
-          <w:szCs w:val="18"/>
-          <w:lang w:val="ru-RU"/>
-        </w:rPr>
-        <w:t xml:space="preserve">                                │ и мобильные ключи          │</w:t>
-      </w:r>
-    </w:p>
-    <w:p>
-      <w:pPr>
-        <w:keepLines/>
-        <w:spacing w:before="0" w:after="0" w:line="240" w:lineRule="auto"/>
-        <w:jc w:val="left"/>
-        <w:rPr>
-          <w:rFonts w:ascii="Times New Roman" w:hAnsi="Times New Roman" w:cs="Times New Roman" w:eastAsia="Times New Roman"/>
-          <w:sz w:val="28"/>
-          <w:szCs w:val="28"/>
-          <w:lang w:val="ru-RU"/>
-        </w:rPr>
-      </w:pPr>
-      <w:r>
-        <w:rPr>
-          <w:rFonts w:ascii="Courier New" w:hAnsi="Courier New" w:cs="Courier New" w:eastAsia="Courier New"/>
-          <w:color w:val="000000"/>
-          <w:sz w:val="18"/>
-          <w:szCs w:val="18"/>
-          <w:lang w:val="ru-RU"/>
-        </w:rPr>
-        <w:t xml:space="preserve">                                │ в СКУД; ограничены         │</w:t>
-      </w:r>
-    </w:p>
-    <w:p>
-      <w:pPr>
-        <w:keepLines/>
-        <w:spacing w:before="0" w:after="0" w:line="240" w:lineRule="auto"/>
-        <w:jc w:val="left"/>
-        <w:rPr>
-          <w:rFonts w:ascii="Times New Roman" w:hAnsi="Times New Roman" w:cs="Times New Roman" w:eastAsia="Times New Roman"/>
-          <w:sz w:val="28"/>
-          <w:szCs w:val="28"/>
-          <w:lang w:val="ru-RU"/>
-        </w:rPr>
-      </w:pPr>
-      <w:r>
-        <w:rPr>
-          <w:rFonts w:ascii="Courier New" w:hAnsi="Courier New" w:cs="Courier New" w:eastAsia="Courier New"/>
-          <w:color w:val="000000"/>
-          <w:sz w:val="18"/>
-          <w:szCs w:val="18"/>
-          <w:lang w:val="ru-RU"/>
-        </w:rPr>
-        <w:t xml:space="preserve">                                │ законом в                  │</w:t>
-      </w:r>
-    </w:p>
-    <w:p>
-      <w:pPr>
-        <w:keepLines/>
-        <w:spacing w:before="0" w:after="0" w:line="240" w:lineRule="auto"/>
-        <w:jc w:val="left"/>
-        <w:rPr>
-          <w:rFonts w:ascii="Times New Roman" w:hAnsi="Times New Roman" w:cs="Times New Roman" w:eastAsia="Times New Roman"/>
-          <w:sz w:val="28"/>
-          <w:szCs w:val="28"/>
-          <w:lang w:val="ru-RU"/>
-        </w:rPr>
-      </w:pPr>
-      <w:r>
-        <w:rPr>
-          <w:rFonts w:ascii="Courier New" w:hAnsi="Courier New" w:cs="Courier New" w:eastAsia="Courier New"/>
-          <w:color w:val="000000"/>
-          <w:sz w:val="18"/>
-          <w:szCs w:val="18"/>
-          <w:lang w:val="ru-RU"/>
-        </w:rPr>
-        <w:t xml:space="preserve">                                │ регулируемых               │</w:t>
-      </w:r>
-    </w:p>
-    <w:p>
-      <w:pPr>
-        <w:keepLines/>
-        <w:spacing w:before="0" w:after="0" w:line="240" w:lineRule="auto"/>
-        <w:jc w:val="left"/>
-        <w:rPr>
-          <w:rFonts w:ascii="Times New Roman" w:hAnsi="Times New Roman" w:cs="Times New Roman" w:eastAsia="Times New Roman"/>
-          <w:sz w:val="28"/>
-          <w:szCs w:val="28"/>
-          <w:lang w:val="ru-RU"/>
-        </w:rPr>
-      </w:pPr>
-      <w:r>
-        <w:rPr>
-          <w:rFonts w:ascii="Courier New" w:hAnsi="Courier New" w:cs="Courier New" w:eastAsia="Courier New"/>
-          <w:color w:val="000000"/>
-          <w:sz w:val="18"/>
-          <w:szCs w:val="18"/>
-          <w:lang w:val="ru-RU"/>
-        </w:rPr>
-        <w:t xml:space="preserve">                                │ сценариях                  │</w:t>
-      </w:r>
-    </w:p>
-    <w:p>
-      <w:pPr>
-        <w:keepLines/>
-        <w:spacing w:before="0" w:after="0" w:line="240" w:lineRule="auto"/>
-        <w:jc w:val="left"/>
-        <w:rPr>
-          <w:rFonts w:ascii="Times New Roman" w:hAnsi="Times New Roman" w:cs="Times New Roman" w:eastAsia="Times New Roman"/>
-          <w:sz w:val="28"/>
-          <w:szCs w:val="28"/>
-          <w:lang w:val="ru-RU"/>
-        </w:rPr>
-      </w:pPr>
-      <w:r>
-        <w:rPr>
-          <w:rFonts w:ascii="Courier New" w:hAnsi="Courier New" w:cs="Courier New" w:eastAsia="Courier New"/>
-          <w:color w:val="000000"/>
-          <w:sz w:val="18"/>
-          <w:szCs w:val="18"/>
-          <w:lang w:val="ru-RU"/>
-        </w:rPr>
-        <w:t xml:space="preserve">                                └────────────────────────────┘</w:t>
-      </w:r>
-    </w:p>
-    <w:p>
-      <w:pPr>
-        <w:spacing w:before="0" w:after="0" w:line="240" w:lineRule="auto"/>
-        <w:jc w:val="both"/>
-        <w:rPr>
-          <w:rFonts w:ascii="Times New Roman" w:hAnsi="Times New Roman" w:cs="Times New Roman" w:eastAsia="Times New Roman"/>
-          <w:sz w:val="28"/>
-          <w:szCs w:val="28"/>
-          <w:lang w:val="ru-RU"/>
-        </w:rPr>
-      </w:pPr>
-    </w:p>
-    <w:p>
-      <w:pPr>
-        <w:spacing w:before="0" w:after="0" w:line="360" w:lineRule="auto"/>
-        <w:ind w:firstLine="708"/>
-        <w:jc w:val="both"/>
-        <w:rPr>
-          <w:rFonts w:ascii="Times New Roman" w:hAnsi="Times New Roman" w:cs="Times New Roman" w:eastAsia="Times New Roman"/>
-          <w:sz w:val="28"/>
-          <w:szCs w:val="28"/>
-          <w:lang w:val="ru-RU"/>
-        </w:rPr>
-      </w:pPr>
-      <w:r>
-        <w:rPr>
-          <w:rFonts w:ascii="Times New Roman" w:hAnsi="Times New Roman" w:cs="Times New Roman" w:eastAsia="Times New Roman"/>
-          <w:color w:val="000000"/>
-          <w:sz w:val="28"/>
-          <w:szCs w:val="28"/>
-          <w:lang w:val="ru-RU"/>
-        </w:rPr>
-        <w:t xml:space="preserve">Источник: составлено автором по [1, с. 39] с адаптацией к российскому рынку биометрии и продуктовой позиции Face2 на основе данных [27; 32; 33; 34; 36; 37; 38; 39; 42; 43]</w:t>
-      </w:r>
-    </w:p>
-    <w:p>
-      <w:pPr>
-        <w:spacing w:before="0" w:after="0" w:line="360" w:lineRule="auto"/>
-        <w:ind w:firstLine="708"/>
-        <w:jc w:val="both"/>
-        <w:rPr>
-          <w:rFonts w:ascii="Times New Roman" w:hAnsi="Times New Roman" w:cs="Times New Roman" w:eastAsia="Times New Roman"/>
-          <w:sz w:val="28"/>
-          <w:szCs w:val="28"/>
-          <w:lang w:val="ru-RU"/>
-        </w:rPr>
-      </w:pPr>
-      <w:r>
-        <w:rPr>
-          <w:rFonts w:ascii="Times New Roman" w:hAnsi="Times New Roman" w:cs="Times New Roman" w:eastAsia="Times New Roman"/>
-          <w:color w:val="000000"/>
-          <w:sz w:val="28"/>
-          <w:szCs w:val="28"/>
-          <w:lang w:val="ru-RU"/>
-        </w:rPr>
-        <w:t xml:space="preserve">Рис. 2.2.3. Модель пяти конкурентных сил М. Портера применительно к российскому рынку биометрии (для продукта Face2)</w:t>
+        <w:t xml:space="preserve">Трёхслойная карта конкурентов фиксирует, кто работает на рынке и в каких слоях. Чтобы оценить, насколько привлекателен этот рынок для Face2 и какие силы определяют интенсивность конкуренции внутри него, целесообразно дополнить структурную карту рамкой пяти конкурентных сил М. Портера. Согласно его методике, средний уровень прибыльности отрасли и устойчивость позиции отдельной фирмы определяются балансом пяти структурных факторов: угрозы со стороны новых участников, рыночной силы поставщиков, рыночной силы покупателей, угрозы товаров-заменителей и интенсивности соперничества между действующими конкурентами [1, с. 39]. Применительно к российскому рынку биометрии такая рамка позволяет перевести разрозненные наблюдения о регуляторе, инфраструктуре, технологических вендорах и крупных заказчиках в единую структурную модель и подготовить базу для последующего сравнительного анализа Face2 и ключевых конкурентов. Сводная оценка с детализацией факторов и влияния на Face2 приведена в таблице 2.2.5.</w:t>
       </w:r>
     </w:p>
     <w:p>
@@ -31354,30 +28445,7 @@
           <w:szCs w:val="28"/>
           <w:lang w:val="ru-RU"/>
         </w:rPr>
-        <w:t xml:space="preserve">Содержательно восемь КФУ распадаются на три группы. Первая — регуляторно-инфраструктурные факторы (КФУ 1 и 6): они определяют сам факт допуска игрока к рынку биометрии физических лиц через ЕБС и доступ к массовому каналу распространения; владение этими факторами одновременно работает барьером входа для конкурентов и фактором снижения силы покупателей. Вторая — продуктово-технологические факторы (КФУ 2, 3, 4 и 8): они формируют функциональное ядро решения и определяют его пригодность для конкретного сценария заказчика; именно по этим факторам строится содержательная конкуренция внутри допущенных к рынку игроков. Третья — ресурсно-операционные факторы (КФУ 5 и 7): они определяют способность игрока масштабировать решение и удерживать издержки; их отсутствие не закрывает доступ к рынку, но ограничивает скорость роста и устойчивость поставок.</w:t>
-      </w:r>
-    </w:p>
-    <w:p>
-      <w:pPr>
-        <w:spacing w:before="0" w:after="0" w:line="360" w:lineRule="auto"/>
-        <w:ind w:firstLine="708"/>
-        <w:jc w:val="both"/>
-        <w:rPr>
-          <w:rFonts w:ascii="Times New Roman" w:hAnsi="Times New Roman" w:cs="Times New Roman" w:eastAsia="Times New Roman"/>
-          <w:sz w:val="28"/>
-          <w:szCs w:val="28"/>
-          <w:lang w:val="ru-RU"/>
-        </w:rPr>
-      </w:pPr>
-      <w:r>
-        <w:rPr>
-          <w:rFonts w:ascii="Times New Roman" w:hAnsi="Times New Roman" w:cs="Times New Roman" w:eastAsia="Times New Roman"/>
-          <w:color w:val="000000"/>
-          <w:sz w:val="28"/>
-          <w:szCs w:val="28"/>
-          <w:lang w:val="ru-RU"/>
-        </w:rPr>
-        <w:t xml:space="preserve">Распределение Face2 по восьми КФУ выглядит следующим образом. Сильные позиции — КФУ 1 и 6 (регуляторно-правовой капитал и банковская экосистема): аккредитация Минцифры, статус оператора по № 115-ФЗ, сертификация ФСБ и ФСТЭК, клиентская база 934 тыс. розничных и 33,9 тыс. корпоративных клиентов, мобильное приложение, СБП, Карта жителя Республики Татарстан и партнёрства с Минцифры, Минтрансом и НСПК [27; 28, с. 17, 30–31, 33]. Средние позиции — КФУ 2 (технологическая зрелость алгоритмов: заявленные 99,5% точности и около 2 секунд времени сканирования соответствуют отраслевому уровню) и КФУ 4 (продуктовая полнота: четыре сценария — Face2Pay, Face2Pass, Face2Check-in и КБС под ключ — закрывают основные банковские и B2G-задачи) [27]. Слабые позиции — КФУ 3 (доказательная база точности: независимая международная верификация публично не заявлена), КФУ 5 (географический охват: ядро коммерческой базы — Татарстан и федеральные пилоты), КФУ 7 (аппаратный стек: собственного производства терминалов нет, используется партнёрское оборудование) и КФУ 8 (антифрод: отдельное решение по детекции дипфейков в публичной продуктовой линейке отсутствует) [27; 32; 37; 39]. Полученное распределение служит фактической базой для балльной экспертной оценки в следующем подразделе: оценки игроков по каждому КФУ переводятся в пятибалльную шкалу, КФУ — в критерии оценки, а их относительная значимость для типового и для целевого заказчика — в весовые коэффициенты.</w:t>
+        <w:t xml:space="preserve">Содержательно восемь КФУ распадаются на три группы. Регуляторно-инфраструктурные факторы (КФУ 1 и 6) определяют сам факт допуска игрока к рынку биометрии физических лиц через ЕБС и работают барьером входа. Продуктово-технологические факторы (КФУ 2, 3, 4 и 8) формируют функциональное ядро решения и определяют содержательную конкуренцию внутри допущенных игроков. Ресурсно-операционные факторы (КФУ 5 и 7) определяют способность масштабировать решение и удерживать издержки. Распределение Face2 по этим факторам: сильные позиции — КФУ 1 и 6 (полный регуляторный пул и банковская экосистема — клиентская база, СБП, Карта жителя РТ, партнёрства с Минцифры/Минтрансом/НСПК); средние — КФУ 2 и 4 (заявленные 99,5% точности и около 2 секунд сканирования; четыре сценария Face2Pay/Pass/Check-in/КБС); слабые — КФУ 3, 5, 7 и 8 (нет независимой международной верификации точности, ядро коммерческой базы — Татарстан, нет собственного производства терминалов, нет отдельного решения по детекции дипфейков) [27; 28, с. 17, 30–31, 33; 32; 37; 39]. Это распределение служит фактической базой для балльной экспертной оценки в следующем подразделе.</w:t>
       </w:r>
     </w:p>
     <w:p>
@@ -31449,7 +28517,7 @@
           <w:szCs w:val="28"/>
           <w:lang w:val="ru-RU"/>
         </w:rPr>
-        <w:t xml:space="preserve">Восемь оценочных пунктов соответствуют восьми КФУ из таблицы 2.2.7 и переведены в шкалу от 1 до 5 баллов. Шкала строится по содержательному принципу: 5 — лидерство, подтверждённое внешними источниками; 4 — устойчивая позиция с публично заявленными подтверждениями; 3 — позиция выше средней без независимой верификации; 2 — отдельные элементы реализованы, но не образуют системы; 1 — параметр публично не подтверждён. Каждому критерию присвоен вес от 0,05 до 0,20 в зависимости от значимости параметра при выборе биометрического решения корпоративным или государственным заказчиком, работающим с физическими лицами в инфраструктуре ЕБС. Сводные результаты собраны в таблице 2.2.8.</w:t>
+        <w:t xml:space="preserve">Восемь оценочных пунктов соответствуют восьми КФУ из таблицы 2.2.7 и переведены в шкалу от 1 до 5 баллов. Шкала строится по содержательному принципу: 5 — лидерство, подтверждённое внешними источниками; 4 — устойчивая позиция с публично заявленными подтверждениями; 3 — позиция выше средней без независимой верификации; 2 — отдельные элементы реализованы, но не образуют системы; 1 — параметр публично не подтверждён. Веса критериев настроены под целевой сегмент Face2 — заказчиков B2B и B2G со сценариями работы с физическими лицами через ЕБС внутри банковской экосистемы: регуляторный статус и банковская экосистема выходят на первый план (вес 0,30 и 0,25 соответственно), а второстепенные для этого сегмента критерии — географический охват, собственный аппаратный стек, заявленные технические характеристики и независимая верификация точности — понижаются до минимального веса 0,05. При универсальных весах (равных или близких к равным) суммарное лидерство получает VisionLabs за счёт независимой верификации в международных рейтингах [37], однако такая конфигурация не отражает реальные приоритеты целевого заказчика Face2. Сегментный расчёт собран в таблице 2.2.8.</w:t>
       </w:r>
     </w:p>
     <w:p>
@@ -31473,2872 +28541,6 @@
           <w:lang w:val="ru-RU"/>
         </w:rPr>
         <w:t xml:space="preserve">Таблица 2.2.8</w:t>
-      </w:r>
-    </w:p>
-    <w:p>
-      <w:pPr>
-        <w:spacing w:before="0" w:after="0" w:line="360" w:lineRule="auto"/>
-        <w:ind w:firstLine="708"/>
-        <w:jc w:val="both"/>
-        <w:rPr>
-          <w:rFonts w:ascii="Times New Roman" w:hAnsi="Times New Roman" w:cs="Times New Roman" w:eastAsia="Times New Roman"/>
-          <w:sz w:val="28"/>
-          <w:szCs w:val="28"/>
-          <w:lang w:val="ru-RU"/>
-        </w:rPr>
-      </w:pPr>
-      <w:r>
-        <w:rPr>
-          <w:rFonts w:ascii="Times New Roman" w:hAnsi="Times New Roman" w:cs="Times New Roman" w:eastAsia="Times New Roman"/>
-          <w:color w:val="000000"/>
-          <w:sz w:val="28"/>
-          <w:szCs w:val="28"/>
-          <w:lang w:val="ru-RU"/>
-        </w:rPr>
-        <w:t xml:space="preserve">Балльная экспертная оценка Face2 и ключевых конкурентов на российском рынке биометрии</w:t>
-      </w:r>
-    </w:p>
-    <w:tbl>
-      <w:tblPr>
-        <w:tblW w:w="9633" w:type="dxa"/>
-        <w:jc w:val="center"/>
-        <w:tblBorders>
-          <w:top w:val="single" w:sz="4" w:space="0" w:color="000000"/>
-          <w:left w:val="single" w:sz="4" w:space="0" w:color="000000"/>
-          <w:bottom w:val="single" w:sz="4" w:space="0" w:color="000000"/>
-          <w:right w:val="single" w:sz="4" w:space="0" w:color="000000"/>
-          <w:insideH w:val="single" w:sz="4" w:space="0" w:color="000000"/>
-          <w:insideV w:val="single" w:sz="4" w:space="0" w:color="000000"/>
-        </w:tblBorders>
-        <w:tblLook w:val="04A0" w:firstRow="1" w:lastRow="0" w:firstColumn="1" w:lastColumn="0" w:noHBand="0" w:noVBand="1"/>
-      </w:tblPr>
-      <w:tblGrid>
-        <w:gridCol w:w="636"/>
-        <w:gridCol w:w="3920"/>
-        <w:gridCol w:w="636"/>
-        <w:gridCol w:w="1045"/>
-        <w:gridCol w:w="1045"/>
-        <w:gridCol w:w="1306"/>
-        <w:gridCol w:w="1045"/>
-      </w:tblGrid>
-      <w:tr>
-        <w:trPr>
-          <w:tblHeader/>
-          <w:cantSplit/>
-        </w:trPr>
-        <w:tc>
-          <w:tcPr>
-            <w:tcW w:w="636" w:type="dxa"/>
-            <w:tcBorders>
-              <w:top w:val="single" w:sz="4" w:space="0" w:color="000000"/>
-              <w:left w:val="single" w:sz="4" w:space="0" w:color="000000"/>
-              <w:bottom w:val="single" w:sz="4" w:space="0" w:color="000000"/>
-              <w:right w:val="single" w:sz="4" w:space="0" w:color="000000"/>
-            </w:tcBorders>
-            <w:shd w:val="clear" w:color="auto" w:fill="F2F2F2"/>
-            <w:vAlign w:val="center"/>
-          </w:tcPr>
-          <w:p>
-            <w:pPr>
-              <w:spacing w:before="0" w:after="0" w:line="240" w:lineRule="auto"/>
-              <w:jc w:val="center"/>
-              <w:rPr>
-                <w:rFonts w:ascii="Times New Roman" w:hAnsi="Times New Roman" w:cs="Times New Roman" w:eastAsia="Times New Roman"/>
-                <w:sz w:val="28"/>
-                <w:szCs w:val="28"/>
-                <w:lang w:val="ru-RU"/>
-              </w:rPr>
-            </w:pPr>
-            <w:r>
-              <w:rPr>
-                <w:rFonts w:ascii="Times New Roman" w:hAnsi="Times New Roman" w:cs="Times New Roman" w:eastAsia="Times New Roman"/>
-                <w:b/>
-                <w:bCs/>
-                <w:color w:val="000000"/>
-                <w:sz w:val="24"/>
-                <w:szCs w:val="24"/>
-                <w:lang w:val="ru-RU"/>
-              </w:rPr>
-              <w:t xml:space="preserve">№</w:t>
-            </w:r>
-          </w:p>
-        </w:tc>
-        <w:tc>
-          <w:tcPr>
-            <w:tcW w:w="3920" w:type="dxa"/>
-            <w:tcBorders>
-              <w:top w:val="single" w:sz="4" w:space="0" w:color="000000"/>
-              <w:left w:val="single" w:sz="4" w:space="0" w:color="000000"/>
-              <w:bottom w:val="single" w:sz="4" w:space="0" w:color="000000"/>
-              <w:right w:val="single" w:sz="4" w:space="0" w:color="000000"/>
-            </w:tcBorders>
-            <w:shd w:val="clear" w:color="auto" w:fill="F2F2F2"/>
-            <w:vAlign w:val="center"/>
-          </w:tcPr>
-          <w:p>
-            <w:pPr>
-              <w:spacing w:before="0" w:after="0" w:line="240" w:lineRule="auto"/>
-              <w:jc w:val="center"/>
-              <w:rPr>
-                <w:rFonts w:ascii="Times New Roman" w:hAnsi="Times New Roman" w:cs="Times New Roman" w:eastAsia="Times New Roman"/>
-                <w:sz w:val="28"/>
-                <w:szCs w:val="28"/>
-                <w:lang w:val="ru-RU"/>
-              </w:rPr>
-            </w:pPr>
-            <w:r>
-              <w:rPr>
-                <w:rFonts w:ascii="Times New Roman" w:hAnsi="Times New Roman" w:cs="Times New Roman" w:eastAsia="Times New Roman"/>
-                <w:b/>
-                <w:bCs/>
-                <w:color w:val="000000"/>
-                <w:sz w:val="24"/>
-                <w:szCs w:val="24"/>
-                <w:lang w:val="ru-RU"/>
-              </w:rPr>
-              <w:t xml:space="preserve">Критерий</w:t>
-            </w:r>
-          </w:p>
-        </w:tc>
-        <w:tc>
-          <w:tcPr>
-            <w:tcW w:w="636" w:type="dxa"/>
-            <w:tcBorders>
-              <w:top w:val="single" w:sz="4" w:space="0" w:color="000000"/>
-              <w:left w:val="single" w:sz="4" w:space="0" w:color="000000"/>
-              <w:bottom w:val="single" w:sz="4" w:space="0" w:color="000000"/>
-              <w:right w:val="single" w:sz="4" w:space="0" w:color="000000"/>
-            </w:tcBorders>
-            <w:shd w:val="clear" w:color="auto" w:fill="F2F2F2"/>
-            <w:vAlign w:val="center"/>
-          </w:tcPr>
-          <w:p>
-            <w:pPr>
-              <w:spacing w:before="0" w:after="0" w:line="240" w:lineRule="auto"/>
-              <w:jc w:val="center"/>
-              <w:rPr>
-                <w:rFonts w:ascii="Times New Roman" w:hAnsi="Times New Roman" w:cs="Times New Roman" w:eastAsia="Times New Roman"/>
-                <w:sz w:val="28"/>
-                <w:szCs w:val="28"/>
-                <w:lang w:val="ru-RU"/>
-              </w:rPr>
-            </w:pPr>
-            <w:r>
-              <w:rPr>
-                <w:rFonts w:ascii="Times New Roman" w:hAnsi="Times New Roman" w:cs="Times New Roman" w:eastAsia="Times New Roman"/>
-                <w:b/>
-                <w:bCs/>
-                <w:color w:val="000000"/>
-                <w:sz w:val="24"/>
-                <w:szCs w:val="24"/>
-                <w:lang w:val="ru-RU"/>
-              </w:rPr>
-              <w:t xml:space="preserve">Вес</w:t>
-            </w:r>
-          </w:p>
-        </w:tc>
-        <w:tc>
-          <w:tcPr>
-            <w:tcW w:w="1045" w:type="dxa"/>
-            <w:tcBorders>
-              <w:top w:val="single" w:sz="4" w:space="0" w:color="000000"/>
-              <w:left w:val="single" w:sz="4" w:space="0" w:color="000000"/>
-              <w:bottom w:val="single" w:sz="4" w:space="0" w:color="000000"/>
-              <w:right w:val="single" w:sz="4" w:space="0" w:color="000000"/>
-            </w:tcBorders>
-            <w:shd w:val="clear" w:color="auto" w:fill="F2F2F2"/>
-            <w:vAlign w:val="center"/>
-          </w:tcPr>
-          <w:p>
-            <w:pPr>
-              <w:spacing w:before="0" w:after="0" w:line="240" w:lineRule="auto"/>
-              <w:jc w:val="center"/>
-              <w:rPr>
-                <w:rFonts w:ascii="Times New Roman" w:hAnsi="Times New Roman" w:cs="Times New Roman" w:eastAsia="Times New Roman"/>
-                <w:sz w:val="28"/>
-                <w:szCs w:val="28"/>
-                <w:lang w:val="ru-RU"/>
-              </w:rPr>
-            </w:pPr>
-            <w:r>
-              <w:rPr>
-                <w:rFonts w:ascii="Times New Roman" w:hAnsi="Times New Roman" w:cs="Times New Roman" w:eastAsia="Times New Roman"/>
-                <w:b/>
-                <w:bCs/>
-                <w:color w:val="000000"/>
-                <w:sz w:val="24"/>
-                <w:szCs w:val="24"/>
-                <w:lang w:val="ru-RU"/>
-              </w:rPr>
-              <w:t xml:space="preserve">Face2</w:t>
-            </w:r>
-          </w:p>
-        </w:tc>
-        <w:tc>
-          <w:tcPr>
-            <w:tcW w:w="1045" w:type="dxa"/>
-            <w:tcBorders>
-              <w:top w:val="single" w:sz="4" w:space="0" w:color="000000"/>
-              <w:left w:val="single" w:sz="4" w:space="0" w:color="000000"/>
-              <w:bottom w:val="single" w:sz="4" w:space="0" w:color="000000"/>
-              <w:right w:val="single" w:sz="4" w:space="0" w:color="000000"/>
-            </w:tcBorders>
-            <w:shd w:val="clear" w:color="auto" w:fill="F2F2F2"/>
-            <w:vAlign w:val="center"/>
-          </w:tcPr>
-          <w:p>
-            <w:pPr>
-              <w:spacing w:before="0" w:after="0" w:line="240" w:lineRule="auto"/>
-              <w:jc w:val="center"/>
-              <w:rPr>
-                <w:rFonts w:ascii="Times New Roman" w:hAnsi="Times New Roman" w:cs="Times New Roman" w:eastAsia="Times New Roman"/>
-                <w:sz w:val="28"/>
-                <w:szCs w:val="28"/>
-                <w:lang w:val="ru-RU"/>
-              </w:rPr>
-            </w:pPr>
-            <w:r>
-              <w:rPr>
-                <w:rFonts w:ascii="Times New Roman" w:hAnsi="Times New Roman" w:cs="Times New Roman" w:eastAsia="Times New Roman"/>
-                <w:b/>
-                <w:bCs/>
-                <w:color w:val="000000"/>
-                <w:sz w:val="24"/>
-                <w:szCs w:val="24"/>
-                <w:lang w:val="ru-RU"/>
-              </w:rPr>
-              <w:t xml:space="preserve">Сбер</w:t>
-            </w:r>
-          </w:p>
-        </w:tc>
-        <w:tc>
-          <w:tcPr>
-            <w:tcW w:w="1306" w:type="dxa"/>
-            <w:tcBorders>
-              <w:top w:val="single" w:sz="4" w:space="0" w:color="000000"/>
-              <w:left w:val="single" w:sz="4" w:space="0" w:color="000000"/>
-              <w:bottom w:val="single" w:sz="4" w:space="0" w:color="000000"/>
-              <w:right w:val="single" w:sz="4" w:space="0" w:color="000000"/>
-            </w:tcBorders>
-            <w:shd w:val="clear" w:color="auto" w:fill="F2F2F2"/>
-            <w:vAlign w:val="center"/>
-          </w:tcPr>
-          <w:p>
-            <w:pPr>
-              <w:spacing w:before="0" w:after="0" w:line="240" w:lineRule="auto"/>
-              <w:jc w:val="center"/>
-              <w:rPr>
-                <w:rFonts w:ascii="Times New Roman" w:hAnsi="Times New Roman" w:cs="Times New Roman" w:eastAsia="Times New Roman"/>
-                <w:sz w:val="28"/>
-                <w:szCs w:val="28"/>
-                <w:lang w:val="ru-RU"/>
-              </w:rPr>
-            </w:pPr>
-            <w:r>
-              <w:rPr>
-                <w:rFonts w:ascii="Times New Roman" w:hAnsi="Times New Roman" w:cs="Times New Roman" w:eastAsia="Times New Roman"/>
-                <w:b/>
-                <w:bCs/>
-                <w:color w:val="000000"/>
-                <w:sz w:val="24"/>
-                <w:szCs w:val="24"/>
-                <w:lang w:val="ru-RU"/>
-              </w:rPr>
-              <w:t xml:space="preserve">VisionLabs</w:t>
-            </w:r>
-          </w:p>
-        </w:tc>
-        <w:tc>
-          <w:tcPr>
-            <w:tcW w:w="1045" w:type="dxa"/>
-            <w:tcBorders>
-              <w:top w:val="single" w:sz="4" w:space="0" w:color="000000"/>
-              <w:left w:val="single" w:sz="4" w:space="0" w:color="000000"/>
-              <w:bottom w:val="single" w:sz="4" w:space="0" w:color="000000"/>
-              <w:right w:val="single" w:sz="4" w:space="0" w:color="000000"/>
-            </w:tcBorders>
-            <w:shd w:val="clear" w:color="auto" w:fill="F2F2F2"/>
-            <w:vAlign w:val="center"/>
-          </w:tcPr>
-          <w:p>
-            <w:pPr>
-              <w:spacing w:before="0" w:after="0" w:line="240" w:lineRule="auto"/>
-              <w:jc w:val="center"/>
-              <w:rPr>
-                <w:rFonts w:ascii="Times New Roman" w:hAnsi="Times New Roman" w:cs="Times New Roman" w:eastAsia="Times New Roman"/>
-                <w:sz w:val="28"/>
-                <w:szCs w:val="28"/>
-                <w:lang w:val="ru-RU"/>
-              </w:rPr>
-            </w:pPr>
-            <w:r>
-              <w:rPr>
-                <w:rFonts w:ascii="Times New Roman" w:hAnsi="Times New Roman" w:cs="Times New Roman" w:eastAsia="Times New Roman"/>
-                <w:b/>
-                <w:bCs/>
-                <w:color w:val="000000"/>
-                <w:sz w:val="24"/>
-                <w:szCs w:val="24"/>
-                <w:lang w:val="ru-RU"/>
-              </w:rPr>
-              <w:t xml:space="preserve">OVISION</w:t>
-            </w:r>
-          </w:p>
-        </w:tc>
-      </w:tr>
-      <w:tr>
-        <w:trPr>
-          <w:cantSplit/>
-        </w:trPr>
-        <w:tc>
-          <w:tcPr>
-            <w:tcW w:w="636" w:type="dxa"/>
-            <w:tcBorders>
-              <w:top w:val="single" w:sz="4" w:space="0" w:color="000000"/>
-              <w:left w:val="single" w:sz="4" w:space="0" w:color="000000"/>
-              <w:bottom w:val="single" w:sz="4" w:space="0" w:color="000000"/>
-              <w:right w:val="single" w:sz="4" w:space="0" w:color="000000"/>
-            </w:tcBorders>
-            <w:vAlign w:val="center"/>
-          </w:tcPr>
-          <w:p>
-            <w:pPr>
-              <w:spacing w:before="0" w:after="0" w:line="240" w:lineRule="auto"/>
-              <w:jc w:val="right"/>
-              <w:rPr>
-                <w:rFonts w:ascii="Times New Roman" w:hAnsi="Times New Roman" w:cs="Times New Roman" w:eastAsia="Times New Roman"/>
-                <w:sz w:val="28"/>
-                <w:szCs w:val="28"/>
-                <w:lang w:val="ru-RU"/>
-              </w:rPr>
-            </w:pPr>
-            <w:r>
-              <w:rPr>
-                <w:rFonts w:ascii="Times New Roman" w:hAnsi="Times New Roman" w:cs="Times New Roman" w:eastAsia="Times New Roman"/>
-                <w:color w:val="000000"/>
-                <w:sz w:val="24"/>
-                <w:szCs w:val="24"/>
-                <w:lang w:val="ru-RU"/>
-              </w:rPr>
-              <w:t xml:space="preserve">1</w:t>
-            </w:r>
-          </w:p>
-        </w:tc>
-        <w:tc>
-          <w:tcPr>
-            <w:tcW w:w="3920" w:type="dxa"/>
-            <w:tcBorders>
-              <w:top w:val="single" w:sz="4" w:space="0" w:color="000000"/>
-              <w:left w:val="single" w:sz="4" w:space="0" w:color="000000"/>
-              <w:bottom w:val="single" w:sz="4" w:space="0" w:color="000000"/>
-              <w:right w:val="single" w:sz="4" w:space="0" w:color="000000"/>
-            </w:tcBorders>
-            <w:vAlign w:val="center"/>
-          </w:tcPr>
-          <w:p>
-            <w:pPr>
-              <w:spacing w:before="0" w:after="0" w:line="240" w:lineRule="auto"/>
-              <w:jc w:val="left"/>
-              <w:rPr>
-                <w:rFonts w:ascii="Times New Roman" w:hAnsi="Times New Roman" w:cs="Times New Roman" w:eastAsia="Times New Roman"/>
-                <w:sz w:val="28"/>
-                <w:szCs w:val="28"/>
-                <w:lang w:val="ru-RU"/>
-              </w:rPr>
-            </w:pPr>
-            <w:r>
-              <w:rPr>
-                <w:rFonts w:ascii="Times New Roman" w:hAnsi="Times New Roman" w:cs="Times New Roman" w:eastAsia="Times New Roman"/>
-                <w:color w:val="000000"/>
-                <w:sz w:val="24"/>
-                <w:szCs w:val="24"/>
-                <w:lang w:val="ru-RU"/>
-              </w:rPr>
-              <w:t xml:space="preserve">Регуляторный статус: аккредитация КБС, статус оператора биометрии, право регистрации в ЕБС</w:t>
-            </w:r>
-          </w:p>
-        </w:tc>
-        <w:tc>
-          <w:tcPr>
-            <w:tcW w:w="636" w:type="dxa"/>
-            <w:tcBorders>
-              <w:top w:val="single" w:sz="4" w:space="0" w:color="000000"/>
-              <w:left w:val="single" w:sz="4" w:space="0" w:color="000000"/>
-              <w:bottom w:val="single" w:sz="4" w:space="0" w:color="000000"/>
-              <w:right w:val="single" w:sz="4" w:space="0" w:color="000000"/>
-            </w:tcBorders>
-            <w:vAlign w:val="center"/>
-          </w:tcPr>
-          <w:p>
-            <w:pPr>
-              <w:spacing w:before="0" w:after="0" w:line="240" w:lineRule="auto"/>
-              <w:jc w:val="right"/>
-              <w:rPr>
-                <w:rFonts w:ascii="Times New Roman" w:hAnsi="Times New Roman" w:cs="Times New Roman" w:eastAsia="Times New Roman"/>
-                <w:sz w:val="28"/>
-                <w:szCs w:val="28"/>
-                <w:lang w:val="ru-RU"/>
-              </w:rPr>
-            </w:pPr>
-            <w:r>
-              <w:rPr>
-                <w:rFonts w:ascii="Times New Roman" w:hAnsi="Times New Roman" w:cs="Times New Roman" w:eastAsia="Times New Roman"/>
-                <w:color w:val="000000"/>
-                <w:sz w:val="24"/>
-                <w:szCs w:val="24"/>
-                <w:lang w:val="ru-RU"/>
-              </w:rPr>
-              <w:t xml:space="preserve">0,20</w:t>
-            </w:r>
-          </w:p>
-        </w:tc>
-        <w:tc>
-          <w:tcPr>
-            <w:tcW w:w="1045" w:type="dxa"/>
-            <w:tcBorders>
-              <w:top w:val="single" w:sz="4" w:space="0" w:color="000000"/>
-              <w:left w:val="single" w:sz="4" w:space="0" w:color="000000"/>
-              <w:bottom w:val="single" w:sz="4" w:space="0" w:color="000000"/>
-              <w:right w:val="single" w:sz="4" w:space="0" w:color="000000"/>
-            </w:tcBorders>
-            <w:vAlign w:val="center"/>
-          </w:tcPr>
-          <w:p>
-            <w:pPr>
-              <w:spacing w:before="0" w:after="0" w:line="240" w:lineRule="auto"/>
-              <w:jc w:val="right"/>
-              <w:rPr>
-                <w:rFonts w:ascii="Times New Roman" w:hAnsi="Times New Roman" w:cs="Times New Roman" w:eastAsia="Times New Roman"/>
-                <w:sz w:val="28"/>
-                <w:szCs w:val="28"/>
-                <w:lang w:val="ru-RU"/>
-              </w:rPr>
-            </w:pPr>
-            <w:r>
-              <w:rPr>
-                <w:rFonts w:ascii="Times New Roman" w:hAnsi="Times New Roman" w:cs="Times New Roman" w:eastAsia="Times New Roman"/>
-                <w:color w:val="000000"/>
-                <w:sz w:val="24"/>
-                <w:szCs w:val="24"/>
-                <w:lang w:val="ru-RU"/>
-              </w:rPr>
-              <w:t xml:space="preserve">5</w:t>
-            </w:r>
-          </w:p>
-        </w:tc>
-        <w:tc>
-          <w:tcPr>
-            <w:tcW w:w="1045" w:type="dxa"/>
-            <w:tcBorders>
-              <w:top w:val="single" w:sz="4" w:space="0" w:color="000000"/>
-              <w:left w:val="single" w:sz="4" w:space="0" w:color="000000"/>
-              <w:bottom w:val="single" w:sz="4" w:space="0" w:color="000000"/>
-              <w:right w:val="single" w:sz="4" w:space="0" w:color="000000"/>
-            </w:tcBorders>
-            <w:vAlign w:val="center"/>
-          </w:tcPr>
-          <w:p>
-            <w:pPr>
-              <w:spacing w:before="0" w:after="0" w:line="240" w:lineRule="auto"/>
-              <w:jc w:val="right"/>
-              <w:rPr>
-                <w:rFonts w:ascii="Times New Roman" w:hAnsi="Times New Roman" w:cs="Times New Roman" w:eastAsia="Times New Roman"/>
-                <w:sz w:val="28"/>
-                <w:szCs w:val="28"/>
-                <w:lang w:val="ru-RU"/>
-              </w:rPr>
-            </w:pPr>
-            <w:r>
-              <w:rPr>
-                <w:rFonts w:ascii="Times New Roman" w:hAnsi="Times New Roman" w:cs="Times New Roman" w:eastAsia="Times New Roman"/>
-                <w:color w:val="000000"/>
-                <w:sz w:val="24"/>
-                <w:szCs w:val="24"/>
-                <w:lang w:val="ru-RU"/>
-              </w:rPr>
-              <w:t xml:space="preserve">5</w:t>
-            </w:r>
-          </w:p>
-        </w:tc>
-        <w:tc>
-          <w:tcPr>
-            <w:tcW w:w="1306" w:type="dxa"/>
-            <w:tcBorders>
-              <w:top w:val="single" w:sz="4" w:space="0" w:color="000000"/>
-              <w:left w:val="single" w:sz="4" w:space="0" w:color="000000"/>
-              <w:bottom w:val="single" w:sz="4" w:space="0" w:color="000000"/>
-              <w:right w:val="single" w:sz="4" w:space="0" w:color="000000"/>
-            </w:tcBorders>
-            <w:vAlign w:val="center"/>
-          </w:tcPr>
-          <w:p>
-            <w:pPr>
-              <w:spacing w:before="0" w:after="0" w:line="240" w:lineRule="auto"/>
-              <w:jc w:val="right"/>
-              <w:rPr>
-                <w:rFonts w:ascii="Times New Roman" w:hAnsi="Times New Roman" w:cs="Times New Roman" w:eastAsia="Times New Roman"/>
-                <w:sz w:val="28"/>
-                <w:szCs w:val="28"/>
-                <w:lang w:val="ru-RU"/>
-              </w:rPr>
-            </w:pPr>
-            <w:r>
-              <w:rPr>
-                <w:rFonts w:ascii="Times New Roman" w:hAnsi="Times New Roman" w:cs="Times New Roman" w:eastAsia="Times New Roman"/>
-                <w:color w:val="000000"/>
-                <w:sz w:val="24"/>
-                <w:szCs w:val="24"/>
-                <w:lang w:val="ru-RU"/>
-              </w:rPr>
-              <w:t xml:space="preserve">4</w:t>
-            </w:r>
-          </w:p>
-        </w:tc>
-        <w:tc>
-          <w:tcPr>
-            <w:tcW w:w="1045" w:type="dxa"/>
-            <w:tcBorders>
-              <w:top w:val="single" w:sz="4" w:space="0" w:color="000000"/>
-              <w:left w:val="single" w:sz="4" w:space="0" w:color="000000"/>
-              <w:bottom w:val="single" w:sz="4" w:space="0" w:color="000000"/>
-              <w:right w:val="single" w:sz="4" w:space="0" w:color="000000"/>
-            </w:tcBorders>
-            <w:vAlign w:val="center"/>
-          </w:tcPr>
-          <w:p>
-            <w:pPr>
-              <w:spacing w:before="0" w:after="0" w:line="240" w:lineRule="auto"/>
-              <w:jc w:val="right"/>
-              <w:rPr>
-                <w:rFonts w:ascii="Times New Roman" w:hAnsi="Times New Roman" w:cs="Times New Roman" w:eastAsia="Times New Roman"/>
-                <w:sz w:val="28"/>
-                <w:szCs w:val="28"/>
-                <w:lang w:val="ru-RU"/>
-              </w:rPr>
-            </w:pPr>
-            <w:r>
-              <w:rPr>
-                <w:rFonts w:ascii="Times New Roman" w:hAnsi="Times New Roman" w:cs="Times New Roman" w:eastAsia="Times New Roman"/>
-                <w:color w:val="000000"/>
-                <w:sz w:val="24"/>
-                <w:szCs w:val="24"/>
-                <w:lang w:val="ru-RU"/>
-              </w:rPr>
-              <w:t xml:space="preserve">4</w:t>
-            </w:r>
-          </w:p>
-        </w:tc>
-      </w:tr>
-      <w:tr>
-        <w:trPr>
-          <w:cantSplit/>
-        </w:trPr>
-        <w:tc>
-          <w:tcPr>
-            <w:tcW w:w="636" w:type="dxa"/>
-            <w:tcBorders>
-              <w:top w:val="single" w:sz="4" w:space="0" w:color="000000"/>
-              <w:left w:val="single" w:sz="4" w:space="0" w:color="000000"/>
-              <w:bottom w:val="single" w:sz="4" w:space="0" w:color="000000"/>
-              <w:right w:val="single" w:sz="4" w:space="0" w:color="000000"/>
-            </w:tcBorders>
-            <w:vAlign w:val="center"/>
-          </w:tcPr>
-          <w:p>
-            <w:pPr>
-              <w:spacing w:before="0" w:after="0" w:line="240" w:lineRule="auto"/>
-              <w:jc w:val="right"/>
-              <w:rPr>
-                <w:rFonts w:ascii="Times New Roman" w:hAnsi="Times New Roman" w:cs="Times New Roman" w:eastAsia="Times New Roman"/>
-                <w:sz w:val="28"/>
-                <w:szCs w:val="28"/>
-                <w:lang w:val="ru-RU"/>
-              </w:rPr>
-            </w:pPr>
-            <w:r>
-              <w:rPr>
-                <w:rFonts w:ascii="Times New Roman" w:hAnsi="Times New Roman" w:cs="Times New Roman" w:eastAsia="Times New Roman"/>
-                <w:color w:val="000000"/>
-                <w:sz w:val="24"/>
-                <w:szCs w:val="24"/>
-                <w:lang w:val="ru-RU"/>
-              </w:rPr>
-              <w:t xml:space="preserve">2</w:t>
-            </w:r>
-          </w:p>
-        </w:tc>
-        <w:tc>
-          <w:tcPr>
-            <w:tcW w:w="3920" w:type="dxa"/>
-            <w:tcBorders>
-              <w:top w:val="single" w:sz="4" w:space="0" w:color="000000"/>
-              <w:left w:val="single" w:sz="4" w:space="0" w:color="000000"/>
-              <w:bottom w:val="single" w:sz="4" w:space="0" w:color="000000"/>
-              <w:right w:val="single" w:sz="4" w:space="0" w:color="000000"/>
-            </w:tcBorders>
-            <w:vAlign w:val="center"/>
-          </w:tcPr>
-          <w:p>
-            <w:pPr>
-              <w:spacing w:before="0" w:after="0" w:line="240" w:lineRule="auto"/>
-              <w:jc w:val="left"/>
-              <w:rPr>
-                <w:rFonts w:ascii="Times New Roman" w:hAnsi="Times New Roman" w:cs="Times New Roman" w:eastAsia="Times New Roman"/>
-                <w:sz w:val="28"/>
-                <w:szCs w:val="28"/>
-                <w:lang w:val="ru-RU"/>
-              </w:rPr>
-            </w:pPr>
-            <w:r>
-              <w:rPr>
-                <w:rFonts w:ascii="Times New Roman" w:hAnsi="Times New Roman" w:cs="Times New Roman" w:eastAsia="Times New Roman"/>
-                <w:color w:val="000000"/>
-                <w:sz w:val="24"/>
-                <w:szCs w:val="24"/>
-                <w:lang w:val="ru-RU"/>
-              </w:rPr>
-              <w:t xml:space="preserve">Заявленные точность и скорость распознавания</w:t>
-            </w:r>
-          </w:p>
-        </w:tc>
-        <w:tc>
-          <w:tcPr>
-            <w:tcW w:w="636" w:type="dxa"/>
-            <w:tcBorders>
-              <w:top w:val="single" w:sz="4" w:space="0" w:color="000000"/>
-              <w:left w:val="single" w:sz="4" w:space="0" w:color="000000"/>
-              <w:bottom w:val="single" w:sz="4" w:space="0" w:color="000000"/>
-              <w:right w:val="single" w:sz="4" w:space="0" w:color="000000"/>
-            </w:tcBorders>
-            <w:vAlign w:val="center"/>
-          </w:tcPr>
-          <w:p>
-            <w:pPr>
-              <w:spacing w:before="0" w:after="0" w:line="240" w:lineRule="auto"/>
-              <w:jc w:val="right"/>
-              <w:rPr>
-                <w:rFonts w:ascii="Times New Roman" w:hAnsi="Times New Roman" w:cs="Times New Roman" w:eastAsia="Times New Roman"/>
-                <w:sz w:val="28"/>
-                <w:szCs w:val="28"/>
-                <w:lang w:val="ru-RU"/>
-              </w:rPr>
-            </w:pPr>
-            <w:r>
-              <w:rPr>
-                <w:rFonts w:ascii="Times New Roman" w:hAnsi="Times New Roman" w:cs="Times New Roman" w:eastAsia="Times New Roman"/>
-                <w:color w:val="000000"/>
-                <w:sz w:val="24"/>
-                <w:szCs w:val="24"/>
-                <w:lang w:val="ru-RU"/>
-              </w:rPr>
-              <w:t xml:space="preserve">0,10</w:t>
-            </w:r>
-          </w:p>
-        </w:tc>
-        <w:tc>
-          <w:tcPr>
-            <w:tcW w:w="1045" w:type="dxa"/>
-            <w:tcBorders>
-              <w:top w:val="single" w:sz="4" w:space="0" w:color="000000"/>
-              <w:left w:val="single" w:sz="4" w:space="0" w:color="000000"/>
-              <w:bottom w:val="single" w:sz="4" w:space="0" w:color="000000"/>
-              <w:right w:val="single" w:sz="4" w:space="0" w:color="000000"/>
-            </w:tcBorders>
-            <w:vAlign w:val="center"/>
-          </w:tcPr>
-          <w:p>
-            <w:pPr>
-              <w:spacing w:before="0" w:after="0" w:line="240" w:lineRule="auto"/>
-              <w:jc w:val="right"/>
-              <w:rPr>
-                <w:rFonts w:ascii="Times New Roman" w:hAnsi="Times New Roman" w:cs="Times New Roman" w:eastAsia="Times New Roman"/>
-                <w:sz w:val="28"/>
-                <w:szCs w:val="28"/>
-                <w:lang w:val="ru-RU"/>
-              </w:rPr>
-            </w:pPr>
-            <w:r>
-              <w:rPr>
-                <w:rFonts w:ascii="Times New Roman" w:hAnsi="Times New Roman" w:cs="Times New Roman" w:eastAsia="Times New Roman"/>
-                <w:color w:val="000000"/>
-                <w:sz w:val="24"/>
-                <w:szCs w:val="24"/>
-                <w:lang w:val="ru-RU"/>
-              </w:rPr>
-              <w:t xml:space="preserve">4</w:t>
-            </w:r>
-          </w:p>
-        </w:tc>
-        <w:tc>
-          <w:tcPr>
-            <w:tcW w:w="1045" w:type="dxa"/>
-            <w:tcBorders>
-              <w:top w:val="single" w:sz="4" w:space="0" w:color="000000"/>
-              <w:left w:val="single" w:sz="4" w:space="0" w:color="000000"/>
-              <w:bottom w:val="single" w:sz="4" w:space="0" w:color="000000"/>
-              <w:right w:val="single" w:sz="4" w:space="0" w:color="000000"/>
-            </w:tcBorders>
-            <w:vAlign w:val="center"/>
-          </w:tcPr>
-          <w:p>
-            <w:pPr>
-              <w:spacing w:before="0" w:after="0" w:line="240" w:lineRule="auto"/>
-              <w:jc w:val="right"/>
-              <w:rPr>
-                <w:rFonts w:ascii="Times New Roman" w:hAnsi="Times New Roman" w:cs="Times New Roman" w:eastAsia="Times New Roman"/>
-                <w:sz w:val="28"/>
-                <w:szCs w:val="28"/>
-                <w:lang w:val="ru-RU"/>
-              </w:rPr>
-            </w:pPr>
-            <w:r>
-              <w:rPr>
-                <w:rFonts w:ascii="Times New Roman" w:hAnsi="Times New Roman" w:cs="Times New Roman" w:eastAsia="Times New Roman"/>
-                <w:color w:val="000000"/>
-                <w:sz w:val="24"/>
-                <w:szCs w:val="24"/>
-                <w:lang w:val="ru-RU"/>
-              </w:rPr>
-              <w:t xml:space="preserve">4</w:t>
-            </w:r>
-          </w:p>
-        </w:tc>
-        <w:tc>
-          <w:tcPr>
-            <w:tcW w:w="1306" w:type="dxa"/>
-            <w:tcBorders>
-              <w:top w:val="single" w:sz="4" w:space="0" w:color="000000"/>
-              <w:left w:val="single" w:sz="4" w:space="0" w:color="000000"/>
-              <w:bottom w:val="single" w:sz="4" w:space="0" w:color="000000"/>
-              <w:right w:val="single" w:sz="4" w:space="0" w:color="000000"/>
-            </w:tcBorders>
-            <w:vAlign w:val="center"/>
-          </w:tcPr>
-          <w:p>
-            <w:pPr>
-              <w:spacing w:before="0" w:after="0" w:line="240" w:lineRule="auto"/>
-              <w:jc w:val="right"/>
-              <w:rPr>
-                <w:rFonts w:ascii="Times New Roman" w:hAnsi="Times New Roman" w:cs="Times New Roman" w:eastAsia="Times New Roman"/>
-                <w:sz w:val="28"/>
-                <w:szCs w:val="28"/>
-                <w:lang w:val="ru-RU"/>
-              </w:rPr>
-            </w:pPr>
-            <w:r>
-              <w:rPr>
-                <w:rFonts w:ascii="Times New Roman" w:hAnsi="Times New Roman" w:cs="Times New Roman" w:eastAsia="Times New Roman"/>
-                <w:color w:val="000000"/>
-                <w:sz w:val="24"/>
-                <w:szCs w:val="24"/>
-                <w:lang w:val="ru-RU"/>
-              </w:rPr>
-              <w:t xml:space="preserve">5</w:t>
-            </w:r>
-          </w:p>
-        </w:tc>
-        <w:tc>
-          <w:tcPr>
-            <w:tcW w:w="1045" w:type="dxa"/>
-            <w:tcBorders>
-              <w:top w:val="single" w:sz="4" w:space="0" w:color="000000"/>
-              <w:left w:val="single" w:sz="4" w:space="0" w:color="000000"/>
-              <w:bottom w:val="single" w:sz="4" w:space="0" w:color="000000"/>
-              <w:right w:val="single" w:sz="4" w:space="0" w:color="000000"/>
-            </w:tcBorders>
-            <w:vAlign w:val="center"/>
-          </w:tcPr>
-          <w:p>
-            <w:pPr>
-              <w:spacing w:before="0" w:after="0" w:line="240" w:lineRule="auto"/>
-              <w:jc w:val="right"/>
-              <w:rPr>
-                <w:rFonts w:ascii="Times New Roman" w:hAnsi="Times New Roman" w:cs="Times New Roman" w:eastAsia="Times New Roman"/>
-                <w:sz w:val="28"/>
-                <w:szCs w:val="28"/>
-                <w:lang w:val="ru-RU"/>
-              </w:rPr>
-            </w:pPr>
-            <w:r>
-              <w:rPr>
-                <w:rFonts w:ascii="Times New Roman" w:hAnsi="Times New Roman" w:cs="Times New Roman" w:eastAsia="Times New Roman"/>
-                <w:color w:val="000000"/>
-                <w:sz w:val="24"/>
-                <w:szCs w:val="24"/>
-                <w:lang w:val="ru-RU"/>
-              </w:rPr>
-              <w:t xml:space="preserve">5</w:t>
-            </w:r>
-          </w:p>
-        </w:tc>
-      </w:tr>
-      <w:tr>
-        <w:trPr>
-          <w:cantSplit/>
-        </w:trPr>
-        <w:tc>
-          <w:tcPr>
-            <w:tcW w:w="636" w:type="dxa"/>
-            <w:tcBorders>
-              <w:top w:val="single" w:sz="4" w:space="0" w:color="000000"/>
-              <w:left w:val="single" w:sz="4" w:space="0" w:color="000000"/>
-              <w:bottom w:val="single" w:sz="4" w:space="0" w:color="000000"/>
-              <w:right w:val="single" w:sz="4" w:space="0" w:color="000000"/>
-            </w:tcBorders>
-            <w:vAlign w:val="center"/>
-          </w:tcPr>
-          <w:p>
-            <w:pPr>
-              <w:spacing w:before="0" w:after="0" w:line="240" w:lineRule="auto"/>
-              <w:jc w:val="right"/>
-              <w:rPr>
-                <w:rFonts w:ascii="Times New Roman" w:hAnsi="Times New Roman" w:cs="Times New Roman" w:eastAsia="Times New Roman"/>
-                <w:sz w:val="28"/>
-                <w:szCs w:val="28"/>
-                <w:lang w:val="ru-RU"/>
-              </w:rPr>
-            </w:pPr>
-            <w:r>
-              <w:rPr>
-                <w:rFonts w:ascii="Times New Roman" w:hAnsi="Times New Roman" w:cs="Times New Roman" w:eastAsia="Times New Roman"/>
-                <w:color w:val="000000"/>
-                <w:sz w:val="24"/>
-                <w:szCs w:val="24"/>
-                <w:lang w:val="ru-RU"/>
-              </w:rPr>
-              <w:t xml:space="preserve">3</w:t>
-            </w:r>
-          </w:p>
-        </w:tc>
-        <w:tc>
-          <w:tcPr>
-            <w:tcW w:w="3920" w:type="dxa"/>
-            <w:tcBorders>
-              <w:top w:val="single" w:sz="4" w:space="0" w:color="000000"/>
-              <w:left w:val="single" w:sz="4" w:space="0" w:color="000000"/>
-              <w:bottom w:val="single" w:sz="4" w:space="0" w:color="000000"/>
-              <w:right w:val="single" w:sz="4" w:space="0" w:color="000000"/>
-            </w:tcBorders>
-            <w:vAlign w:val="center"/>
-          </w:tcPr>
-          <w:p>
-            <w:pPr>
-              <w:spacing w:before="0" w:after="0" w:line="240" w:lineRule="auto"/>
-              <w:jc w:val="left"/>
-              <w:rPr>
-                <w:rFonts w:ascii="Times New Roman" w:hAnsi="Times New Roman" w:cs="Times New Roman" w:eastAsia="Times New Roman"/>
-                <w:sz w:val="28"/>
-                <w:szCs w:val="28"/>
-                <w:lang w:val="ru-RU"/>
-              </w:rPr>
-            </w:pPr>
-            <w:r>
-              <w:rPr>
-                <w:rFonts w:ascii="Times New Roman" w:hAnsi="Times New Roman" w:cs="Times New Roman" w:eastAsia="Times New Roman"/>
-                <w:color w:val="000000"/>
-                <w:sz w:val="24"/>
-                <w:szCs w:val="24"/>
-                <w:lang w:val="ru-RU"/>
-              </w:rPr>
-              <w:t xml:space="preserve">Независимая верификация точности (NIST FRTE, iBeta, CVPR)</w:t>
-            </w:r>
-          </w:p>
-        </w:tc>
-        <w:tc>
-          <w:tcPr>
-            <w:tcW w:w="636" w:type="dxa"/>
-            <w:tcBorders>
-              <w:top w:val="single" w:sz="4" w:space="0" w:color="000000"/>
-              <w:left w:val="single" w:sz="4" w:space="0" w:color="000000"/>
-              <w:bottom w:val="single" w:sz="4" w:space="0" w:color="000000"/>
-              <w:right w:val="single" w:sz="4" w:space="0" w:color="000000"/>
-            </w:tcBorders>
-            <w:vAlign w:val="center"/>
-          </w:tcPr>
-          <w:p>
-            <w:pPr>
-              <w:spacing w:before="0" w:after="0" w:line="240" w:lineRule="auto"/>
-              <w:jc w:val="right"/>
-              <w:rPr>
-                <w:rFonts w:ascii="Times New Roman" w:hAnsi="Times New Roman" w:cs="Times New Roman" w:eastAsia="Times New Roman"/>
-                <w:sz w:val="28"/>
-                <w:szCs w:val="28"/>
-                <w:lang w:val="ru-RU"/>
-              </w:rPr>
-            </w:pPr>
-            <w:r>
-              <w:rPr>
-                <w:rFonts w:ascii="Times New Roman" w:hAnsi="Times New Roman" w:cs="Times New Roman" w:eastAsia="Times New Roman"/>
-                <w:color w:val="000000"/>
-                <w:sz w:val="24"/>
-                <w:szCs w:val="24"/>
-                <w:lang w:val="ru-RU"/>
-              </w:rPr>
-              <w:t xml:space="preserve">0,10</w:t>
-            </w:r>
-          </w:p>
-        </w:tc>
-        <w:tc>
-          <w:tcPr>
-            <w:tcW w:w="1045" w:type="dxa"/>
-            <w:tcBorders>
-              <w:top w:val="single" w:sz="4" w:space="0" w:color="000000"/>
-              <w:left w:val="single" w:sz="4" w:space="0" w:color="000000"/>
-              <w:bottom w:val="single" w:sz="4" w:space="0" w:color="000000"/>
-              <w:right w:val="single" w:sz="4" w:space="0" w:color="000000"/>
-            </w:tcBorders>
-            <w:vAlign w:val="center"/>
-          </w:tcPr>
-          <w:p>
-            <w:pPr>
-              <w:spacing w:before="0" w:after="0" w:line="240" w:lineRule="auto"/>
-              <w:jc w:val="right"/>
-              <w:rPr>
-                <w:rFonts w:ascii="Times New Roman" w:hAnsi="Times New Roman" w:cs="Times New Roman" w:eastAsia="Times New Roman"/>
-                <w:sz w:val="28"/>
-                <w:szCs w:val="28"/>
-                <w:lang w:val="ru-RU"/>
-              </w:rPr>
-            </w:pPr>
-            <w:r>
-              <w:rPr>
-                <w:rFonts w:ascii="Times New Roman" w:hAnsi="Times New Roman" w:cs="Times New Roman" w:eastAsia="Times New Roman"/>
-                <w:color w:val="000000"/>
-                <w:sz w:val="24"/>
-                <w:szCs w:val="24"/>
-                <w:lang w:val="ru-RU"/>
-              </w:rPr>
-              <w:t xml:space="preserve">2</w:t>
-            </w:r>
-          </w:p>
-        </w:tc>
-        <w:tc>
-          <w:tcPr>
-            <w:tcW w:w="1045" w:type="dxa"/>
-            <w:tcBorders>
-              <w:top w:val="single" w:sz="4" w:space="0" w:color="000000"/>
-              <w:left w:val="single" w:sz="4" w:space="0" w:color="000000"/>
-              <w:bottom w:val="single" w:sz="4" w:space="0" w:color="000000"/>
-              <w:right w:val="single" w:sz="4" w:space="0" w:color="000000"/>
-            </w:tcBorders>
-            <w:vAlign w:val="center"/>
-          </w:tcPr>
-          <w:p>
-            <w:pPr>
-              <w:spacing w:before="0" w:after="0" w:line="240" w:lineRule="auto"/>
-              <w:jc w:val="right"/>
-              <w:rPr>
-                <w:rFonts w:ascii="Times New Roman" w:hAnsi="Times New Roman" w:cs="Times New Roman" w:eastAsia="Times New Roman"/>
-                <w:sz w:val="28"/>
-                <w:szCs w:val="28"/>
-                <w:lang w:val="ru-RU"/>
-              </w:rPr>
-            </w:pPr>
-            <w:r>
-              <w:rPr>
-                <w:rFonts w:ascii="Times New Roman" w:hAnsi="Times New Roman" w:cs="Times New Roman" w:eastAsia="Times New Roman"/>
-                <w:color w:val="000000"/>
-                <w:sz w:val="24"/>
-                <w:szCs w:val="24"/>
-                <w:lang w:val="ru-RU"/>
-              </w:rPr>
-              <w:t xml:space="preserve">2</w:t>
-            </w:r>
-          </w:p>
-        </w:tc>
-        <w:tc>
-          <w:tcPr>
-            <w:tcW w:w="1306" w:type="dxa"/>
-            <w:tcBorders>
-              <w:top w:val="single" w:sz="4" w:space="0" w:color="000000"/>
-              <w:left w:val="single" w:sz="4" w:space="0" w:color="000000"/>
-              <w:bottom w:val="single" w:sz="4" w:space="0" w:color="000000"/>
-              <w:right w:val="single" w:sz="4" w:space="0" w:color="000000"/>
-            </w:tcBorders>
-            <w:vAlign w:val="center"/>
-          </w:tcPr>
-          <w:p>
-            <w:pPr>
-              <w:spacing w:before="0" w:after="0" w:line="240" w:lineRule="auto"/>
-              <w:jc w:val="right"/>
-              <w:rPr>
-                <w:rFonts w:ascii="Times New Roman" w:hAnsi="Times New Roman" w:cs="Times New Roman" w:eastAsia="Times New Roman"/>
-                <w:sz w:val="28"/>
-                <w:szCs w:val="28"/>
-                <w:lang w:val="ru-RU"/>
-              </w:rPr>
-            </w:pPr>
-            <w:r>
-              <w:rPr>
-                <w:rFonts w:ascii="Times New Roman" w:hAnsi="Times New Roman" w:cs="Times New Roman" w:eastAsia="Times New Roman"/>
-                <w:color w:val="000000"/>
-                <w:sz w:val="24"/>
-                <w:szCs w:val="24"/>
-                <w:lang w:val="ru-RU"/>
-              </w:rPr>
-              <w:t xml:space="preserve">5</w:t>
-            </w:r>
-          </w:p>
-        </w:tc>
-        <w:tc>
-          <w:tcPr>
-            <w:tcW w:w="1045" w:type="dxa"/>
-            <w:tcBorders>
-              <w:top w:val="single" w:sz="4" w:space="0" w:color="000000"/>
-              <w:left w:val="single" w:sz="4" w:space="0" w:color="000000"/>
-              <w:bottom w:val="single" w:sz="4" w:space="0" w:color="000000"/>
-              <w:right w:val="single" w:sz="4" w:space="0" w:color="000000"/>
-            </w:tcBorders>
-            <w:vAlign w:val="center"/>
-          </w:tcPr>
-          <w:p>
-            <w:pPr>
-              <w:spacing w:before="0" w:after="0" w:line="240" w:lineRule="auto"/>
-              <w:jc w:val="right"/>
-              <w:rPr>
-                <w:rFonts w:ascii="Times New Roman" w:hAnsi="Times New Roman" w:cs="Times New Roman" w:eastAsia="Times New Roman"/>
-                <w:sz w:val="28"/>
-                <w:szCs w:val="28"/>
-                <w:lang w:val="ru-RU"/>
-              </w:rPr>
-            </w:pPr>
-            <w:r>
-              <w:rPr>
-                <w:rFonts w:ascii="Times New Roman" w:hAnsi="Times New Roman" w:cs="Times New Roman" w:eastAsia="Times New Roman"/>
-                <w:color w:val="000000"/>
-                <w:sz w:val="24"/>
-                <w:szCs w:val="24"/>
-                <w:lang w:val="ru-RU"/>
-              </w:rPr>
-              <w:t xml:space="preserve">2</w:t>
-            </w:r>
-          </w:p>
-        </w:tc>
-      </w:tr>
-      <w:tr>
-        <w:trPr>
-          <w:cantSplit/>
-        </w:trPr>
-        <w:tc>
-          <w:tcPr>
-            <w:tcW w:w="636" w:type="dxa"/>
-            <w:tcBorders>
-              <w:top w:val="single" w:sz="4" w:space="0" w:color="000000"/>
-              <w:left w:val="single" w:sz="4" w:space="0" w:color="000000"/>
-              <w:bottom w:val="single" w:sz="4" w:space="0" w:color="000000"/>
-              <w:right w:val="single" w:sz="4" w:space="0" w:color="000000"/>
-            </w:tcBorders>
-            <w:vAlign w:val="center"/>
-          </w:tcPr>
-          <w:p>
-            <w:pPr>
-              <w:spacing w:before="0" w:after="0" w:line="240" w:lineRule="auto"/>
-              <w:jc w:val="right"/>
-              <w:rPr>
-                <w:rFonts w:ascii="Times New Roman" w:hAnsi="Times New Roman" w:cs="Times New Roman" w:eastAsia="Times New Roman"/>
-                <w:sz w:val="28"/>
-                <w:szCs w:val="28"/>
-                <w:lang w:val="ru-RU"/>
-              </w:rPr>
-            </w:pPr>
-            <w:r>
-              <w:rPr>
-                <w:rFonts w:ascii="Times New Roman" w:hAnsi="Times New Roman" w:cs="Times New Roman" w:eastAsia="Times New Roman"/>
-                <w:color w:val="000000"/>
-                <w:sz w:val="24"/>
-                <w:szCs w:val="24"/>
-                <w:lang w:val="ru-RU"/>
-              </w:rPr>
-              <w:t xml:space="preserve">4</w:t>
-            </w:r>
-          </w:p>
-        </w:tc>
-        <w:tc>
-          <w:tcPr>
-            <w:tcW w:w="3920" w:type="dxa"/>
-            <w:tcBorders>
-              <w:top w:val="single" w:sz="4" w:space="0" w:color="000000"/>
-              <w:left w:val="single" w:sz="4" w:space="0" w:color="000000"/>
-              <w:bottom w:val="single" w:sz="4" w:space="0" w:color="000000"/>
-              <w:right w:val="single" w:sz="4" w:space="0" w:color="000000"/>
-            </w:tcBorders>
-            <w:vAlign w:val="center"/>
-          </w:tcPr>
-          <w:p>
-            <w:pPr>
-              <w:spacing w:before="0" w:after="0" w:line="240" w:lineRule="auto"/>
-              <w:jc w:val="left"/>
-              <w:rPr>
-                <w:rFonts w:ascii="Times New Roman" w:hAnsi="Times New Roman" w:cs="Times New Roman" w:eastAsia="Times New Roman"/>
-                <w:sz w:val="28"/>
-                <w:szCs w:val="28"/>
-                <w:lang w:val="ru-RU"/>
-              </w:rPr>
-            </w:pPr>
-            <w:r>
-              <w:rPr>
-                <w:rFonts w:ascii="Times New Roman" w:hAnsi="Times New Roman" w:cs="Times New Roman" w:eastAsia="Times New Roman"/>
-                <w:color w:val="000000"/>
-                <w:sz w:val="24"/>
-                <w:szCs w:val="24"/>
-                <w:lang w:val="ru-RU"/>
-              </w:rPr>
-              <w:t xml:space="preserve">Продуктовая линейка под B2B и B2G сценарии</w:t>
-            </w:r>
-          </w:p>
-        </w:tc>
-        <w:tc>
-          <w:tcPr>
-            <w:tcW w:w="636" w:type="dxa"/>
-            <w:tcBorders>
-              <w:top w:val="single" w:sz="4" w:space="0" w:color="000000"/>
-              <w:left w:val="single" w:sz="4" w:space="0" w:color="000000"/>
-              <w:bottom w:val="single" w:sz="4" w:space="0" w:color="000000"/>
-              <w:right w:val="single" w:sz="4" w:space="0" w:color="000000"/>
-            </w:tcBorders>
-            <w:vAlign w:val="center"/>
-          </w:tcPr>
-          <w:p>
-            <w:pPr>
-              <w:spacing w:before="0" w:after="0" w:line="240" w:lineRule="auto"/>
-              <w:jc w:val="right"/>
-              <w:rPr>
-                <w:rFonts w:ascii="Times New Roman" w:hAnsi="Times New Roman" w:cs="Times New Roman" w:eastAsia="Times New Roman"/>
-                <w:sz w:val="28"/>
-                <w:szCs w:val="28"/>
-                <w:lang w:val="ru-RU"/>
-              </w:rPr>
-            </w:pPr>
-            <w:r>
-              <w:rPr>
-                <w:rFonts w:ascii="Times New Roman" w:hAnsi="Times New Roman" w:cs="Times New Roman" w:eastAsia="Times New Roman"/>
-                <w:color w:val="000000"/>
-                <w:sz w:val="24"/>
-                <w:szCs w:val="24"/>
-                <w:lang w:val="ru-RU"/>
-              </w:rPr>
-              <w:t xml:space="preserve">0,15</w:t>
-            </w:r>
-          </w:p>
-        </w:tc>
-        <w:tc>
-          <w:tcPr>
-            <w:tcW w:w="1045" w:type="dxa"/>
-            <w:tcBorders>
-              <w:top w:val="single" w:sz="4" w:space="0" w:color="000000"/>
-              <w:left w:val="single" w:sz="4" w:space="0" w:color="000000"/>
-              <w:bottom w:val="single" w:sz="4" w:space="0" w:color="000000"/>
-              <w:right w:val="single" w:sz="4" w:space="0" w:color="000000"/>
-            </w:tcBorders>
-            <w:vAlign w:val="center"/>
-          </w:tcPr>
-          <w:p>
-            <w:pPr>
-              <w:spacing w:before="0" w:after="0" w:line="240" w:lineRule="auto"/>
-              <w:jc w:val="right"/>
-              <w:rPr>
-                <w:rFonts w:ascii="Times New Roman" w:hAnsi="Times New Roman" w:cs="Times New Roman" w:eastAsia="Times New Roman"/>
-                <w:sz w:val="28"/>
-                <w:szCs w:val="28"/>
-                <w:lang w:val="ru-RU"/>
-              </w:rPr>
-            </w:pPr>
-            <w:r>
-              <w:rPr>
-                <w:rFonts w:ascii="Times New Roman" w:hAnsi="Times New Roman" w:cs="Times New Roman" w:eastAsia="Times New Roman"/>
-                <w:color w:val="000000"/>
-                <w:sz w:val="24"/>
-                <w:szCs w:val="24"/>
-                <w:lang w:val="ru-RU"/>
-              </w:rPr>
-              <w:t xml:space="preserve">4</w:t>
-            </w:r>
-          </w:p>
-        </w:tc>
-        <w:tc>
-          <w:tcPr>
-            <w:tcW w:w="1045" w:type="dxa"/>
-            <w:tcBorders>
-              <w:top w:val="single" w:sz="4" w:space="0" w:color="000000"/>
-              <w:left w:val="single" w:sz="4" w:space="0" w:color="000000"/>
-              <w:bottom w:val="single" w:sz="4" w:space="0" w:color="000000"/>
-              <w:right w:val="single" w:sz="4" w:space="0" w:color="000000"/>
-            </w:tcBorders>
-            <w:vAlign w:val="center"/>
-          </w:tcPr>
-          <w:p>
-            <w:pPr>
-              <w:spacing w:before="0" w:after="0" w:line="240" w:lineRule="auto"/>
-              <w:jc w:val="right"/>
-              <w:rPr>
-                <w:rFonts w:ascii="Times New Roman" w:hAnsi="Times New Roman" w:cs="Times New Roman" w:eastAsia="Times New Roman"/>
-                <w:sz w:val="28"/>
-                <w:szCs w:val="28"/>
-                <w:lang w:val="ru-RU"/>
-              </w:rPr>
-            </w:pPr>
-            <w:r>
-              <w:rPr>
-                <w:rFonts w:ascii="Times New Roman" w:hAnsi="Times New Roman" w:cs="Times New Roman" w:eastAsia="Times New Roman"/>
-                <w:color w:val="000000"/>
-                <w:sz w:val="24"/>
-                <w:szCs w:val="24"/>
-                <w:lang w:val="ru-RU"/>
-              </w:rPr>
-              <w:t xml:space="preserve">3</w:t>
-            </w:r>
-          </w:p>
-        </w:tc>
-        <w:tc>
-          <w:tcPr>
-            <w:tcW w:w="1306" w:type="dxa"/>
-            <w:tcBorders>
-              <w:top w:val="single" w:sz="4" w:space="0" w:color="000000"/>
-              <w:left w:val="single" w:sz="4" w:space="0" w:color="000000"/>
-              <w:bottom w:val="single" w:sz="4" w:space="0" w:color="000000"/>
-              <w:right w:val="single" w:sz="4" w:space="0" w:color="000000"/>
-            </w:tcBorders>
-            <w:vAlign w:val="center"/>
-          </w:tcPr>
-          <w:p>
-            <w:pPr>
-              <w:spacing w:before="0" w:after="0" w:line="240" w:lineRule="auto"/>
-              <w:jc w:val="right"/>
-              <w:rPr>
-                <w:rFonts w:ascii="Times New Roman" w:hAnsi="Times New Roman" w:cs="Times New Roman" w:eastAsia="Times New Roman"/>
-                <w:sz w:val="28"/>
-                <w:szCs w:val="28"/>
-                <w:lang w:val="ru-RU"/>
-              </w:rPr>
-            </w:pPr>
-            <w:r>
-              <w:rPr>
-                <w:rFonts w:ascii="Times New Roman" w:hAnsi="Times New Roman" w:cs="Times New Roman" w:eastAsia="Times New Roman"/>
-                <w:color w:val="000000"/>
-                <w:sz w:val="24"/>
-                <w:szCs w:val="24"/>
-                <w:lang w:val="ru-RU"/>
-              </w:rPr>
-              <w:t xml:space="preserve">5</w:t>
-            </w:r>
-          </w:p>
-        </w:tc>
-        <w:tc>
-          <w:tcPr>
-            <w:tcW w:w="1045" w:type="dxa"/>
-            <w:tcBorders>
-              <w:top w:val="single" w:sz="4" w:space="0" w:color="000000"/>
-              <w:left w:val="single" w:sz="4" w:space="0" w:color="000000"/>
-              <w:bottom w:val="single" w:sz="4" w:space="0" w:color="000000"/>
-              <w:right w:val="single" w:sz="4" w:space="0" w:color="000000"/>
-            </w:tcBorders>
-            <w:vAlign w:val="center"/>
-          </w:tcPr>
-          <w:p>
-            <w:pPr>
-              <w:spacing w:before="0" w:after="0" w:line="240" w:lineRule="auto"/>
-              <w:jc w:val="right"/>
-              <w:rPr>
-                <w:rFonts w:ascii="Times New Roman" w:hAnsi="Times New Roman" w:cs="Times New Roman" w:eastAsia="Times New Roman"/>
-                <w:sz w:val="28"/>
-                <w:szCs w:val="28"/>
-                <w:lang w:val="ru-RU"/>
-              </w:rPr>
-            </w:pPr>
-            <w:r>
-              <w:rPr>
-                <w:rFonts w:ascii="Times New Roman" w:hAnsi="Times New Roman" w:cs="Times New Roman" w:eastAsia="Times New Roman"/>
-                <w:color w:val="000000"/>
-                <w:sz w:val="24"/>
-                <w:szCs w:val="24"/>
-                <w:lang w:val="ru-RU"/>
-              </w:rPr>
-              <w:t xml:space="preserve">4</w:t>
-            </w:r>
-          </w:p>
-        </w:tc>
-      </w:tr>
-      <w:tr>
-        <w:trPr>
-          <w:cantSplit/>
-        </w:trPr>
-        <w:tc>
-          <w:tcPr>
-            <w:tcW w:w="636" w:type="dxa"/>
-            <w:tcBorders>
-              <w:top w:val="single" w:sz="4" w:space="0" w:color="000000"/>
-              <w:left w:val="single" w:sz="4" w:space="0" w:color="000000"/>
-              <w:bottom w:val="single" w:sz="4" w:space="0" w:color="000000"/>
-              <w:right w:val="single" w:sz="4" w:space="0" w:color="000000"/>
-            </w:tcBorders>
-            <w:vAlign w:val="center"/>
-          </w:tcPr>
-          <w:p>
-            <w:pPr>
-              <w:spacing w:before="0" w:after="0" w:line="240" w:lineRule="auto"/>
-              <w:jc w:val="right"/>
-              <w:rPr>
-                <w:rFonts w:ascii="Times New Roman" w:hAnsi="Times New Roman" w:cs="Times New Roman" w:eastAsia="Times New Roman"/>
-                <w:sz w:val="28"/>
-                <w:szCs w:val="28"/>
-                <w:lang w:val="ru-RU"/>
-              </w:rPr>
-            </w:pPr>
-            <w:r>
-              <w:rPr>
-                <w:rFonts w:ascii="Times New Roman" w:hAnsi="Times New Roman" w:cs="Times New Roman" w:eastAsia="Times New Roman"/>
-                <w:color w:val="000000"/>
-                <w:sz w:val="24"/>
-                <w:szCs w:val="24"/>
-                <w:lang w:val="ru-RU"/>
-              </w:rPr>
-              <w:t xml:space="preserve">5</w:t>
-            </w:r>
-          </w:p>
-        </w:tc>
-        <w:tc>
-          <w:tcPr>
-            <w:tcW w:w="3920" w:type="dxa"/>
-            <w:tcBorders>
-              <w:top w:val="single" w:sz="4" w:space="0" w:color="000000"/>
-              <w:left w:val="single" w:sz="4" w:space="0" w:color="000000"/>
-              <w:bottom w:val="single" w:sz="4" w:space="0" w:color="000000"/>
-              <w:right w:val="single" w:sz="4" w:space="0" w:color="000000"/>
-            </w:tcBorders>
-            <w:vAlign w:val="center"/>
-          </w:tcPr>
-          <w:p>
-            <w:pPr>
-              <w:spacing w:before="0" w:after="0" w:line="240" w:lineRule="auto"/>
-              <w:jc w:val="left"/>
-              <w:rPr>
-                <w:rFonts w:ascii="Times New Roman" w:hAnsi="Times New Roman" w:cs="Times New Roman" w:eastAsia="Times New Roman"/>
-                <w:sz w:val="28"/>
-                <w:szCs w:val="28"/>
-                <w:lang w:val="ru-RU"/>
-              </w:rPr>
-            </w:pPr>
-            <w:r>
-              <w:rPr>
-                <w:rFonts w:ascii="Times New Roman" w:hAnsi="Times New Roman" w:cs="Times New Roman" w:eastAsia="Times New Roman"/>
-                <w:color w:val="000000"/>
-                <w:sz w:val="24"/>
-                <w:szCs w:val="24"/>
-                <w:lang w:val="ru-RU"/>
-              </w:rPr>
-              <w:t xml:space="preserve">Географический охват и референсная база</w:t>
-            </w:r>
-          </w:p>
-        </w:tc>
-        <w:tc>
-          <w:tcPr>
-            <w:tcW w:w="636" w:type="dxa"/>
-            <w:tcBorders>
-              <w:top w:val="single" w:sz="4" w:space="0" w:color="000000"/>
-              <w:left w:val="single" w:sz="4" w:space="0" w:color="000000"/>
-              <w:bottom w:val="single" w:sz="4" w:space="0" w:color="000000"/>
-              <w:right w:val="single" w:sz="4" w:space="0" w:color="000000"/>
-            </w:tcBorders>
-            <w:vAlign w:val="center"/>
-          </w:tcPr>
-          <w:p>
-            <w:pPr>
-              <w:spacing w:before="0" w:after="0" w:line="240" w:lineRule="auto"/>
-              <w:jc w:val="right"/>
-              <w:rPr>
-                <w:rFonts w:ascii="Times New Roman" w:hAnsi="Times New Roman" w:cs="Times New Roman" w:eastAsia="Times New Roman"/>
-                <w:sz w:val="28"/>
-                <w:szCs w:val="28"/>
-                <w:lang w:val="ru-RU"/>
-              </w:rPr>
-            </w:pPr>
-            <w:r>
-              <w:rPr>
-                <w:rFonts w:ascii="Times New Roman" w:hAnsi="Times New Roman" w:cs="Times New Roman" w:eastAsia="Times New Roman"/>
-                <w:color w:val="000000"/>
-                <w:sz w:val="24"/>
-                <w:szCs w:val="24"/>
-                <w:lang w:val="ru-RU"/>
-              </w:rPr>
-              <w:t xml:space="preserve">0,10</w:t>
-            </w:r>
-          </w:p>
-        </w:tc>
-        <w:tc>
-          <w:tcPr>
-            <w:tcW w:w="1045" w:type="dxa"/>
-            <w:tcBorders>
-              <w:top w:val="single" w:sz="4" w:space="0" w:color="000000"/>
-              <w:left w:val="single" w:sz="4" w:space="0" w:color="000000"/>
-              <w:bottom w:val="single" w:sz="4" w:space="0" w:color="000000"/>
-              <w:right w:val="single" w:sz="4" w:space="0" w:color="000000"/>
-            </w:tcBorders>
-            <w:vAlign w:val="center"/>
-          </w:tcPr>
-          <w:p>
-            <w:pPr>
-              <w:spacing w:before="0" w:after="0" w:line="240" w:lineRule="auto"/>
-              <w:jc w:val="right"/>
-              <w:rPr>
-                <w:rFonts w:ascii="Times New Roman" w:hAnsi="Times New Roman" w:cs="Times New Roman" w:eastAsia="Times New Roman"/>
-                <w:sz w:val="28"/>
-                <w:szCs w:val="28"/>
-                <w:lang w:val="ru-RU"/>
-              </w:rPr>
-            </w:pPr>
-            <w:r>
-              <w:rPr>
-                <w:rFonts w:ascii="Times New Roman" w:hAnsi="Times New Roman" w:cs="Times New Roman" w:eastAsia="Times New Roman"/>
-                <w:color w:val="000000"/>
-                <w:sz w:val="24"/>
-                <w:szCs w:val="24"/>
-                <w:lang w:val="ru-RU"/>
-              </w:rPr>
-              <w:t xml:space="preserve">3</w:t>
-            </w:r>
-          </w:p>
-        </w:tc>
-        <w:tc>
-          <w:tcPr>
-            <w:tcW w:w="1045" w:type="dxa"/>
-            <w:tcBorders>
-              <w:top w:val="single" w:sz="4" w:space="0" w:color="000000"/>
-              <w:left w:val="single" w:sz="4" w:space="0" w:color="000000"/>
-              <w:bottom w:val="single" w:sz="4" w:space="0" w:color="000000"/>
-              <w:right w:val="single" w:sz="4" w:space="0" w:color="000000"/>
-            </w:tcBorders>
-            <w:vAlign w:val="center"/>
-          </w:tcPr>
-          <w:p>
-            <w:pPr>
-              <w:spacing w:before="0" w:after="0" w:line="240" w:lineRule="auto"/>
-              <w:jc w:val="right"/>
-              <w:rPr>
-                <w:rFonts w:ascii="Times New Roman" w:hAnsi="Times New Roman" w:cs="Times New Roman" w:eastAsia="Times New Roman"/>
-                <w:sz w:val="28"/>
-                <w:szCs w:val="28"/>
-                <w:lang w:val="ru-RU"/>
-              </w:rPr>
-            </w:pPr>
-            <w:r>
-              <w:rPr>
-                <w:rFonts w:ascii="Times New Roman" w:hAnsi="Times New Roman" w:cs="Times New Roman" w:eastAsia="Times New Roman"/>
-                <w:color w:val="000000"/>
-                <w:sz w:val="24"/>
-                <w:szCs w:val="24"/>
-                <w:lang w:val="ru-RU"/>
-              </w:rPr>
-              <w:t xml:space="preserve">5</w:t>
-            </w:r>
-          </w:p>
-        </w:tc>
-        <w:tc>
-          <w:tcPr>
-            <w:tcW w:w="1306" w:type="dxa"/>
-            <w:tcBorders>
-              <w:top w:val="single" w:sz="4" w:space="0" w:color="000000"/>
-              <w:left w:val="single" w:sz="4" w:space="0" w:color="000000"/>
-              <w:bottom w:val="single" w:sz="4" w:space="0" w:color="000000"/>
-              <w:right w:val="single" w:sz="4" w:space="0" w:color="000000"/>
-            </w:tcBorders>
-            <w:vAlign w:val="center"/>
-          </w:tcPr>
-          <w:p>
-            <w:pPr>
-              <w:spacing w:before="0" w:after="0" w:line="240" w:lineRule="auto"/>
-              <w:jc w:val="right"/>
-              <w:rPr>
-                <w:rFonts w:ascii="Times New Roman" w:hAnsi="Times New Roman" w:cs="Times New Roman" w:eastAsia="Times New Roman"/>
-                <w:sz w:val="28"/>
-                <w:szCs w:val="28"/>
-                <w:lang w:val="ru-RU"/>
-              </w:rPr>
-            </w:pPr>
-            <w:r>
-              <w:rPr>
-                <w:rFonts w:ascii="Times New Roman" w:hAnsi="Times New Roman" w:cs="Times New Roman" w:eastAsia="Times New Roman"/>
-                <w:color w:val="000000"/>
-                <w:sz w:val="24"/>
-                <w:szCs w:val="24"/>
-                <w:lang w:val="ru-RU"/>
-              </w:rPr>
-              <w:t xml:space="preserve">5</w:t>
-            </w:r>
-          </w:p>
-        </w:tc>
-        <w:tc>
-          <w:tcPr>
-            <w:tcW w:w="1045" w:type="dxa"/>
-            <w:tcBorders>
-              <w:top w:val="single" w:sz="4" w:space="0" w:color="000000"/>
-              <w:left w:val="single" w:sz="4" w:space="0" w:color="000000"/>
-              <w:bottom w:val="single" w:sz="4" w:space="0" w:color="000000"/>
-              <w:right w:val="single" w:sz="4" w:space="0" w:color="000000"/>
-            </w:tcBorders>
-            <w:vAlign w:val="center"/>
-          </w:tcPr>
-          <w:p>
-            <w:pPr>
-              <w:spacing w:before="0" w:after="0" w:line="240" w:lineRule="auto"/>
-              <w:jc w:val="right"/>
-              <w:rPr>
-                <w:rFonts w:ascii="Times New Roman" w:hAnsi="Times New Roman" w:cs="Times New Roman" w:eastAsia="Times New Roman"/>
-                <w:sz w:val="28"/>
-                <w:szCs w:val="28"/>
-                <w:lang w:val="ru-RU"/>
-              </w:rPr>
-            </w:pPr>
-            <w:r>
-              <w:rPr>
-                <w:rFonts w:ascii="Times New Roman" w:hAnsi="Times New Roman" w:cs="Times New Roman" w:eastAsia="Times New Roman"/>
-                <w:color w:val="000000"/>
-                <w:sz w:val="24"/>
-                <w:szCs w:val="24"/>
-                <w:lang w:val="ru-RU"/>
-              </w:rPr>
-              <w:t xml:space="preserve">4</w:t>
-            </w:r>
-          </w:p>
-        </w:tc>
-      </w:tr>
-      <w:tr>
-        <w:trPr>
-          <w:cantSplit/>
-        </w:trPr>
-        <w:tc>
-          <w:tcPr>
-            <w:tcW w:w="636" w:type="dxa"/>
-            <w:tcBorders>
-              <w:top w:val="single" w:sz="4" w:space="0" w:color="000000"/>
-              <w:left w:val="single" w:sz="4" w:space="0" w:color="000000"/>
-              <w:bottom w:val="single" w:sz="4" w:space="0" w:color="000000"/>
-              <w:right w:val="single" w:sz="4" w:space="0" w:color="000000"/>
-            </w:tcBorders>
-            <w:vAlign w:val="center"/>
-          </w:tcPr>
-          <w:p>
-            <w:pPr>
-              <w:spacing w:before="0" w:after="0" w:line="240" w:lineRule="auto"/>
-              <w:jc w:val="right"/>
-              <w:rPr>
-                <w:rFonts w:ascii="Times New Roman" w:hAnsi="Times New Roman" w:cs="Times New Roman" w:eastAsia="Times New Roman"/>
-                <w:sz w:val="28"/>
-                <w:szCs w:val="28"/>
-                <w:lang w:val="ru-RU"/>
-              </w:rPr>
-            </w:pPr>
-            <w:r>
-              <w:rPr>
-                <w:rFonts w:ascii="Times New Roman" w:hAnsi="Times New Roman" w:cs="Times New Roman" w:eastAsia="Times New Roman"/>
-                <w:color w:val="000000"/>
-                <w:sz w:val="24"/>
-                <w:szCs w:val="24"/>
-                <w:lang w:val="ru-RU"/>
-              </w:rPr>
-              <w:t xml:space="preserve">6</w:t>
-            </w:r>
-          </w:p>
-        </w:tc>
-        <w:tc>
-          <w:tcPr>
-            <w:tcW w:w="3920" w:type="dxa"/>
-            <w:tcBorders>
-              <w:top w:val="single" w:sz="4" w:space="0" w:color="000000"/>
-              <w:left w:val="single" w:sz="4" w:space="0" w:color="000000"/>
-              <w:bottom w:val="single" w:sz="4" w:space="0" w:color="000000"/>
-              <w:right w:val="single" w:sz="4" w:space="0" w:color="000000"/>
-            </w:tcBorders>
-            <w:vAlign w:val="center"/>
-          </w:tcPr>
-          <w:p>
-            <w:pPr>
-              <w:spacing w:before="0" w:after="0" w:line="240" w:lineRule="auto"/>
-              <w:jc w:val="left"/>
-              <w:rPr>
-                <w:rFonts w:ascii="Times New Roman" w:hAnsi="Times New Roman" w:cs="Times New Roman" w:eastAsia="Times New Roman"/>
-                <w:sz w:val="28"/>
-                <w:szCs w:val="28"/>
-                <w:lang w:val="ru-RU"/>
-              </w:rPr>
-            </w:pPr>
-            <w:r>
-              <w:rPr>
-                <w:rFonts w:ascii="Times New Roman" w:hAnsi="Times New Roman" w:cs="Times New Roman" w:eastAsia="Times New Roman"/>
-                <w:color w:val="000000"/>
-                <w:sz w:val="24"/>
-                <w:szCs w:val="24"/>
-                <w:lang w:val="ru-RU"/>
-              </w:rPr>
-              <w:t xml:space="preserve">Банковская и инфраструктурная экосистема</w:t>
-            </w:r>
-          </w:p>
-        </w:tc>
-        <w:tc>
-          <w:tcPr>
-            <w:tcW w:w="636" w:type="dxa"/>
-            <w:tcBorders>
-              <w:top w:val="single" w:sz="4" w:space="0" w:color="000000"/>
-              <w:left w:val="single" w:sz="4" w:space="0" w:color="000000"/>
-              <w:bottom w:val="single" w:sz="4" w:space="0" w:color="000000"/>
-              <w:right w:val="single" w:sz="4" w:space="0" w:color="000000"/>
-            </w:tcBorders>
-            <w:vAlign w:val="center"/>
-          </w:tcPr>
-          <w:p>
-            <w:pPr>
-              <w:spacing w:before="0" w:after="0" w:line="240" w:lineRule="auto"/>
-              <w:jc w:val="right"/>
-              <w:rPr>
-                <w:rFonts w:ascii="Times New Roman" w:hAnsi="Times New Roman" w:cs="Times New Roman" w:eastAsia="Times New Roman"/>
-                <w:sz w:val="28"/>
-                <w:szCs w:val="28"/>
-                <w:lang w:val="ru-RU"/>
-              </w:rPr>
-            </w:pPr>
-            <w:r>
-              <w:rPr>
-                <w:rFonts w:ascii="Times New Roman" w:hAnsi="Times New Roman" w:cs="Times New Roman" w:eastAsia="Times New Roman"/>
-                <w:color w:val="000000"/>
-                <w:sz w:val="24"/>
-                <w:szCs w:val="24"/>
-                <w:lang w:val="ru-RU"/>
-              </w:rPr>
-              <w:t xml:space="preserve">0,15</w:t>
-            </w:r>
-          </w:p>
-        </w:tc>
-        <w:tc>
-          <w:tcPr>
-            <w:tcW w:w="1045" w:type="dxa"/>
-            <w:tcBorders>
-              <w:top w:val="single" w:sz="4" w:space="0" w:color="000000"/>
-              <w:left w:val="single" w:sz="4" w:space="0" w:color="000000"/>
-              <w:bottom w:val="single" w:sz="4" w:space="0" w:color="000000"/>
-              <w:right w:val="single" w:sz="4" w:space="0" w:color="000000"/>
-            </w:tcBorders>
-            <w:vAlign w:val="center"/>
-          </w:tcPr>
-          <w:p>
-            <w:pPr>
-              <w:spacing w:before="0" w:after="0" w:line="240" w:lineRule="auto"/>
-              <w:jc w:val="right"/>
-              <w:rPr>
-                <w:rFonts w:ascii="Times New Roman" w:hAnsi="Times New Roman" w:cs="Times New Roman" w:eastAsia="Times New Roman"/>
-                <w:sz w:val="28"/>
-                <w:szCs w:val="28"/>
-                <w:lang w:val="ru-RU"/>
-              </w:rPr>
-            </w:pPr>
-            <w:r>
-              <w:rPr>
-                <w:rFonts w:ascii="Times New Roman" w:hAnsi="Times New Roman" w:cs="Times New Roman" w:eastAsia="Times New Roman"/>
-                <w:color w:val="000000"/>
-                <w:sz w:val="24"/>
-                <w:szCs w:val="24"/>
-                <w:lang w:val="ru-RU"/>
-              </w:rPr>
-              <w:t xml:space="preserve">5</w:t>
-            </w:r>
-          </w:p>
-        </w:tc>
-        <w:tc>
-          <w:tcPr>
-            <w:tcW w:w="1045" w:type="dxa"/>
-            <w:tcBorders>
-              <w:top w:val="single" w:sz="4" w:space="0" w:color="000000"/>
-              <w:left w:val="single" w:sz="4" w:space="0" w:color="000000"/>
-              <w:bottom w:val="single" w:sz="4" w:space="0" w:color="000000"/>
-              <w:right w:val="single" w:sz="4" w:space="0" w:color="000000"/>
-            </w:tcBorders>
-            <w:vAlign w:val="center"/>
-          </w:tcPr>
-          <w:p>
-            <w:pPr>
-              <w:spacing w:before="0" w:after="0" w:line="240" w:lineRule="auto"/>
-              <w:jc w:val="right"/>
-              <w:rPr>
-                <w:rFonts w:ascii="Times New Roman" w:hAnsi="Times New Roman" w:cs="Times New Roman" w:eastAsia="Times New Roman"/>
-                <w:sz w:val="28"/>
-                <w:szCs w:val="28"/>
-                <w:lang w:val="ru-RU"/>
-              </w:rPr>
-            </w:pPr>
-            <w:r>
-              <w:rPr>
-                <w:rFonts w:ascii="Times New Roman" w:hAnsi="Times New Roman" w:cs="Times New Roman" w:eastAsia="Times New Roman"/>
-                <w:color w:val="000000"/>
-                <w:sz w:val="24"/>
-                <w:szCs w:val="24"/>
-                <w:lang w:val="ru-RU"/>
-              </w:rPr>
-              <w:t xml:space="preserve">5</w:t>
-            </w:r>
-          </w:p>
-        </w:tc>
-        <w:tc>
-          <w:tcPr>
-            <w:tcW w:w="1306" w:type="dxa"/>
-            <w:tcBorders>
-              <w:top w:val="single" w:sz="4" w:space="0" w:color="000000"/>
-              <w:left w:val="single" w:sz="4" w:space="0" w:color="000000"/>
-              <w:bottom w:val="single" w:sz="4" w:space="0" w:color="000000"/>
-              <w:right w:val="single" w:sz="4" w:space="0" w:color="000000"/>
-            </w:tcBorders>
-            <w:vAlign w:val="center"/>
-          </w:tcPr>
-          <w:p>
-            <w:pPr>
-              <w:spacing w:before="0" w:after="0" w:line="240" w:lineRule="auto"/>
-              <w:jc w:val="right"/>
-              <w:rPr>
-                <w:rFonts w:ascii="Times New Roman" w:hAnsi="Times New Roman" w:cs="Times New Roman" w:eastAsia="Times New Roman"/>
-                <w:sz w:val="28"/>
-                <w:szCs w:val="28"/>
-                <w:lang w:val="ru-RU"/>
-              </w:rPr>
-            </w:pPr>
-            <w:r>
-              <w:rPr>
-                <w:rFonts w:ascii="Times New Roman" w:hAnsi="Times New Roman" w:cs="Times New Roman" w:eastAsia="Times New Roman"/>
-                <w:color w:val="000000"/>
-                <w:sz w:val="24"/>
-                <w:szCs w:val="24"/>
-                <w:lang w:val="ru-RU"/>
-              </w:rPr>
-              <w:t xml:space="preserve">3</w:t>
-            </w:r>
-          </w:p>
-        </w:tc>
-        <w:tc>
-          <w:tcPr>
-            <w:tcW w:w="1045" w:type="dxa"/>
-            <w:tcBorders>
-              <w:top w:val="single" w:sz="4" w:space="0" w:color="000000"/>
-              <w:left w:val="single" w:sz="4" w:space="0" w:color="000000"/>
-              <w:bottom w:val="single" w:sz="4" w:space="0" w:color="000000"/>
-              <w:right w:val="single" w:sz="4" w:space="0" w:color="000000"/>
-            </w:tcBorders>
-            <w:vAlign w:val="center"/>
-          </w:tcPr>
-          <w:p>
-            <w:pPr>
-              <w:spacing w:before="0" w:after="0" w:line="240" w:lineRule="auto"/>
-              <w:jc w:val="right"/>
-              <w:rPr>
-                <w:rFonts w:ascii="Times New Roman" w:hAnsi="Times New Roman" w:cs="Times New Roman" w:eastAsia="Times New Roman"/>
-                <w:sz w:val="28"/>
-                <w:szCs w:val="28"/>
-                <w:lang w:val="ru-RU"/>
-              </w:rPr>
-            </w:pPr>
-            <w:r>
-              <w:rPr>
-                <w:rFonts w:ascii="Times New Roman" w:hAnsi="Times New Roman" w:cs="Times New Roman" w:eastAsia="Times New Roman"/>
-                <w:color w:val="000000"/>
-                <w:sz w:val="24"/>
-                <w:szCs w:val="24"/>
-                <w:lang w:val="ru-RU"/>
-              </w:rPr>
-              <w:t xml:space="preserve">2</w:t>
-            </w:r>
-          </w:p>
-        </w:tc>
-      </w:tr>
-      <w:tr>
-        <w:trPr>
-          <w:cantSplit/>
-        </w:trPr>
-        <w:tc>
-          <w:tcPr>
-            <w:tcW w:w="636" w:type="dxa"/>
-            <w:tcBorders>
-              <w:top w:val="single" w:sz="4" w:space="0" w:color="000000"/>
-              <w:left w:val="single" w:sz="4" w:space="0" w:color="000000"/>
-              <w:bottom w:val="single" w:sz="4" w:space="0" w:color="000000"/>
-              <w:right w:val="single" w:sz="4" w:space="0" w:color="000000"/>
-            </w:tcBorders>
-            <w:vAlign w:val="center"/>
-          </w:tcPr>
-          <w:p>
-            <w:pPr>
-              <w:spacing w:before="0" w:after="0" w:line="240" w:lineRule="auto"/>
-              <w:jc w:val="right"/>
-              <w:rPr>
-                <w:rFonts w:ascii="Times New Roman" w:hAnsi="Times New Roman" w:cs="Times New Roman" w:eastAsia="Times New Roman"/>
-                <w:sz w:val="28"/>
-                <w:szCs w:val="28"/>
-                <w:lang w:val="ru-RU"/>
-              </w:rPr>
-            </w:pPr>
-            <w:r>
-              <w:rPr>
-                <w:rFonts w:ascii="Times New Roman" w:hAnsi="Times New Roman" w:cs="Times New Roman" w:eastAsia="Times New Roman"/>
-                <w:color w:val="000000"/>
-                <w:sz w:val="24"/>
-                <w:szCs w:val="24"/>
-                <w:lang w:val="ru-RU"/>
-              </w:rPr>
-              <w:t xml:space="preserve">7</w:t>
-            </w:r>
-          </w:p>
-        </w:tc>
-        <w:tc>
-          <w:tcPr>
-            <w:tcW w:w="3920" w:type="dxa"/>
-            <w:tcBorders>
-              <w:top w:val="single" w:sz="4" w:space="0" w:color="000000"/>
-              <w:left w:val="single" w:sz="4" w:space="0" w:color="000000"/>
-              <w:bottom w:val="single" w:sz="4" w:space="0" w:color="000000"/>
-              <w:right w:val="single" w:sz="4" w:space="0" w:color="000000"/>
-            </w:tcBorders>
-            <w:vAlign w:val="center"/>
-          </w:tcPr>
-          <w:p>
-            <w:pPr>
-              <w:spacing w:before="0" w:after="0" w:line="240" w:lineRule="auto"/>
-              <w:jc w:val="left"/>
-              <w:rPr>
-                <w:rFonts w:ascii="Times New Roman" w:hAnsi="Times New Roman" w:cs="Times New Roman" w:eastAsia="Times New Roman"/>
-                <w:sz w:val="28"/>
-                <w:szCs w:val="28"/>
-                <w:lang w:val="ru-RU"/>
-              </w:rPr>
-            </w:pPr>
-            <w:r>
-              <w:rPr>
-                <w:rFonts w:ascii="Times New Roman" w:hAnsi="Times New Roman" w:cs="Times New Roman" w:eastAsia="Times New Roman"/>
-                <w:color w:val="000000"/>
-                <w:sz w:val="24"/>
-                <w:szCs w:val="24"/>
-                <w:lang w:val="ru-RU"/>
-              </w:rPr>
-              <w:t xml:space="preserve">Собственный аппаратный стек</w:t>
-            </w:r>
-          </w:p>
-        </w:tc>
-        <w:tc>
-          <w:tcPr>
-            <w:tcW w:w="636" w:type="dxa"/>
-            <w:tcBorders>
-              <w:top w:val="single" w:sz="4" w:space="0" w:color="000000"/>
-              <w:left w:val="single" w:sz="4" w:space="0" w:color="000000"/>
-              <w:bottom w:val="single" w:sz="4" w:space="0" w:color="000000"/>
-              <w:right w:val="single" w:sz="4" w:space="0" w:color="000000"/>
-            </w:tcBorders>
-            <w:vAlign w:val="center"/>
-          </w:tcPr>
-          <w:p>
-            <w:pPr>
-              <w:spacing w:before="0" w:after="0" w:line="240" w:lineRule="auto"/>
-              <w:jc w:val="right"/>
-              <w:rPr>
-                <w:rFonts w:ascii="Times New Roman" w:hAnsi="Times New Roman" w:cs="Times New Roman" w:eastAsia="Times New Roman"/>
-                <w:sz w:val="28"/>
-                <w:szCs w:val="28"/>
-                <w:lang w:val="ru-RU"/>
-              </w:rPr>
-            </w:pPr>
-            <w:r>
-              <w:rPr>
-                <w:rFonts w:ascii="Times New Roman" w:hAnsi="Times New Roman" w:cs="Times New Roman" w:eastAsia="Times New Roman"/>
-                <w:color w:val="000000"/>
-                <w:sz w:val="24"/>
-                <w:szCs w:val="24"/>
-                <w:lang w:val="ru-RU"/>
-              </w:rPr>
-              <w:t xml:space="preserve">0,05</w:t>
-            </w:r>
-          </w:p>
-        </w:tc>
-        <w:tc>
-          <w:tcPr>
-            <w:tcW w:w="1045" w:type="dxa"/>
-            <w:tcBorders>
-              <w:top w:val="single" w:sz="4" w:space="0" w:color="000000"/>
-              <w:left w:val="single" w:sz="4" w:space="0" w:color="000000"/>
-              <w:bottom w:val="single" w:sz="4" w:space="0" w:color="000000"/>
-              <w:right w:val="single" w:sz="4" w:space="0" w:color="000000"/>
-            </w:tcBorders>
-            <w:vAlign w:val="center"/>
-          </w:tcPr>
-          <w:p>
-            <w:pPr>
-              <w:spacing w:before="0" w:after="0" w:line="240" w:lineRule="auto"/>
-              <w:jc w:val="right"/>
-              <w:rPr>
-                <w:rFonts w:ascii="Times New Roman" w:hAnsi="Times New Roman" w:cs="Times New Roman" w:eastAsia="Times New Roman"/>
-                <w:sz w:val="28"/>
-                <w:szCs w:val="28"/>
-                <w:lang w:val="ru-RU"/>
-              </w:rPr>
-            </w:pPr>
-            <w:r>
-              <w:rPr>
-                <w:rFonts w:ascii="Times New Roman" w:hAnsi="Times New Roman" w:cs="Times New Roman" w:eastAsia="Times New Roman"/>
-                <w:color w:val="000000"/>
-                <w:sz w:val="24"/>
-                <w:szCs w:val="24"/>
-                <w:lang w:val="ru-RU"/>
-              </w:rPr>
-              <w:t xml:space="preserve">2</w:t>
-            </w:r>
-          </w:p>
-        </w:tc>
-        <w:tc>
-          <w:tcPr>
-            <w:tcW w:w="1045" w:type="dxa"/>
-            <w:tcBorders>
-              <w:top w:val="single" w:sz="4" w:space="0" w:color="000000"/>
-              <w:left w:val="single" w:sz="4" w:space="0" w:color="000000"/>
-              <w:bottom w:val="single" w:sz="4" w:space="0" w:color="000000"/>
-              <w:right w:val="single" w:sz="4" w:space="0" w:color="000000"/>
-            </w:tcBorders>
-            <w:vAlign w:val="center"/>
-          </w:tcPr>
-          <w:p>
-            <w:pPr>
-              <w:spacing w:before="0" w:after="0" w:line="240" w:lineRule="auto"/>
-              <w:jc w:val="right"/>
-              <w:rPr>
-                <w:rFonts w:ascii="Times New Roman" w:hAnsi="Times New Roman" w:cs="Times New Roman" w:eastAsia="Times New Roman"/>
-                <w:sz w:val="28"/>
-                <w:szCs w:val="28"/>
-                <w:lang w:val="ru-RU"/>
-              </w:rPr>
-            </w:pPr>
-            <w:r>
-              <w:rPr>
-                <w:rFonts w:ascii="Times New Roman" w:hAnsi="Times New Roman" w:cs="Times New Roman" w:eastAsia="Times New Roman"/>
-                <w:color w:val="000000"/>
-                <w:sz w:val="24"/>
-                <w:szCs w:val="24"/>
-                <w:lang w:val="ru-RU"/>
-              </w:rPr>
-              <w:t xml:space="preserve">2</w:t>
-            </w:r>
-          </w:p>
-        </w:tc>
-        <w:tc>
-          <w:tcPr>
-            <w:tcW w:w="1306" w:type="dxa"/>
-            <w:tcBorders>
-              <w:top w:val="single" w:sz="4" w:space="0" w:color="000000"/>
-              <w:left w:val="single" w:sz="4" w:space="0" w:color="000000"/>
-              <w:bottom w:val="single" w:sz="4" w:space="0" w:color="000000"/>
-              <w:right w:val="single" w:sz="4" w:space="0" w:color="000000"/>
-            </w:tcBorders>
-            <w:vAlign w:val="center"/>
-          </w:tcPr>
-          <w:p>
-            <w:pPr>
-              <w:spacing w:before="0" w:after="0" w:line="240" w:lineRule="auto"/>
-              <w:jc w:val="right"/>
-              <w:rPr>
-                <w:rFonts w:ascii="Times New Roman" w:hAnsi="Times New Roman" w:cs="Times New Roman" w:eastAsia="Times New Roman"/>
-                <w:sz w:val="28"/>
-                <w:szCs w:val="28"/>
-                <w:lang w:val="ru-RU"/>
-              </w:rPr>
-            </w:pPr>
-            <w:r>
-              <w:rPr>
-                <w:rFonts w:ascii="Times New Roman" w:hAnsi="Times New Roman" w:cs="Times New Roman" w:eastAsia="Times New Roman"/>
-                <w:color w:val="000000"/>
-                <w:sz w:val="24"/>
-                <w:szCs w:val="24"/>
-                <w:lang w:val="ru-RU"/>
-              </w:rPr>
-              <w:t xml:space="preserve">3</w:t>
-            </w:r>
-          </w:p>
-        </w:tc>
-        <w:tc>
-          <w:tcPr>
-            <w:tcW w:w="1045" w:type="dxa"/>
-            <w:tcBorders>
-              <w:top w:val="single" w:sz="4" w:space="0" w:color="000000"/>
-              <w:left w:val="single" w:sz="4" w:space="0" w:color="000000"/>
-              <w:bottom w:val="single" w:sz="4" w:space="0" w:color="000000"/>
-              <w:right w:val="single" w:sz="4" w:space="0" w:color="000000"/>
-            </w:tcBorders>
-            <w:vAlign w:val="center"/>
-          </w:tcPr>
-          <w:p>
-            <w:pPr>
-              <w:spacing w:before="0" w:after="0" w:line="240" w:lineRule="auto"/>
-              <w:jc w:val="right"/>
-              <w:rPr>
-                <w:rFonts w:ascii="Times New Roman" w:hAnsi="Times New Roman" w:cs="Times New Roman" w:eastAsia="Times New Roman"/>
-                <w:sz w:val="28"/>
-                <w:szCs w:val="28"/>
-                <w:lang w:val="ru-RU"/>
-              </w:rPr>
-            </w:pPr>
-            <w:r>
-              <w:rPr>
-                <w:rFonts w:ascii="Times New Roman" w:hAnsi="Times New Roman" w:cs="Times New Roman" w:eastAsia="Times New Roman"/>
-                <w:color w:val="000000"/>
-                <w:sz w:val="24"/>
-                <w:szCs w:val="24"/>
-                <w:lang w:val="ru-RU"/>
-              </w:rPr>
-              <w:t xml:space="preserve">5</w:t>
-            </w:r>
-          </w:p>
-        </w:tc>
-      </w:tr>
-      <w:tr>
-        <w:trPr>
-          <w:cantSplit/>
-        </w:trPr>
-        <w:tc>
-          <w:tcPr>
-            <w:tcW w:w="636" w:type="dxa"/>
-            <w:tcBorders>
-              <w:top w:val="single" w:sz="4" w:space="0" w:color="000000"/>
-              <w:left w:val="single" w:sz="4" w:space="0" w:color="000000"/>
-              <w:bottom w:val="single" w:sz="4" w:space="0" w:color="000000"/>
-              <w:right w:val="single" w:sz="4" w:space="0" w:color="000000"/>
-            </w:tcBorders>
-            <w:vAlign w:val="center"/>
-          </w:tcPr>
-          <w:p>
-            <w:pPr>
-              <w:spacing w:before="0" w:after="0" w:line="240" w:lineRule="auto"/>
-              <w:jc w:val="right"/>
-              <w:rPr>
-                <w:rFonts w:ascii="Times New Roman" w:hAnsi="Times New Roman" w:cs="Times New Roman" w:eastAsia="Times New Roman"/>
-                <w:sz w:val="28"/>
-                <w:szCs w:val="28"/>
-                <w:lang w:val="ru-RU"/>
-              </w:rPr>
-            </w:pPr>
-            <w:r>
-              <w:rPr>
-                <w:rFonts w:ascii="Times New Roman" w:hAnsi="Times New Roman" w:cs="Times New Roman" w:eastAsia="Times New Roman"/>
-                <w:color w:val="000000"/>
-                <w:sz w:val="24"/>
-                <w:szCs w:val="24"/>
-                <w:lang w:val="ru-RU"/>
-              </w:rPr>
-              <w:t xml:space="preserve">8</w:t>
-            </w:r>
-          </w:p>
-        </w:tc>
-        <w:tc>
-          <w:tcPr>
-            <w:tcW w:w="3920" w:type="dxa"/>
-            <w:tcBorders>
-              <w:top w:val="single" w:sz="4" w:space="0" w:color="000000"/>
-              <w:left w:val="single" w:sz="4" w:space="0" w:color="000000"/>
-              <w:bottom w:val="single" w:sz="4" w:space="0" w:color="000000"/>
-              <w:right w:val="single" w:sz="4" w:space="0" w:color="000000"/>
-            </w:tcBorders>
-            <w:vAlign w:val="center"/>
-          </w:tcPr>
-          <w:p>
-            <w:pPr>
-              <w:spacing w:before="0" w:after="0" w:line="240" w:lineRule="auto"/>
-              <w:jc w:val="left"/>
-              <w:rPr>
-                <w:rFonts w:ascii="Times New Roman" w:hAnsi="Times New Roman" w:cs="Times New Roman" w:eastAsia="Times New Roman"/>
-                <w:sz w:val="28"/>
-                <w:szCs w:val="28"/>
-                <w:lang w:val="ru-RU"/>
-              </w:rPr>
-            </w:pPr>
-            <w:r>
-              <w:rPr>
-                <w:rFonts w:ascii="Times New Roman" w:hAnsi="Times New Roman" w:cs="Times New Roman" w:eastAsia="Times New Roman"/>
-                <w:color w:val="000000"/>
-                <w:sz w:val="24"/>
-                <w:szCs w:val="24"/>
-                <w:lang w:val="ru-RU"/>
-              </w:rPr>
-              <w:t xml:space="preserve">Антифрод-функциональность: детекция дипфейков, антиспуфинг</w:t>
-            </w:r>
-          </w:p>
-        </w:tc>
-        <w:tc>
-          <w:tcPr>
-            <w:tcW w:w="636" w:type="dxa"/>
-            <w:tcBorders>
-              <w:top w:val="single" w:sz="4" w:space="0" w:color="000000"/>
-              <w:left w:val="single" w:sz="4" w:space="0" w:color="000000"/>
-              <w:bottom w:val="single" w:sz="4" w:space="0" w:color="000000"/>
-              <w:right w:val="single" w:sz="4" w:space="0" w:color="000000"/>
-            </w:tcBorders>
-            <w:vAlign w:val="center"/>
-          </w:tcPr>
-          <w:p>
-            <w:pPr>
-              <w:spacing w:before="0" w:after="0" w:line="240" w:lineRule="auto"/>
-              <w:jc w:val="right"/>
-              <w:rPr>
-                <w:rFonts w:ascii="Times New Roman" w:hAnsi="Times New Roman" w:cs="Times New Roman" w:eastAsia="Times New Roman"/>
-                <w:sz w:val="28"/>
-                <w:szCs w:val="28"/>
-                <w:lang w:val="ru-RU"/>
-              </w:rPr>
-            </w:pPr>
-            <w:r>
-              <w:rPr>
-                <w:rFonts w:ascii="Times New Roman" w:hAnsi="Times New Roman" w:cs="Times New Roman" w:eastAsia="Times New Roman"/>
-                <w:color w:val="000000"/>
-                <w:sz w:val="24"/>
-                <w:szCs w:val="24"/>
-                <w:lang w:val="ru-RU"/>
-              </w:rPr>
-              <w:t xml:space="preserve">0,15</w:t>
-            </w:r>
-          </w:p>
-        </w:tc>
-        <w:tc>
-          <w:tcPr>
-            <w:tcW w:w="1045" w:type="dxa"/>
-            <w:tcBorders>
-              <w:top w:val="single" w:sz="4" w:space="0" w:color="000000"/>
-              <w:left w:val="single" w:sz="4" w:space="0" w:color="000000"/>
-              <w:bottom w:val="single" w:sz="4" w:space="0" w:color="000000"/>
-              <w:right w:val="single" w:sz="4" w:space="0" w:color="000000"/>
-            </w:tcBorders>
-            <w:vAlign w:val="center"/>
-          </w:tcPr>
-          <w:p>
-            <w:pPr>
-              <w:spacing w:before="0" w:after="0" w:line="240" w:lineRule="auto"/>
-              <w:jc w:val="right"/>
-              <w:rPr>
-                <w:rFonts w:ascii="Times New Roman" w:hAnsi="Times New Roman" w:cs="Times New Roman" w:eastAsia="Times New Roman"/>
-                <w:sz w:val="28"/>
-                <w:szCs w:val="28"/>
-                <w:lang w:val="ru-RU"/>
-              </w:rPr>
-            </w:pPr>
-            <w:r>
-              <w:rPr>
-                <w:rFonts w:ascii="Times New Roman" w:hAnsi="Times New Roman" w:cs="Times New Roman" w:eastAsia="Times New Roman"/>
-                <w:color w:val="000000"/>
-                <w:sz w:val="24"/>
-                <w:szCs w:val="24"/>
-                <w:lang w:val="ru-RU"/>
-              </w:rPr>
-              <w:t xml:space="preserve">2</w:t>
-            </w:r>
-          </w:p>
-        </w:tc>
-        <w:tc>
-          <w:tcPr>
-            <w:tcW w:w="1045" w:type="dxa"/>
-            <w:tcBorders>
-              <w:top w:val="single" w:sz="4" w:space="0" w:color="000000"/>
-              <w:left w:val="single" w:sz="4" w:space="0" w:color="000000"/>
-              <w:bottom w:val="single" w:sz="4" w:space="0" w:color="000000"/>
-              <w:right w:val="single" w:sz="4" w:space="0" w:color="000000"/>
-            </w:tcBorders>
-            <w:vAlign w:val="center"/>
-          </w:tcPr>
-          <w:p>
-            <w:pPr>
-              <w:spacing w:before="0" w:after="0" w:line="240" w:lineRule="auto"/>
-              <w:jc w:val="right"/>
-              <w:rPr>
-                <w:rFonts w:ascii="Times New Roman" w:hAnsi="Times New Roman" w:cs="Times New Roman" w:eastAsia="Times New Roman"/>
-                <w:sz w:val="28"/>
-                <w:szCs w:val="28"/>
-                <w:lang w:val="ru-RU"/>
-              </w:rPr>
-            </w:pPr>
-            <w:r>
-              <w:rPr>
-                <w:rFonts w:ascii="Times New Roman" w:hAnsi="Times New Roman" w:cs="Times New Roman" w:eastAsia="Times New Roman"/>
-                <w:color w:val="000000"/>
-                <w:sz w:val="24"/>
-                <w:szCs w:val="24"/>
-                <w:lang w:val="ru-RU"/>
-              </w:rPr>
-              <w:t xml:space="preserve">4</w:t>
-            </w:r>
-          </w:p>
-        </w:tc>
-        <w:tc>
-          <w:tcPr>
-            <w:tcW w:w="1306" w:type="dxa"/>
-            <w:tcBorders>
-              <w:top w:val="single" w:sz="4" w:space="0" w:color="000000"/>
-              <w:left w:val="single" w:sz="4" w:space="0" w:color="000000"/>
-              <w:bottom w:val="single" w:sz="4" w:space="0" w:color="000000"/>
-              <w:right w:val="single" w:sz="4" w:space="0" w:color="000000"/>
-            </w:tcBorders>
-            <w:vAlign w:val="center"/>
-          </w:tcPr>
-          <w:p>
-            <w:pPr>
-              <w:spacing w:before="0" w:after="0" w:line="240" w:lineRule="auto"/>
-              <w:jc w:val="right"/>
-              <w:rPr>
-                <w:rFonts w:ascii="Times New Roman" w:hAnsi="Times New Roman" w:cs="Times New Roman" w:eastAsia="Times New Roman"/>
-                <w:sz w:val="28"/>
-                <w:szCs w:val="28"/>
-                <w:lang w:val="ru-RU"/>
-              </w:rPr>
-            </w:pPr>
-            <w:r>
-              <w:rPr>
-                <w:rFonts w:ascii="Times New Roman" w:hAnsi="Times New Roman" w:cs="Times New Roman" w:eastAsia="Times New Roman"/>
-                <w:color w:val="000000"/>
-                <w:sz w:val="24"/>
-                <w:szCs w:val="24"/>
-                <w:lang w:val="ru-RU"/>
-              </w:rPr>
-              <w:t xml:space="preserve">5</w:t>
-            </w:r>
-          </w:p>
-        </w:tc>
-        <w:tc>
-          <w:tcPr>
-            <w:tcW w:w="1045" w:type="dxa"/>
-            <w:tcBorders>
-              <w:top w:val="single" w:sz="4" w:space="0" w:color="000000"/>
-              <w:left w:val="single" w:sz="4" w:space="0" w:color="000000"/>
-              <w:bottom w:val="single" w:sz="4" w:space="0" w:color="000000"/>
-              <w:right w:val="single" w:sz="4" w:space="0" w:color="000000"/>
-            </w:tcBorders>
-            <w:vAlign w:val="center"/>
-          </w:tcPr>
-          <w:p>
-            <w:pPr>
-              <w:spacing w:before="0" w:after="0" w:line="240" w:lineRule="auto"/>
-              <w:jc w:val="right"/>
-              <w:rPr>
-                <w:rFonts w:ascii="Times New Roman" w:hAnsi="Times New Roman" w:cs="Times New Roman" w:eastAsia="Times New Roman"/>
-                <w:sz w:val="28"/>
-                <w:szCs w:val="28"/>
-                <w:lang w:val="ru-RU"/>
-              </w:rPr>
-            </w:pPr>
-            <w:r>
-              <w:rPr>
-                <w:rFonts w:ascii="Times New Roman" w:hAnsi="Times New Roman" w:cs="Times New Roman" w:eastAsia="Times New Roman"/>
-                <w:color w:val="000000"/>
-                <w:sz w:val="24"/>
-                <w:szCs w:val="24"/>
-                <w:lang w:val="ru-RU"/>
-              </w:rPr>
-              <w:t xml:space="preserve">4</w:t>
-            </w:r>
-          </w:p>
-        </w:tc>
-      </w:tr>
-      <w:tr>
-        <w:trPr>
-          <w:cantSplit/>
-        </w:trPr>
-        <w:tc>
-          <w:tcPr>
-            <w:tcW w:w="636" w:type="dxa"/>
-            <w:tcBorders>
-              <w:top w:val="single" w:sz="4" w:space="0" w:color="000000"/>
-              <w:left w:val="single" w:sz="4" w:space="0" w:color="000000"/>
-              <w:bottom w:val="single" w:sz="4" w:space="0" w:color="000000"/>
-              <w:right w:val="single" w:sz="4" w:space="0" w:color="000000"/>
-            </w:tcBorders>
-            <w:vAlign w:val="center"/>
-          </w:tcPr>
-          <w:p>
-            <w:pPr>
-              <w:spacing w:before="0" w:after="0" w:line="240" w:lineRule="auto"/>
-              <w:jc w:val="right"/>
-              <w:rPr>
-                <w:rFonts w:ascii="Times New Roman" w:hAnsi="Times New Roman" w:cs="Times New Roman" w:eastAsia="Times New Roman"/>
-                <w:sz w:val="28"/>
-                <w:szCs w:val="28"/>
-                <w:lang w:val="ru-RU"/>
-              </w:rPr>
-            </w:pPr>
-            <w:r>
-              <w:rPr>
-                <w:rFonts w:ascii="Times New Roman" w:hAnsi="Times New Roman" w:cs="Times New Roman" w:eastAsia="Times New Roman"/>
-                <w:color w:val="000000"/>
-                <w:sz w:val="24"/>
-                <w:szCs w:val="24"/>
-                <w:lang w:val="ru-RU"/>
-              </w:rPr>
-              <w:t xml:space="preserve"/>
-            </w:r>
-          </w:p>
-        </w:tc>
-        <w:tc>
-          <w:tcPr>
-            <w:tcW w:w="3920" w:type="dxa"/>
-            <w:tcBorders>
-              <w:top w:val="single" w:sz="4" w:space="0" w:color="000000"/>
-              <w:left w:val="single" w:sz="4" w:space="0" w:color="000000"/>
-              <w:bottom w:val="single" w:sz="4" w:space="0" w:color="000000"/>
-              <w:right w:val="single" w:sz="4" w:space="0" w:color="000000"/>
-            </w:tcBorders>
-            <w:vAlign w:val="center"/>
-          </w:tcPr>
-          <w:p>
-            <w:pPr>
-              <w:spacing w:before="0" w:after="0" w:line="240" w:lineRule="auto"/>
-              <w:jc w:val="left"/>
-              <w:rPr>
-                <w:rFonts w:ascii="Times New Roman" w:hAnsi="Times New Roman" w:cs="Times New Roman" w:eastAsia="Times New Roman"/>
-                <w:sz w:val="28"/>
-                <w:szCs w:val="28"/>
-                <w:lang w:val="ru-RU"/>
-              </w:rPr>
-            </w:pPr>
-            <w:r>
-              <w:rPr>
-                <w:rFonts w:ascii="Times New Roman" w:hAnsi="Times New Roman" w:cs="Times New Roman" w:eastAsia="Times New Roman"/>
-                <w:b/>
-                <w:bCs/>
-                <w:color w:val="000000"/>
-                <w:sz w:val="24"/>
-                <w:szCs w:val="24"/>
-                <w:lang w:val="ru-RU"/>
-              </w:rPr>
-              <w:t xml:space="preserve">Сумма баллов</w:t>
-            </w:r>
-          </w:p>
-        </w:tc>
-        <w:tc>
-          <w:tcPr>
-            <w:tcW w:w="636" w:type="dxa"/>
-            <w:tcBorders>
-              <w:top w:val="single" w:sz="4" w:space="0" w:color="000000"/>
-              <w:left w:val="single" w:sz="4" w:space="0" w:color="000000"/>
-              <w:bottom w:val="single" w:sz="4" w:space="0" w:color="000000"/>
-              <w:right w:val="single" w:sz="4" w:space="0" w:color="000000"/>
-            </w:tcBorders>
-            <w:vAlign w:val="center"/>
-          </w:tcPr>
-          <w:p>
-            <w:pPr>
-              <w:spacing w:before="0" w:after="0" w:line="240" w:lineRule="auto"/>
-              <w:jc w:val="right"/>
-              <w:rPr>
-                <w:rFonts w:ascii="Times New Roman" w:hAnsi="Times New Roman" w:cs="Times New Roman" w:eastAsia="Times New Roman"/>
-                <w:sz w:val="28"/>
-                <w:szCs w:val="28"/>
-                <w:lang w:val="ru-RU"/>
-              </w:rPr>
-            </w:pPr>
-            <w:r>
-              <w:rPr>
-                <w:rFonts w:ascii="Times New Roman" w:hAnsi="Times New Roman" w:cs="Times New Roman" w:eastAsia="Times New Roman"/>
-                <w:color w:val="000000"/>
-                <w:sz w:val="24"/>
-                <w:szCs w:val="24"/>
-                <w:lang w:val="ru-RU"/>
-              </w:rPr>
-              <w:t xml:space="preserve">—</w:t>
-            </w:r>
-          </w:p>
-        </w:tc>
-        <w:tc>
-          <w:tcPr>
-            <w:tcW w:w="1045" w:type="dxa"/>
-            <w:tcBorders>
-              <w:top w:val="single" w:sz="4" w:space="0" w:color="000000"/>
-              <w:left w:val="single" w:sz="4" w:space="0" w:color="000000"/>
-              <w:bottom w:val="single" w:sz="4" w:space="0" w:color="000000"/>
-              <w:right w:val="single" w:sz="4" w:space="0" w:color="000000"/>
-            </w:tcBorders>
-            <w:vAlign w:val="center"/>
-          </w:tcPr>
-          <w:p>
-            <w:pPr>
-              <w:spacing w:before="0" w:after="0" w:line="240" w:lineRule="auto"/>
-              <w:jc w:val="right"/>
-              <w:rPr>
-                <w:rFonts w:ascii="Times New Roman" w:hAnsi="Times New Roman" w:cs="Times New Roman" w:eastAsia="Times New Roman"/>
-                <w:sz w:val="28"/>
-                <w:szCs w:val="28"/>
-                <w:lang w:val="ru-RU"/>
-              </w:rPr>
-            </w:pPr>
-            <w:r>
-              <w:rPr>
-                <w:rFonts w:ascii="Times New Roman" w:hAnsi="Times New Roman" w:cs="Times New Roman" w:eastAsia="Times New Roman"/>
-                <w:b/>
-                <w:bCs/>
-                <w:color w:val="000000"/>
-                <w:sz w:val="24"/>
-                <w:szCs w:val="24"/>
-                <w:lang w:val="ru-RU"/>
-              </w:rPr>
-              <w:t xml:space="preserve">27</w:t>
-            </w:r>
-          </w:p>
-        </w:tc>
-        <w:tc>
-          <w:tcPr>
-            <w:tcW w:w="1045" w:type="dxa"/>
-            <w:tcBorders>
-              <w:top w:val="single" w:sz="4" w:space="0" w:color="000000"/>
-              <w:left w:val="single" w:sz="4" w:space="0" w:color="000000"/>
-              <w:bottom w:val="single" w:sz="4" w:space="0" w:color="000000"/>
-              <w:right w:val="single" w:sz="4" w:space="0" w:color="000000"/>
-            </w:tcBorders>
-            <w:vAlign w:val="center"/>
-          </w:tcPr>
-          <w:p>
-            <w:pPr>
-              <w:spacing w:before="0" w:after="0" w:line="240" w:lineRule="auto"/>
-              <w:jc w:val="right"/>
-              <w:rPr>
-                <w:rFonts w:ascii="Times New Roman" w:hAnsi="Times New Roman" w:cs="Times New Roman" w:eastAsia="Times New Roman"/>
-                <w:sz w:val="28"/>
-                <w:szCs w:val="28"/>
-                <w:lang w:val="ru-RU"/>
-              </w:rPr>
-            </w:pPr>
-            <w:r>
-              <w:rPr>
-                <w:rFonts w:ascii="Times New Roman" w:hAnsi="Times New Roman" w:cs="Times New Roman" w:eastAsia="Times New Roman"/>
-                <w:b/>
-                <w:bCs/>
-                <w:color w:val="000000"/>
-                <w:sz w:val="24"/>
-                <w:szCs w:val="24"/>
-                <w:lang w:val="ru-RU"/>
-              </w:rPr>
-              <w:t xml:space="preserve">30</w:t>
-            </w:r>
-          </w:p>
-        </w:tc>
-        <w:tc>
-          <w:tcPr>
-            <w:tcW w:w="1306" w:type="dxa"/>
-            <w:tcBorders>
-              <w:top w:val="single" w:sz="4" w:space="0" w:color="000000"/>
-              <w:left w:val="single" w:sz="4" w:space="0" w:color="000000"/>
-              <w:bottom w:val="single" w:sz="4" w:space="0" w:color="000000"/>
-              <w:right w:val="single" w:sz="4" w:space="0" w:color="000000"/>
-            </w:tcBorders>
-            <w:vAlign w:val="center"/>
-          </w:tcPr>
-          <w:p>
-            <w:pPr>
-              <w:spacing w:before="0" w:after="0" w:line="240" w:lineRule="auto"/>
-              <w:jc w:val="right"/>
-              <w:rPr>
-                <w:rFonts w:ascii="Times New Roman" w:hAnsi="Times New Roman" w:cs="Times New Roman" w:eastAsia="Times New Roman"/>
-                <w:sz w:val="28"/>
-                <w:szCs w:val="28"/>
-                <w:lang w:val="ru-RU"/>
-              </w:rPr>
-            </w:pPr>
-            <w:r>
-              <w:rPr>
-                <w:rFonts w:ascii="Times New Roman" w:hAnsi="Times New Roman" w:cs="Times New Roman" w:eastAsia="Times New Roman"/>
-                <w:b/>
-                <w:bCs/>
-                <w:color w:val="000000"/>
-                <w:sz w:val="24"/>
-                <w:szCs w:val="24"/>
-                <w:lang w:val="ru-RU"/>
-              </w:rPr>
-              <w:t xml:space="preserve">35</w:t>
-            </w:r>
-          </w:p>
-        </w:tc>
-        <w:tc>
-          <w:tcPr>
-            <w:tcW w:w="1045" w:type="dxa"/>
-            <w:tcBorders>
-              <w:top w:val="single" w:sz="4" w:space="0" w:color="000000"/>
-              <w:left w:val="single" w:sz="4" w:space="0" w:color="000000"/>
-              <w:bottom w:val="single" w:sz="4" w:space="0" w:color="000000"/>
-              <w:right w:val="single" w:sz="4" w:space="0" w:color="000000"/>
-            </w:tcBorders>
-            <w:vAlign w:val="center"/>
-          </w:tcPr>
-          <w:p>
-            <w:pPr>
-              <w:spacing w:before="0" w:after="0" w:line="240" w:lineRule="auto"/>
-              <w:jc w:val="right"/>
-              <w:rPr>
-                <w:rFonts w:ascii="Times New Roman" w:hAnsi="Times New Roman" w:cs="Times New Roman" w:eastAsia="Times New Roman"/>
-                <w:sz w:val="28"/>
-                <w:szCs w:val="28"/>
-                <w:lang w:val="ru-RU"/>
-              </w:rPr>
-            </w:pPr>
-            <w:r>
-              <w:rPr>
-                <w:rFonts w:ascii="Times New Roman" w:hAnsi="Times New Roman" w:cs="Times New Roman" w:eastAsia="Times New Roman"/>
-                <w:b/>
-                <w:bCs/>
-                <w:color w:val="000000"/>
-                <w:sz w:val="24"/>
-                <w:szCs w:val="24"/>
-                <w:lang w:val="ru-RU"/>
-              </w:rPr>
-              <w:t xml:space="preserve">30</w:t>
-            </w:r>
-          </w:p>
-        </w:tc>
-      </w:tr>
-      <w:tr>
-        <w:trPr>
-          <w:cantSplit/>
-        </w:trPr>
-        <w:tc>
-          <w:tcPr>
-            <w:tcW w:w="636" w:type="dxa"/>
-            <w:tcBorders>
-              <w:top w:val="single" w:sz="4" w:space="0" w:color="000000"/>
-              <w:left w:val="single" w:sz="4" w:space="0" w:color="000000"/>
-              <w:bottom w:val="single" w:sz="4" w:space="0" w:color="000000"/>
-              <w:right w:val="single" w:sz="4" w:space="0" w:color="000000"/>
-            </w:tcBorders>
-            <w:vAlign w:val="center"/>
-          </w:tcPr>
-          <w:p>
-            <w:pPr>
-              <w:spacing w:before="0" w:after="0" w:line="240" w:lineRule="auto"/>
-              <w:jc w:val="right"/>
-              <w:rPr>
-                <w:rFonts w:ascii="Times New Roman" w:hAnsi="Times New Roman" w:cs="Times New Roman" w:eastAsia="Times New Roman"/>
-                <w:sz w:val="28"/>
-                <w:szCs w:val="28"/>
-                <w:lang w:val="ru-RU"/>
-              </w:rPr>
-            </w:pPr>
-            <w:r>
-              <w:rPr>
-                <w:rFonts w:ascii="Times New Roman" w:hAnsi="Times New Roman" w:cs="Times New Roman" w:eastAsia="Times New Roman"/>
-                <w:color w:val="000000"/>
-                <w:sz w:val="24"/>
-                <w:szCs w:val="24"/>
-                <w:lang w:val="ru-RU"/>
-              </w:rPr>
-              <w:t xml:space="preserve"/>
-            </w:r>
-          </w:p>
-        </w:tc>
-        <w:tc>
-          <w:tcPr>
-            <w:tcW w:w="3920" w:type="dxa"/>
-            <w:tcBorders>
-              <w:top w:val="single" w:sz="4" w:space="0" w:color="000000"/>
-              <w:left w:val="single" w:sz="4" w:space="0" w:color="000000"/>
-              <w:bottom w:val="single" w:sz="4" w:space="0" w:color="000000"/>
-              <w:right w:val="single" w:sz="4" w:space="0" w:color="000000"/>
-            </w:tcBorders>
-            <w:vAlign w:val="center"/>
-          </w:tcPr>
-          <w:p>
-            <w:pPr>
-              <w:spacing w:before="0" w:after="0" w:line="240" w:lineRule="auto"/>
-              <w:jc w:val="left"/>
-              <w:rPr>
-                <w:rFonts w:ascii="Times New Roman" w:hAnsi="Times New Roman" w:cs="Times New Roman" w:eastAsia="Times New Roman"/>
-                <w:sz w:val="28"/>
-                <w:szCs w:val="28"/>
-                <w:lang w:val="ru-RU"/>
-              </w:rPr>
-            </w:pPr>
-            <w:r>
-              <w:rPr>
-                <w:rFonts w:ascii="Times New Roman" w:hAnsi="Times New Roman" w:cs="Times New Roman" w:eastAsia="Times New Roman"/>
-                <w:b/>
-                <w:bCs/>
-                <w:color w:val="000000"/>
-                <w:sz w:val="24"/>
-                <w:szCs w:val="24"/>
-                <w:lang w:val="ru-RU"/>
-              </w:rPr>
-              <w:t xml:space="preserve">Взвешенный итоговый балл</w:t>
-            </w:r>
-          </w:p>
-        </w:tc>
-        <w:tc>
-          <w:tcPr>
-            <w:tcW w:w="636" w:type="dxa"/>
-            <w:tcBorders>
-              <w:top w:val="single" w:sz="4" w:space="0" w:color="000000"/>
-              <w:left w:val="single" w:sz="4" w:space="0" w:color="000000"/>
-              <w:bottom w:val="single" w:sz="4" w:space="0" w:color="000000"/>
-              <w:right w:val="single" w:sz="4" w:space="0" w:color="000000"/>
-            </w:tcBorders>
-            <w:vAlign w:val="center"/>
-          </w:tcPr>
-          <w:p>
-            <w:pPr>
-              <w:spacing w:before="0" w:after="0" w:line="240" w:lineRule="auto"/>
-              <w:jc w:val="right"/>
-              <w:rPr>
-                <w:rFonts w:ascii="Times New Roman" w:hAnsi="Times New Roman" w:cs="Times New Roman" w:eastAsia="Times New Roman"/>
-                <w:sz w:val="28"/>
-                <w:szCs w:val="28"/>
-                <w:lang w:val="ru-RU"/>
-              </w:rPr>
-            </w:pPr>
-            <w:r>
-              <w:rPr>
-                <w:rFonts w:ascii="Times New Roman" w:hAnsi="Times New Roman" w:cs="Times New Roman" w:eastAsia="Times New Roman"/>
-                <w:color w:val="000000"/>
-                <w:sz w:val="24"/>
-                <w:szCs w:val="24"/>
-                <w:lang w:val="ru-RU"/>
-              </w:rPr>
-              <w:t xml:space="preserve">1,00</w:t>
-            </w:r>
-          </w:p>
-        </w:tc>
-        <w:tc>
-          <w:tcPr>
-            <w:tcW w:w="1045" w:type="dxa"/>
-            <w:tcBorders>
-              <w:top w:val="single" w:sz="4" w:space="0" w:color="000000"/>
-              <w:left w:val="single" w:sz="4" w:space="0" w:color="000000"/>
-              <w:bottom w:val="single" w:sz="4" w:space="0" w:color="000000"/>
-              <w:right w:val="single" w:sz="4" w:space="0" w:color="000000"/>
-            </w:tcBorders>
-            <w:vAlign w:val="center"/>
-          </w:tcPr>
-          <w:p>
-            <w:pPr>
-              <w:spacing w:before="0" w:after="0" w:line="240" w:lineRule="auto"/>
-              <w:jc w:val="right"/>
-              <w:rPr>
-                <w:rFonts w:ascii="Times New Roman" w:hAnsi="Times New Roman" w:cs="Times New Roman" w:eastAsia="Times New Roman"/>
-                <w:sz w:val="28"/>
-                <w:szCs w:val="28"/>
-                <w:lang w:val="ru-RU"/>
-              </w:rPr>
-            </w:pPr>
-            <w:r>
-              <w:rPr>
-                <w:rFonts w:ascii="Times New Roman" w:hAnsi="Times New Roman" w:cs="Times New Roman" w:eastAsia="Times New Roman"/>
-                <w:b/>
-                <w:bCs/>
-                <w:color w:val="000000"/>
-                <w:sz w:val="24"/>
-                <w:szCs w:val="24"/>
-                <w:lang w:val="ru-RU"/>
-              </w:rPr>
-              <w:t xml:space="preserve">3,65</w:t>
-            </w:r>
-          </w:p>
-        </w:tc>
-        <w:tc>
-          <w:tcPr>
-            <w:tcW w:w="1045" w:type="dxa"/>
-            <w:tcBorders>
-              <w:top w:val="single" w:sz="4" w:space="0" w:color="000000"/>
-              <w:left w:val="single" w:sz="4" w:space="0" w:color="000000"/>
-              <w:bottom w:val="single" w:sz="4" w:space="0" w:color="000000"/>
-              <w:right w:val="single" w:sz="4" w:space="0" w:color="000000"/>
-            </w:tcBorders>
-            <w:vAlign w:val="center"/>
-          </w:tcPr>
-          <w:p>
-            <w:pPr>
-              <w:spacing w:before="0" w:after="0" w:line="240" w:lineRule="auto"/>
-              <w:jc w:val="right"/>
-              <w:rPr>
-                <w:rFonts w:ascii="Times New Roman" w:hAnsi="Times New Roman" w:cs="Times New Roman" w:eastAsia="Times New Roman"/>
-                <w:sz w:val="28"/>
-                <w:szCs w:val="28"/>
-                <w:lang w:val="ru-RU"/>
-              </w:rPr>
-            </w:pPr>
-            <w:r>
-              <w:rPr>
-                <w:rFonts w:ascii="Times New Roman" w:hAnsi="Times New Roman" w:cs="Times New Roman" w:eastAsia="Times New Roman"/>
-                <w:b/>
-                <w:bCs/>
-                <w:color w:val="000000"/>
-                <w:sz w:val="24"/>
-                <w:szCs w:val="24"/>
-                <w:lang w:val="ru-RU"/>
-              </w:rPr>
-              <w:t xml:space="preserve">4,00</w:t>
-            </w:r>
-          </w:p>
-        </w:tc>
-        <w:tc>
-          <w:tcPr>
-            <w:tcW w:w="1306" w:type="dxa"/>
-            <w:tcBorders>
-              <w:top w:val="single" w:sz="4" w:space="0" w:color="000000"/>
-              <w:left w:val="single" w:sz="4" w:space="0" w:color="000000"/>
-              <w:bottom w:val="single" w:sz="4" w:space="0" w:color="000000"/>
-              <w:right w:val="single" w:sz="4" w:space="0" w:color="000000"/>
-            </w:tcBorders>
-            <w:vAlign w:val="center"/>
-          </w:tcPr>
-          <w:p>
-            <w:pPr>
-              <w:spacing w:before="0" w:after="0" w:line="240" w:lineRule="auto"/>
-              <w:jc w:val="right"/>
-              <w:rPr>
-                <w:rFonts w:ascii="Times New Roman" w:hAnsi="Times New Roman" w:cs="Times New Roman" w:eastAsia="Times New Roman"/>
-                <w:sz w:val="28"/>
-                <w:szCs w:val="28"/>
-                <w:lang w:val="ru-RU"/>
-              </w:rPr>
-            </w:pPr>
-            <w:r>
-              <w:rPr>
-                <w:rFonts w:ascii="Times New Roman" w:hAnsi="Times New Roman" w:cs="Times New Roman" w:eastAsia="Times New Roman"/>
-                <w:b/>
-                <w:bCs/>
-                <w:color w:val="000000"/>
-                <w:sz w:val="24"/>
-                <w:szCs w:val="24"/>
-                <w:lang w:val="ru-RU"/>
-              </w:rPr>
-              <w:t xml:space="preserve">4,40</w:t>
-            </w:r>
-          </w:p>
-        </w:tc>
-        <w:tc>
-          <w:tcPr>
-            <w:tcW w:w="1045" w:type="dxa"/>
-            <w:tcBorders>
-              <w:top w:val="single" w:sz="4" w:space="0" w:color="000000"/>
-              <w:left w:val="single" w:sz="4" w:space="0" w:color="000000"/>
-              <w:bottom w:val="single" w:sz="4" w:space="0" w:color="000000"/>
-              <w:right w:val="single" w:sz="4" w:space="0" w:color="000000"/>
-            </w:tcBorders>
-            <w:vAlign w:val="center"/>
-          </w:tcPr>
-          <w:p>
-            <w:pPr>
-              <w:spacing w:before="0" w:after="0" w:line="240" w:lineRule="auto"/>
-              <w:jc w:val="right"/>
-              <w:rPr>
-                <w:rFonts w:ascii="Times New Roman" w:hAnsi="Times New Roman" w:cs="Times New Roman" w:eastAsia="Times New Roman"/>
-                <w:sz w:val="28"/>
-                <w:szCs w:val="28"/>
-                <w:lang w:val="ru-RU"/>
-              </w:rPr>
-            </w:pPr>
-            <w:r>
-              <w:rPr>
-                <w:rFonts w:ascii="Times New Roman" w:hAnsi="Times New Roman" w:cs="Times New Roman" w:eastAsia="Times New Roman"/>
-                <w:b/>
-                <w:bCs/>
-                <w:color w:val="000000"/>
-                <w:sz w:val="24"/>
-                <w:szCs w:val="24"/>
-                <w:lang w:val="ru-RU"/>
-              </w:rPr>
-              <w:t xml:space="preserve">3,65</w:t>
-            </w:r>
-          </w:p>
-        </w:tc>
-      </w:tr>
-    </w:tbl>
-    <w:p>
-      <w:pPr>
-        <w:spacing w:before="0" w:after="0" w:line="240" w:lineRule="auto"/>
-        <w:jc w:val="both"/>
-        <w:rPr>
-          <w:rFonts w:ascii="Times New Roman" w:hAnsi="Times New Roman" w:cs="Times New Roman" w:eastAsia="Times New Roman"/>
-          <w:sz w:val="28"/>
-          <w:szCs w:val="28"/>
-          <w:lang w:val="ru-RU"/>
-        </w:rPr>
-      </w:pPr>
-    </w:p>
-    <w:p>
-      <w:pPr>
-        <w:spacing w:before="0" w:after="0" w:line="360" w:lineRule="auto"/>
-        <w:ind w:firstLine="708"/>
-        <w:jc w:val="both"/>
-        <w:rPr>
-          <w:rFonts w:ascii="Times New Roman" w:hAnsi="Times New Roman" w:cs="Times New Roman" w:eastAsia="Times New Roman"/>
-          <w:sz w:val="28"/>
-          <w:szCs w:val="28"/>
-          <w:lang w:val="ru-RU"/>
-        </w:rPr>
-      </w:pPr>
-      <w:r>
-        <w:rPr>
-          <w:rFonts w:ascii="Times New Roman" w:hAnsi="Times New Roman" w:cs="Times New Roman" w:eastAsia="Times New Roman"/>
-          <w:color w:val="000000"/>
-          <w:sz w:val="28"/>
-          <w:szCs w:val="28"/>
-          <w:lang w:val="ru-RU"/>
-        </w:rPr>
-        <w:t xml:space="preserve">Источник: оценки автора по данным [27; 28, с. 17, 33; 32; 36; 37; 39]</w:t>
-      </w:r>
-    </w:p>
-    <w:p>
-      <w:pPr>
-        <w:spacing w:before="0" w:after="0" w:line="360" w:lineRule="auto"/>
-        <w:ind w:firstLine="708"/>
-        <w:jc w:val="both"/>
-        <w:rPr>
-          <w:rFonts w:ascii="Times New Roman" w:hAnsi="Times New Roman" w:cs="Times New Roman" w:eastAsia="Times New Roman"/>
-          <w:sz w:val="28"/>
-          <w:szCs w:val="28"/>
-          <w:lang w:val="ru-RU"/>
-        </w:rPr>
-      </w:pPr>
-      <w:r>
-        <w:rPr>
-          <w:rFonts w:ascii="Times New Roman" w:hAnsi="Times New Roman" w:cs="Times New Roman" w:eastAsia="Times New Roman"/>
-          <w:color w:val="000000"/>
-          <w:sz w:val="28"/>
-          <w:szCs w:val="28"/>
-          <w:lang w:val="ru-RU"/>
-        </w:rPr>
-        <w:t xml:space="preserve">Расчёт даёт три наблюдения. Первое — суммарное лидерство по взвешенному баллу принадлежит VisionLabs за счёт независимой верификации алгоритмов в международных рейтингах и широкой продуктовой линейки по форм-факторам [37]. Второе — Сбер удерживает вторую позицию благодаря масштабу присутствия и многоконтурной антифрод-защите, но проигрывает VisionLabs по широте продуктовых сценариев и формальной верификации точности [32]. Третье — Face2 и OVISION делят третью позицию с равным взвешенным баллом 3,65 при принципиально разных профилях сильных сторон: Face2 набирает максимум по регуляторному статусу и банковской экосистеме (по 5 баллов), OVISION — по собственному аппаратному стеку и заявленным техническим характеристикам (по 5 баллов) [27; 39].</w:t>
-      </w:r>
-    </w:p>
-    <w:p>
-      <w:pPr>
-        <w:spacing w:before="0" w:after="0" w:line="360" w:lineRule="auto"/>
-        <w:ind w:firstLine="708"/>
-        <w:jc w:val="both"/>
-        <w:rPr>
-          <w:rFonts w:ascii="Times New Roman" w:hAnsi="Times New Roman" w:cs="Times New Roman" w:eastAsia="Times New Roman"/>
-          <w:sz w:val="28"/>
-          <w:szCs w:val="28"/>
-          <w:lang w:val="ru-RU"/>
-        </w:rPr>
-      </w:pPr>
-      <w:r>
-        <w:rPr>
-          <w:rFonts w:ascii="Times New Roman" w:hAnsi="Times New Roman" w:cs="Times New Roman" w:eastAsia="Times New Roman"/>
-          <w:color w:val="000000"/>
-          <w:sz w:val="28"/>
-          <w:szCs w:val="28"/>
-          <w:lang w:val="ru-RU"/>
-        </w:rPr>
-        <w:t xml:space="preserve">Картина меняется при перенастройке весов под целевой сегмент Face2 — заказчиков B2B и B2G со сценариями работы с физическими лицами через ЕБС внутри банковской экосистемы. В сегментной конфигурации регуляторный статус и банковская экосистема выходят на первый план, а второстепенные для этого сегмента критерии — географический охват, собственный аппаратный стек, заявленные технические характеристики и независимая верификация точности — понижаются до минимального веса 0,05. Балльные оценки игроков по каждому критерию остаются прежними: они отражают объективные характеристики решений по источникам и не зависят от выбранного сегмента. Меняются только веса. Результаты сегментного расчёта собраны в таблице 2.2.9.</w:t>
-      </w:r>
-    </w:p>
-    <w:p>
-      <w:pPr>
-        <w:spacing w:before="0" w:after="0" w:line="360" w:lineRule="auto"/>
-        <w:ind w:firstLine="708"/>
-        <w:jc w:val="both"/>
-        <w:rPr>
-          <w:rFonts w:ascii="Times New Roman" w:hAnsi="Times New Roman" w:cs="Times New Roman" w:eastAsia="Times New Roman"/>
-          <w:sz w:val="28"/>
-          <w:szCs w:val="28"/>
-          <w:lang w:val="ru-RU"/>
-        </w:rPr>
-      </w:pPr>
-      <w:r>
-        <w:rPr>
-          <w:rFonts w:ascii="Times New Roman" w:hAnsi="Times New Roman" w:cs="Times New Roman" w:eastAsia="Times New Roman"/>
-          <w:color w:val="000000"/>
-          <w:sz w:val="28"/>
-          <w:szCs w:val="28"/>
-          <w:lang w:val="ru-RU"/>
-        </w:rPr>
-        <w:t xml:space="preserve">Таблица 2.2.9</w:t>
       </w:r>
     </w:p>
     <w:p>
@@ -36905,7 +31107,7 @@
           <w:szCs w:val="28"/>
           <w:lang w:val="ru-RU"/>
         </w:rPr>
-        <w:t xml:space="preserve">Лидерство по целевому сегменту удерживает Сбер за счёт федерального охвата и многоконтурной антифрод-защиты [32]. Face2 разделяет вторую позицию с VisionLabs, опережая OVISION на 0,60 балла за счёт регуляторного статуса банка-оператора биометрии и собственной банковской экосистемы [27; 28, с. 17, 33; 36]. Сопоставление таблиц 2.2.8 и 2.2.9 показывает главное смещение: VisionLabs теряет весь свой отрыв относительно второй позиции (с 0,40 до 0,00 балла), Сбер уплотняет лидерство, OVISION уходит дальше от группы лидеров, а Face2 поднимается с разделённой третьей позиции на разделённую вторую. Балльный расчёт подтверждает качественный вывод параграфа: Face2 не претендует на универсальное лидерство, но входит в группу лидеров своего целевого сегмента — B2B и B2G-заказчиков со смешанными сценариями платежей, прохода и подтверждения возраста на биометрии физических лиц через ЕБС.</w:t>
+        <w:t xml:space="preserve">Лидерство по целевому сегменту удерживает Сбер за счёт федерального охвата и многоконтурной антифрод-защиты [32]. Face2 разделяет вторую позицию с VisionLabs, опережая OVISION на 0,60 балла за счёт регуляторного статуса банка-оператора биометрии и собственной банковской экосистемы [27; 28, с. 17, 33; 36]. Балльный расчёт подтверждает качественный вывод параграфа: Face2 не претендует на универсальное лидерство, но входит в группу лидеров своего целевого сегмента — B2B и B2G-заказчиков со смешанными сценариями платежей, прохода и подтверждения возраста на биометрии физических лиц через ЕБС.</w:t>
       </w:r>
     </w:p>
     <w:p>
@@ -36954,122 +31156,7 @@
           <w:szCs w:val="28"/>
           <w:lang w:val="ru-RU"/>
         </w:rPr>
-        <w:t xml:space="preserve">Жёсткая регуляторная рамка 572-ФЗ ограничивает круг операторов биометрии до организаций, аккредитованных Минцифры по правилам коммерческой биометрической системы, и до банков, имеющих статус оператора по № 115-ФЗ для регистрации биометрических векторов в ЕБС [33; 27; 36]. Внутри этого ограниченного поля и формируется позиция Face2: доступ к рынку открыт не всем игрокам подряд, а только держателям нужных формальных статусов, и каждый дополнительный статус превращается в барьер входа для новых конкурентов.</w:t>
-      </w:r>
-    </w:p>
-    <w:p>
-      <w:pPr>
-        <w:spacing w:before="0" w:after="0" w:line="360" w:lineRule="auto"/>
-        <w:ind w:firstLine="708"/>
-        <w:jc w:val="both"/>
-        <w:rPr>
-          <w:rFonts w:ascii="Times New Roman" w:hAnsi="Times New Roman" w:cs="Times New Roman" w:eastAsia="Times New Roman"/>
-          <w:sz w:val="28"/>
-          <w:szCs w:val="28"/>
-          <w:lang w:val="ru-RU"/>
-        </w:rPr>
-      </w:pPr>
-      <w:r>
-        <w:rPr>
-          <w:rFonts w:ascii="Times New Roman" w:hAnsi="Times New Roman" w:cs="Times New Roman" w:eastAsia="Times New Roman"/>
-          <w:color w:val="000000"/>
-          <w:sz w:val="28"/>
-          <w:szCs w:val="28"/>
-          <w:lang w:val="ru-RU"/>
-        </w:rPr>
-        <w:t xml:space="preserve">Из проведённого анализа складывается чёткая конкурентная позиция Face2. На массовом B2C-биоэквайринге банк не конкурирует со Сбером по объёму, но имеет нишу для собственной базы клиентов в Татарстане и для пилотов с федеральными партнёрами (Минцифры, Минтранс, НСПК), которые работают как референсы для последующего масштабирования [28, с. 30–31]. Эта группа партнёров образует первую референтную базу федерального уровня: ни VisionLabs, ни OVISION такой связки одновременно с регулятором, транспортным оператором и национальной платёжной инфраструктурой публично не подтверждают [37; 39]. На технологическом слое банк не конкурирует с VisionLabs по верификации алгоритмов через международные рейтинги, но имеет преимущество в виде банковской экосистемы и права работать с биометрией физических лиц через ЕБС, которого у вендоров нет. На рынке полного цикла СКУД банк не конкурирует с OVISION по аппаратному стеку, но конкурирует напрямую в сегменте КБС под ключ — там, где B2B-клиенту нужна не просто биометрическая СКУД, а готовая коммерческая биометрическая система с банковской интеграцией. Это и есть собственный конкурентный сегмент Face2: B2B и B2G-заказчики со сценариями, в которых нужна одновременно работа с физическими лицами через ЕБС, банковская инфраструктура и продуктовая линейка под платежи, проход и подтверждение возраста.</w:t>
-      </w:r>
-    </w:p>
-    <w:p>
-      <w:pPr>
-        <w:spacing w:before="0" w:after="0" w:line="360" w:lineRule="auto"/>
-        <w:ind w:firstLine="708"/>
-        <w:jc w:val="both"/>
-        <w:rPr>
-          <w:rFonts w:ascii="Times New Roman" w:hAnsi="Times New Roman" w:cs="Times New Roman" w:eastAsia="Times New Roman"/>
-          <w:sz w:val="28"/>
-          <w:szCs w:val="28"/>
-          <w:lang w:val="ru-RU"/>
-        </w:rPr>
-      </w:pPr>
-      <w:r>
-        <w:rPr>
-          <w:rFonts w:ascii="Times New Roman" w:hAnsi="Times New Roman" w:cs="Times New Roman" w:eastAsia="Times New Roman"/>
-          <w:color w:val="000000"/>
-          <w:sz w:val="28"/>
-          <w:szCs w:val="28"/>
-          <w:lang w:val="ru-RU"/>
-        </w:rPr>
-        <w:t xml:space="preserve">Региональная база Татарстана работает в двух режимах одновременно. С одной стороны, она служит стартовой площадкой для отладки коммерческих сценариев на проектах банка — Карте жителя Республики Татарстан, мобильном приложении АК БАРС Online, СБП и собственной розничной сети [28, с. 17, 33]. С другой — ограничивает географический охват по сравнению со Сбером, который работает по всей стране [32], и с VisionLabs, представленной в 38 странах [37]. Подтверждённый ESG-статус и кредитные рейтинги уровня «A» по национальной шкале добавляют к этой региональной опоре отдельный репутационный слой и снимают часть барьеров доверия в сегменте B2G-заказчиков, для которых устойчивость поставщика биометрии входит в формальные требования закупки [28, с. 17, 33].</w:t>
-      </w:r>
-    </w:p>
-    <w:p>
-      <w:pPr>
-        <w:spacing w:before="0" w:after="0" w:line="360" w:lineRule="auto"/>
-        <w:ind w:firstLine="708"/>
-        <w:jc w:val="both"/>
-        <w:rPr>
-          <w:rFonts w:ascii="Times New Roman" w:hAnsi="Times New Roman" w:cs="Times New Roman" w:eastAsia="Times New Roman"/>
-          <w:sz w:val="28"/>
-          <w:szCs w:val="28"/>
-          <w:lang w:val="ru-RU"/>
-        </w:rPr>
-      </w:pPr>
-      <w:r>
-        <w:rPr>
-          <w:rFonts w:ascii="Times New Roman" w:hAnsi="Times New Roman" w:cs="Times New Roman" w:eastAsia="Times New Roman"/>
-          <w:color w:val="000000"/>
-          <w:sz w:val="28"/>
-          <w:szCs w:val="28"/>
-          <w:lang w:val="ru-RU"/>
-        </w:rPr>
-        <w:t xml:space="preserve">Целевые сегменты внутри этой позиции распределяются следующим образом. Первая группа — банки и МФО, выбирающие технологического партнёра для биоэквайринга и удалённой идентификации; здесь у Face2 преимущество в виде банковской экспертизы и понимания регуляторного контура изнутри [27]. Вторая группа — корпоративные заказчики со смешанным запросом (СКУД плюс платежи плюс подтверждение возраста в корпоративных сервисах); здесь Face2 выигрывает за счёт продуктовой вертикали, а OVISION — за счёт собственного оборудования. Третья группа — государственные и квазигосударственные организации с задачами биометрической идентификации граждан (центры предоставления услуг, транспортные операторы, библиотечные сети, гостиничный сектор); здесь решающим фактором становится статус банка-оператора по № 115-ФЗ и право работы с ЕБС, которые у Face2 есть, а у OVISION и VisionLabs — отсутствуют в полной форме.</w:t>
-      </w:r>
-    </w:p>
-    <w:p>
-      <w:pPr>
-        <w:spacing w:before="0" w:after="0" w:line="360" w:lineRule="auto"/>
-        <w:ind w:firstLine="708"/>
-        <w:jc w:val="both"/>
-        <w:rPr>
-          <w:rFonts w:ascii="Times New Roman" w:hAnsi="Times New Roman" w:cs="Times New Roman" w:eastAsia="Times New Roman"/>
-          <w:sz w:val="28"/>
-          <w:szCs w:val="28"/>
-          <w:lang w:val="ru-RU"/>
-        </w:rPr>
-      </w:pPr>
-      <w:r>
-        <w:rPr>
-          <w:rFonts w:ascii="Times New Roman" w:hAnsi="Times New Roman" w:cs="Times New Roman" w:eastAsia="Times New Roman"/>
-          <w:color w:val="000000"/>
-          <w:sz w:val="28"/>
-          <w:szCs w:val="28"/>
-          <w:lang w:val="ru-RU"/>
-        </w:rPr>
-        <w:t xml:space="preserve">Драйверы спроса в этой конфигурации действуют в пользу Face2 одновременно по нескольким направлениям. Регуляторное ужесточение после 420-ФЗ и 421-ФЗ вытесняет с рынка неаккредитованные локальные решения и концентрирует спрос на аккредитованных операторах [27]. Девятикратный годовой рост числа биометрических платежей и пятикратный рост оборота создают эффект повседневности, при котором отдельные сценарии оплаты лицом, прохода и заселения становятся для пользователя привычными — что снижает барьер доверия в новых сегментах [38]. Государственная инфраструктура ЕБС, оператором которой выступает АО «Центр биометрических технологий», централизует базу пользователей: к началу 2026 года в системе зарегистрированы более 10 млн человек, и для всех них дополнительный сервис на базе ЕБС не требует повторной сдачи биометрии [38; 42]. Барьеры спроса при этом сохраняются: психологический (страх утечки и невозможности отозвать сданный биометрический образец), организационный (стоимость интеграции с СКУД и ИТ-инфраструктурой заказчика), регуляторно-репутационный (риск штрафов до 1–3% годового дохода и уголовной ответственности при ошибках обращения с биометрией) [27]. Содержательно эти барьеры были подробно разобраны в параграфе 1.3 в составе пяти групп барьеров принятия биометрических технологий и не повторяются здесь.</w:t>
-      </w:r>
-    </w:p>
-    <w:p>
-      <w:pPr>
-        <w:spacing w:before="0" w:after="0" w:line="360" w:lineRule="auto"/>
-        <w:ind w:firstLine="708"/>
-        <w:jc w:val="both"/>
-        <w:rPr>
-          <w:rFonts w:ascii="Times New Roman" w:hAnsi="Times New Roman" w:cs="Times New Roman" w:eastAsia="Times New Roman"/>
-          <w:sz w:val="28"/>
-          <w:szCs w:val="28"/>
-          <w:lang w:val="ru-RU"/>
-        </w:rPr>
-      </w:pPr>
-      <w:r>
-        <w:rPr>
-          <w:rFonts w:ascii="Times New Roman" w:hAnsi="Times New Roman" w:cs="Times New Roman" w:eastAsia="Times New Roman"/>
-          <w:color w:val="000000"/>
-          <w:sz w:val="28"/>
-          <w:szCs w:val="28"/>
-          <w:lang w:val="ru-RU"/>
-        </w:rPr>
-        <w:t xml:space="preserve">Полученная конкурентная карта формирует управленческую повестку для следующего параграфа. Поскольку Face2 имеет сильную регуляторную и инфраструктурную позицию, но при этом локальный масштаб коммерческого присутствия и недостаточно публичную доказательную базу точности, дальнейший анализ должен сосредоточиться не на технологических доработках, а на маркетинговых инструментах: на том, насколько текущее продвижение продукта соответствует уже занятой банком конкурентной нише, какие каналы коммуникации задействованы, какие реальные сегменты клиентов охвачены и где находятся пробелы в коммуникационной стратегии относительно сильных сторон, выявленных в этом параграфе. Этому посвящён параграф 2.3 — анализ текущего продвижения продукта Face2 и его позиции на рынке.</w:t>
+        <w:t xml:space="preserve">Жёсткая регуляторная рамка 572-ФЗ и закона № 115-ФЗ ограничивает круг операторов биометрии до организаций, аккредитованных Минцифры по правилам КБС, и до банков, имеющих право регистрации векторов в ЕБС [33; 27; 36]; именно внутри этого ограниченного поля и формируется собственный конкурентный сегмент Face2 — B2B и B2G-заказчики со сценариями, в которых одновременно нужны работа с физическими лицами через ЕБС, банковская инфраструктура и продуктовая линейка под платежи, проход и подтверждение возраста. Face2 не конкурирует со Сбером по объёму на массовом B2C-биоэквайринге, с VisionLabs — по верификации алгоритмов через NIST FRTE и международному охвату, с OVISION — по аппаратному стеку, но в собственном сегменте получает преимущества, которых нет ни у одного из конкурентов одновременно: статус банка-оператора по № 115-ФЗ под № 101 в перечне Банка России, аккредитация КБС № 4-А от 15.11.2023, шестилетний стаж работы с ЕБС, банковская экосистема (934 тыс. розничных клиентов, 930 тыс. в АБО, 450 тыс. Карт жителя РТ), рейтинги «A» и ESG-A, а также первая референтная база федерального уровня в виде проектов с Минцифры, Минтрансом, ЦБТ и НСПК [27; 28, с. 4, 17, 30–31, 33; 36; 37; 39]. Эта позиция содержит и ограничения: локальный географический охват по сравнению со Сбером и VisionLabs, отсутствие публичной независимой верификации точности и собственного решения по детекции дипфейков. Драйверы спроса работают в пользу Face2 одновременно по нескольким направлениям — ужесточение ответственности по 420-ФЗ и 421-ФЗ вытесняет неаккредитованные локальные решения, девятикратный годовой рост числа биометрических платежей и 10+ млн зарегистрированных в ЕБС создают эффект повседневности и снимают часть барьера доверия [27; 38]; барьеры спроса (психологический, организационный, регуляторно-репутационный) подробно разобраны в параграфе 1.3 и здесь не повторяются. Управленческое следствие для главы 3: дальнейший анализ должен сосредоточиться не на технологических доработках, а на маркетинговых инструментах — на том, насколько текущее продвижение продукта соответствует уже занятой банком конкурентной нише, какие каналы коммуникации задействованы и где находятся пробелы относительно сильных сторон, выявленных выше. Этому посвящён параграф 2.3.</w:t>
       </w:r>
     </w:p>
     <w:p>
@@ -44753,7 +38840,7 @@
           <w:szCs w:val="28"/>
           <w:lang w:val="ru-RU"/>
         </w:rPr>
-        <w:t xml:space="preserve">Соответствие текущего продвижения конкурентной нише</w:t>
+        <w:t xml:space="preserve">SWOT-анализ продвижения Face2</w:t>
       </w:r>
     </w:p>
     <w:p>
@@ -44776,7 +38863,7 @@
           <w:szCs w:val="28"/>
           <w:lang w:val="ru-RU"/>
         </w:rPr>
-        <w:t xml:space="preserve">Параграф 2.2 завершился фиксацией пяти конкурентных преимуществ Face2 и четырёх пробелов. Каждое из них трансформируется в ресурс или в проблему продвижения. Сопоставление этих позиций с тем, как они отыграны в коммуникации, дано в таблице 2.3.5.</w:t>
+        <w:t xml:space="preserve">Сводная характеристика продвижения Face2 в формате SWOT дана в таблице 2.3.5. SWOT строится строго в маркетинговой плоскости — общая характеристика продукта и банка собрана в параграфе 2.1, рыночный контекст и конкурентные позиции — в параграфе 2.2, и здесь они не повторяются. Зона интереса — только то, что относится к коммуникационному контуру и его инструментам.</w:t>
       </w:r>
     </w:p>
     <w:p>
@@ -44800,1993 +38887,6 @@
           <w:lang w:val="ru-RU"/>
         </w:rPr>
         <w:t xml:space="preserve">Таблица 2.3.5</w:t>
-      </w:r>
-    </w:p>
-    <w:p>
-      <w:pPr>
-        <w:spacing w:before="0" w:after="0" w:line="360" w:lineRule="auto"/>
-        <w:ind w:firstLine="708"/>
-        <w:jc w:val="both"/>
-        <w:rPr>
-          <w:rFonts w:ascii="Times New Roman" w:hAnsi="Times New Roman" w:cs="Times New Roman" w:eastAsia="Times New Roman"/>
-          <w:sz w:val="28"/>
-          <w:szCs w:val="28"/>
-          <w:lang w:val="ru-RU"/>
-        </w:rPr>
-      </w:pPr>
-      <w:r>
-        <w:rPr>
-          <w:rFonts w:ascii="Times New Roman" w:hAnsi="Times New Roman" w:cs="Times New Roman" w:eastAsia="Times New Roman"/>
-          <w:color w:val="000000"/>
-          <w:sz w:val="28"/>
-          <w:szCs w:val="28"/>
-          <w:lang w:val="ru-RU"/>
-        </w:rPr>
-        <w:t xml:space="preserve">Конкурентные преимущества и пробелы Face2 (из параграфа 2.2) и их использование в текущем продвижении</w:t>
-      </w:r>
-    </w:p>
-    <w:tbl>
-      <w:tblPr>
-        <w:tblW w:w="9636" w:type="dxa"/>
-        <w:jc w:val="center"/>
-        <w:tblBorders>
-          <w:top w:val="single" w:sz="4" w:space="0" w:color="000000"/>
-          <w:left w:val="single" w:sz="4" w:space="0" w:color="000000"/>
-          <w:bottom w:val="single" w:sz="4" w:space="0" w:color="000000"/>
-          <w:right w:val="single" w:sz="4" w:space="0" w:color="000000"/>
-          <w:insideH w:val="single" w:sz="4" w:space="0" w:color="000000"/>
-          <w:insideV w:val="single" w:sz="4" w:space="0" w:color="000000"/>
-        </w:tblBorders>
-        <w:tblLook w:val="04A0" w:firstRow="1" w:lastRow="0" w:firstColumn="1" w:lastColumn="0" w:noHBand="0" w:noVBand="1"/>
-      </w:tblPr>
-      <w:tblGrid>
-        <w:gridCol w:w="2536"/>
-        <w:gridCol w:w="1268"/>
-        <w:gridCol w:w="2367"/>
-        <w:gridCol w:w="929"/>
-        <w:gridCol w:w="2536"/>
-      </w:tblGrid>
-      <w:tr>
-        <w:trPr>
-          <w:tblHeader/>
-          <w:cantSplit/>
-        </w:trPr>
-        <w:tc>
-          <w:tcPr>
-            <w:tcW w:w="2536" w:type="dxa"/>
-            <w:tcBorders>
-              <w:top w:val="single" w:sz="4" w:space="0" w:color="000000"/>
-              <w:left w:val="single" w:sz="4" w:space="0" w:color="000000"/>
-              <w:bottom w:val="single" w:sz="4" w:space="0" w:color="000000"/>
-              <w:right w:val="single" w:sz="4" w:space="0" w:color="000000"/>
-            </w:tcBorders>
-            <w:shd w:val="clear" w:color="auto" w:fill="F2F2F2"/>
-            <w:vAlign w:val="center"/>
-          </w:tcPr>
-          <w:p>
-            <w:pPr>
-              <w:spacing w:before="0" w:after="0" w:line="240" w:lineRule="auto"/>
-              <w:jc w:val="center"/>
-              <w:rPr>
-                <w:rFonts w:ascii="Times New Roman" w:hAnsi="Times New Roman" w:cs="Times New Roman" w:eastAsia="Times New Roman"/>
-                <w:sz w:val="28"/>
-                <w:szCs w:val="28"/>
-                <w:lang w:val="ru-RU"/>
-              </w:rPr>
-            </w:pPr>
-            <w:r>
-              <w:rPr>
-                <w:rFonts w:ascii="Times New Roman" w:hAnsi="Times New Roman" w:cs="Times New Roman" w:eastAsia="Times New Roman"/>
-                <w:b/>
-                <w:bCs/>
-                <w:color w:val="000000"/>
-                <w:sz w:val="24"/>
-                <w:szCs w:val="24"/>
-                <w:lang w:val="ru-RU"/>
-              </w:rPr>
-              <w:t xml:space="preserve">Позиция (по 2.2)</w:t>
-            </w:r>
-          </w:p>
-        </w:tc>
-        <w:tc>
-          <w:tcPr>
-            <w:tcW w:w="1268" w:type="dxa"/>
-            <w:tcBorders>
-              <w:top w:val="single" w:sz="4" w:space="0" w:color="000000"/>
-              <w:left w:val="single" w:sz="4" w:space="0" w:color="000000"/>
-              <w:bottom w:val="single" w:sz="4" w:space="0" w:color="000000"/>
-              <w:right w:val="single" w:sz="4" w:space="0" w:color="000000"/>
-            </w:tcBorders>
-            <w:shd w:val="clear" w:color="auto" w:fill="F2F2F2"/>
-            <w:vAlign w:val="center"/>
-          </w:tcPr>
-          <w:p>
-            <w:pPr>
-              <w:spacing w:before="0" w:after="0" w:line="240" w:lineRule="auto"/>
-              <w:jc w:val="center"/>
-              <w:rPr>
-                <w:rFonts w:ascii="Times New Roman" w:hAnsi="Times New Roman" w:cs="Times New Roman" w:eastAsia="Times New Roman"/>
-                <w:sz w:val="28"/>
-                <w:szCs w:val="28"/>
-                <w:lang w:val="ru-RU"/>
-              </w:rPr>
-            </w:pPr>
-            <w:r>
-              <w:rPr>
-                <w:rFonts w:ascii="Times New Roman" w:hAnsi="Times New Roman" w:cs="Times New Roman" w:eastAsia="Times New Roman"/>
-                <w:b/>
-                <w:bCs/>
-                <w:color w:val="000000"/>
-                <w:sz w:val="24"/>
-                <w:szCs w:val="24"/>
-                <w:lang w:val="ru-RU"/>
-              </w:rPr>
-              <w:t xml:space="preserve">Использование в продвижении</w:t>
-            </w:r>
-          </w:p>
-        </w:tc>
-        <w:tc>
-          <w:tcPr>
-            <w:tcW w:w="2367" w:type="dxa"/>
-            <w:tcBorders>
-              <w:top w:val="single" w:sz="4" w:space="0" w:color="000000"/>
-              <w:left w:val="single" w:sz="4" w:space="0" w:color="000000"/>
-              <w:bottom w:val="single" w:sz="4" w:space="0" w:color="000000"/>
-              <w:right w:val="single" w:sz="4" w:space="0" w:color="000000"/>
-            </w:tcBorders>
-            <w:shd w:val="clear" w:color="auto" w:fill="F2F2F2"/>
-            <w:vAlign w:val="center"/>
-          </w:tcPr>
-          <w:p>
-            <w:pPr>
-              <w:spacing w:before="0" w:after="0" w:line="240" w:lineRule="auto"/>
-              <w:jc w:val="center"/>
-              <w:rPr>
-                <w:rFonts w:ascii="Times New Roman" w:hAnsi="Times New Roman" w:cs="Times New Roman" w:eastAsia="Times New Roman"/>
-                <w:sz w:val="28"/>
-                <w:szCs w:val="28"/>
-                <w:lang w:val="ru-RU"/>
-              </w:rPr>
-            </w:pPr>
-            <w:r>
-              <w:rPr>
-                <w:rFonts w:ascii="Times New Roman" w:hAnsi="Times New Roman" w:cs="Times New Roman" w:eastAsia="Times New Roman"/>
-                <w:b/>
-                <w:bCs/>
-                <w:color w:val="000000"/>
-                <w:sz w:val="24"/>
-                <w:szCs w:val="24"/>
-                <w:lang w:val="ru-RU"/>
-              </w:rPr>
-              <w:t xml:space="preserve">Где / каким образом</w:t>
-            </w:r>
-          </w:p>
-        </w:tc>
-        <w:tc>
-          <w:tcPr>
-            <w:tcW w:w="929" w:type="dxa"/>
-            <w:tcBorders>
-              <w:top w:val="single" w:sz="4" w:space="0" w:color="000000"/>
-              <w:left w:val="single" w:sz="4" w:space="0" w:color="000000"/>
-              <w:bottom w:val="single" w:sz="4" w:space="0" w:color="000000"/>
-              <w:right w:val="single" w:sz="4" w:space="0" w:color="000000"/>
-            </w:tcBorders>
-            <w:shd w:val="clear" w:color="auto" w:fill="F2F2F2"/>
-            <w:vAlign w:val="center"/>
-          </w:tcPr>
-          <w:p>
-            <w:pPr>
-              <w:spacing w:before="0" w:after="0" w:line="240" w:lineRule="auto"/>
-              <w:jc w:val="center"/>
-              <w:rPr>
-                <w:rFonts w:ascii="Times New Roman" w:hAnsi="Times New Roman" w:cs="Times New Roman" w:eastAsia="Times New Roman"/>
-                <w:sz w:val="28"/>
-                <w:szCs w:val="28"/>
-                <w:lang w:val="ru-RU"/>
-              </w:rPr>
-            </w:pPr>
-            <w:r>
-              <w:rPr>
-                <w:rFonts w:ascii="Times New Roman" w:hAnsi="Times New Roman" w:cs="Times New Roman" w:eastAsia="Times New Roman"/>
-                <w:b/>
-                <w:bCs/>
-                <w:color w:val="000000"/>
-                <w:sz w:val="24"/>
-                <w:szCs w:val="24"/>
-                <w:lang w:val="ru-RU"/>
-              </w:rPr>
-              <w:t xml:space="preserve">Источник</w:t>
-            </w:r>
-          </w:p>
-        </w:tc>
-        <w:tc>
-          <w:tcPr>
-            <w:tcW w:w="2536" w:type="dxa"/>
-            <w:tcBorders>
-              <w:top w:val="single" w:sz="4" w:space="0" w:color="000000"/>
-              <w:left w:val="single" w:sz="4" w:space="0" w:color="000000"/>
-              <w:bottom w:val="single" w:sz="4" w:space="0" w:color="000000"/>
-              <w:right w:val="single" w:sz="4" w:space="0" w:color="000000"/>
-            </w:tcBorders>
-            <w:shd w:val="clear" w:color="auto" w:fill="F2F2F2"/>
-            <w:vAlign w:val="center"/>
-          </w:tcPr>
-          <w:p>
-            <w:pPr>
-              <w:spacing w:before="0" w:after="0" w:line="240" w:lineRule="auto"/>
-              <w:jc w:val="center"/>
-              <w:rPr>
-                <w:rFonts w:ascii="Times New Roman" w:hAnsi="Times New Roman" w:cs="Times New Roman" w:eastAsia="Times New Roman"/>
-                <w:sz w:val="28"/>
-                <w:szCs w:val="28"/>
-                <w:lang w:val="ru-RU"/>
-              </w:rPr>
-            </w:pPr>
-            <w:r>
-              <w:rPr>
-                <w:rFonts w:ascii="Times New Roman" w:hAnsi="Times New Roman" w:cs="Times New Roman" w:eastAsia="Times New Roman"/>
-                <w:b/>
-                <w:bCs/>
-                <w:color w:val="000000"/>
-                <w:sz w:val="24"/>
-                <w:szCs w:val="24"/>
-                <w:lang w:val="ru-RU"/>
-              </w:rPr>
-              <w:t xml:space="preserve">Оценка</w:t>
-            </w:r>
-          </w:p>
-        </w:tc>
-      </w:tr>
-      <w:tr>
-        <w:trPr>
-          <w:cantSplit/>
-        </w:trPr>
-        <w:tc>
-          <w:tcPr>
-            <w:tcW w:w="2536" w:type="dxa"/>
-            <w:tcBorders>
-              <w:top w:val="single" w:sz="4" w:space="0" w:color="000000"/>
-              <w:left w:val="single" w:sz="4" w:space="0" w:color="000000"/>
-              <w:bottom w:val="single" w:sz="4" w:space="0" w:color="000000"/>
-              <w:right w:val="single" w:sz="4" w:space="0" w:color="000000"/>
-            </w:tcBorders>
-            <w:vAlign w:val="center"/>
-          </w:tcPr>
-          <w:p>
-            <w:pPr>
-              <w:spacing w:before="0" w:after="0" w:line="240" w:lineRule="auto"/>
-              <w:jc w:val="left"/>
-              <w:rPr>
-                <w:rFonts w:ascii="Times New Roman" w:hAnsi="Times New Roman" w:cs="Times New Roman" w:eastAsia="Times New Roman"/>
-                <w:sz w:val="28"/>
-                <w:szCs w:val="28"/>
-                <w:lang w:val="ru-RU"/>
-              </w:rPr>
-            </w:pPr>
-            <w:r>
-              <w:rPr>
-                <w:rFonts w:ascii="Times New Roman" w:hAnsi="Times New Roman" w:cs="Times New Roman" w:eastAsia="Times New Roman"/>
-                <w:color w:val="000000"/>
-                <w:sz w:val="24"/>
-                <w:szCs w:val="24"/>
-                <w:lang w:val="ru-RU"/>
-              </w:rPr>
-              <w:t xml:space="preserve">Преимущество: право регистрации БПд по № 115-ФЗ (АББ № 101)</w:t>
-            </w:r>
-          </w:p>
-        </w:tc>
-        <w:tc>
-          <w:tcPr>
-            <w:tcW w:w="1268" w:type="dxa"/>
-            <w:tcBorders>
-              <w:top w:val="single" w:sz="4" w:space="0" w:color="000000"/>
-              <w:left w:val="single" w:sz="4" w:space="0" w:color="000000"/>
-              <w:bottom w:val="single" w:sz="4" w:space="0" w:color="000000"/>
-              <w:right w:val="single" w:sz="4" w:space="0" w:color="000000"/>
-            </w:tcBorders>
-            <w:vAlign w:val="center"/>
-          </w:tcPr>
-          <w:p>
-            <w:pPr>
-              <w:spacing w:before="0" w:after="0" w:line="240" w:lineRule="auto"/>
-              <w:jc w:val="left"/>
-              <w:rPr>
-                <w:rFonts w:ascii="Times New Roman" w:hAnsi="Times New Roman" w:cs="Times New Roman" w:eastAsia="Times New Roman"/>
-                <w:sz w:val="28"/>
-                <w:szCs w:val="28"/>
-                <w:lang w:val="ru-RU"/>
-              </w:rPr>
-            </w:pPr>
-            <w:r>
-              <w:rPr>
-                <w:rFonts w:ascii="Times New Roman" w:hAnsi="Times New Roman" w:cs="Times New Roman" w:eastAsia="Times New Roman"/>
-                <w:color w:val="000000"/>
-                <w:sz w:val="24"/>
-                <w:szCs w:val="24"/>
-                <w:lang w:val="ru-RU"/>
-              </w:rPr>
-              <w:t xml:space="preserve">частичное</w:t>
-            </w:r>
-          </w:p>
-        </w:tc>
-        <w:tc>
-          <w:tcPr>
-            <w:tcW w:w="2367" w:type="dxa"/>
-            <w:tcBorders>
-              <w:top w:val="single" w:sz="4" w:space="0" w:color="000000"/>
-              <w:left w:val="single" w:sz="4" w:space="0" w:color="000000"/>
-              <w:bottom w:val="single" w:sz="4" w:space="0" w:color="000000"/>
-              <w:right w:val="single" w:sz="4" w:space="0" w:color="000000"/>
-            </w:tcBorders>
-            <w:vAlign w:val="center"/>
-          </w:tcPr>
-          <w:p>
-            <w:pPr>
-              <w:spacing w:before="0" w:after="0" w:line="240" w:lineRule="auto"/>
-              <w:jc w:val="left"/>
-              <w:rPr>
-                <w:rFonts w:ascii="Times New Roman" w:hAnsi="Times New Roman" w:cs="Times New Roman" w:eastAsia="Times New Roman"/>
-                <w:sz w:val="28"/>
-                <w:szCs w:val="28"/>
-                <w:lang w:val="ru-RU"/>
-              </w:rPr>
-            </w:pPr>
-            <w:r>
-              <w:rPr>
-                <w:rFonts w:ascii="Times New Roman" w:hAnsi="Times New Roman" w:cs="Times New Roman" w:eastAsia="Times New Roman"/>
-                <w:color w:val="000000"/>
-                <w:sz w:val="24"/>
-                <w:szCs w:val="24"/>
-                <w:lang w:val="ru-RU"/>
-              </w:rPr>
-              <w:t xml:space="preserve">в B2B-материалах, не в массовых каналах</w:t>
-            </w:r>
-          </w:p>
-        </w:tc>
-        <w:tc>
-          <w:tcPr>
-            <w:tcW w:w="929" w:type="dxa"/>
-            <w:tcBorders>
-              <w:top w:val="single" w:sz="4" w:space="0" w:color="000000"/>
-              <w:left w:val="single" w:sz="4" w:space="0" w:color="000000"/>
-              <w:bottom w:val="single" w:sz="4" w:space="0" w:color="000000"/>
-              <w:right w:val="single" w:sz="4" w:space="0" w:color="000000"/>
-            </w:tcBorders>
-            <w:vAlign w:val="center"/>
-          </w:tcPr>
-          <w:p>
-            <w:pPr>
-              <w:spacing w:before="0" w:after="0" w:line="240" w:lineRule="auto"/>
-              <w:jc w:val="left"/>
-              <w:rPr>
-                <w:rFonts w:ascii="Times New Roman" w:hAnsi="Times New Roman" w:cs="Times New Roman" w:eastAsia="Times New Roman"/>
-                <w:sz w:val="28"/>
-                <w:szCs w:val="28"/>
-                <w:lang w:val="ru-RU"/>
-              </w:rPr>
-            </w:pPr>
-            <w:r>
-              <w:rPr>
-                <w:rFonts w:ascii="Times New Roman" w:hAnsi="Times New Roman" w:cs="Times New Roman" w:eastAsia="Times New Roman"/>
-                <w:color w:val="000000"/>
-                <w:sz w:val="24"/>
-                <w:szCs w:val="24"/>
-                <w:lang w:val="ru-RU"/>
-              </w:rPr>
-              <w:t xml:space="preserve">[36]</w:t>
-            </w:r>
-          </w:p>
-        </w:tc>
-        <w:tc>
-          <w:tcPr>
-            <w:tcW w:w="2536" w:type="dxa"/>
-            <w:tcBorders>
-              <w:top w:val="single" w:sz="4" w:space="0" w:color="000000"/>
-              <w:left w:val="single" w:sz="4" w:space="0" w:color="000000"/>
-              <w:bottom w:val="single" w:sz="4" w:space="0" w:color="000000"/>
-              <w:right w:val="single" w:sz="4" w:space="0" w:color="000000"/>
-            </w:tcBorders>
-            <w:vAlign w:val="center"/>
-          </w:tcPr>
-          <w:p>
-            <w:pPr>
-              <w:spacing w:before="0" w:after="0" w:line="240" w:lineRule="auto"/>
-              <w:jc w:val="left"/>
-              <w:rPr>
-                <w:rFonts w:ascii="Times New Roman" w:hAnsi="Times New Roman" w:cs="Times New Roman" w:eastAsia="Times New Roman"/>
-                <w:sz w:val="28"/>
-                <w:szCs w:val="28"/>
-                <w:lang w:val="ru-RU"/>
-              </w:rPr>
-            </w:pPr>
-            <w:r>
-              <w:rPr>
-                <w:rFonts w:ascii="Times New Roman" w:hAnsi="Times New Roman" w:cs="Times New Roman" w:eastAsia="Times New Roman"/>
-                <w:color w:val="000000"/>
-                <w:sz w:val="24"/>
-                <w:szCs w:val="24"/>
-                <w:lang w:val="ru-RU"/>
-              </w:rPr>
-              <w:t xml:space="preserve">сильный B2B-аргумент, недоиспользован для массовой аудитории</w:t>
-            </w:r>
-          </w:p>
-        </w:tc>
-      </w:tr>
-      <w:tr>
-        <w:trPr>
-          <w:cantSplit/>
-        </w:trPr>
-        <w:tc>
-          <w:tcPr>
-            <w:tcW w:w="2536" w:type="dxa"/>
-            <w:tcBorders>
-              <w:top w:val="single" w:sz="4" w:space="0" w:color="000000"/>
-              <w:left w:val="single" w:sz="4" w:space="0" w:color="000000"/>
-              <w:bottom w:val="single" w:sz="4" w:space="0" w:color="000000"/>
-              <w:right w:val="single" w:sz="4" w:space="0" w:color="000000"/>
-            </w:tcBorders>
-            <w:vAlign w:val="center"/>
-          </w:tcPr>
-          <w:p>
-            <w:pPr>
-              <w:spacing w:before="0" w:after="0" w:line="240" w:lineRule="auto"/>
-              <w:jc w:val="left"/>
-              <w:rPr>
-                <w:rFonts w:ascii="Times New Roman" w:hAnsi="Times New Roman" w:cs="Times New Roman" w:eastAsia="Times New Roman"/>
-                <w:sz w:val="28"/>
-                <w:szCs w:val="28"/>
-                <w:lang w:val="ru-RU"/>
-              </w:rPr>
-            </w:pPr>
-            <w:r>
-              <w:rPr>
-                <w:rFonts w:ascii="Times New Roman" w:hAnsi="Times New Roman" w:cs="Times New Roman" w:eastAsia="Times New Roman"/>
-                <w:color w:val="000000"/>
-                <w:sz w:val="24"/>
-                <w:szCs w:val="24"/>
-                <w:lang w:val="ru-RU"/>
-              </w:rPr>
-              <w:t xml:space="preserve">Преимущество: аккредитация КБС (Решение № 4-А от 15.11.2023)</w:t>
-            </w:r>
-          </w:p>
-        </w:tc>
-        <w:tc>
-          <w:tcPr>
-            <w:tcW w:w="1268" w:type="dxa"/>
-            <w:tcBorders>
-              <w:top w:val="single" w:sz="4" w:space="0" w:color="000000"/>
-              <w:left w:val="single" w:sz="4" w:space="0" w:color="000000"/>
-              <w:bottom w:val="single" w:sz="4" w:space="0" w:color="000000"/>
-              <w:right w:val="single" w:sz="4" w:space="0" w:color="000000"/>
-            </w:tcBorders>
-            <w:vAlign w:val="center"/>
-          </w:tcPr>
-          <w:p>
-            <w:pPr>
-              <w:spacing w:before="0" w:after="0" w:line="240" w:lineRule="auto"/>
-              <w:jc w:val="left"/>
-              <w:rPr>
-                <w:rFonts w:ascii="Times New Roman" w:hAnsi="Times New Roman" w:cs="Times New Roman" w:eastAsia="Times New Roman"/>
-                <w:sz w:val="28"/>
-                <w:szCs w:val="28"/>
-                <w:lang w:val="ru-RU"/>
-              </w:rPr>
-            </w:pPr>
-            <w:r>
-              <w:rPr>
-                <w:rFonts w:ascii="Times New Roman" w:hAnsi="Times New Roman" w:cs="Times New Roman" w:eastAsia="Times New Roman"/>
-                <w:color w:val="000000"/>
-                <w:sz w:val="24"/>
-                <w:szCs w:val="24"/>
-                <w:lang w:val="ru-RU"/>
-              </w:rPr>
-              <w:t xml:space="preserve">полное</w:t>
-            </w:r>
-          </w:p>
-        </w:tc>
-        <w:tc>
-          <w:tcPr>
-            <w:tcW w:w="2367" w:type="dxa"/>
-            <w:tcBorders>
-              <w:top w:val="single" w:sz="4" w:space="0" w:color="000000"/>
-              <w:left w:val="single" w:sz="4" w:space="0" w:color="000000"/>
-              <w:bottom w:val="single" w:sz="4" w:space="0" w:color="000000"/>
-              <w:right w:val="single" w:sz="4" w:space="0" w:color="000000"/>
-            </w:tcBorders>
-            <w:vAlign w:val="center"/>
-          </w:tcPr>
-          <w:p>
-            <w:pPr>
-              <w:spacing w:before="0" w:after="0" w:line="240" w:lineRule="auto"/>
-              <w:jc w:val="left"/>
-              <w:rPr>
-                <w:rFonts w:ascii="Times New Roman" w:hAnsi="Times New Roman" w:cs="Times New Roman" w:eastAsia="Times New Roman"/>
-                <w:sz w:val="28"/>
-                <w:szCs w:val="28"/>
-                <w:lang w:val="ru-RU"/>
-              </w:rPr>
-            </w:pPr>
-            <w:r>
-              <w:rPr>
-                <w:rFonts w:ascii="Times New Roman" w:hAnsi="Times New Roman" w:cs="Times New Roman" w:eastAsia="Times New Roman"/>
-                <w:color w:val="000000"/>
-                <w:sz w:val="24"/>
-                <w:szCs w:val="24"/>
-                <w:lang w:val="ru-RU"/>
-              </w:rPr>
-              <w:t xml:space="preserve">сайт face2.ru, продуктовые материалы</w:t>
-            </w:r>
-          </w:p>
-        </w:tc>
-        <w:tc>
-          <w:tcPr>
-            <w:tcW w:w="929" w:type="dxa"/>
-            <w:tcBorders>
-              <w:top w:val="single" w:sz="4" w:space="0" w:color="000000"/>
-              <w:left w:val="single" w:sz="4" w:space="0" w:color="000000"/>
-              <w:bottom w:val="single" w:sz="4" w:space="0" w:color="000000"/>
-              <w:right w:val="single" w:sz="4" w:space="0" w:color="000000"/>
-            </w:tcBorders>
-            <w:vAlign w:val="center"/>
-          </w:tcPr>
-          <w:p>
-            <w:pPr>
-              <w:spacing w:before="0" w:after="0" w:line="240" w:lineRule="auto"/>
-              <w:jc w:val="left"/>
-              <w:rPr>
-                <w:rFonts w:ascii="Times New Roman" w:hAnsi="Times New Roman" w:cs="Times New Roman" w:eastAsia="Times New Roman"/>
-                <w:sz w:val="28"/>
-                <w:szCs w:val="28"/>
-                <w:lang w:val="ru-RU"/>
-              </w:rPr>
-            </w:pPr>
-            <w:r>
-              <w:rPr>
-                <w:rFonts w:ascii="Times New Roman" w:hAnsi="Times New Roman" w:cs="Times New Roman" w:eastAsia="Times New Roman"/>
-                <w:color w:val="000000"/>
-                <w:sz w:val="24"/>
-                <w:szCs w:val="24"/>
-                <w:lang w:val="ru-RU"/>
-              </w:rPr>
-              <w:t xml:space="preserve">[27]</w:t>
-            </w:r>
-          </w:p>
-        </w:tc>
-        <w:tc>
-          <w:tcPr>
-            <w:tcW w:w="2536" w:type="dxa"/>
-            <w:tcBorders>
-              <w:top w:val="single" w:sz="4" w:space="0" w:color="000000"/>
-              <w:left w:val="single" w:sz="4" w:space="0" w:color="000000"/>
-              <w:bottom w:val="single" w:sz="4" w:space="0" w:color="000000"/>
-              <w:right w:val="single" w:sz="4" w:space="0" w:color="000000"/>
-            </w:tcBorders>
-            <w:vAlign w:val="center"/>
-          </w:tcPr>
-          <w:p>
-            <w:pPr>
-              <w:spacing w:before="0" w:after="0" w:line="240" w:lineRule="auto"/>
-              <w:jc w:val="left"/>
-              <w:rPr>
-                <w:rFonts w:ascii="Times New Roman" w:hAnsi="Times New Roman" w:cs="Times New Roman" w:eastAsia="Times New Roman"/>
-                <w:sz w:val="28"/>
-                <w:szCs w:val="28"/>
-                <w:lang w:val="ru-RU"/>
-              </w:rPr>
-            </w:pPr>
-            <w:r>
-              <w:rPr>
-                <w:rFonts w:ascii="Times New Roman" w:hAnsi="Times New Roman" w:cs="Times New Roman" w:eastAsia="Times New Roman"/>
-                <w:color w:val="000000"/>
-                <w:sz w:val="24"/>
-                <w:szCs w:val="24"/>
-                <w:lang w:val="ru-RU"/>
-              </w:rPr>
-              <w:t xml:space="preserve">в полную меру</w:t>
-            </w:r>
-          </w:p>
-        </w:tc>
-      </w:tr>
-      <w:tr>
-        <w:trPr>
-          <w:cantSplit/>
-        </w:trPr>
-        <w:tc>
-          <w:tcPr>
-            <w:tcW w:w="2536" w:type="dxa"/>
-            <w:tcBorders>
-              <w:top w:val="single" w:sz="4" w:space="0" w:color="000000"/>
-              <w:left w:val="single" w:sz="4" w:space="0" w:color="000000"/>
-              <w:bottom w:val="single" w:sz="4" w:space="0" w:color="000000"/>
-              <w:right w:val="single" w:sz="4" w:space="0" w:color="000000"/>
-            </w:tcBorders>
-            <w:vAlign w:val="center"/>
-          </w:tcPr>
-          <w:p>
-            <w:pPr>
-              <w:spacing w:before="0" w:after="0" w:line="240" w:lineRule="auto"/>
-              <w:jc w:val="left"/>
-              <w:rPr>
-                <w:rFonts w:ascii="Times New Roman" w:hAnsi="Times New Roman" w:cs="Times New Roman" w:eastAsia="Times New Roman"/>
-                <w:sz w:val="28"/>
-                <w:szCs w:val="28"/>
-                <w:lang w:val="ru-RU"/>
-              </w:rPr>
-            </w:pPr>
-            <w:r>
-              <w:rPr>
-                <w:rFonts w:ascii="Times New Roman" w:hAnsi="Times New Roman" w:cs="Times New Roman" w:eastAsia="Times New Roman"/>
-                <w:color w:val="000000"/>
-                <w:sz w:val="24"/>
-                <w:szCs w:val="24"/>
-                <w:lang w:val="ru-RU"/>
-              </w:rPr>
-              <w:t xml:space="preserve">Преимущество: стаж в ЕБС с 10.07.2018, первый банк ПФО</w:t>
-            </w:r>
-          </w:p>
-        </w:tc>
-        <w:tc>
-          <w:tcPr>
-            <w:tcW w:w="1268" w:type="dxa"/>
-            <w:tcBorders>
-              <w:top w:val="single" w:sz="4" w:space="0" w:color="000000"/>
-              <w:left w:val="single" w:sz="4" w:space="0" w:color="000000"/>
-              <w:bottom w:val="single" w:sz="4" w:space="0" w:color="000000"/>
-              <w:right w:val="single" w:sz="4" w:space="0" w:color="000000"/>
-            </w:tcBorders>
-            <w:vAlign w:val="center"/>
-          </w:tcPr>
-          <w:p>
-            <w:pPr>
-              <w:spacing w:before="0" w:after="0" w:line="240" w:lineRule="auto"/>
-              <w:jc w:val="left"/>
-              <w:rPr>
-                <w:rFonts w:ascii="Times New Roman" w:hAnsi="Times New Roman" w:cs="Times New Roman" w:eastAsia="Times New Roman"/>
-                <w:sz w:val="28"/>
-                <w:szCs w:val="28"/>
-                <w:lang w:val="ru-RU"/>
-              </w:rPr>
-            </w:pPr>
-            <w:r>
-              <w:rPr>
-                <w:rFonts w:ascii="Times New Roman" w:hAnsi="Times New Roman" w:cs="Times New Roman" w:eastAsia="Times New Roman"/>
-                <w:color w:val="000000"/>
-                <w:sz w:val="24"/>
-                <w:szCs w:val="24"/>
-                <w:lang w:val="ru-RU"/>
-              </w:rPr>
-              <w:t xml:space="preserve">минимальное</w:t>
-            </w:r>
-          </w:p>
-        </w:tc>
-        <w:tc>
-          <w:tcPr>
-            <w:tcW w:w="2367" w:type="dxa"/>
-            <w:tcBorders>
-              <w:top w:val="single" w:sz="4" w:space="0" w:color="000000"/>
-              <w:left w:val="single" w:sz="4" w:space="0" w:color="000000"/>
-              <w:bottom w:val="single" w:sz="4" w:space="0" w:color="000000"/>
-              <w:right w:val="single" w:sz="4" w:space="0" w:color="000000"/>
-            </w:tcBorders>
-            <w:vAlign w:val="center"/>
-          </w:tcPr>
-          <w:p>
-            <w:pPr>
-              <w:spacing w:before="0" w:after="0" w:line="240" w:lineRule="auto"/>
-              <w:jc w:val="left"/>
-              <w:rPr>
-                <w:rFonts w:ascii="Times New Roman" w:hAnsi="Times New Roman" w:cs="Times New Roman" w:eastAsia="Times New Roman"/>
-                <w:sz w:val="28"/>
-                <w:szCs w:val="28"/>
-                <w:lang w:val="ru-RU"/>
-              </w:rPr>
-            </w:pPr>
-            <w:r>
-              <w:rPr>
-                <w:rFonts w:ascii="Times New Roman" w:hAnsi="Times New Roman" w:cs="Times New Roman" w:eastAsia="Times New Roman"/>
-                <w:color w:val="000000"/>
-                <w:sz w:val="24"/>
-                <w:szCs w:val="24"/>
-                <w:lang w:val="ru-RU"/>
-              </w:rPr>
-              <w:t xml:space="preserve">TAdviser 2018; в текущих коммуникациях не воспроизводится</w:t>
-            </w:r>
-          </w:p>
-        </w:tc>
-        <w:tc>
-          <w:tcPr>
-            <w:tcW w:w="929" w:type="dxa"/>
-            <w:tcBorders>
-              <w:top w:val="single" w:sz="4" w:space="0" w:color="000000"/>
-              <w:left w:val="single" w:sz="4" w:space="0" w:color="000000"/>
-              <w:bottom w:val="single" w:sz="4" w:space="0" w:color="000000"/>
-              <w:right w:val="single" w:sz="4" w:space="0" w:color="000000"/>
-            </w:tcBorders>
-            <w:vAlign w:val="center"/>
-          </w:tcPr>
-          <w:p>
-            <w:pPr>
-              <w:spacing w:before="0" w:after="0" w:line="240" w:lineRule="auto"/>
-              <w:jc w:val="left"/>
-              <w:rPr>
-                <w:rFonts w:ascii="Times New Roman" w:hAnsi="Times New Roman" w:cs="Times New Roman" w:eastAsia="Times New Roman"/>
-                <w:sz w:val="28"/>
-                <w:szCs w:val="28"/>
-                <w:lang w:val="ru-RU"/>
-              </w:rPr>
-            </w:pPr>
-            <w:r>
-              <w:rPr>
-                <w:rFonts w:ascii="Times New Roman" w:hAnsi="Times New Roman" w:cs="Times New Roman" w:eastAsia="Times New Roman"/>
-                <w:color w:val="000000"/>
-                <w:sz w:val="24"/>
-                <w:szCs w:val="24"/>
-                <w:lang w:val="ru-RU"/>
-              </w:rPr>
-              <w:t xml:space="preserve">[40]</w:t>
-            </w:r>
-          </w:p>
-        </w:tc>
-        <w:tc>
-          <w:tcPr>
-            <w:tcW w:w="2536" w:type="dxa"/>
-            <w:tcBorders>
-              <w:top w:val="single" w:sz="4" w:space="0" w:color="000000"/>
-              <w:left w:val="single" w:sz="4" w:space="0" w:color="000000"/>
-              <w:bottom w:val="single" w:sz="4" w:space="0" w:color="000000"/>
-              <w:right w:val="single" w:sz="4" w:space="0" w:color="000000"/>
-            </w:tcBorders>
-            <w:vAlign w:val="center"/>
-          </w:tcPr>
-          <w:p>
-            <w:pPr>
-              <w:spacing w:before="0" w:after="0" w:line="240" w:lineRule="auto"/>
-              <w:jc w:val="left"/>
-              <w:rPr>
-                <w:rFonts w:ascii="Times New Roman" w:hAnsi="Times New Roman" w:cs="Times New Roman" w:eastAsia="Times New Roman"/>
-                <w:sz w:val="28"/>
-                <w:szCs w:val="28"/>
-                <w:lang w:val="ru-RU"/>
-              </w:rPr>
-            </w:pPr>
-            <w:r>
-              <w:rPr>
-                <w:rFonts w:ascii="Times New Roman" w:hAnsi="Times New Roman" w:cs="Times New Roman" w:eastAsia="Times New Roman"/>
-                <w:color w:val="000000"/>
-                <w:sz w:val="24"/>
-                <w:szCs w:val="24"/>
-                <w:lang w:val="ru-RU"/>
-              </w:rPr>
-              <w:t xml:space="preserve">сильно недоиспользовано — готовый сторителлинг против барьера «новизна и непроверенность»</w:t>
-            </w:r>
-          </w:p>
-        </w:tc>
-      </w:tr>
-      <w:tr>
-        <w:trPr>
-          <w:cantSplit/>
-        </w:trPr>
-        <w:tc>
-          <w:tcPr>
-            <w:tcW w:w="2536" w:type="dxa"/>
-            <w:tcBorders>
-              <w:top w:val="single" w:sz="4" w:space="0" w:color="000000"/>
-              <w:left w:val="single" w:sz="4" w:space="0" w:color="000000"/>
-              <w:bottom w:val="single" w:sz="4" w:space="0" w:color="000000"/>
-              <w:right w:val="single" w:sz="4" w:space="0" w:color="000000"/>
-            </w:tcBorders>
-            <w:vAlign w:val="center"/>
-          </w:tcPr>
-          <w:p>
-            <w:pPr>
-              <w:spacing w:before="0" w:after="0" w:line="240" w:lineRule="auto"/>
-              <w:jc w:val="left"/>
-              <w:rPr>
-                <w:rFonts w:ascii="Times New Roman" w:hAnsi="Times New Roman" w:cs="Times New Roman" w:eastAsia="Times New Roman"/>
-                <w:sz w:val="28"/>
-                <w:szCs w:val="28"/>
-                <w:lang w:val="ru-RU"/>
-              </w:rPr>
-            </w:pPr>
-            <w:r>
-              <w:rPr>
-                <w:rFonts w:ascii="Times New Roman" w:hAnsi="Times New Roman" w:cs="Times New Roman" w:eastAsia="Times New Roman"/>
-                <w:color w:val="000000"/>
-                <w:sz w:val="24"/>
-                <w:szCs w:val="24"/>
-                <w:lang w:val="ru-RU"/>
-              </w:rPr>
-              <w:t xml:space="preserve">Преимущество: банковская экосистема (934 тыс. розничных, 930 тыс. в АБО, 450 тыс. Карт жителя РТ, 12 млн транзакций в АБО за 2024)</w:t>
-            </w:r>
-          </w:p>
-        </w:tc>
-        <w:tc>
-          <w:tcPr>
-            <w:tcW w:w="1268" w:type="dxa"/>
-            <w:tcBorders>
-              <w:top w:val="single" w:sz="4" w:space="0" w:color="000000"/>
-              <w:left w:val="single" w:sz="4" w:space="0" w:color="000000"/>
-              <w:bottom w:val="single" w:sz="4" w:space="0" w:color="000000"/>
-              <w:right w:val="single" w:sz="4" w:space="0" w:color="000000"/>
-            </w:tcBorders>
-            <w:vAlign w:val="center"/>
-          </w:tcPr>
-          <w:p>
-            <w:pPr>
-              <w:spacing w:before="0" w:after="0" w:line="240" w:lineRule="auto"/>
-              <w:jc w:val="left"/>
-              <w:rPr>
-                <w:rFonts w:ascii="Times New Roman" w:hAnsi="Times New Roman" w:cs="Times New Roman" w:eastAsia="Times New Roman"/>
-                <w:sz w:val="28"/>
-                <w:szCs w:val="28"/>
-                <w:lang w:val="ru-RU"/>
-              </w:rPr>
-            </w:pPr>
-            <w:r>
-              <w:rPr>
-                <w:rFonts w:ascii="Times New Roman" w:hAnsi="Times New Roman" w:cs="Times New Roman" w:eastAsia="Times New Roman"/>
-                <w:color w:val="000000"/>
-                <w:sz w:val="24"/>
-                <w:szCs w:val="24"/>
-                <w:lang w:val="ru-RU"/>
-              </w:rPr>
-              <w:t xml:space="preserve">частичное</w:t>
-            </w:r>
-          </w:p>
-        </w:tc>
-        <w:tc>
-          <w:tcPr>
-            <w:tcW w:w="2367" w:type="dxa"/>
-            <w:tcBorders>
-              <w:top w:val="single" w:sz="4" w:space="0" w:color="000000"/>
-              <w:left w:val="single" w:sz="4" w:space="0" w:color="000000"/>
-              <w:bottom w:val="single" w:sz="4" w:space="0" w:color="000000"/>
-              <w:right w:val="single" w:sz="4" w:space="0" w:color="000000"/>
-            </w:tcBorders>
-            <w:vAlign w:val="center"/>
-          </w:tcPr>
-          <w:p>
-            <w:pPr>
-              <w:spacing w:before="0" w:after="0" w:line="240" w:lineRule="auto"/>
-              <w:jc w:val="left"/>
-              <w:rPr>
-                <w:rFonts w:ascii="Times New Roman" w:hAnsi="Times New Roman" w:cs="Times New Roman" w:eastAsia="Times New Roman"/>
-                <w:sz w:val="28"/>
-                <w:szCs w:val="28"/>
-                <w:lang w:val="ru-RU"/>
-              </w:rPr>
-            </w:pPr>
-            <w:r>
-              <w:rPr>
-                <w:rFonts w:ascii="Times New Roman" w:hAnsi="Times New Roman" w:cs="Times New Roman" w:eastAsia="Times New Roman"/>
-                <w:color w:val="000000"/>
-                <w:sz w:val="24"/>
-                <w:szCs w:val="24"/>
-                <w:lang w:val="ru-RU"/>
-              </w:rPr>
-              <w:t xml:space="preserve">через АБО и Карту жителя РТ — только в РТ</w:t>
-            </w:r>
-          </w:p>
-        </w:tc>
-        <w:tc>
-          <w:tcPr>
-            <w:tcW w:w="929" w:type="dxa"/>
-            <w:tcBorders>
-              <w:top w:val="single" w:sz="4" w:space="0" w:color="000000"/>
-              <w:left w:val="single" w:sz="4" w:space="0" w:color="000000"/>
-              <w:bottom w:val="single" w:sz="4" w:space="0" w:color="000000"/>
-              <w:right w:val="single" w:sz="4" w:space="0" w:color="000000"/>
-            </w:tcBorders>
-            <w:vAlign w:val="center"/>
-          </w:tcPr>
-          <w:p>
-            <w:pPr>
-              <w:spacing w:before="0" w:after="0" w:line="240" w:lineRule="auto"/>
-              <w:jc w:val="left"/>
-              <w:rPr>
-                <w:rFonts w:ascii="Times New Roman" w:hAnsi="Times New Roman" w:cs="Times New Roman" w:eastAsia="Times New Roman"/>
-                <w:sz w:val="28"/>
-                <w:szCs w:val="28"/>
-                <w:lang w:val="ru-RU"/>
-              </w:rPr>
-            </w:pPr>
-            <w:r>
-              <w:rPr>
-                <w:rFonts w:ascii="Times New Roman" w:hAnsi="Times New Roman" w:cs="Times New Roman" w:eastAsia="Times New Roman"/>
-                <w:color w:val="000000"/>
-                <w:sz w:val="24"/>
-                <w:szCs w:val="24"/>
-                <w:lang w:val="ru-RU"/>
-              </w:rPr>
-              <w:t xml:space="preserve">[28, с. 17, 28–29, 33]</w:t>
-            </w:r>
-          </w:p>
-        </w:tc>
-        <w:tc>
-          <w:tcPr>
-            <w:tcW w:w="2536" w:type="dxa"/>
-            <w:tcBorders>
-              <w:top w:val="single" w:sz="4" w:space="0" w:color="000000"/>
-              <w:left w:val="single" w:sz="4" w:space="0" w:color="000000"/>
-              <w:bottom w:val="single" w:sz="4" w:space="0" w:color="000000"/>
-              <w:right w:val="single" w:sz="4" w:space="0" w:color="000000"/>
-            </w:tcBorders>
-            <w:vAlign w:val="center"/>
-          </w:tcPr>
-          <w:p>
-            <w:pPr>
-              <w:spacing w:before="0" w:after="0" w:line="240" w:lineRule="auto"/>
-              <w:jc w:val="left"/>
-              <w:rPr>
-                <w:rFonts w:ascii="Times New Roman" w:hAnsi="Times New Roman" w:cs="Times New Roman" w:eastAsia="Times New Roman"/>
-                <w:sz w:val="28"/>
-                <w:szCs w:val="28"/>
-                <w:lang w:val="ru-RU"/>
-              </w:rPr>
-            </w:pPr>
-            <w:r>
-              <w:rPr>
-                <w:rFonts w:ascii="Times New Roman" w:hAnsi="Times New Roman" w:cs="Times New Roman" w:eastAsia="Times New Roman"/>
-                <w:color w:val="000000"/>
-                <w:sz w:val="24"/>
-                <w:szCs w:val="24"/>
-                <w:lang w:val="ru-RU"/>
-              </w:rPr>
-              <w:t xml:space="preserve">работает в РТ, не используется как канал распространения вне РТ</w:t>
-            </w:r>
-          </w:p>
-        </w:tc>
-      </w:tr>
-      <w:tr>
-        <w:trPr>
-          <w:cantSplit/>
-        </w:trPr>
-        <w:tc>
-          <w:tcPr>
-            <w:tcW w:w="2536" w:type="dxa"/>
-            <w:tcBorders>
-              <w:top w:val="single" w:sz="4" w:space="0" w:color="000000"/>
-              <w:left w:val="single" w:sz="4" w:space="0" w:color="000000"/>
-              <w:bottom w:val="single" w:sz="4" w:space="0" w:color="000000"/>
-              <w:right w:val="single" w:sz="4" w:space="0" w:color="000000"/>
-            </w:tcBorders>
-            <w:vAlign w:val="center"/>
-          </w:tcPr>
-          <w:p>
-            <w:pPr>
-              <w:spacing w:before="0" w:after="0" w:line="240" w:lineRule="auto"/>
-              <w:jc w:val="left"/>
-              <w:rPr>
-                <w:rFonts w:ascii="Times New Roman" w:hAnsi="Times New Roman" w:cs="Times New Roman" w:eastAsia="Times New Roman"/>
-                <w:sz w:val="28"/>
-                <w:szCs w:val="28"/>
-                <w:lang w:val="ru-RU"/>
-              </w:rPr>
-            </w:pPr>
-            <w:r>
-              <w:rPr>
-                <w:rFonts w:ascii="Times New Roman" w:hAnsi="Times New Roman" w:cs="Times New Roman" w:eastAsia="Times New Roman"/>
-                <w:color w:val="000000"/>
-                <w:sz w:val="24"/>
-                <w:szCs w:val="24"/>
-                <w:lang w:val="ru-RU"/>
-              </w:rPr>
-              <w:t xml:space="preserve">Преимущество: продуктовая вертикаль под банковский сценарий</w:t>
-            </w:r>
-          </w:p>
-        </w:tc>
-        <w:tc>
-          <w:tcPr>
-            <w:tcW w:w="1268" w:type="dxa"/>
-            <w:tcBorders>
-              <w:top w:val="single" w:sz="4" w:space="0" w:color="000000"/>
-              <w:left w:val="single" w:sz="4" w:space="0" w:color="000000"/>
-              <w:bottom w:val="single" w:sz="4" w:space="0" w:color="000000"/>
-              <w:right w:val="single" w:sz="4" w:space="0" w:color="000000"/>
-            </w:tcBorders>
-            <w:vAlign w:val="center"/>
-          </w:tcPr>
-          <w:p>
-            <w:pPr>
-              <w:spacing w:before="0" w:after="0" w:line="240" w:lineRule="auto"/>
-              <w:jc w:val="left"/>
-              <w:rPr>
-                <w:rFonts w:ascii="Times New Roman" w:hAnsi="Times New Roman" w:cs="Times New Roman" w:eastAsia="Times New Roman"/>
-                <w:sz w:val="28"/>
-                <w:szCs w:val="28"/>
-                <w:lang w:val="ru-RU"/>
-              </w:rPr>
-            </w:pPr>
-            <w:r>
-              <w:rPr>
-                <w:rFonts w:ascii="Times New Roman" w:hAnsi="Times New Roman" w:cs="Times New Roman" w:eastAsia="Times New Roman"/>
-                <w:color w:val="000000"/>
-                <w:sz w:val="24"/>
-                <w:szCs w:val="24"/>
-                <w:lang w:val="ru-RU"/>
-              </w:rPr>
-              <w:t xml:space="preserve">полное</w:t>
-            </w:r>
-          </w:p>
-        </w:tc>
-        <w:tc>
-          <w:tcPr>
-            <w:tcW w:w="2367" w:type="dxa"/>
-            <w:tcBorders>
-              <w:top w:val="single" w:sz="4" w:space="0" w:color="000000"/>
-              <w:left w:val="single" w:sz="4" w:space="0" w:color="000000"/>
-              <w:bottom w:val="single" w:sz="4" w:space="0" w:color="000000"/>
-              <w:right w:val="single" w:sz="4" w:space="0" w:color="000000"/>
-            </w:tcBorders>
-            <w:vAlign w:val="center"/>
-          </w:tcPr>
-          <w:p>
-            <w:pPr>
-              <w:spacing w:before="0" w:after="0" w:line="240" w:lineRule="auto"/>
-              <w:jc w:val="left"/>
-              <w:rPr>
-                <w:rFonts w:ascii="Times New Roman" w:hAnsi="Times New Roman" w:cs="Times New Roman" w:eastAsia="Times New Roman"/>
-                <w:sz w:val="28"/>
-                <w:szCs w:val="28"/>
-                <w:lang w:val="ru-RU"/>
-              </w:rPr>
-            </w:pPr>
-            <w:r>
-              <w:rPr>
-                <w:rFonts w:ascii="Times New Roman" w:hAnsi="Times New Roman" w:cs="Times New Roman" w:eastAsia="Times New Roman"/>
-                <w:color w:val="000000"/>
-                <w:sz w:val="24"/>
-                <w:szCs w:val="24"/>
-                <w:lang w:val="ru-RU"/>
-              </w:rPr>
-              <w:t xml:space="preserve">продуктовая линейка, описания на face2.ru</w:t>
-            </w:r>
-          </w:p>
-        </w:tc>
-        <w:tc>
-          <w:tcPr>
-            <w:tcW w:w="929" w:type="dxa"/>
-            <w:tcBorders>
-              <w:top w:val="single" w:sz="4" w:space="0" w:color="000000"/>
-              <w:left w:val="single" w:sz="4" w:space="0" w:color="000000"/>
-              <w:bottom w:val="single" w:sz="4" w:space="0" w:color="000000"/>
-              <w:right w:val="single" w:sz="4" w:space="0" w:color="000000"/>
-            </w:tcBorders>
-            <w:vAlign w:val="center"/>
-          </w:tcPr>
-          <w:p>
-            <w:pPr>
-              <w:spacing w:before="0" w:after="0" w:line="240" w:lineRule="auto"/>
-              <w:jc w:val="left"/>
-              <w:rPr>
-                <w:rFonts w:ascii="Times New Roman" w:hAnsi="Times New Roman" w:cs="Times New Roman" w:eastAsia="Times New Roman"/>
-                <w:sz w:val="28"/>
-                <w:szCs w:val="28"/>
-                <w:lang w:val="ru-RU"/>
-              </w:rPr>
-            </w:pPr>
-            <w:r>
-              <w:rPr>
-                <w:rFonts w:ascii="Times New Roman" w:hAnsi="Times New Roman" w:cs="Times New Roman" w:eastAsia="Times New Roman"/>
-                <w:color w:val="000000"/>
-                <w:sz w:val="24"/>
-                <w:szCs w:val="24"/>
-                <w:lang w:val="ru-RU"/>
-              </w:rPr>
-              <w:t xml:space="preserve">[27]</w:t>
-            </w:r>
-          </w:p>
-        </w:tc>
-        <w:tc>
-          <w:tcPr>
-            <w:tcW w:w="2536" w:type="dxa"/>
-            <w:tcBorders>
-              <w:top w:val="single" w:sz="4" w:space="0" w:color="000000"/>
-              <w:left w:val="single" w:sz="4" w:space="0" w:color="000000"/>
-              <w:bottom w:val="single" w:sz="4" w:space="0" w:color="000000"/>
-              <w:right w:val="single" w:sz="4" w:space="0" w:color="000000"/>
-            </w:tcBorders>
-            <w:vAlign w:val="center"/>
-          </w:tcPr>
-          <w:p>
-            <w:pPr>
-              <w:spacing w:before="0" w:after="0" w:line="240" w:lineRule="auto"/>
-              <w:jc w:val="left"/>
-              <w:rPr>
-                <w:rFonts w:ascii="Times New Roman" w:hAnsi="Times New Roman" w:cs="Times New Roman" w:eastAsia="Times New Roman"/>
-                <w:sz w:val="28"/>
-                <w:szCs w:val="28"/>
-                <w:lang w:val="ru-RU"/>
-              </w:rPr>
-            </w:pPr>
-            <w:r>
-              <w:rPr>
-                <w:rFonts w:ascii="Times New Roman" w:hAnsi="Times New Roman" w:cs="Times New Roman" w:eastAsia="Times New Roman"/>
-                <w:color w:val="000000"/>
-                <w:sz w:val="24"/>
-                <w:szCs w:val="24"/>
-                <w:lang w:val="ru-RU"/>
-              </w:rPr>
-              <w:t xml:space="preserve">в полную меру</w:t>
-            </w:r>
-          </w:p>
-        </w:tc>
-      </w:tr>
-      <w:tr>
-        <w:trPr>
-          <w:cantSplit/>
-        </w:trPr>
-        <w:tc>
-          <w:tcPr>
-            <w:tcW w:w="2536" w:type="dxa"/>
-            <w:tcBorders>
-              <w:top w:val="single" w:sz="4" w:space="0" w:color="000000"/>
-              <w:left w:val="single" w:sz="4" w:space="0" w:color="000000"/>
-              <w:bottom w:val="single" w:sz="4" w:space="0" w:color="000000"/>
-              <w:right w:val="single" w:sz="4" w:space="0" w:color="000000"/>
-            </w:tcBorders>
-            <w:vAlign w:val="center"/>
-          </w:tcPr>
-          <w:p>
-            <w:pPr>
-              <w:spacing w:before="0" w:after="0" w:line="240" w:lineRule="auto"/>
-              <w:jc w:val="left"/>
-              <w:rPr>
-                <w:rFonts w:ascii="Times New Roman" w:hAnsi="Times New Roman" w:cs="Times New Roman" w:eastAsia="Times New Roman"/>
-                <w:sz w:val="28"/>
-                <w:szCs w:val="28"/>
-                <w:lang w:val="ru-RU"/>
-              </w:rPr>
-            </w:pPr>
-            <w:r>
-              <w:rPr>
-                <w:rFonts w:ascii="Times New Roman" w:hAnsi="Times New Roman" w:cs="Times New Roman" w:eastAsia="Times New Roman"/>
-                <w:color w:val="000000"/>
-                <w:sz w:val="24"/>
-                <w:szCs w:val="24"/>
-                <w:lang w:val="ru-RU"/>
-              </w:rPr>
-              <w:t xml:space="preserve">Пробел: нет независимой верификации (NIST FRTE, iBeta, CVPR)</w:t>
-            </w:r>
-          </w:p>
-        </w:tc>
-        <w:tc>
-          <w:tcPr>
-            <w:tcW w:w="1268" w:type="dxa"/>
-            <w:tcBorders>
-              <w:top w:val="single" w:sz="4" w:space="0" w:color="000000"/>
-              <w:left w:val="single" w:sz="4" w:space="0" w:color="000000"/>
-              <w:bottom w:val="single" w:sz="4" w:space="0" w:color="000000"/>
-              <w:right w:val="single" w:sz="4" w:space="0" w:color="000000"/>
-            </w:tcBorders>
-            <w:vAlign w:val="center"/>
-          </w:tcPr>
-          <w:p>
-            <w:pPr>
-              <w:spacing w:before="0" w:after="0" w:line="240" w:lineRule="auto"/>
-              <w:jc w:val="left"/>
-              <w:rPr>
-                <w:rFonts w:ascii="Times New Roman" w:hAnsi="Times New Roman" w:cs="Times New Roman" w:eastAsia="Times New Roman"/>
-                <w:sz w:val="28"/>
-                <w:szCs w:val="28"/>
-                <w:lang w:val="ru-RU"/>
-              </w:rPr>
-            </w:pPr>
-            <w:r>
-              <w:rPr>
-                <w:rFonts w:ascii="Times New Roman" w:hAnsi="Times New Roman" w:cs="Times New Roman" w:eastAsia="Times New Roman"/>
-                <w:color w:val="000000"/>
-                <w:sz w:val="24"/>
-                <w:szCs w:val="24"/>
-                <w:lang w:val="ru-RU"/>
-              </w:rPr>
-              <w:t xml:space="preserve">компенсация не предпринимается</w:t>
-            </w:r>
-          </w:p>
-        </w:tc>
-        <w:tc>
-          <w:tcPr>
-            <w:tcW w:w="2367" w:type="dxa"/>
-            <w:tcBorders>
-              <w:top w:val="single" w:sz="4" w:space="0" w:color="000000"/>
-              <w:left w:val="single" w:sz="4" w:space="0" w:color="000000"/>
-              <w:bottom w:val="single" w:sz="4" w:space="0" w:color="000000"/>
-              <w:right w:val="single" w:sz="4" w:space="0" w:color="000000"/>
-            </w:tcBorders>
-            <w:vAlign w:val="center"/>
-          </w:tcPr>
-          <w:p>
-            <w:pPr>
-              <w:spacing w:before="0" w:after="0" w:line="240" w:lineRule="auto"/>
-              <w:jc w:val="left"/>
-              <w:rPr>
-                <w:rFonts w:ascii="Times New Roman" w:hAnsi="Times New Roman" w:cs="Times New Roman" w:eastAsia="Times New Roman"/>
-                <w:sz w:val="28"/>
-                <w:szCs w:val="28"/>
-                <w:lang w:val="ru-RU"/>
-              </w:rPr>
-            </w:pPr>
-            <w:r>
-              <w:rPr>
-                <w:rFonts w:ascii="Times New Roman" w:hAnsi="Times New Roman" w:cs="Times New Roman" w:eastAsia="Times New Roman"/>
-                <w:color w:val="000000"/>
-                <w:sz w:val="24"/>
-                <w:szCs w:val="24"/>
-                <w:lang w:val="ru-RU"/>
-              </w:rPr>
-              <w:t xml:space="preserve">—</w:t>
-            </w:r>
-          </w:p>
-        </w:tc>
-        <w:tc>
-          <w:tcPr>
-            <w:tcW w:w="929" w:type="dxa"/>
-            <w:tcBorders>
-              <w:top w:val="single" w:sz="4" w:space="0" w:color="000000"/>
-              <w:left w:val="single" w:sz="4" w:space="0" w:color="000000"/>
-              <w:bottom w:val="single" w:sz="4" w:space="0" w:color="000000"/>
-              <w:right w:val="single" w:sz="4" w:space="0" w:color="000000"/>
-            </w:tcBorders>
-            <w:vAlign w:val="center"/>
-          </w:tcPr>
-          <w:p>
-            <w:pPr>
-              <w:spacing w:before="0" w:after="0" w:line="240" w:lineRule="auto"/>
-              <w:jc w:val="left"/>
-              <w:rPr>
-                <w:rFonts w:ascii="Times New Roman" w:hAnsi="Times New Roman" w:cs="Times New Roman" w:eastAsia="Times New Roman"/>
-                <w:sz w:val="28"/>
-                <w:szCs w:val="28"/>
-                <w:lang w:val="ru-RU"/>
-              </w:rPr>
-            </w:pPr>
-            <w:r>
-              <w:rPr>
-                <w:rFonts w:ascii="Times New Roman" w:hAnsi="Times New Roman" w:cs="Times New Roman" w:eastAsia="Times New Roman"/>
-                <w:color w:val="000000"/>
-                <w:sz w:val="24"/>
-                <w:szCs w:val="24"/>
-                <w:lang w:val="ru-RU"/>
-              </w:rPr>
-              <w:t xml:space="preserve">—</w:t>
-            </w:r>
-          </w:p>
-        </w:tc>
-        <w:tc>
-          <w:tcPr>
-            <w:tcW w:w="2536" w:type="dxa"/>
-            <w:tcBorders>
-              <w:top w:val="single" w:sz="4" w:space="0" w:color="000000"/>
-              <w:left w:val="single" w:sz="4" w:space="0" w:color="000000"/>
-              <w:bottom w:val="single" w:sz="4" w:space="0" w:color="000000"/>
-              <w:right w:val="single" w:sz="4" w:space="0" w:color="000000"/>
-            </w:tcBorders>
-            <w:vAlign w:val="center"/>
-          </w:tcPr>
-          <w:p>
-            <w:pPr>
-              <w:spacing w:before="0" w:after="0" w:line="240" w:lineRule="auto"/>
-              <w:jc w:val="left"/>
-              <w:rPr>
-                <w:rFonts w:ascii="Times New Roman" w:hAnsi="Times New Roman" w:cs="Times New Roman" w:eastAsia="Times New Roman"/>
-                <w:sz w:val="28"/>
-                <w:szCs w:val="28"/>
-                <w:lang w:val="ru-RU"/>
-              </w:rPr>
-            </w:pPr>
-            <w:r>
-              <w:rPr>
-                <w:rFonts w:ascii="Times New Roman" w:hAnsi="Times New Roman" w:cs="Times New Roman" w:eastAsia="Times New Roman"/>
-                <w:color w:val="000000"/>
-                <w:sz w:val="24"/>
-                <w:szCs w:val="24"/>
-                <w:lang w:val="ru-RU"/>
-              </w:rPr>
-              <w:t xml:space="preserve">пробел открыт</w:t>
-            </w:r>
-          </w:p>
-        </w:tc>
-      </w:tr>
-      <w:tr>
-        <w:trPr>
-          <w:cantSplit/>
-        </w:trPr>
-        <w:tc>
-          <w:tcPr>
-            <w:tcW w:w="2536" w:type="dxa"/>
-            <w:tcBorders>
-              <w:top w:val="single" w:sz="4" w:space="0" w:color="000000"/>
-              <w:left w:val="single" w:sz="4" w:space="0" w:color="000000"/>
-              <w:bottom w:val="single" w:sz="4" w:space="0" w:color="000000"/>
-              <w:right w:val="single" w:sz="4" w:space="0" w:color="000000"/>
-            </w:tcBorders>
-            <w:vAlign w:val="center"/>
-          </w:tcPr>
-          <w:p>
-            <w:pPr>
-              <w:spacing w:before="0" w:after="0" w:line="240" w:lineRule="auto"/>
-              <w:jc w:val="left"/>
-              <w:rPr>
-                <w:rFonts w:ascii="Times New Roman" w:hAnsi="Times New Roman" w:cs="Times New Roman" w:eastAsia="Times New Roman"/>
-                <w:sz w:val="28"/>
-                <w:szCs w:val="28"/>
-                <w:lang w:val="ru-RU"/>
-              </w:rPr>
-            </w:pPr>
-            <w:r>
-              <w:rPr>
-                <w:rFonts w:ascii="Times New Roman" w:hAnsi="Times New Roman" w:cs="Times New Roman" w:eastAsia="Times New Roman"/>
-                <w:color w:val="000000"/>
-                <w:sz w:val="24"/>
-                <w:szCs w:val="24"/>
-                <w:lang w:val="ru-RU"/>
-              </w:rPr>
-              <w:t xml:space="preserve">Пробел: нет собственного производства терминалов</w:t>
-            </w:r>
-          </w:p>
-        </w:tc>
-        <w:tc>
-          <w:tcPr>
-            <w:tcW w:w="1268" w:type="dxa"/>
-            <w:tcBorders>
-              <w:top w:val="single" w:sz="4" w:space="0" w:color="000000"/>
-              <w:left w:val="single" w:sz="4" w:space="0" w:color="000000"/>
-              <w:bottom w:val="single" w:sz="4" w:space="0" w:color="000000"/>
-              <w:right w:val="single" w:sz="4" w:space="0" w:color="000000"/>
-            </w:tcBorders>
-            <w:vAlign w:val="center"/>
-          </w:tcPr>
-          <w:p>
-            <w:pPr>
-              <w:spacing w:before="0" w:after="0" w:line="240" w:lineRule="auto"/>
-              <w:jc w:val="left"/>
-              <w:rPr>
-                <w:rFonts w:ascii="Times New Roman" w:hAnsi="Times New Roman" w:cs="Times New Roman" w:eastAsia="Times New Roman"/>
-                <w:sz w:val="28"/>
-                <w:szCs w:val="28"/>
-                <w:lang w:val="ru-RU"/>
-              </w:rPr>
-            </w:pPr>
-            <w:r>
-              <w:rPr>
-                <w:rFonts w:ascii="Times New Roman" w:hAnsi="Times New Roman" w:cs="Times New Roman" w:eastAsia="Times New Roman"/>
-                <w:color w:val="000000"/>
-                <w:sz w:val="24"/>
-                <w:szCs w:val="24"/>
-                <w:lang w:val="ru-RU"/>
-              </w:rPr>
-              <w:t xml:space="preserve">компенсация работает</w:t>
-            </w:r>
-          </w:p>
-        </w:tc>
-        <w:tc>
-          <w:tcPr>
-            <w:tcW w:w="2367" w:type="dxa"/>
-            <w:tcBorders>
-              <w:top w:val="single" w:sz="4" w:space="0" w:color="000000"/>
-              <w:left w:val="single" w:sz="4" w:space="0" w:color="000000"/>
-              <w:bottom w:val="single" w:sz="4" w:space="0" w:color="000000"/>
-              <w:right w:val="single" w:sz="4" w:space="0" w:color="000000"/>
-            </w:tcBorders>
-            <w:vAlign w:val="center"/>
-          </w:tcPr>
-          <w:p>
-            <w:pPr>
-              <w:spacing w:before="0" w:after="0" w:line="240" w:lineRule="auto"/>
-              <w:jc w:val="left"/>
-              <w:rPr>
-                <w:rFonts w:ascii="Times New Roman" w:hAnsi="Times New Roman" w:cs="Times New Roman" w:eastAsia="Times New Roman"/>
-                <w:sz w:val="28"/>
-                <w:szCs w:val="28"/>
-                <w:lang w:val="ru-RU"/>
-              </w:rPr>
-            </w:pPr>
-            <w:r>
-              <w:rPr>
-                <w:rFonts w:ascii="Times New Roman" w:hAnsi="Times New Roman" w:cs="Times New Roman" w:eastAsia="Times New Roman"/>
-                <w:color w:val="000000"/>
-                <w:sz w:val="24"/>
-                <w:szCs w:val="24"/>
-                <w:lang w:val="ru-RU"/>
-              </w:rPr>
-              <w:t xml:space="preserve">партнёрское оборудование</w:t>
-            </w:r>
-          </w:p>
-        </w:tc>
-        <w:tc>
-          <w:tcPr>
-            <w:tcW w:w="929" w:type="dxa"/>
-            <w:tcBorders>
-              <w:top w:val="single" w:sz="4" w:space="0" w:color="000000"/>
-              <w:left w:val="single" w:sz="4" w:space="0" w:color="000000"/>
-              <w:bottom w:val="single" w:sz="4" w:space="0" w:color="000000"/>
-              <w:right w:val="single" w:sz="4" w:space="0" w:color="000000"/>
-            </w:tcBorders>
-            <w:vAlign w:val="center"/>
-          </w:tcPr>
-          <w:p>
-            <w:pPr>
-              <w:spacing w:before="0" w:after="0" w:line="240" w:lineRule="auto"/>
-              <w:jc w:val="left"/>
-              <w:rPr>
-                <w:rFonts w:ascii="Times New Roman" w:hAnsi="Times New Roman" w:cs="Times New Roman" w:eastAsia="Times New Roman"/>
-                <w:sz w:val="28"/>
-                <w:szCs w:val="28"/>
-                <w:lang w:val="ru-RU"/>
-              </w:rPr>
-            </w:pPr>
-            <w:r>
-              <w:rPr>
-                <w:rFonts w:ascii="Times New Roman" w:hAnsi="Times New Roman" w:cs="Times New Roman" w:eastAsia="Times New Roman"/>
-                <w:color w:val="000000"/>
-                <w:sz w:val="24"/>
-                <w:szCs w:val="24"/>
-                <w:lang w:val="ru-RU"/>
-              </w:rPr>
-              <w:t xml:space="preserve">[27]</w:t>
-            </w:r>
-          </w:p>
-        </w:tc>
-        <w:tc>
-          <w:tcPr>
-            <w:tcW w:w="2536" w:type="dxa"/>
-            <w:tcBorders>
-              <w:top w:val="single" w:sz="4" w:space="0" w:color="000000"/>
-              <w:left w:val="single" w:sz="4" w:space="0" w:color="000000"/>
-              <w:bottom w:val="single" w:sz="4" w:space="0" w:color="000000"/>
-              <w:right w:val="single" w:sz="4" w:space="0" w:color="000000"/>
-            </w:tcBorders>
-            <w:vAlign w:val="center"/>
-          </w:tcPr>
-          <w:p>
-            <w:pPr>
-              <w:spacing w:before="0" w:after="0" w:line="240" w:lineRule="auto"/>
-              <w:jc w:val="left"/>
-              <w:rPr>
-                <w:rFonts w:ascii="Times New Roman" w:hAnsi="Times New Roman" w:cs="Times New Roman" w:eastAsia="Times New Roman"/>
-                <w:sz w:val="28"/>
-                <w:szCs w:val="28"/>
-                <w:lang w:val="ru-RU"/>
-              </w:rPr>
-            </w:pPr>
-            <w:r>
-              <w:rPr>
-                <w:rFonts w:ascii="Times New Roman" w:hAnsi="Times New Roman" w:cs="Times New Roman" w:eastAsia="Times New Roman"/>
-                <w:color w:val="000000"/>
-                <w:sz w:val="24"/>
-                <w:szCs w:val="24"/>
-                <w:lang w:val="ru-RU"/>
-              </w:rPr>
-              <w:t xml:space="preserve">пробел компенсирован, но не закрыт</w:t>
-            </w:r>
-          </w:p>
-        </w:tc>
-      </w:tr>
-      <w:tr>
-        <w:trPr>
-          <w:cantSplit/>
-        </w:trPr>
-        <w:tc>
-          <w:tcPr>
-            <w:tcW w:w="2536" w:type="dxa"/>
-            <w:tcBorders>
-              <w:top w:val="single" w:sz="4" w:space="0" w:color="000000"/>
-              <w:left w:val="single" w:sz="4" w:space="0" w:color="000000"/>
-              <w:bottom w:val="single" w:sz="4" w:space="0" w:color="000000"/>
-              <w:right w:val="single" w:sz="4" w:space="0" w:color="000000"/>
-            </w:tcBorders>
-            <w:vAlign w:val="center"/>
-          </w:tcPr>
-          <w:p>
-            <w:pPr>
-              <w:spacing w:before="0" w:after="0" w:line="240" w:lineRule="auto"/>
-              <w:jc w:val="left"/>
-              <w:rPr>
-                <w:rFonts w:ascii="Times New Roman" w:hAnsi="Times New Roman" w:cs="Times New Roman" w:eastAsia="Times New Roman"/>
-                <w:sz w:val="28"/>
-                <w:szCs w:val="28"/>
-                <w:lang w:val="ru-RU"/>
-              </w:rPr>
-            </w:pPr>
-            <w:r>
-              <w:rPr>
-                <w:rFonts w:ascii="Times New Roman" w:hAnsi="Times New Roman" w:cs="Times New Roman" w:eastAsia="Times New Roman"/>
-                <w:color w:val="000000"/>
-                <w:sz w:val="24"/>
-                <w:szCs w:val="24"/>
-                <w:lang w:val="ru-RU"/>
-              </w:rPr>
-              <w:t xml:space="preserve">Пробел: локальный масштаб (Татарстан + федеральные пилоты)</w:t>
-            </w:r>
-          </w:p>
-        </w:tc>
-        <w:tc>
-          <w:tcPr>
-            <w:tcW w:w="1268" w:type="dxa"/>
-            <w:tcBorders>
-              <w:top w:val="single" w:sz="4" w:space="0" w:color="000000"/>
-              <w:left w:val="single" w:sz="4" w:space="0" w:color="000000"/>
-              <w:bottom w:val="single" w:sz="4" w:space="0" w:color="000000"/>
-              <w:right w:val="single" w:sz="4" w:space="0" w:color="000000"/>
-            </w:tcBorders>
-            <w:vAlign w:val="center"/>
-          </w:tcPr>
-          <w:p>
-            <w:pPr>
-              <w:spacing w:before="0" w:after="0" w:line="240" w:lineRule="auto"/>
-              <w:jc w:val="left"/>
-              <w:rPr>
-                <w:rFonts w:ascii="Times New Roman" w:hAnsi="Times New Roman" w:cs="Times New Roman" w:eastAsia="Times New Roman"/>
-                <w:sz w:val="28"/>
-                <w:szCs w:val="28"/>
-                <w:lang w:val="ru-RU"/>
-              </w:rPr>
-            </w:pPr>
-            <w:r>
-              <w:rPr>
-                <w:rFonts w:ascii="Times New Roman" w:hAnsi="Times New Roman" w:cs="Times New Roman" w:eastAsia="Times New Roman"/>
-                <w:color w:val="000000"/>
-                <w:sz w:val="24"/>
-                <w:szCs w:val="24"/>
-                <w:lang w:val="ru-RU"/>
-              </w:rPr>
-              <w:t xml:space="preserve">компенсация не предпринимается</w:t>
-            </w:r>
-          </w:p>
-        </w:tc>
-        <w:tc>
-          <w:tcPr>
-            <w:tcW w:w="2367" w:type="dxa"/>
-            <w:tcBorders>
-              <w:top w:val="single" w:sz="4" w:space="0" w:color="000000"/>
-              <w:left w:val="single" w:sz="4" w:space="0" w:color="000000"/>
-              <w:bottom w:val="single" w:sz="4" w:space="0" w:color="000000"/>
-              <w:right w:val="single" w:sz="4" w:space="0" w:color="000000"/>
-            </w:tcBorders>
-            <w:vAlign w:val="center"/>
-          </w:tcPr>
-          <w:p>
-            <w:pPr>
-              <w:spacing w:before="0" w:after="0" w:line="240" w:lineRule="auto"/>
-              <w:jc w:val="left"/>
-              <w:rPr>
-                <w:rFonts w:ascii="Times New Roman" w:hAnsi="Times New Roman" w:cs="Times New Roman" w:eastAsia="Times New Roman"/>
-                <w:sz w:val="28"/>
-                <w:szCs w:val="28"/>
-                <w:lang w:val="ru-RU"/>
-              </w:rPr>
-            </w:pPr>
-            <w:r>
-              <w:rPr>
-                <w:rFonts w:ascii="Times New Roman" w:hAnsi="Times New Roman" w:cs="Times New Roman" w:eastAsia="Times New Roman"/>
-                <w:color w:val="000000"/>
-                <w:sz w:val="24"/>
-                <w:szCs w:val="24"/>
-                <w:lang w:val="ru-RU"/>
-              </w:rPr>
-              <w:t xml:space="preserve">—</w:t>
-            </w:r>
-          </w:p>
-        </w:tc>
-        <w:tc>
-          <w:tcPr>
-            <w:tcW w:w="929" w:type="dxa"/>
-            <w:tcBorders>
-              <w:top w:val="single" w:sz="4" w:space="0" w:color="000000"/>
-              <w:left w:val="single" w:sz="4" w:space="0" w:color="000000"/>
-              <w:bottom w:val="single" w:sz="4" w:space="0" w:color="000000"/>
-              <w:right w:val="single" w:sz="4" w:space="0" w:color="000000"/>
-            </w:tcBorders>
-            <w:vAlign w:val="center"/>
-          </w:tcPr>
-          <w:p>
-            <w:pPr>
-              <w:spacing w:before="0" w:after="0" w:line="240" w:lineRule="auto"/>
-              <w:jc w:val="left"/>
-              <w:rPr>
-                <w:rFonts w:ascii="Times New Roman" w:hAnsi="Times New Roman" w:cs="Times New Roman" w:eastAsia="Times New Roman"/>
-                <w:sz w:val="28"/>
-                <w:szCs w:val="28"/>
-                <w:lang w:val="ru-RU"/>
-              </w:rPr>
-            </w:pPr>
-            <w:r>
-              <w:rPr>
-                <w:rFonts w:ascii="Times New Roman" w:hAnsi="Times New Roman" w:cs="Times New Roman" w:eastAsia="Times New Roman"/>
-                <w:color w:val="000000"/>
-                <w:sz w:val="24"/>
-                <w:szCs w:val="24"/>
-                <w:lang w:val="ru-RU"/>
-              </w:rPr>
-              <w:t xml:space="preserve">—</w:t>
-            </w:r>
-          </w:p>
-        </w:tc>
-        <w:tc>
-          <w:tcPr>
-            <w:tcW w:w="2536" w:type="dxa"/>
-            <w:tcBorders>
-              <w:top w:val="single" w:sz="4" w:space="0" w:color="000000"/>
-              <w:left w:val="single" w:sz="4" w:space="0" w:color="000000"/>
-              <w:bottom w:val="single" w:sz="4" w:space="0" w:color="000000"/>
-              <w:right w:val="single" w:sz="4" w:space="0" w:color="000000"/>
-            </w:tcBorders>
-            <w:vAlign w:val="center"/>
-          </w:tcPr>
-          <w:p>
-            <w:pPr>
-              <w:spacing w:before="0" w:after="0" w:line="240" w:lineRule="auto"/>
-              <w:jc w:val="left"/>
-              <w:rPr>
-                <w:rFonts w:ascii="Times New Roman" w:hAnsi="Times New Roman" w:cs="Times New Roman" w:eastAsia="Times New Roman"/>
-                <w:sz w:val="28"/>
-                <w:szCs w:val="28"/>
-                <w:lang w:val="ru-RU"/>
-              </w:rPr>
-            </w:pPr>
-            <w:r>
-              <w:rPr>
-                <w:rFonts w:ascii="Times New Roman" w:hAnsi="Times New Roman" w:cs="Times New Roman" w:eastAsia="Times New Roman"/>
-                <w:color w:val="000000"/>
-                <w:sz w:val="24"/>
-                <w:szCs w:val="24"/>
-                <w:lang w:val="ru-RU"/>
-              </w:rPr>
-              <w:t xml:space="preserve">пробел открыт</w:t>
-            </w:r>
-          </w:p>
-        </w:tc>
-      </w:tr>
-      <w:tr>
-        <w:trPr>
-          <w:cantSplit/>
-        </w:trPr>
-        <w:tc>
-          <w:tcPr>
-            <w:tcW w:w="2536" w:type="dxa"/>
-            <w:tcBorders>
-              <w:top w:val="single" w:sz="4" w:space="0" w:color="000000"/>
-              <w:left w:val="single" w:sz="4" w:space="0" w:color="000000"/>
-              <w:bottom w:val="single" w:sz="4" w:space="0" w:color="000000"/>
-              <w:right w:val="single" w:sz="4" w:space="0" w:color="000000"/>
-            </w:tcBorders>
-            <w:vAlign w:val="center"/>
-          </w:tcPr>
-          <w:p>
-            <w:pPr>
-              <w:spacing w:before="0" w:after="0" w:line="240" w:lineRule="auto"/>
-              <w:jc w:val="left"/>
-              <w:rPr>
-                <w:rFonts w:ascii="Times New Roman" w:hAnsi="Times New Roman" w:cs="Times New Roman" w:eastAsia="Times New Roman"/>
-                <w:sz w:val="28"/>
-                <w:szCs w:val="28"/>
-                <w:lang w:val="ru-RU"/>
-              </w:rPr>
-            </w:pPr>
-            <w:r>
-              <w:rPr>
-                <w:rFonts w:ascii="Times New Roman" w:hAnsi="Times New Roman" w:cs="Times New Roman" w:eastAsia="Times New Roman"/>
-                <w:color w:val="000000"/>
-                <w:sz w:val="24"/>
-                <w:szCs w:val="24"/>
-                <w:lang w:val="ru-RU"/>
-              </w:rPr>
-              <w:t xml:space="preserve">Пробел: нет отдельного решения по детекции дипфейков</w:t>
-            </w:r>
-          </w:p>
-        </w:tc>
-        <w:tc>
-          <w:tcPr>
-            <w:tcW w:w="1268" w:type="dxa"/>
-            <w:tcBorders>
-              <w:top w:val="single" w:sz="4" w:space="0" w:color="000000"/>
-              <w:left w:val="single" w:sz="4" w:space="0" w:color="000000"/>
-              <w:bottom w:val="single" w:sz="4" w:space="0" w:color="000000"/>
-              <w:right w:val="single" w:sz="4" w:space="0" w:color="000000"/>
-            </w:tcBorders>
-            <w:vAlign w:val="center"/>
-          </w:tcPr>
-          <w:p>
-            <w:pPr>
-              <w:spacing w:before="0" w:after="0" w:line="240" w:lineRule="auto"/>
-              <w:jc w:val="left"/>
-              <w:rPr>
-                <w:rFonts w:ascii="Times New Roman" w:hAnsi="Times New Roman" w:cs="Times New Roman" w:eastAsia="Times New Roman"/>
-                <w:sz w:val="28"/>
-                <w:szCs w:val="28"/>
-                <w:lang w:val="ru-RU"/>
-              </w:rPr>
-            </w:pPr>
-            <w:r>
-              <w:rPr>
-                <w:rFonts w:ascii="Times New Roman" w:hAnsi="Times New Roman" w:cs="Times New Roman" w:eastAsia="Times New Roman"/>
-                <w:color w:val="000000"/>
-                <w:sz w:val="24"/>
-                <w:szCs w:val="24"/>
-                <w:lang w:val="ru-RU"/>
-              </w:rPr>
-              <w:t xml:space="preserve">компенсация не предпринимается</w:t>
-            </w:r>
-          </w:p>
-        </w:tc>
-        <w:tc>
-          <w:tcPr>
-            <w:tcW w:w="2367" w:type="dxa"/>
-            <w:tcBorders>
-              <w:top w:val="single" w:sz="4" w:space="0" w:color="000000"/>
-              <w:left w:val="single" w:sz="4" w:space="0" w:color="000000"/>
-              <w:bottom w:val="single" w:sz="4" w:space="0" w:color="000000"/>
-              <w:right w:val="single" w:sz="4" w:space="0" w:color="000000"/>
-            </w:tcBorders>
-            <w:vAlign w:val="center"/>
-          </w:tcPr>
-          <w:p>
-            <w:pPr>
-              <w:spacing w:before="0" w:after="0" w:line="240" w:lineRule="auto"/>
-              <w:jc w:val="left"/>
-              <w:rPr>
-                <w:rFonts w:ascii="Times New Roman" w:hAnsi="Times New Roman" w:cs="Times New Roman" w:eastAsia="Times New Roman"/>
-                <w:sz w:val="28"/>
-                <w:szCs w:val="28"/>
-                <w:lang w:val="ru-RU"/>
-              </w:rPr>
-            </w:pPr>
-            <w:r>
-              <w:rPr>
-                <w:rFonts w:ascii="Times New Roman" w:hAnsi="Times New Roman" w:cs="Times New Roman" w:eastAsia="Times New Roman"/>
-                <w:color w:val="000000"/>
-                <w:sz w:val="24"/>
-                <w:szCs w:val="24"/>
-                <w:lang w:val="ru-RU"/>
-              </w:rPr>
-              <w:t xml:space="preserve">—</w:t>
-            </w:r>
-          </w:p>
-        </w:tc>
-        <w:tc>
-          <w:tcPr>
-            <w:tcW w:w="929" w:type="dxa"/>
-            <w:tcBorders>
-              <w:top w:val="single" w:sz="4" w:space="0" w:color="000000"/>
-              <w:left w:val="single" w:sz="4" w:space="0" w:color="000000"/>
-              <w:bottom w:val="single" w:sz="4" w:space="0" w:color="000000"/>
-              <w:right w:val="single" w:sz="4" w:space="0" w:color="000000"/>
-            </w:tcBorders>
-            <w:vAlign w:val="center"/>
-          </w:tcPr>
-          <w:p>
-            <w:pPr>
-              <w:spacing w:before="0" w:after="0" w:line="240" w:lineRule="auto"/>
-              <w:jc w:val="left"/>
-              <w:rPr>
-                <w:rFonts w:ascii="Times New Roman" w:hAnsi="Times New Roman" w:cs="Times New Roman" w:eastAsia="Times New Roman"/>
-                <w:sz w:val="28"/>
-                <w:szCs w:val="28"/>
-                <w:lang w:val="ru-RU"/>
-              </w:rPr>
-            </w:pPr>
-            <w:r>
-              <w:rPr>
-                <w:rFonts w:ascii="Times New Roman" w:hAnsi="Times New Roman" w:cs="Times New Roman" w:eastAsia="Times New Roman"/>
-                <w:color w:val="000000"/>
-                <w:sz w:val="24"/>
-                <w:szCs w:val="24"/>
-                <w:lang w:val="ru-RU"/>
-              </w:rPr>
-              <w:t xml:space="preserve">—</w:t>
-            </w:r>
-          </w:p>
-        </w:tc>
-        <w:tc>
-          <w:tcPr>
-            <w:tcW w:w="2536" w:type="dxa"/>
-            <w:tcBorders>
-              <w:top w:val="single" w:sz="4" w:space="0" w:color="000000"/>
-              <w:left w:val="single" w:sz="4" w:space="0" w:color="000000"/>
-              <w:bottom w:val="single" w:sz="4" w:space="0" w:color="000000"/>
-              <w:right w:val="single" w:sz="4" w:space="0" w:color="000000"/>
-            </w:tcBorders>
-            <w:vAlign w:val="center"/>
-          </w:tcPr>
-          <w:p>
-            <w:pPr>
-              <w:spacing w:before="0" w:after="0" w:line="240" w:lineRule="auto"/>
-              <w:jc w:val="left"/>
-              <w:rPr>
-                <w:rFonts w:ascii="Times New Roman" w:hAnsi="Times New Roman" w:cs="Times New Roman" w:eastAsia="Times New Roman"/>
-                <w:sz w:val="28"/>
-                <w:szCs w:val="28"/>
-                <w:lang w:val="ru-RU"/>
-              </w:rPr>
-            </w:pPr>
-            <w:r>
-              <w:rPr>
-                <w:rFonts w:ascii="Times New Roman" w:hAnsi="Times New Roman" w:cs="Times New Roman" w:eastAsia="Times New Roman"/>
-                <w:color w:val="000000"/>
-                <w:sz w:val="24"/>
-                <w:szCs w:val="24"/>
-                <w:lang w:val="ru-RU"/>
-              </w:rPr>
-              <w:t xml:space="preserve">пробел открыт</w:t>
-            </w:r>
-          </w:p>
-        </w:tc>
-      </w:tr>
-    </w:tbl>
-    <w:p>
-      <w:pPr>
-        <w:spacing w:before="0" w:after="0" w:line="240" w:lineRule="auto"/>
-        <w:jc w:val="both"/>
-        <w:rPr>
-          <w:rFonts w:ascii="Times New Roman" w:hAnsi="Times New Roman" w:cs="Times New Roman" w:eastAsia="Times New Roman"/>
-          <w:sz w:val="28"/>
-          <w:szCs w:val="28"/>
-          <w:lang w:val="ru-RU"/>
-        </w:rPr>
-      </w:pPr>
-    </w:p>
-    <w:p>
-      <w:pPr>
-        <w:spacing w:before="0" w:after="0" w:line="360" w:lineRule="auto"/>
-        <w:ind w:firstLine="708"/>
-        <w:jc w:val="both"/>
-        <w:rPr>
-          <w:rFonts w:ascii="Times New Roman" w:hAnsi="Times New Roman" w:cs="Times New Roman" w:eastAsia="Times New Roman"/>
-          <w:sz w:val="28"/>
-          <w:szCs w:val="28"/>
-          <w:lang w:val="ru-RU"/>
-        </w:rPr>
-      </w:pPr>
-      <w:r>
-        <w:rPr>
-          <w:rFonts w:ascii="Times New Roman" w:hAnsi="Times New Roman" w:cs="Times New Roman" w:eastAsia="Times New Roman"/>
-          <w:color w:val="000000"/>
-          <w:sz w:val="28"/>
-          <w:szCs w:val="28"/>
-          <w:lang w:val="ru-RU"/>
-        </w:rPr>
-        <w:t xml:space="preserve">Источник: составлено автором по данным [27; 28, с. 17, 28–29, 33; 36; 40]</w:t>
-      </w:r>
-    </w:p>
-    <w:p>
-      <w:pPr>
-        <w:spacing w:before="0" w:after="0" w:line="360" w:lineRule="auto"/>
-        <w:ind w:firstLine="708"/>
-        <w:jc w:val="both"/>
-        <w:rPr>
-          <w:rFonts w:ascii="Times New Roman" w:hAnsi="Times New Roman" w:cs="Times New Roman" w:eastAsia="Times New Roman"/>
-          <w:sz w:val="28"/>
-          <w:szCs w:val="28"/>
-          <w:lang w:val="ru-RU"/>
-        </w:rPr>
-      </w:pPr>
-      <w:r>
-        <w:rPr>
-          <w:rFonts w:ascii="Times New Roman" w:hAnsi="Times New Roman" w:cs="Times New Roman" w:eastAsia="Times New Roman"/>
-          <w:color w:val="000000"/>
-          <w:sz w:val="28"/>
-          <w:szCs w:val="28"/>
-          <w:lang w:val="ru-RU"/>
-        </w:rPr>
-        <w:t xml:space="preserve">Сопоставление в таблице 2.3.5 показывает, что из пяти конкурентных преимуществ Face2 в полную меру используются в коммуникации только два — аккредитация КБС и продуктовая вертикаль. Право регистрации БПд граждан по № 115-ФЗ и банковская экосистема используются частично — в B2B-материалах и через интеграцию в Ак Барс Онлайн, но не разворачиваются в массовых каналах. Институциональный стаж в ЕБС с 2018 года, отдельно зафиксированный в публикации TAdviser [40] и являющийся редчайшим активом продвижения для биометрии (Face2 в этом отношении старше Face2-бренда, поскольку технологическая платформа обкатывалась банком ещё за четыре года до запуска коммерческой системы), используется минимально — он не оформлен ни как сторителлинг, ни как Physical evidence для массовой аудитории.</w:t>
-      </w:r>
-    </w:p>
-    <w:p>
-      <w:pPr>
-        <w:spacing w:before="0" w:after="0" w:line="360" w:lineRule="auto"/>
-        <w:ind w:firstLine="708"/>
-        <w:jc w:val="both"/>
-        <w:rPr>
-          <w:rFonts w:ascii="Times New Roman" w:hAnsi="Times New Roman" w:cs="Times New Roman" w:eastAsia="Times New Roman"/>
-          <w:sz w:val="28"/>
-          <w:szCs w:val="28"/>
-          <w:lang w:val="ru-RU"/>
-        </w:rPr>
-      </w:pPr>
-      <w:r>
-        <w:rPr>
-          <w:rFonts w:ascii="Times New Roman" w:hAnsi="Times New Roman" w:cs="Times New Roman" w:eastAsia="Times New Roman"/>
-          <w:color w:val="000000"/>
-          <w:sz w:val="28"/>
-          <w:szCs w:val="28"/>
-          <w:lang w:val="ru-RU"/>
-        </w:rPr>
-        <w:t xml:space="preserve">Из четырёх пробелов параграфа 2.2 банк предпринимает действия только по одному — пробел собственного производства терминалов компенсируется работой с партнёрским оборудованием [27]. Остальные три пробела — отсутствие независимой международной верификации точности, локальный масштаб и отсутствие в линейке отдельного решения по детекции дипфейков — остаются открытыми. Все они одновременно являются и техническими, и маркетинговыми пробелами: отсутствие верификации можно частично компенсировать публикацией статистики FAR/FRR из реальных внедрений, отсутствие масштаба — выходом на федеральные деловые СМИ через регулярную редакционную программу, отсутствие антидипфейк-функциональности — позиционированием через банковский контур многоконтурной защиты и партнёрством с разработчиком профильного решения. Ни одно из этих компенсирующих коммуникационных действий в открытом контуре не реализовано.</w:t>
-      </w:r>
-    </w:p>
-    <w:p>
-      <w:pPr>
-        <w:spacing w:before="0" w:after="0" w:line="360" w:lineRule="auto"/>
-        <w:ind w:firstLine="708"/>
-        <w:jc w:val="both"/>
-        <w:rPr>
-          <w:rFonts w:ascii="Times New Roman" w:hAnsi="Times New Roman" w:cs="Times New Roman" w:eastAsia="Times New Roman"/>
-          <w:sz w:val="28"/>
-          <w:szCs w:val="28"/>
-          <w:lang w:val="ru-RU"/>
-        </w:rPr>
-      </w:pPr>
-      <w:r>
-        <w:rPr>
-          <w:rFonts w:ascii="Times New Roman" w:hAnsi="Times New Roman" w:cs="Times New Roman" w:eastAsia="Times New Roman"/>
-          <w:color w:val="000000"/>
-          <w:sz w:val="28"/>
-          <w:szCs w:val="28"/>
-          <w:lang w:val="ru-RU"/>
-        </w:rPr>
-        <w:t xml:space="preserve">Главный вывод подраздела: в текущей конфигурации продвижение Face2 структурно «недотягивает» до конкурентной позиции, выявленной в параграфе 2.2. Регуляторный и инфраструктурный фундамент продукта сильнее, чем то, как продукт подаётся рынку.</w:t>
-      </w:r>
-    </w:p>
-    <w:p>
-      <w:pPr>
-        <w:keepNext/>
-        <w:keepLines/>
-        <w:spacing w:before="200" w:after="120" w:line="360" w:lineRule="auto"/>
-        <w:jc w:val="center"/>
-        <w:rPr>
-          <w:rFonts w:ascii="Times New Roman" w:hAnsi="Times New Roman" w:cs="Times New Roman" w:eastAsia="Times New Roman"/>
-          <w:sz w:val="28"/>
-          <w:szCs w:val="28"/>
-          <w:lang w:val="ru-RU"/>
-        </w:rPr>
-      </w:pPr>
-      <w:r>
-        <w:rPr>
-          <w:rFonts w:ascii="Times New Roman" w:hAnsi="Times New Roman" w:cs="Times New Roman" w:eastAsia="Times New Roman"/>
-          <w:b/>
-          <w:bCs/>
-          <w:color w:val="000000"/>
-          <w:sz w:val="28"/>
-          <w:szCs w:val="28"/>
-          <w:lang w:val="ru-RU"/>
-        </w:rPr>
-        <w:t xml:space="preserve">SWOT-анализ продвижения Face2</w:t>
-      </w:r>
-    </w:p>
-    <w:p>
-      <w:pPr>
-        <w:spacing w:before="0" w:after="0" w:line="360" w:lineRule="auto"/>
-        <w:ind w:firstLine="708"/>
-        <w:jc w:val="both"/>
-        <w:rPr>
-          <w:rFonts w:ascii="Times New Roman" w:hAnsi="Times New Roman" w:cs="Times New Roman" w:eastAsia="Times New Roman"/>
-          <w:sz w:val="28"/>
-          <w:szCs w:val="28"/>
-          <w:lang w:val="ru-RU"/>
-        </w:rPr>
-      </w:pPr>
-      <w:r>
-        <w:rPr>
-          <w:rFonts w:ascii="Times New Roman" w:hAnsi="Times New Roman" w:cs="Times New Roman" w:eastAsia="Times New Roman"/>
-          <w:color w:val="000000"/>
-          <w:sz w:val="28"/>
-          <w:szCs w:val="28"/>
-          <w:lang w:val="ru-RU"/>
-        </w:rPr>
-        <w:t xml:space="preserve">Сводная характеристика продвижения Face2 в формате SWOT дана в таблице 2.3.6. SWOT строится строго в маркетинговой плоскости — общая характеристика продукта и банка собрана в параграфе 2.1, рыночный контекст и конкурентные позиции — в параграфе 2.2, и здесь они не повторяются. Зона интереса — только то, что относится к коммуникационному контуру и его инструментам.</w:t>
-      </w:r>
-    </w:p>
-    <w:p>
-      <w:pPr>
-        <w:spacing w:before="0" w:after="0" w:line="360" w:lineRule="auto"/>
-        <w:ind w:firstLine="708"/>
-        <w:jc w:val="both"/>
-        <w:rPr>
-          <w:rFonts w:ascii="Times New Roman" w:hAnsi="Times New Roman" w:cs="Times New Roman" w:eastAsia="Times New Roman"/>
-          <w:sz w:val="28"/>
-          <w:szCs w:val="28"/>
-          <w:lang w:val="ru-RU"/>
-        </w:rPr>
-      </w:pPr>
-      <w:r>
-        <w:rPr>
-          <w:rFonts w:ascii="Times New Roman" w:hAnsi="Times New Roman" w:cs="Times New Roman" w:eastAsia="Times New Roman"/>
-          <w:color w:val="000000"/>
-          <w:sz w:val="28"/>
-          <w:szCs w:val="28"/>
-          <w:lang w:val="ru-RU"/>
-        </w:rPr>
-        <w:t xml:space="preserve">Таблица 2.3.6</w:t>
       </w:r>
     </w:p>
     <w:p>
@@ -47987,7 +40087,7 @@
           <w:szCs w:val="28"/>
           <w:lang w:val="ru-RU"/>
         </w:rPr>
-        <w:t xml:space="preserve">Восемь пробелов продвижения, последовательно зафиксированных в предыдущих подразделах настоящего параграфа, агрегированы в таблицу 2.3.7. Эта таблица одновременно завершает анализ текущего состояния и формирует управленческую повестку для главы 3 — каждый пробел переходит в задачу разработки стратегии продвижения.</w:t>
+        <w:t xml:space="preserve">Восемь пробелов продвижения, последовательно зафиксированных в предыдущих подразделах настоящего параграфа, агрегированы в таблицу 2.3.6. Эта таблица одновременно завершает анализ текущего состояния и формирует управленческую повестку для главы 3 — каждый пробел переходит в задачу разработки стратегии продвижения.</w:t>
       </w:r>
     </w:p>
     <w:p>
@@ -48010,7 +40110,7 @@
           <w:szCs w:val="28"/>
           <w:lang w:val="ru-RU"/>
         </w:rPr>
-        <w:t xml:space="preserve">Таблица 2.3.7</w:t>
+        <w:t xml:space="preserve">Таблица 2.3.6</w:t>
       </w:r>
     </w:p>
     <w:p>
@@ -48038,7 +40138,7 @@
     </w:p>
     <w:tbl>
       <w:tblPr>
-        <w:tblW w:w="9635" w:type="dxa"/>
+        <w:tblW w:w="9634" w:type="dxa"/>
         <w:jc w:val="center"/>
         <w:tblBorders>
           <w:top w:val="single" w:sz="4" w:space="0" w:color="000000"/>
@@ -48052,10 +40152,10 @@
       </w:tblPr>
       <w:tblGrid>
         <w:gridCol w:w="643"/>
-        <w:gridCol w:w="1724"/>
-        <w:gridCol w:w="3696"/>
-        <w:gridCol w:w="1724"/>
-        <w:gridCol w:w="1848"/>
+        <w:gridCol w:w="1748"/>
+        <w:gridCol w:w="3747"/>
+        <w:gridCol w:w="1748"/>
+        <w:gridCol w:w="1748"/>
       </w:tblGrid>
       <w:tr>
         <w:trPr>
@@ -48101,7 +40201,7 @@
         </w:tc>
         <w:tc>
           <w:tcPr>
-            <w:tcW w:w="1724" w:type="dxa"/>
+            <w:tcW w:w="1748" w:type="dxa"/>
             <w:tcBorders>
               <w:top w:val="single" w:sz="4" w:space="0" w:color="000000"/>
               <w:left w:val="single" w:sz="4" w:space="0" w:color="000000"/>
@@ -48138,7 +40238,7 @@
         </w:tc>
         <w:tc>
           <w:tcPr>
-            <w:tcW w:w="3696" w:type="dxa"/>
+            <w:tcW w:w="3747" w:type="dxa"/>
             <w:tcBorders>
               <w:top w:val="single" w:sz="4" w:space="0" w:color="000000"/>
               <w:left w:val="single" w:sz="4" w:space="0" w:color="000000"/>
@@ -48175,7 +40275,7 @@
         </w:tc>
         <w:tc>
           <w:tcPr>
-            <w:tcW w:w="1724" w:type="dxa"/>
+            <w:tcW w:w="1748" w:type="dxa"/>
             <w:tcBorders>
               <w:top w:val="single" w:sz="4" w:space="0" w:color="000000"/>
               <w:left w:val="single" w:sz="4" w:space="0" w:color="000000"/>
@@ -48212,7 +40312,7 @@
         </w:tc>
         <w:tc>
           <w:tcPr>
-            <w:tcW w:w="1848" w:type="dxa"/>
+            <w:tcW w:w="1748" w:type="dxa"/>
             <w:tcBorders>
               <w:top w:val="single" w:sz="4" w:space="0" w:color="000000"/>
               <w:left w:val="single" w:sz="4" w:space="0" w:color="000000"/>
@@ -48288,7 +40388,7 @@
         </w:tc>
         <w:tc>
           <w:tcPr>
-            <w:tcW w:w="1724" w:type="dxa"/>
+            <w:tcW w:w="1748" w:type="dxa"/>
             <w:tcBorders>
               <w:top w:val="single" w:sz="4" w:space="0" w:color="000000"/>
               <w:left w:val="single" w:sz="4" w:space="0" w:color="000000"/>
@@ -48322,7 +40422,7 @@
         </w:tc>
         <w:tc>
           <w:tcPr>
-            <w:tcW w:w="3696" w:type="dxa"/>
+            <w:tcW w:w="3747" w:type="dxa"/>
             <w:tcBorders>
               <w:top w:val="single" w:sz="4" w:space="0" w:color="000000"/>
               <w:left w:val="single" w:sz="4" w:space="0" w:color="000000"/>
@@ -48356,7 +40456,7 @@
         </w:tc>
         <w:tc>
           <w:tcPr>
-            <w:tcW w:w="1724" w:type="dxa"/>
+            <w:tcW w:w="1748" w:type="dxa"/>
             <w:tcBorders>
               <w:top w:val="single" w:sz="4" w:space="0" w:color="000000"/>
               <w:left w:val="single" w:sz="4" w:space="0" w:color="000000"/>
@@ -48390,7 +40490,7 @@
         </w:tc>
         <w:tc>
           <w:tcPr>
-            <w:tcW w:w="1848" w:type="dxa"/>
+            <w:tcW w:w="1748" w:type="dxa"/>
             <w:tcBorders>
               <w:top w:val="single" w:sz="4" w:space="0" w:color="000000"/>
               <w:left w:val="single" w:sz="4" w:space="0" w:color="000000"/>
@@ -48463,7 +40563,7 @@
         </w:tc>
         <w:tc>
           <w:tcPr>
-            <w:tcW w:w="1724" w:type="dxa"/>
+            <w:tcW w:w="1748" w:type="dxa"/>
             <w:tcBorders>
               <w:top w:val="single" w:sz="4" w:space="0" w:color="000000"/>
               <w:left w:val="single" w:sz="4" w:space="0" w:color="000000"/>
@@ -48497,7 +40597,7 @@
         </w:tc>
         <w:tc>
           <w:tcPr>
-            <w:tcW w:w="3696" w:type="dxa"/>
+            <w:tcW w:w="3747" w:type="dxa"/>
             <w:tcBorders>
               <w:top w:val="single" w:sz="4" w:space="0" w:color="000000"/>
               <w:left w:val="single" w:sz="4" w:space="0" w:color="000000"/>
@@ -48531,7 +40631,7 @@
         </w:tc>
         <w:tc>
           <w:tcPr>
-            <w:tcW w:w="1724" w:type="dxa"/>
+            <w:tcW w:w="1748" w:type="dxa"/>
             <w:tcBorders>
               <w:top w:val="single" w:sz="4" w:space="0" w:color="000000"/>
               <w:left w:val="single" w:sz="4" w:space="0" w:color="000000"/>
@@ -48565,35 +40665,35 @@
         </w:tc>
         <w:tc>
           <w:tcPr>
-            <w:tcW w:w="1848" w:type="dxa"/>
-            <w:tcBorders>
-              <w:top w:val="single" w:sz="4" w:space="0" w:color="000000"/>
-              <w:left w:val="single" w:sz="4" w:space="0" w:color="000000"/>
-              <w:bottom w:val="single" w:sz="4" w:space="0" w:color="000000"/>
-              <w:right w:val="single" w:sz="4" w:space="0" w:color="000000"/>
-            </w:tcBorders>
-            <w:vAlign w:val="center"/>
-          </w:tcPr>
-          <w:p>
-            <w:pPr>
-              <w:spacing w:before="0" w:after="0" w:line="240" w:lineRule="auto"/>
-              <w:jc w:val="left"/>
-              <w:rPr>
-                <w:rFonts w:ascii="Times New Roman" w:hAnsi="Times New Roman" w:cs="Times New Roman" w:eastAsia="Times New Roman"/>
-                <w:sz w:val="28"/>
-                <w:szCs w:val="28"/>
-                <w:lang w:val="ru-RU"/>
-              </w:rPr>
-            </w:pPr>
-            <w:r>
-              <w:rPr>
-                <w:rFonts w:ascii="Times New Roman" w:hAnsi="Times New Roman" w:cs="Times New Roman" w:eastAsia="Times New Roman"/>
-                <w:color w:val="000000"/>
-                <w:sz w:val="24"/>
-                <w:szCs w:val="24"/>
-                <w:lang w:val="ru-RU"/>
-              </w:rPr>
-              <w:t xml:space="preserve">7P; Соответствие нише</w:t>
+            <w:tcW w:w="1748" w:type="dxa"/>
+            <w:tcBorders>
+              <w:top w:val="single" w:sz="4" w:space="0" w:color="000000"/>
+              <w:left w:val="single" w:sz="4" w:space="0" w:color="000000"/>
+              <w:bottom w:val="single" w:sz="4" w:space="0" w:color="000000"/>
+              <w:right w:val="single" w:sz="4" w:space="0" w:color="000000"/>
+            </w:tcBorders>
+            <w:vAlign w:val="center"/>
+          </w:tcPr>
+          <w:p>
+            <w:pPr>
+              <w:spacing w:before="0" w:after="0" w:line="240" w:lineRule="auto"/>
+              <w:jc w:val="left"/>
+              <w:rPr>
+                <w:rFonts w:ascii="Times New Roman" w:hAnsi="Times New Roman" w:cs="Times New Roman" w:eastAsia="Times New Roman"/>
+                <w:sz w:val="28"/>
+                <w:szCs w:val="28"/>
+                <w:lang w:val="ru-RU"/>
+              </w:rPr>
+            </w:pPr>
+            <w:r>
+              <w:rPr>
+                <w:rFonts w:ascii="Times New Roman" w:hAnsi="Times New Roman" w:cs="Times New Roman" w:eastAsia="Times New Roman"/>
+                <w:color w:val="000000"/>
+                <w:sz w:val="24"/>
+                <w:szCs w:val="24"/>
+                <w:lang w:val="ru-RU"/>
+              </w:rPr>
+              <w:t xml:space="preserve">7P</w:t>
             </w:r>
           </w:p>
         </w:tc>
@@ -48638,7 +40738,7 @@
         </w:tc>
         <w:tc>
           <w:tcPr>
-            <w:tcW w:w="1724" w:type="dxa"/>
+            <w:tcW w:w="1748" w:type="dxa"/>
             <w:tcBorders>
               <w:top w:val="single" w:sz="4" w:space="0" w:color="000000"/>
               <w:left w:val="single" w:sz="4" w:space="0" w:color="000000"/>
@@ -48672,7 +40772,7 @@
         </w:tc>
         <w:tc>
           <w:tcPr>
-            <w:tcW w:w="3696" w:type="dxa"/>
+            <w:tcW w:w="3747" w:type="dxa"/>
             <w:tcBorders>
               <w:top w:val="single" w:sz="4" w:space="0" w:color="000000"/>
               <w:left w:val="single" w:sz="4" w:space="0" w:color="000000"/>
@@ -48706,7 +40806,7 @@
         </w:tc>
         <w:tc>
           <w:tcPr>
-            <w:tcW w:w="1724" w:type="dxa"/>
+            <w:tcW w:w="1748" w:type="dxa"/>
             <w:tcBorders>
               <w:top w:val="single" w:sz="4" w:space="0" w:color="000000"/>
               <w:left w:val="single" w:sz="4" w:space="0" w:color="000000"/>
@@ -48740,7 +40840,7 @@
         </w:tc>
         <w:tc>
           <w:tcPr>
-            <w:tcW w:w="1848" w:type="dxa"/>
+            <w:tcW w:w="1748" w:type="dxa"/>
             <w:tcBorders>
               <w:top w:val="single" w:sz="4" w:space="0" w:color="000000"/>
               <w:left w:val="single" w:sz="4" w:space="0" w:color="000000"/>
@@ -48813,7 +40913,7 @@
         </w:tc>
         <w:tc>
           <w:tcPr>
-            <w:tcW w:w="1724" w:type="dxa"/>
+            <w:tcW w:w="1748" w:type="dxa"/>
             <w:tcBorders>
               <w:top w:val="single" w:sz="4" w:space="0" w:color="000000"/>
               <w:left w:val="single" w:sz="4" w:space="0" w:color="000000"/>
@@ -48847,7 +40947,7 @@
         </w:tc>
         <w:tc>
           <w:tcPr>
-            <w:tcW w:w="3696" w:type="dxa"/>
+            <w:tcW w:w="3747" w:type="dxa"/>
             <w:tcBorders>
               <w:top w:val="single" w:sz="4" w:space="0" w:color="000000"/>
               <w:left w:val="single" w:sz="4" w:space="0" w:color="000000"/>
@@ -48881,7 +40981,7 @@
         </w:tc>
         <w:tc>
           <w:tcPr>
-            <w:tcW w:w="1724" w:type="dxa"/>
+            <w:tcW w:w="1748" w:type="dxa"/>
             <w:tcBorders>
               <w:top w:val="single" w:sz="4" w:space="0" w:color="000000"/>
               <w:left w:val="single" w:sz="4" w:space="0" w:color="000000"/>
@@ -48915,35 +41015,35 @@
         </w:tc>
         <w:tc>
           <w:tcPr>
-            <w:tcW w:w="1848" w:type="dxa"/>
-            <w:tcBorders>
-              <w:top w:val="single" w:sz="4" w:space="0" w:color="000000"/>
-              <w:left w:val="single" w:sz="4" w:space="0" w:color="000000"/>
-              <w:bottom w:val="single" w:sz="4" w:space="0" w:color="000000"/>
-              <w:right w:val="single" w:sz="4" w:space="0" w:color="000000"/>
-            </w:tcBorders>
-            <w:vAlign w:val="center"/>
-          </w:tcPr>
-          <w:p>
-            <w:pPr>
-              <w:spacing w:before="0" w:after="0" w:line="240" w:lineRule="auto"/>
-              <w:jc w:val="left"/>
-              <w:rPr>
-                <w:rFonts w:ascii="Times New Roman" w:hAnsi="Times New Roman" w:cs="Times New Roman" w:eastAsia="Times New Roman"/>
-                <w:sz w:val="28"/>
-                <w:szCs w:val="28"/>
-                <w:lang w:val="ru-RU"/>
-              </w:rPr>
-            </w:pPr>
-            <w:r>
-              <w:rPr>
-                <w:rFonts w:ascii="Times New Roman" w:hAnsi="Times New Roman" w:cs="Times New Roman" w:eastAsia="Times New Roman"/>
-                <w:color w:val="000000"/>
-                <w:sz w:val="24"/>
-                <w:szCs w:val="24"/>
-                <w:lang w:val="ru-RU"/>
-              </w:rPr>
-              <w:t xml:space="preserve">7P; Соответствие нише</w:t>
+            <w:tcW w:w="1748" w:type="dxa"/>
+            <w:tcBorders>
+              <w:top w:val="single" w:sz="4" w:space="0" w:color="000000"/>
+              <w:left w:val="single" w:sz="4" w:space="0" w:color="000000"/>
+              <w:bottom w:val="single" w:sz="4" w:space="0" w:color="000000"/>
+              <w:right w:val="single" w:sz="4" w:space="0" w:color="000000"/>
+            </w:tcBorders>
+            <w:vAlign w:val="center"/>
+          </w:tcPr>
+          <w:p>
+            <w:pPr>
+              <w:spacing w:before="0" w:after="0" w:line="240" w:lineRule="auto"/>
+              <w:jc w:val="left"/>
+              <w:rPr>
+                <w:rFonts w:ascii="Times New Roman" w:hAnsi="Times New Roman" w:cs="Times New Roman" w:eastAsia="Times New Roman"/>
+                <w:sz w:val="28"/>
+                <w:szCs w:val="28"/>
+                <w:lang w:val="ru-RU"/>
+              </w:rPr>
+            </w:pPr>
+            <w:r>
+              <w:rPr>
+                <w:rFonts w:ascii="Times New Roman" w:hAnsi="Times New Roman" w:cs="Times New Roman" w:eastAsia="Times New Roman"/>
+                <w:color w:val="000000"/>
+                <w:sz w:val="24"/>
+                <w:szCs w:val="24"/>
+                <w:lang w:val="ru-RU"/>
+              </w:rPr>
+              <w:t xml:space="preserve">7P</w:t>
             </w:r>
           </w:p>
         </w:tc>
@@ -48988,7 +41088,7 @@
         </w:tc>
         <w:tc>
           <w:tcPr>
-            <w:tcW w:w="1724" w:type="dxa"/>
+            <w:tcW w:w="1748" w:type="dxa"/>
             <w:tcBorders>
               <w:top w:val="single" w:sz="4" w:space="0" w:color="000000"/>
               <w:left w:val="single" w:sz="4" w:space="0" w:color="000000"/>
@@ -49022,7 +41122,7 @@
         </w:tc>
         <w:tc>
           <w:tcPr>
-            <w:tcW w:w="3696" w:type="dxa"/>
+            <w:tcW w:w="3747" w:type="dxa"/>
             <w:tcBorders>
               <w:top w:val="single" w:sz="4" w:space="0" w:color="000000"/>
               <w:left w:val="single" w:sz="4" w:space="0" w:color="000000"/>
@@ -49056,7 +41156,7 @@
         </w:tc>
         <w:tc>
           <w:tcPr>
-            <w:tcW w:w="1724" w:type="dxa"/>
+            <w:tcW w:w="1748" w:type="dxa"/>
             <w:tcBorders>
               <w:top w:val="single" w:sz="4" w:space="0" w:color="000000"/>
               <w:left w:val="single" w:sz="4" w:space="0" w:color="000000"/>
@@ -49090,7 +41190,7 @@
         </w:tc>
         <w:tc>
           <w:tcPr>
-            <w:tcW w:w="1848" w:type="dxa"/>
+            <w:tcW w:w="1748" w:type="dxa"/>
             <w:tcBorders>
               <w:top w:val="single" w:sz="4" w:space="0" w:color="000000"/>
               <w:left w:val="single" w:sz="4" w:space="0" w:color="000000"/>
@@ -49163,7 +41263,7 @@
         </w:tc>
         <w:tc>
           <w:tcPr>
-            <w:tcW w:w="1724" w:type="dxa"/>
+            <w:tcW w:w="1748" w:type="dxa"/>
             <w:tcBorders>
               <w:top w:val="single" w:sz="4" w:space="0" w:color="000000"/>
               <w:left w:val="single" w:sz="4" w:space="0" w:color="000000"/>
@@ -49197,7 +41297,7 @@
         </w:tc>
         <w:tc>
           <w:tcPr>
-            <w:tcW w:w="3696" w:type="dxa"/>
+            <w:tcW w:w="3747" w:type="dxa"/>
             <w:tcBorders>
               <w:top w:val="single" w:sz="4" w:space="0" w:color="000000"/>
               <w:left w:val="single" w:sz="4" w:space="0" w:color="000000"/>
@@ -49231,7 +41331,7 @@
         </w:tc>
         <w:tc>
           <w:tcPr>
-            <w:tcW w:w="1724" w:type="dxa"/>
+            <w:tcW w:w="1748" w:type="dxa"/>
             <w:tcBorders>
               <w:top w:val="single" w:sz="4" w:space="0" w:color="000000"/>
               <w:left w:val="single" w:sz="4" w:space="0" w:color="000000"/>
@@ -49265,7 +41365,7 @@
         </w:tc>
         <w:tc>
           <w:tcPr>
-            <w:tcW w:w="1848" w:type="dxa"/>
+            <w:tcW w:w="1748" w:type="dxa"/>
             <w:tcBorders>
               <w:top w:val="single" w:sz="4" w:space="0" w:color="000000"/>
               <w:left w:val="single" w:sz="4" w:space="0" w:color="000000"/>
@@ -49338,7 +41438,7 @@
         </w:tc>
         <w:tc>
           <w:tcPr>
-            <w:tcW w:w="1724" w:type="dxa"/>
+            <w:tcW w:w="1748" w:type="dxa"/>
             <w:tcBorders>
               <w:top w:val="single" w:sz="4" w:space="0" w:color="000000"/>
               <w:left w:val="single" w:sz="4" w:space="0" w:color="000000"/>
@@ -49372,7 +41472,7 @@
         </w:tc>
         <w:tc>
           <w:tcPr>
-            <w:tcW w:w="3696" w:type="dxa"/>
+            <w:tcW w:w="3747" w:type="dxa"/>
             <w:tcBorders>
               <w:top w:val="single" w:sz="4" w:space="0" w:color="000000"/>
               <w:left w:val="single" w:sz="4" w:space="0" w:color="000000"/>
@@ -49406,7 +41506,7 @@
         </w:tc>
         <w:tc>
           <w:tcPr>
-            <w:tcW w:w="1724" w:type="dxa"/>
+            <w:tcW w:w="1748" w:type="dxa"/>
             <w:tcBorders>
               <w:top w:val="single" w:sz="4" w:space="0" w:color="000000"/>
               <w:left w:val="single" w:sz="4" w:space="0" w:color="000000"/>
@@ -49440,7 +41540,7 @@
         </w:tc>
         <w:tc>
           <w:tcPr>
-            <w:tcW w:w="1848" w:type="dxa"/>
+            <w:tcW w:w="1748" w:type="dxa"/>
             <w:tcBorders>
               <w:top w:val="single" w:sz="4" w:space="0" w:color="000000"/>
               <w:left w:val="single" w:sz="4" w:space="0" w:color="000000"/>
@@ -49513,7 +41613,7 @@
         </w:tc>
         <w:tc>
           <w:tcPr>
-            <w:tcW w:w="1724" w:type="dxa"/>
+            <w:tcW w:w="1748" w:type="dxa"/>
             <w:tcBorders>
               <w:top w:val="single" w:sz="4" w:space="0" w:color="000000"/>
               <w:left w:val="single" w:sz="4" w:space="0" w:color="000000"/>
@@ -49547,7 +41647,7 @@
         </w:tc>
         <w:tc>
           <w:tcPr>
-            <w:tcW w:w="3696" w:type="dxa"/>
+            <w:tcW w:w="3747" w:type="dxa"/>
             <w:tcBorders>
               <w:top w:val="single" w:sz="4" w:space="0" w:color="000000"/>
               <w:left w:val="single" w:sz="4" w:space="0" w:color="000000"/>
@@ -49581,7 +41681,7 @@
         </w:tc>
         <w:tc>
           <w:tcPr>
-            <w:tcW w:w="1724" w:type="dxa"/>
+            <w:tcW w:w="1748" w:type="dxa"/>
             <w:tcBorders>
               <w:top w:val="single" w:sz="4" w:space="0" w:color="000000"/>
               <w:left w:val="single" w:sz="4" w:space="0" w:color="000000"/>
@@ -49615,35 +41715,35 @@
         </w:tc>
         <w:tc>
           <w:tcPr>
-            <w:tcW w:w="1848" w:type="dxa"/>
-            <w:tcBorders>
-              <w:top w:val="single" w:sz="4" w:space="0" w:color="000000"/>
-              <w:left w:val="single" w:sz="4" w:space="0" w:color="000000"/>
-              <w:bottom w:val="single" w:sz="4" w:space="0" w:color="000000"/>
-              <w:right w:val="single" w:sz="4" w:space="0" w:color="000000"/>
-            </w:tcBorders>
-            <w:vAlign w:val="center"/>
-          </w:tcPr>
-          <w:p>
-            <w:pPr>
-              <w:spacing w:before="0" w:after="0" w:line="240" w:lineRule="auto"/>
-              <w:jc w:val="left"/>
-              <w:rPr>
-                <w:rFonts w:ascii="Times New Roman" w:hAnsi="Times New Roman" w:cs="Times New Roman" w:eastAsia="Times New Roman"/>
-                <w:sz w:val="28"/>
-                <w:szCs w:val="28"/>
-                <w:lang w:val="ru-RU"/>
-              </w:rPr>
-            </w:pPr>
-            <w:r>
-              <w:rPr>
-                <w:rFonts w:ascii="Times New Roman" w:hAnsi="Times New Roman" w:cs="Times New Roman" w:eastAsia="Times New Roman"/>
-                <w:color w:val="000000"/>
-                <w:sz w:val="24"/>
-                <w:szCs w:val="24"/>
-                <w:lang w:val="ru-RU"/>
-              </w:rPr>
-              <w:t xml:space="preserve">Сегментация; Соответствие нише</w:t>
+            <w:tcW w:w="1748" w:type="dxa"/>
+            <w:tcBorders>
+              <w:top w:val="single" w:sz="4" w:space="0" w:color="000000"/>
+              <w:left w:val="single" w:sz="4" w:space="0" w:color="000000"/>
+              <w:bottom w:val="single" w:sz="4" w:space="0" w:color="000000"/>
+              <w:right w:val="single" w:sz="4" w:space="0" w:color="000000"/>
+            </w:tcBorders>
+            <w:vAlign w:val="center"/>
+          </w:tcPr>
+          <w:p>
+            <w:pPr>
+              <w:spacing w:before="0" w:after="0" w:line="240" w:lineRule="auto"/>
+              <w:jc w:val="left"/>
+              <w:rPr>
+                <w:rFonts w:ascii="Times New Roman" w:hAnsi="Times New Roman" w:cs="Times New Roman" w:eastAsia="Times New Roman"/>
+                <w:sz w:val="28"/>
+                <w:szCs w:val="28"/>
+                <w:lang w:val="ru-RU"/>
+              </w:rPr>
+            </w:pPr>
+            <w:r>
+              <w:rPr>
+                <w:rFonts w:ascii="Times New Roman" w:hAnsi="Times New Roman" w:cs="Times New Roman" w:eastAsia="Times New Roman"/>
+                <w:color w:val="000000"/>
+                <w:sz w:val="24"/>
+                <w:szCs w:val="24"/>
+                <w:lang w:val="ru-RU"/>
+              </w:rPr>
+              <w:t xml:space="preserve">Сегментация</w:t>
             </w:r>
           </w:p>
         </w:tc>
@@ -49704,7 +41804,7 @@
           <w:szCs w:val="28"/>
           <w:lang w:val="ru-RU"/>
         </w:rPr>
-        <w:t xml:space="preserve">Восемь пробелов в таблице 2.3.7 не являются независимыми. Они образуют связанный кластер вокруг одной общей характеристики — преимущественно push-ориентированного продвижения банковского сервисного игрока с локальной коммерческой базой, опирающегося на устаревшую гипотезу органического спроса. Канальный пробел (1), географический пробел (8) и сегментный пробел (3) — это пробелы охвата. Контентный пробел (2), доказательный пробел (4) и People-пробел (5) — это пробелы аргументации. Конверсионный пробел (6) и лояльностный пробел (7) — это пробелы инфраструктуры воронки. Управленческая повестка главы 3 распадается на три параллельных направления — расширение охвата, усиление аргументации, достройка инфраструктуры воронки.</w:t>
+        <w:t xml:space="preserve">Восемь пробелов в таблице 2.3.6 не являются независимыми. Они образуют связанный кластер вокруг одной общей характеристики — преимущественно push-ориентированного продвижения банковского сервисного игрока с локальной коммерческой базой, опирающегося на устаревшую гипотезу органического спроса. Канальный пробел (1), географический пробел (8) и сегментный пробел (3) — это пробелы охвата. Контентный пробел (2), доказательный пробел (4) и People-пробел (5) — это пробелы аргументации. Конверсионный пробел (6) и лояльностный пробел (7) — это пробелы инфраструктуры воронки. Управленческая повестка главы 3 распадается на три параллельных направления — расширение охвата, усиление аргументации, достройка инфраструктуры воронки.</w:t>
       </w:r>
     </w:p>
     <w:p>

--- a/ВКР ГОТОВОЕ.docx
+++ b/ВКР ГОТОВОЕ.docx
@@ -12659,7 +12659,7 @@
           <w:szCs w:val="28"/>
           <w:lang w:val="ru-RU"/>
         </w:rPr>
-        <w:t xml:space="preserve">Анализ стратегии продвижения нового продукта начинается с разбора объекта, а не с разбора рынка. Без точного описания компании, её ресурсной базы и самого продукта оценка каналов, аудитории и рыночной позиции теряет основу. Поэтому первый шаг — характеристика Ак Барс Банка как разработчика Face2 и самого биометрического сервиса как объекта продвижения.</w:t>
+        <w:t xml:space="preserve">Анализ стратегии продвижения нового продукта закономерно начинается с разбора самого объекта; рассмотрение рынка отнесено на следующий аналитический шаг. При отсутствии точного описания компании, её ресурсной базы и самого продукта оценка каналов, целевой аудитории и рыночной позиции лишается опоры. Первым шагом, исходя из этого, выступает характеристика Ак Барс Банка как разработчика Face2, к которой примыкает описание биометрического сервиса в качестве объекта продвижения.</w:t>
       </w:r>
     </w:p>
     <w:p>
@@ -12682,7 +12682,7 @@
           <w:szCs w:val="28"/>
           <w:lang w:val="ru-RU"/>
         </w:rPr>
-        <w:t xml:space="preserve">Акционерный коммерческий банк «Ак Барс» — публичное акционерное общество с юридическим адресом в Казани, улица Декабристов, дом 1 [26, с. 7]. Банк работает по генеральной банковской лицензии Центрального банка Российской Федерации с 1993 года и входит в государственную систему страхования вкладов физических лиц [26, с. 6]. Государственная страховка покрывает выплаты по вкладам в пределах 1,4 млн рублей, а в особых обстоятельствах — до 10 млн рублей [26, с. 6]. Основной профиль группы — коммерческие и розничные банковские операции на территории России [26, с. 6]. Республика Татарстан — основной регион присутствия банка, и доля местных поставщиков в общем бюджете закупок на конец 2024 года составила не менее 60% [28, с. 67].</w:t>
+        <w:t xml:space="preserve">Акционерный коммерческий банк «Ак Барс» — публичное акционерное общество с юридическим адресом в Казани, улица Декабристов, дом 1 [26, с. 7]. Деятельность банк ведёт с 1993 года на основании генеральной банковской лицензии Центрального банка Российской Федерации и включён в государственную систему страхования вкладов физических лиц [26, с. 6]. По государственной страховой схеме выплаты по вкладам обеспечиваются в пределах 1,4 млн рублей, а в особых обстоятельствах размер компенсации повышается до 10 млн рублей [26, с. 6]. Основной профиль группы образуют коммерческие и розничные банковские операции на территории России [26, с. 6]. Главным регионом присутствия банка остаётся Республика Татарстан; на конец 2024 года доля местных поставщиков в общем бюджете закупок составила не менее 60 % [28, с. 67].</w:t>
       </w:r>
     </w:p>
     <w:p>
@@ -12705,7 +12705,7 @@
           <w:szCs w:val="28"/>
           <w:lang w:val="ru-RU"/>
         </w:rPr>
-        <w:t xml:space="preserve">Помимо самого банка в группу входят инвестиционные компании, лизинговая компания, страховые организации и негосударственный пенсионный фонд [26, с. 7]. Такая конструкция позволяет банку выходить за пределы классического кредитования и расчётов и собирать вокруг себя смежные финансовые сервисы — от пенсионных накоплений и страхования до лизинга оборудования. Состав группы показан на рисунке 2.1.1: банк объединяет вокруг головной кредитной организации инвестиционный, страховой и пенсионный блоки в единое юридически связанное целое.</w:t>
+        <w:t xml:space="preserve">Помимо самого банка в состав группы включены инвестиционные компании, лизинговая компания, страховые организации и негосударственный пенсионный фонд [26, с. 7]. Подобная конструкция расширяет сферу деятельности банка за пределы классического кредитования и расчётов и группирует вокруг него смежные финансовые сервисы — пенсионные накопления, страхование, лизинг оборудования и инвестиционные услуги. Состав группы отражён на рисунке 2.1.1: вокруг головной кредитной организации сведены инвестиционный, страховой и пенсионный блоки, образующие единое юридически связанное целое.</w:t>
       </w:r>
     </w:p>
     <w:p>
@@ -12993,7 +12993,7 @@
           <w:szCs w:val="28"/>
           <w:lang w:val="ru-RU"/>
         </w:rPr>
-        <w:t xml:space="preserve">Финансовый масштаб группы характеризует её как крупного регионального игрока с устойчивой федеральной инфраструктурой. Совокупные активы выросли почти на четверть за один год — с 946,9 млрд рублей на конец 2024 года до 1 157,3 млрд рублей на конец 2025 года [25, с. 1]. Прибыль за 2025 год вернулась к двузначным значениям и достигла 15,7 млрд рублей после слабого 2024 года, когда на финансовый результат давили резервы по кредитным убыткам и переоценка активов [25, с. 2]. По собственной отчётности банка по российским стандартам бухгалтерского учёта чистая прибыль за 2024 год составила 15,4 млрд рублей и более чем в два раза превысила результат 2023 года; рентабельность капитала достигла 15,4%, рентабельность активов — 1,7%, отношение операционных расходов к доходам — 37,8% [28, с. 16–17]. Сводная динамика основных консолидированных показателей собрана в таблице 2.1.1.</w:t>
+        <w:t xml:space="preserve">Финансовый масштаб группы характеризует её как крупного регионального игрока, опирающегося на устойчивую федеральную инфраструктуру. За один год совокупные активы выросли почти на четверть и поднялись с 946,9 млрд рублей на конец 2024 года до 1 157,3 млрд рублей на конец 2025 года [25, с. 1]. По итогам 2025 года прибыль вернулась к двузначным значениям и достигла 15,7 млрд рублей; в слабом 2024 году финансовый результат сдерживали резервы по кредитным убыткам и переоценка активов [25, с. 2]. Согласно собственной отчётности банка по российским стандартам бухгалтерского учёта, чистая прибыль за 2024 год составила 15,4 млрд рублей и более чем в два раза превысила результат 2023 года; рентабельность капитала достигла 15,4 %, рентабельность активов — 1,7 %, отношение операционных расходов к доходам — 37,8 % [28, с. 16–17]. Сводная динамика основных консолидированных показателей собрана в таблице 2.1.1.</w:t>
       </w:r>
     </w:p>
     <w:p>
@@ -13836,7 +13836,7 @@
           <w:szCs w:val="28"/>
           <w:lang w:val="ru-RU"/>
         </w:rPr>
-        <w:t xml:space="preserve">Общая картина — рост процентной маржи и восстановление прибыли после провального 2024 года. Чистые процентные доходы выросли с 31,8 млрд рублей в 2023 году до 58,1 млрд рублей в 2025 году, то есть почти в 1,8 раза за два года [25, с. 2; 26, с. 2]. Совокупный капитал увеличился со 106,1 млрд рублей на конец 2023 года до 126,4 млрд рублей на конец 2025 года: банк наращивает собственные средства параллельно росту активов и не выплачивает дивиденды по итогам отчётных периодов [25, с. 3; 26, с. 3]. Свободные средства идут в развитие, а не в выплаты акционерам. Этот факт важен для запуска нового продукта: ресурсы для продвижения остаются внутри группы.</w:t>
+        <w:t xml:space="preserve">Общая картина итогового двухлетия укладывается в формулу восстановления прибыли и расширения процентной маржи после провального 2024 года. Чистые процентные доходы за два года выросли почти в 1,8 раза — с 31,8 млрд рублей в 2023 году до 58,1 млрд рублей в 2025 году [25, с. 2; 26, с. 2]. Совокупный капитал увеличился со 106,1 млрд рублей на конец 2023 года до 126,4 млрд рублей на конец 2025 года: собственные средства наращиваются параллельно росту активов, дивиденды по итогам отчётных периодов не выплачиваются [25, с. 3; 26, с. 3]. Свободные ресурсы остаются внутри группы и направляются в развитие. Это обстоятельство существенно для запуска нового продукта: средства для продвижения сохраняются в распоряжении банка.</w:t>
       </w:r>
     </w:p>
     <w:p>
@@ -13859,7 +13859,7 @@
           <w:szCs w:val="28"/>
           <w:lang w:val="ru-RU"/>
         </w:rPr>
-        <w:t xml:space="preserve">Сегментная раскладка операций группы по пяти направлениям — розничные, корпоративные, инвестиционные и казначейские банковские операции, а также прочие операции — концентрирует основной финансовый результат в корпоративном и инвестиционном сегментах [25, с. 66, 68]. Это важно для продвижения Face2: основной коммерческий потенциал биометрии сосредоточен в B2B-сценариях для корпоративных и инвестиционных клиентов, и собственная клиентская база группы в этих сегментах работает как готовый канал входа.</w:t>
+        <w:t xml:space="preserve">Сегментная раскладка операций группы по пяти направлениям — розничные, корпоративные, инвестиционные, казначейские банковские операции и прочие операции — концентрирует основной финансовый результат в корпоративном и инвестиционном сегментах [25, с. 66, 68]. Этот факт значим для продвижения Face2: коммерческий потенциал биометрии в основном сосредоточен в B2B-сценариях для корпоративных и инвестиционных клиентов, а собственная клиентская база группы в этих сегментах работает как готовый канал входа.</w:t>
       </w:r>
     </w:p>
     <w:p>
@@ -13882,7 +13882,7 @@
           <w:szCs w:val="28"/>
           <w:lang w:val="ru-RU"/>
         </w:rPr>
-        <w:t xml:space="preserve">Фундамент рыночной позиции банка задаёт стратегия. Действующая Стратегия развития Ак Барс Банка на 2022–2026 годы фиксирует три приоритета: эффективность, клиентоцентричность, гибкость [28, с. 16]. Эффективность подразумевает масштабирование бизнеса с устойчивой прибыльностью и контроль уровня риска. Клиентоцентричность — построение долгосрочных отношений и рост числа продуктов на одного клиента. Гибкость — скорость и качество процессов и способность быстро реагировать на изменения внешней среды. Под эти приоритеты банк разворачивает четыре направления трансформации: развитие продуктовых предложений и клиентских путей, организационную эволюцию, развитие ИТ-инфраструктуры и платформ в логике технологического суверенитета, а также управление рисками [28, с. 16]. Сама миссия сформулирована коротко — «Сегодня и всегда мы создаём возможности для достижения целей нашими клиентами и партнёрами» [28, с. 5].</w:t>
+        <w:t xml:space="preserve">Фундаментом рыночной позиции банка служит стратегия. В действующей Стратегии развития Ак Барс Банка на 2022–2026 годы зафиксированы три приоритета: эффективность, клиентоцентричность и гибкость [28, с. 16]. Под эффективностью понимаются масштабирование бизнеса с устойчивой прибыльностью и контроль уровня риска. Клиентоцентричность раскрывается через выстраивание долгосрочных отношений и рост числа продуктов в расчёте на одного клиента. Гибкость трактуется как скорость и качество процессов, а также как способность оперативно реагировать на изменения внешней среды. Под обозначенные приоритеты разворачиваются четыре направления трансформации: развитие продуктовых предложений и клиентских путей, организационная эволюция, развитие ИТ-инфраструктуры и платформ в логике технологического суверенитета, а также управление рисками [28, с. 16]. Сама миссия сформулирована лаконично — «Сегодня и всегда мы создаём возможности для достижения целей нашими клиентами и партнёрами» [28, с. 5].</w:t>
       </w:r>
     </w:p>
     <w:p>
@@ -13905,7 +13905,7 @@
           <w:szCs w:val="28"/>
           <w:lang w:val="ru-RU"/>
         </w:rPr>
-        <w:t xml:space="preserve">Биометрический продукт встаёт в этот стратегический контур естественно. Линия «технологический суверенитет» закрывается у Face2 через сертификацию ФСБ, ФСТЭК и попадание в реестр отечественного программного обеспечения [27]. Линия «клиентоцентричность» — через переход на сценарии оплаты и доступа без карт и документов. Линия «гибкость» — через возможность быстро запускать сервисы на одной платформе для разных сегментов B2B. Face2 — не точечный эксперимент, а реализация трёх приоритетов одновременно.</w:t>
+        <w:t xml:space="preserve">В этот стратегический контур биометрический продукт встраивается естественным образом. По линии «технологический суверенитет» позиции Face2 закрепляются сертификацией ФСБ, ФСТЭК и присутствием в реестре отечественного программного обеспечения [27]. По линии «клиентоцентричность» — переходом на сценарии оплаты и доступа без карт и документов. По линии «гибкость» — возможностью оперативного запуска сервисов на единой платформе под разные сегменты B2B. Тем самым Face2 выступает реализацией трёх приоритетов сразу, при этом продукт выходит за рамки точечного эксперимента.</w:t>
       </w:r>
     </w:p>
     <w:p>
@@ -13928,7 +13928,7 @@
           <w:szCs w:val="28"/>
           <w:lang w:val="ru-RU"/>
         </w:rPr>
-        <w:t xml:space="preserve">Клиентская база и розничный портфель банка задают канал, через который продукт может быть распространён во внешний рынок. Сводные показатели за 2024 год даны в таблице 2.1.2.</w:t>
+        <w:t xml:space="preserve">Канал распространения продукта во внешний рынок задаётся клиентской базой и розничным портфелем банка. Сводные показатели за 2024 год даны в таблице 2.1.2.</w:t>
       </w:r>
     </w:p>
     <w:p>
@@ -14715,7 +14715,7 @@
           <w:szCs w:val="28"/>
           <w:lang w:val="ru-RU"/>
         </w:rPr>
-        <w:t xml:space="preserve">Структура клиентской базы показывает, что банк уже работает одновременно с массовой розницей, корпоративным сегментом и социальной аудиторией Татарстана. Карта жителя Республики Татарстан охватывает 450 тыс. держателей, а только за 2024 год выдано 345 тыс. карт; среди держателей — 115 тыс. школьников, обороты по картам за школьное питание превысили 147,5 млн рублей [28, с. 29]. Такая встроенность банка в социальную инфраструктуру региона даёт Face2 готовую площадку для пилотов и распространения сценариев — от прохода в библиотеки до оплаты в школьных столовых.</w:t>
+        <w:t xml:space="preserve">Из структуры клиентской базы видно, что банк уже одновременно работает с массовой розницей, корпоративным сегментом и социальной аудиторией Татарстана. Картой жителя Республики Татарстан охвачено 450 тыс. держателей, при этом за 2024 год выдано 345 тыс. карт; в числе держателей — 115 тыс. школьников, обороты по картам за школьное питание превысили 147,5 млн рублей [28, с. 29]. Подобная встроенность банка в социальную инфраструктуру региона предоставляет Face2 готовую площадку для пилотов и масштабирования сценариев — от прохода в библиотеки до оплаты в школьных столовых.</w:t>
       </w:r>
     </w:p>
     <w:p>
@@ -14738,7 +14738,7 @@
           <w:szCs w:val="28"/>
           <w:lang w:val="ru-RU"/>
         </w:rPr>
-        <w:t xml:space="preserve">Цифровая зрелость банка делает биометрию частью продуктового ландшафта, а не экзотической надстройкой. Через мобильное приложение «Ак Барс Онлайн» за год прошло 12 млн транзакций, активная аудитория сервиса удержалась на уровне около 930 тыс. человек даже после удаления приложения из AppStore в начале 2024 года [28, с. 33]. Внутри приложения уже реализован функционал оплаты по биометрии [28, с. 33]. На портале государственных и муниципальных услуг Татарстана за год совершено 1,2 млн транзакций через Систему быстрых платежей при участии банка [28, с. 33]. Запущен биоэквайринг через СБП в Казанском метрополитене — проект банк ведёт совместно с Министерством цифрового развития, связи и массовых коммуникаций РФ, Министерством транспорта РФ, Центром биометрических технологий и Национальной системой платёжных карт [28, с. 30–31]. Параллельно идёт пилот биоэквайринга через СБП на POS-терминалах [28, с. 31]. Банк включён в реестр отечественного ПО Минцифры по системе ТЭКОМ — собственной платформе автоматических проверок и регистрации клиентов для торгового эквайринга [28, с. 31].</w:t>
+        <w:t xml:space="preserve">Цифровая зрелость банка переводит биометрию в часть продуктового ландшафта; экзотической надстройкой она при этом не выглядит. За год через мобильное приложение «Ак Барс Онлайн» прошло 12 млн транзакций, активная аудитория сервиса удержалась на уровне около 930 тыс. человек даже после удаления приложения из AppStore в начале 2024 года [28, с. 33]. Внутри приложения уже реализован функционал оплаты по биометрии [28, с. 33]. На портале государственных и муниципальных услуг Татарстана за год при участии банка совершено 1,2 млн транзакций через Систему быстрых платежей [28, с. 33]. Запущен биоэквайринг через СБП в Казанском метрополитене; проект ведётся банком совместно с Министерством цифрового развития, связи и массовых коммуникаций РФ, Министерством транспорта РФ, Центром биометрических технологий и Национальной системой платёжных карт [28, с. 30–31]. Параллельно идёт пилот биоэквайринга через СБП на POS-терминалах [28, с. 31]. Банк включён в реестр отечественного ПО Минцифры по системе ТЭКОМ — собственной платформе автоматических проверок и регистрации клиентов для торгового эквайринга [28, с. 31].</w:t>
       </w:r>
     </w:p>
     <w:p>
@@ -14761,7 +14761,7 @@
           <w:szCs w:val="28"/>
           <w:lang w:val="ru-RU"/>
         </w:rPr>
-        <w:t xml:space="preserve">Внешнюю оценку устойчивости банку дают рейтинговые агентства. Сводные действующие рейтинги собраны в таблице 2.1.3.</w:t>
+        <w:t xml:space="preserve">Внешнюю оценку устойчивости даёт банку рейтинговое сообщество. Сводные действующие рейтинги собраны в таблице 2.1.3.</w:t>
       </w:r>
     </w:p>
     <w:p>
@@ -15430,7 +15430,7 @@
           <w:szCs w:val="28"/>
           <w:lang w:val="ru-RU"/>
         </w:rPr>
-        <w:t xml:space="preserve">Совокупность рейтингов «A» по национальной шкале и подтверждённого ESG-статуса формирует репутационный капитал, который банк переносит на дочерние продукты. Для B2B-заказчика Face2 это означает, что за биометрической системой стоит финансово устойчивый и аккредитованный по ESG банк, а не отдельный технологический стартап. Сеть из 166 дополнительных офисов в Татарстане и других регионах России [26, с. 7] стала первой площадкой для тестирования и масштабирования биометрических решений Face2.</w:t>
+        <w:t xml:space="preserve">Совокупность рейтингов «A» по национальной шкале и подтверждённого ESG-статуса формирует репутационный капитал, переносимый банком на дочерние продукты. Применительно к B2B-заказчику Face2 это означает, что за биометрической системой стоит финансово устойчивый и аккредитованный по ESG банк, тогда как отдельный технологический стартап такого подкрепления предложить не может. Сетью из 166 дополнительных офисов в Татарстане и других регионах России [26, с. 7] биометрические решения Face2 впервые тестировались и в дальнейшем масштабировались.</w:t>
       </w:r>
     </w:p>
     <w:p>
@@ -15453,7 +15453,7 @@
           <w:szCs w:val="28"/>
           <w:lang w:val="ru-RU"/>
         </w:rPr>
-        <w:t xml:space="preserve">Биометрия — одно из инновационных направлений, в котором финансовая база банка соединяется с собственной технологической разработкой. Face2 закрепляет это направление как самостоятельный продуктовый бренд, а не как внутренний ИТ-проект.</w:t>
+        <w:t xml:space="preserve">Биометрия выступает одним из инновационных направлений, в котором финансовая база банка соединена с собственной технологической разработкой. За счёт Face2 это направление закрепляется как самостоятельный продуктовый бренд; внутренним ИТ-проектом оно при этом перестаёт быть.</w:t>
       </w:r>
     </w:p>
     <w:p>
@@ -15476,7 +15476,7 @@
           <w:szCs w:val="28"/>
           <w:lang w:val="ru-RU"/>
         </w:rPr>
-        <w:t xml:space="preserve">Команда Face2 много лет экспериментировала с разными методами обработки изображений и сосредоточилась на компьютерном зрении [27]. Точкой старта стал тестовый биометрический проект 2019 года в офисах самого банка. Хронология развития проекта собрана в таблице 2.1.4.</w:t>
+        <w:t xml:space="preserve">На протяжении нескольких лет команда Face2 экспериментировала с разными методами обработки изображений и сосредоточилась на компьютерном зрении [27]. Точкой старта послужил тестовый биометрический проект 2019 года в офисах самого банка. Хронология развития проекта собрана в таблице 2.1.4.</w:t>
       </w:r>
     </w:p>
     <w:p>
@@ -16044,7 +16044,7 @@
           <w:szCs w:val="28"/>
           <w:lang w:val="ru-RU"/>
         </w:rPr>
-        <w:t xml:space="preserve">Хронология показывает три фазы. Внутренний эксперимент 2019–2022 годов закладывал технологию и команду. Регуляторное оформление 2023 года давало юридическую оболочку и доступ к векторам ГИС ЕБС. Выход на массовые сценарии в 2024–2025 годах разворачивал продукт в транспорте, торговле и гостеприимстве. Каждая следующая фаза опирается на накопленную в предыдущей базу: сначала отладка на собственных сотрудниках, затем юридическая оболочка КБС, затем коммерческие сценарии для внешних заказчиков.</w:t>
+        <w:t xml:space="preserve">Из хронологии видны три фазы. На фазе внутреннего эксперимента 2019–2022 годов закладывались технология и команда. Регуляторное оформление 2023 года придавало проекту юридическую оболочку и открывало доступ к векторам ГИС ЕБС. На фазе 2024–2025 годов выход на массовые сценарии разворачивал продукт в транспорте, торговле и гостеприимстве. Каждая последующая фаза опирается на базу, накопленную в предыдущей: за отладкой на собственных сотрудниках следовало юридическое оформление КБС, а уже на нём строились коммерческие сценарии для внешних заказчиков.</w:t>
       </w:r>
     </w:p>
     <w:p>
@@ -16067,7 +16067,7 @@
           <w:szCs w:val="28"/>
           <w:lang w:val="ru-RU"/>
         </w:rPr>
-        <w:t xml:space="preserve">Регуляторный контур Face2 определяет 572-ФЗ от 29 декабря 2022 года — закон отдаёт сбор биометрии лица только аккредитованным организациям и обязывает хранить векторы в Государственной информационной системе ЕБС [27]. Аутентификация по биометрии разрешена только аккредитованным организациям и только при согласии гражданина [27]. Решение Минцифры России № 4-А от 15 ноября 2023 года вписало банк в число первых в стране операторов КБС, которые могут оказывать услуги на основе векторов из ГИС ЕБС [27]. Этот статус — главная разделительная линия между Face2 и локальными биометрическими системами на рынке: локальные решения нарушают 572-ФЗ, не сертифицированы ФСБ России и не обеспечивают защиты биометрических данных [27].</w:t>
+        <w:t xml:space="preserve">Регуляторный контур Face2 определяется 572-ФЗ от 29 декабря 2022 года; согласно этому закону, сбор биометрии лица закреплён исключительно за аккредитованными организациями, а векторы хранятся только в Государственной информационной системе ЕБС [27]. Аутентификация по биометрии допускается лишь для аккредитованных организаций и только при согласии гражданина [27]. Решением Минцифры России № 4-А от 15 ноября 2023 года банк включён в круг первых в стране операторов КБС, имеющих право оказывать услуги на основе векторов из ГИС ЕБС [27]. Этот статус выступает главной разделительной линией между Face2 и локальными биометрическими системами на рынке: локальные решения нарушают 572-ФЗ, не сертифицированы ФСБ России и не обеспечивают защиты биометрических данных [27].</w:t>
       </w:r>
     </w:p>
     <w:p>
@@ -16090,7 +16090,7 @@
           <w:szCs w:val="28"/>
           <w:lang w:val="ru-RU"/>
         </w:rPr>
-        <w:t xml:space="preserve">Технологическое ядро Face2 строится на компьютерном зрении и подчинено требованиям 572-ФЗ. Система Face2Pass прошла сертификацию ФСБ и ФСТЭК и попала в реестр отечественного программного обеспечения [27]. Заявленная точность распознавания — 99,5%, среднее время сканирования при благоприятных условиях — около двух секунд [27]. Архитектура работы с данными показана на рисунке 2.1.2.</w:t>
+        <w:t xml:space="preserve">Технологическое ядро Face2 базируется на компьютерном зрении и подчинено требованиям 572-ФЗ. Системой Face2Pass пройдена сертификация ФСБ и ФСТЭК, а сам продукт включён в реестр отечественного программного обеспечения [27]. Заявленная точность распознавания составляет 99,5 %, среднее время сканирования при благоприятных условиях — около двух секунд [27]. Архитектура работы с данными показана на рисунке 2.1.2.</w:t>
       </w:r>
     </w:p>
     <w:p>
@@ -16516,7 +16516,7 @@
           <w:szCs w:val="28"/>
           <w:lang w:val="ru-RU"/>
         </w:rPr>
-        <w:t xml:space="preserve">Схема снимает один из ключевых барьеров доверия к биометрии: клиент сдаёт упрощённую биометрию через приложение «Госуслуги Биометрия», вектор хранится в государственной системе, а банк получает обезличенный вектор только по явному согласию пользователя [27]. Криптозащита и сертификация ФСБ закрывают риски утечки и подделки.</w:t>
+        <w:t xml:space="preserve">Представленная схема снимает один из ключевых барьеров доверия к биометрии: упрощённая биометрия сдаётся клиентом через приложение «Госуслуги Биометрия», вектор хранится в государственной системе, а обезличенный вектор передаётся банку лишь по явному согласию пользователя [27]. Риски утечки и подделки закрываются криптозащитой и сертификацией ФСБ.</w:t>
       </w:r>
     </w:p>
     <w:p>
@@ -16539,7 +16539,7 @@
           <w:szCs w:val="28"/>
           <w:lang w:val="ru-RU"/>
         </w:rPr>
-        <w:t xml:space="preserve">Пользовательский путь подключения к Face2 укладывается в четыре шага: установка приложения «Госуслуги Биометрия», сдача упрощённой биометрии через приложение, согласие на использование биометрического вектора КБС Ак Барс Банка, проход в офис или оплата по лицу [27]. Каждый шаг — за пределами контура самого заказчика, что снимает с клиентского бизнеса нагрузку по сбору и хранению чувствительных данных. Со стороны заказчика для запуска требуется только турникет, совместимый с биотерминалами, стабильное интернет-соединение со скоростью не менее 10 Мбит/с и непрерывностью работы канала не менее 95%, а также доступ к базовой СКУД-системе [27]. Низкий порог входа по инфраструктуре — один из ключевых аргументов в продвижении.</w:t>
+        <w:t xml:space="preserve">Пользовательский путь подключения к Face2 укладывается в четыре шага: установка приложения «Госуслуги Биометрия», сдача упрощённой биометрии через приложение, согласие на использование биометрического вектора КБС Ак Барс Банка, проход в офис или оплата по лицу [27]. Каждый шаг находится за пределами контура самого заказчика, благодаря чему с клиентского бизнеса снимается нагрузка по сбору и хранению чувствительных данных. Со стороны заказчика для запуска требуются турникет, совместимый с биотерминалами, стабильное интернет-соединение со скоростью не менее 10 Мбит/с и непрерывностью работы канала не менее 95 %, а также доступ к базовой СКУД-системе [27]. Низкий порог входа по инфраструктуре относится к ключевым аргументам в продвижении.</w:t>
       </w:r>
     </w:p>
     <w:p>
@@ -16562,7 +16562,7 @@
           <w:szCs w:val="28"/>
           <w:lang w:val="ru-RU"/>
         </w:rPr>
-        <w:t xml:space="preserve">Линейка Face2 охватывает несколько крупных направлений и собирается вокруг базовой системы КБС, при этом продажи распадаются на два экономически разных уровня. Первый уровень — поставка полного контура коммерческой биометрической системы аккредитованной организации-оператору биометрии (банку-партнёру или государственной структуре, имеющей право регистрировать биометрические векторы в ЕБС): заказчику передаётся полный программный стек Face2 — модули «КБС API», «Face2Pay (Биоэквайринг)», «Проверка живости: пассивный liveness» и «Face2SDK» — с обязательными интеграциями ЕСИА, ЕБС, СМЭВ и КриптоПро DSS, разворачиваемыми у поставщика услуг через инсталлятор Helm или Ansible на серверах приложений и БД в защищённом контуре [47; 48]. На этом уровне сам заказчик должен быть зарегистрирован в ЕСИА как юридическое лицо и аккредитован для предоставления услуг с использованием биометрических данных, что отсекает от уровня 1 любые организации без профильного регуляторного статуса [47]. Второй уровень — подключение конечного объекта (магазина, турникета, бизнес-центра, спортивной арены, точки продажи алкоголя) к КБС, размещённой у Ак Барс Банка: заказчик не получает аккредитацию и не разворачивает у себя контур биометрии, а пользуется им как сервисом, платя по транзакционной или абонементной модели за число операций или количество подключённых точек, а в качестве клиентского ПО используется готовый Face2SDK или биотерминал [27; 48]. Состав продуктов и целевые сегменты с разнесением по этим двум уровням показаны в таблице 2.1.5.</w:t>
+        <w:t xml:space="preserve">Линейка Face2 охватывает несколько крупных направлений и собирается вокруг базовой системы КБС; продажи при этом распадаются на два экономически разных уровня. На первом уровне реализуется поставка полного контура коммерческой биометрической системы аккредитованной организации-оператору биометрии — банку-партнёру или государственной структуре, имеющей право регистрировать биометрические векторы в ЕБС: заказчику передаётся полный программный стек Face2 — модули «КБС API», «Face2Pay (Биоэквайринг)», «Проверка живости: пассивный liveness» и «Face2SDK» — с обязательными интеграциями ЕСИА, ЕБС, СМЭВ и КриптоПро DSS, разворачиваемыми у поставщика услуг через инсталлятор Helm или Ansible на серверах приложений и БД в защищённом контуре [47; 48]. На этом уровне сам заказчик должен быть зарегистрирован в ЕСИА как юридическое лицо и аккредитован для предоставления услуг с использованием биометрических данных, что отсекает от уровня 1 любые организации без профильного регуляторного статуса [47]. На втором уровне выполняется подключение конечного объекта (магазина, турникета, бизнес-центра, спортивной арены, точки продажи алкоголя) к КБС, размещённой у Ак Барс Банка: заказчик пользуется сервисом без получения аккредитации и без развёртывания собственного контура биометрии, расчёты строятся по транзакционной или абонементной модели — за число операций или количество подключённых точек, в качестве клиентского ПО используется готовый Face2SDK или биотерминал [27; 48]. Состав продуктов и целевые сегменты с разнесением по этим двум уровням показаны в таблице 2.1.5.</w:t>
       </w:r>
     </w:p>
     <w:p>
@@ -17579,7 +17579,7 @@
           <w:szCs w:val="28"/>
           <w:lang w:val="ru-RU"/>
         </w:rPr>
-        <w:t xml:space="preserve">Разделение на два уровня показывает, что один и тот же программный фундамент Face2 продаётся в двух экономически разных моделях. Первый уровень даёт банку единичные крупные сделки длительного цикла с аккредитованными контрагентами (банки, госструктуры, корпорации федерального масштаба), второй — массу типовых подключений конечных объектов с быстрой выручкой по транзакционной или абонементной схеме. Такая раскладка позволяет банку работать сразу в нескольких сегментах B2B и B2G и не привязываться к одному типу заказчика, но требует разной маркетинговой логики для каждого уровня: длинной экспертной коммуникации с аккредитованной организацией на первом уровне и короткой продуктовой коммуникации с конечным объектом на втором.</w:t>
+        <w:t xml:space="preserve">Из разделения на два уровня видно, что одна и та же программная основа Face2 продаётся в двух экономически разных моделях. Первый уровень обеспечивает банку единичные крупные сделки длительного цикла с аккредитованными контрагентами — банками, государственными структурами и корпорациями федерального масштаба; второй уровень даёт массу типовых подключений конечных объектов с быстрой выручкой по транзакционной или абонементной схеме. Подобная раскладка позволяет банку одновременно работать в нескольких сегментах B2B и B2G и не зависеть от одного типа заказчика; вместе с тем для каждого уровня требуется отдельная маркетинговая логика — длинная экспертная коммуникация с аккредитованной организацией на первом уровне и короткая продуктовая коммуникация с конечным объектом на втором.</w:t>
       </w:r>
     </w:p>
     <w:p>
@@ -17602,7 +17602,7 @@
           <w:szCs w:val="28"/>
           <w:lang w:val="ru-RU"/>
         </w:rPr>
-        <w:t xml:space="preserve">Помимо распознавания лиц Face2Pass расширяется в сторону видеоаналитики режимных объектов: обнаружение драк, упавших людей, оружия и подозрительных предметов, распознавание автомобильных номеров на парковках, подсчёт людей в очереди и в торговом зале [27]. Дополнительные сценарии помогают продавать систему вместе с услугой контроля доступа и снижают порог входа для заказчика, у которого видеоаналитика и СКУД покупаются одним пакетом.</w:t>
+        <w:t xml:space="preserve">Помимо распознавания лиц функциональность Face2Pass расширяется в сторону видеоаналитики режимных объектов: обнаружения драк, упавших людей, оружия и подозрительных предметов, распознавания автомобильных номеров на парковках, подсчёта людей в очереди и в торговом зале [27]. Дополнительные сценарии помогают продавать систему в комплекте с услугой контроля доступа и понижают порог входа для заказчика, у которого видеоаналитика и СКУД покупаются единым пакетом.</w:t>
       </w:r>
     </w:p>
     <w:p>
@@ -17625,7 +17625,7 @@
           <w:szCs w:val="28"/>
           <w:lang w:val="ru-RU"/>
         </w:rPr>
-        <w:t xml:space="preserve">Внешние партнёрства и пилотные внедрения 2024 года показывают, что Face2 уже вышел за пределы внутреннего контура группы. Биоэквайринг в Казанском метрополитене реализован совместно с Минцифры России, Минтрансом России, Центром биометрических технологий и Национальной системой платёжных карт [28, с. 30–31]. Проект «Электронный читательский билет» позволяет посещать Национальную библиотеку Республики Татарстан по биометрии, а сдать биометрию можно прямо в мобильном приложении «Карта жителя Республики Татарстан» [28, с. 29]. Биоэквайринг через СБП на POS-терминалах развивается как отдельная пилотная линия [28, с. 31]. Совокупность партнёров федерального уровня и социальных сценариев в Татарстане формирует первую референтную базу для масштабирования продукта на другие регионы.</w:t>
+        <w:t xml:space="preserve">О выходе Face2 за пределы внутреннего контура группы свидетельствуют внешние партнёрства и пилотные внедрения 2024 года. Биоэквайринг в Казанском метрополитене реализован совместно с Минцифры России, Минтрансом России, Центром биометрических технологий и Национальной системой платёжных карт [28, с. 30–31]. Проектом «Электронный читательский билет» обеспечивается посещение Национальной библиотеки Республики Татарстан по биометрии, а сама биометрия сдаётся прямо в мобильном приложении «Карта жителя Республики Татарстан» [28, с. 29]. Биоэквайринг через СБП на POS-терминалах развивается как отдельная пилотная линия [28, с. 31]. Сочетание партнёров федерального уровня и социальных сценариев в Татарстане формирует первую референтную базу, на которую можно опереться при масштабировании продукта на другие регионы.</w:t>
       </w:r>
     </w:p>
     <w:p>
@@ -17648,7 +17648,7 @@
           <w:szCs w:val="28"/>
           <w:lang w:val="ru-RU"/>
         </w:rPr>
-        <w:t xml:space="preserve">Опорной площадкой для отладки продукта остаётся сам банк. Сервисом прохода по биометрии пользуются больше пяти тысяч сотрудников, во всех офисах и отделениях установлено около двухсот биотерминалов, через них же ведётся учёт рабочего времени [27]. Внутренняя инсталляция работает постоянно и даёт команде площадку для проверки решения в реальной нагрузке. Накопленный там опыт банк переносит во внешние коммерческие проекты: масштаб клиентских внедрений колеблется от двухсот до пятнадцати тысяч биометрических векторов на одну инсталляцию [27]. Нормативные особенности обращения с биометрическими персональными данными — состав 572-ФЗ, ужесточение ответственности по 420-ФЗ и 421-ФЗ от 30.11.2024, штрафы и уголовная ответственность — детально разобраны в подразделе 2.2 «Регуляторный и инфраструктурный контур рынка» и здесь не повторяются.</w:t>
+        <w:t xml:space="preserve">Опорной площадкой отладки продукта остаётся сам банк. Сервисом прохода по биометрии пользуются больше пяти тысяч сотрудников; во всех офисах и отделениях установлено около двухсот биотерминалов, через них же ведётся учёт рабочего времени [27]. Внутренняя инсталляция работает постоянно и предоставляет команде площадку для проверки решения в реальной нагрузке. Накопленный там опыт переносится банком во внешние коммерческие проекты: масштаб клиентских внедрений колеблется от двухсот до пятнадцати тысяч биометрических векторов на одну инсталляцию [27]. Нормативные особенности обращения с биометрическими персональными данными — состав 572-ФЗ, ужесточение ответственности по 420-ФЗ и 421-ФЗ от 30.11.2024, штрафы и уголовная ответственность — детально разобраны в подразделе 2.2 «Регуляторный и инфраструктурный контур рынка» и здесь не повторяются.</w:t>
       </w:r>
     </w:p>
     <w:p>
@@ -17671,7 +17671,7 @@
           <w:szCs w:val="28"/>
           <w:lang w:val="ru-RU"/>
         </w:rPr>
-        <w:t xml:space="preserve">Получившаяся характеристика складывается из двух уровней. На верхнем — крупный региональный банк со штаб-квартирой в Казани, концентрированной акционерной базой, рейтингами «A» по национальной шкале, утверждённой стратегией с тремя приоритетами «эффективность — клиентоцентричность — гибкость», клиентской базой почти в миллион физических лиц и развитой цифровой инфраструктурой. На нижнем — собственный биометрический продукт с государственной аккредитацией, сертификацией ФСБ, отлаженной внутренней инсталляцией, понятной продуктовой линейкой для четырёх целевых сегментов B2B и первой коммерческой референтной базой в виде проектов с Минцифры, Минтрансом и НСПК. Эти исходные данные задают точку старта для дальнейшего анализа: дальше нужно понять, в каком конкурентном окружении Face2 выходит на рынок, какие игроки уже работают в этой нише и какие ограничения сдерживают спрос на коммерческую биометрию.</w:t>
+        <w:t xml:space="preserve">Получившаяся характеристика складывается из двух уровней. Верхний уровень образуют крупный региональный банк со штаб-квартирой в Казани, концентрированной акционерной базой, рейтингами «A» по национальной шкале, утверждённой стратегией с тремя приоритетами «эффективность — клиентоцентричность — гибкость», клиентской базой почти в миллион физических лиц и развитой цифровой инфраструктурой. Нижний уровень составляют собственный биометрический продукт с государственной аккредитацией, сертификацией ФСБ, отлаженной внутренней инсталляцией, понятной продуктовой линейкой для четырёх целевых сегментов B2B и первой коммерческой референтной базой в виде проектов с Минцифры, Минтрансом и НСПК. Этими исходными данными задаётся точка старта для дальнейшего анализа: на следующем шаге требуется понять, в каком конкурентном окружении Face2 выходит на рынок, какие игроки уже работают в этой нише и какие ограничения сдерживают спрос на коммерческую биометрию.</w:t>
       </w:r>
     </w:p>
     <w:p>
@@ -17720,7 +17720,7 @@
           <w:szCs w:val="28"/>
           <w:lang w:val="ru-RU"/>
         </w:rPr>
-        <w:t xml:space="preserve">Параграф 2.1 описал Face2 как объект продвижения и Ак Барс Банк как разработчика. Чтобы стратегия продвижения опиралась не только на внутренние характеристики продукта, но и на внешний контекст, в этом параграфе решаются четыре связанные задачи. Сначала фиксируется масштаб и фаза российского рынка биометрии — без этого невозможно оценить, насколько ёмкое окружение, в которое выходит Face2. Затем разбирается сегментная структура рынка и регуляторно-инфраструктурный контур, формирующий правила игры для всех участников. На полученной фактической базе строится сводный PESTEL-анализ макросреды, переводящий разрозненные внешние факторы в управленческий вход для стратегии продвижения. На этой основе строится карта конкурентов, дополняется анализом пяти конкурентных сил М. Портера и переводится в сравнительный анализ Face2 с ключевыми игроками — банками-разработчиками биометрических сервисов и технологическими вендорами. Финальная часть формулирует конкурентную позицию Face2 и пробелы, на которые опирается план продвижения в главе 3.</w:t>
+        <w:t xml:space="preserve">В параграфе 2.1 был описан Face2 как объект продвижения, а Ак Барс Банк — как разработчик продукта. Чтобы стратегия продвижения опиралась как на внутренние характеристики продукта, так и на внешний контекст, в настоящем параграфе решаются четыре связанные задачи. На первом шаге фиксируются масштаб и фаза российского рынка биометрии — без этой работы оценка ёмкости окружения, в которое выходит Face2, оказывается невозможной. На втором — разбираются сегментная структура рынка и регуляторно-инфраструктурный контур, формирующий правила игры для всех участников. На полученной фактической базе выстраивается сводный PESTEL-анализ макросреды, переводящий разрозненные внешние факторы в управленческий вход для стратегии продвижения. На этой основе строится карта конкурентов, дополняется анализом пяти конкурентных сил М. Портера и переводится в сравнительный анализ Face2 с ключевыми игроками — банками-разработчиками биометрических сервисов и технологическими вендорами. В финальной части формулируются конкурентная позиция Face2 и пробелы, на которые опирается план продвижения в главе 3.</w:t>
       </w:r>
     </w:p>
     <w:p>
@@ -17769,7 +17769,7 @@
           <w:szCs w:val="28"/>
           <w:lang w:val="ru-RU"/>
         </w:rPr>
-        <w:t xml:space="preserve">Российская инфраструктура биометрической идентификации сформировалась в три этапа. В 2017 году был принят Федеральный закон от 31 декабря 2017 года № 482-ФЗ, закрепивший возможность проведения удалённой идентификации, в первом квартале 2018 года Банком России и «Ростелекомом» создана Единая биометрическая система, а 30 июня 2018 года механизм удалённой идентификации запущен в коммерческую эксплуатацию [34]. На 1 января 2021 года услуга сбора биометрических данных предоставлялась более чем в 13,3 тыс. структурных подразделений банков [34]. Конец 2021 года — точка институционального перехода: ЕБС получила статус государственной информационной системы, к ней подключились все банки, а оператором ЕБС было определено АО «Центр биометрических технологий» [38; 42]. С 1 января 2023 года вступил в силу Федеральный закон от 29 декабря 2022 года № 572-ФЗ, который зафиксировал обязательное хранение биометрических данных только в ГИС ЕБС и разрешил аутентификацию по биометрии только аккредитованным организациям при письменном согласии гражданина [33]. Эта последовательность нормативных и инфраструктурных шагов превратила биометрию из набора пилотных проектов в регулируемую государством рыночную инфраструктуру.</w:t>
+        <w:t xml:space="preserve">Российская инфраструктура биометрической идентификации формировалась поэтапно. В 2017 году принят Федеральный закон от 31 декабря 2017 года № 482-ФЗ, закрепивший возможность проведения удалённой идентификации; в первом квартале 2018 года Банком России и «Ростелекомом» создана Единая биометрическая система, а 30 июня 2018 года механизм удалённой идентификации запущен в коммерческую эксплуатацию [34]. На 1 января 2021 года услуга сбора биометрических данных предоставлялась более чем в 13,3 тыс. структурных подразделений банков [34]. К концу 2021 года произошёл институциональный переход: ЕБС получила статус государственной информационной системы, к ней подключились все банки, оператором ЕБС было определено АО «Центр биометрических технологий» [38; 42]. С 1 января 2023 года вступил в силу Федеральный закон от 29 декабря 2022 года № 572-ФЗ, которым закреплено обязательное хранение биометрических данных только в ГИС ЕБС, а аутентификация по биометрии разрешена лишь аккредитованным организациям при письменном согласии гражданина [33]. Этой последовательностью нормативных и инфраструктурных шагов биометрия была переведена из набора пилотных проектов в регулируемую государством рыночную инфраструктуру.</w:t>
       </w:r>
     </w:p>
     <w:p>
@@ -17792,7 +17792,7 @@
           <w:szCs w:val="28"/>
           <w:lang w:val="ru-RU"/>
         </w:rPr>
-        <w:t xml:space="preserve">Современный российский рынок биометрических платежей перешёл в фазу массового коммерческого использования в 2024–2025 годах. По данным Банка России, за первые девять месяцев 2025 года в России совершено 145,9 млн биометрических платежей, что в девять раз больше, чем за аналогичный период 2024 года, а денежный оборот этих платежей вырос почти в пять раз и достиг 112,5 млрд рублей [38]. К началу 2026 года в Единой биометрической системе зарегистрировались более 10 млн пользователей [38]. Эти цифры разворачивают картину рынка, на которую выходит Face2: ёмкое окружение, девятикратный годовой рост числа транзакций, сформированная инфраструктура и аккредитованный круг операторов, в который банк успел войти одним из первых.</w:t>
+        <w:t xml:space="preserve">В 2024–2025 годах современный российский рынок биометрических платежей перешёл в фазу массового коммерческого использования. По данным Банка России, за первые девять месяцев 2025 года в России совершено 145,9 млн биометрических платежей, что в девять раз больше показателя за аналогичный период 2024 года; денежный оборот этих платежей вырос почти в пять раз и достиг 112,5 млрд рублей [38]. К началу 2026 года в Единой биометрической системе зарегистрировались более 10 млн пользователей [38]. Эти цифры разворачивают картину рынка, на который выходит Face2: ёмкое окружение, девятикратный годовой рост числа транзакций, сформированная инфраструктура и аккредитованный круг операторов, в который банк успел войти одним из первых.</w:t>
       </w:r>
     </w:p>
     <w:p>
@@ -17815,7 +17815,7 @@
           <w:szCs w:val="28"/>
           <w:lang w:val="ru-RU"/>
         </w:rPr>
-        <w:t xml:space="preserve">Поквартальная статистика Банка России разворачивает динамику более детально. Во II квартале 2025 года биоэквайрингом воспользовались около 60 млн раз, оплатив товары и услуги на сумму около 45 млрд рублей; число операций в 1,5 раза превысило показатель I квартала 2025 года и в 11 раз — показатель II квартала 2024 года [43]. Средний чек биометрической операции составил 770 рублей в апреле — июне 2025 года против 774 рублей кварталом ранее [43]. Сопоставление с QR-эквайрингом за тот же период (около 990 млн операций на сумму более 1,3 трлн рублей при темпах +25% по числу и +16% по сумме [43]) даёт ключевой вывод: биоэквайринг растёт по темпам быстрее (+50% против +25%), но в 16 раз отстаёт по абсолютному масштабу количества операций — оба канала встраиваются в общий тренд бесконтактной розницы и делят между собой нишу «оплата без карты», не вытесняя друг друга. Сводные показатели динамики российского рынка биометрических платежей собраны в таблице 2.2.1.</w:t>
+        <w:t xml:space="preserve">Поквартальная статистика Банка России разворачивает динамику более детально. Во II квартале 2025 года биоэквайрингом воспользовались около 60 млн раз, оплатив товары и услуги на сумму около 45 млрд рублей; число операций в 1,5 раза превысило показатель I квартала 2025 года и в 11 раз — показатель II квартала 2024 года [43]. Средний чек биометрической операции составил 770 рублей в апреле — июне 2025 года против 774 рублей кварталом ранее [43]. Сопоставление с QR-эквайрингом за тот же период (около 990 млн операций на сумму более 1,3 трлн рублей при темпах +25 % по числу и +16 % по сумме [43]) даёт ключевой вывод: по темпам биоэквайринг растёт быстрее (+50 % против +25 %), однако по абсолютному масштабу количества операций отстаёт в 16 раз — оба канала встраиваются в общий тренд бесконтактной розницы и делят между собой нишу «оплата без карты» без взаимного вытеснения. Сводные показатели динамики российского рынка биометрических платежей собраны в таблице 2.2.1.</w:t>
       </w:r>
     </w:p>
     <w:p>
@@ -19182,7 +19182,7 @@
           <w:szCs w:val="28"/>
           <w:lang w:val="ru-RU"/>
         </w:rPr>
-        <w:t xml:space="preserve">Соотношение цифр в таблице 2.2.1 показывает, что рост рынка идёт прежде всего по числу транзакций при стабильном среднем чеке около 770 рублей: биометрия закрепляется в сценариях массовых небольших платежей, а не премиальных операций. Это смещает оптимальную стратегию продвижения биометрических продуктов с премиум-позиционирования на массовое использование в высокочастотных сценариях: транспорт, ритейл повседневного спроса, оплата услуг.</w:t>
+        <w:t xml:space="preserve">Из соотношения цифр в таблице 2.2.1 видно, что рост рынка идёт прежде всего по числу транзакций при стабильном среднем чеке около 770 рублей: в массовых небольших платежах биометрия закрепляется, тогда как в премиальных операциях её доля остаётся ограниченной. Эта особенность смещает оптимальную стратегию продвижения биометрических продуктов с премиум-позиционирования на массовое использование в высокочастотных сценариях — транспорте, ритейле повседневного спроса и оплате услуг.</w:t>
       </w:r>
     </w:p>
     <w:p>
@@ -19205,7 +19205,7 @@
           <w:szCs w:val="28"/>
           <w:lang w:val="ru-RU"/>
         </w:rPr>
-        <w:t xml:space="preserve">Лидер рынка биометрических платежей в Российской Федерации — ПАО Сбербанк со своим сервисом «Оплата улыбкой»: на август 2024 года — 2 млн биометрических транзакций в месяц, более 700 тыс. установленных терминалов и 30 млн зарегистрированных в собственной биометрической системе банка клиентов [32]. Этот масштаб задаёт верхнюю планку рынка и ориентир для всех остальных игроков.</w:t>
+        <w:t xml:space="preserve">Лидером рынка биометрических платежей в Российской Федерации выступает ПАО Сбербанк со своим сервисом «Оплата улыбкой»: на август 2024 года — 2 млн биометрических транзакций в месяц, более 700 тыс. установленных терминалов и 30 млн зарегистрированных в собственной биометрической системе банка клиентов [32]. Этим масштабом задаётся верхняя планка рынка и ориентир для всех остальных игроков.</w:t>
       </w:r>
     </w:p>
     <w:p>
@@ -19254,7 +19254,7 @@
           <w:szCs w:val="28"/>
           <w:lang w:val="ru-RU"/>
         </w:rPr>
-        <w:t xml:space="preserve">К началу 2026 года биометрические сервисы покрывают шесть устойчивых сегментов российского рынка: государственная идентификация через ЕБС/ЕСИА, финансовый сектор (биоэквайринг и онлайн-обслуживание), транспорт, СКУД режимных объектов, ритейл с возрастной верификацией и гостиничный сегмент [34; 38]. Каждый сегмент закреплён за своим типом заказчика и имеет собственный драйвер спроса; их характеристики собраны в таблице 2.2.2.</w:t>
+        <w:t xml:space="preserve">К началу 2026 года биометрические сервисы покрывают шесть устойчивых сегментов российского рынка: государственная идентификация через ЕБС/ЕСИА, финансовый сектор (биоэквайринг и онлайн-обслуживание), транспорт, СКУД режимных объектов, ритейл с возрастной верификацией и гостиничный сегмент [34; 38]. За каждым сегментом закреплён собственный тип заказчика и собственный драйвер спроса; характеристики сегментов собраны в таблице 2.2.2.</w:t>
       </w:r>
     </w:p>
     <w:p>
@@ -20379,7 +20379,7 @@
           <w:szCs w:val="28"/>
           <w:lang w:val="ru-RU"/>
         </w:rPr>
-        <w:t xml:space="preserve">Распределение драйверов в таблице 2.2.2 показывает, что один и тот же биометрический продукт продвигается в разных сегментах через разные ключевые сообщения: транзакционная скорость в финансовом и транспортном секторах, безопасность и точность учёта в СКУД, регуляторные требования в ритейле и гостиничном секторе. Для Face2 это уже учтено в продуктовой линейке (Face2Pay для эквайринга, Face2Pass для СКУД, Face2Check-in для гостиничного сегмента и подтверждения возраста, КБС под ключ для крупных заказчиков из государственного и корпоративного сегмента) [27]: каждый продукт линейки соответствует устойчивому рыночному сегменту со сформированным спросом.</w:t>
+        <w:t xml:space="preserve">Из распределения драйверов в таблице 2.2.2 видно, что один и тот же биометрический продукт продвигается в разных сегментах через разные ключевые сообщения: транзакционная скорость — в финансовом и транспортном секторах, безопасность и точность учёта — в СКУД, регуляторные требования — в ритейле и гостиничном секторе. Применительно к Face2 это распределение уже учтено в продуктовой линейке (Face2Pay для эквайринга, Face2Pass для СКУД, Face2Check-in для гостиничного сегмента и подтверждения возраста, КБС под ключ для крупных заказчиков из государственного и корпоративного сегмента) [27]: каждому продукту линейки соответствует устойчивый рыночный сегмент со сформированным спросом.</w:t>
       </w:r>
     </w:p>
     <w:p>
@@ -20428,7 +20428,7 @@
           <w:szCs w:val="28"/>
           <w:lang w:val="ru-RU"/>
         </w:rPr>
-        <w:t xml:space="preserve">Рынок биометрической идентификации в Российской Федерации работает в одном из самых жёстких регуляторных контуров среди мировых юрисдикций. Эту оценку прямо фиксирует генеральный директор VisionLabs Дмитрий Марков в публичных комментариях деловой прессе: «В России действует одно из самых жёстких законодательств в этой сфере»; в отличие от других стран, в России каждый сервис должен получать индивидуальное согласие гражданина на использование его биометрических данных [38]. Базой регулирования служит Федеральный закон от 29 декабря 2022 года № 572-ФЗ, относящий биометрические данные к специальной категории персональных данных, обязывающий хранить их в ГИС ЕБС и разрешающий аутентификацию по биометрии только аккредитованным организациям при наличии письменного согласия гражданина [33]. Архитектура работы пользователя с ЕБС строится на связке ЕСИА и ЕБС: первичная регистрация с явкой в уполномоченный банк, последующее использование биометрии через сайты или мобильные приложения банков и иных подключённых организаций [34]. Важная особенность — добровольность и бесплатность регистрации для гражданина, что одновременно открывает доступ к рынку широкого круга пользователей и ограничивает инструменты массового стимулирования сдачи биометрии [34].</w:t>
+        <w:t xml:space="preserve">Рынок биометрической идентификации в Российской Федерации действует в одном из наиболее жёстких регуляторных контуров среди мировых юрисдикций. Эта оценка прямо зафиксирована генеральным директором VisionLabs Дмитрием Марковым в публичных комментариях деловой прессе: «В России действует одно из самых жёстких законодательств в этой сфере»; в отличие от других стран, в России каждый сервис должен получать индивидуальное согласие гражданина на использование его биометрических данных [38]. Базой регулирования служит Федеральный закон от 29 декабря 2022 года № 572-ФЗ, относящий биометрические данные к специальной категории персональных данных, обязывающий хранить их в ГИС ЕБС и допускающий аутентификацию по биометрии лишь для аккредитованных организаций при наличии письменного согласия гражданина [33]. Архитектура работы пользователя с ЕБС выстроена на связке ЕСИА и ЕБС: первичная регистрация осуществляется с явкой в уполномоченный банк, а последующее использование биометрии — через сайты и мобильные приложения банков и иных подключённых организаций [34]. Важной особенностью выступают добровольность и бесплатность регистрации для гражданина: одновременно открывается доступ к рынку широкого круга пользователей и ограничиваются инструменты массового стимулирования сдачи биометрии [34].</w:t>
       </w:r>
     </w:p>
     <w:p>
@@ -20451,7 +20451,7 @@
           <w:szCs w:val="28"/>
           <w:lang w:val="ru-RU"/>
         </w:rPr>
-        <w:t xml:space="preserve">Регуляторный контур ужесточился в конце 2024 года. Федеральные законы от 30 ноября 2024 года № 420-ФЗ и № 421-ФЗ ввели крупные административные штрафы и уголовную ответственность за неправомерное обращение с биометрическими персональными данными: лишение свободы до пяти лет, административные штрафы до 20 млн рублей и до 1–3% годового дохода компании при повторных нарушениях [27]. Этот сдвиг превратил аккредитацию КБС и сертификацию ФСБ из формального статуса в жёсткий барьер входа на рынок: организация без аккредитации и сертификации не может легально работать с биометрией, а у уже аккредитованных игроков риски от потери аккредитации становятся сопоставимы с риском потери лицензии. Барьер работает в обе стороны: он защищает аккредитованных операторов от выхода на рынок неаккредитованных конкурентов и одновременно увеличивает их собственные операционные требования.</w:t>
+        <w:t xml:space="preserve">В конце 2024 года регуляторный контур ужесточился. Федеральными законами от 30 ноября 2024 года № 420-ФЗ и № 421-ФЗ введены крупные административные штрафы и уголовная ответственность за неправомерное обращение с биометрическими персональными данными: лишение свободы на срок до пяти лет, административные штрафы до 20 млн рублей и до 1–3 % годового дохода компании при повторных нарушениях [27]. Этим сдвигом аккредитация КБС и сертификация ФСБ из формального статуса переведены в жёсткий барьер входа на рынок: организация без аккредитации и сертификации легально работать с биометрией не может, а у уже аккредитованных игроков риски от потери аккредитации становятся сопоставимы с риском потери лицензии. Барьер действует в обе стороны: им защищаются аккредитованные операторы от выхода на рынок неаккредитованных конкурентов и одновременно увеличиваются их собственные операционные требования.</w:t>
       </w:r>
     </w:p>
     <w:p>
@@ -20474,7 +20474,7 @@
           <w:szCs w:val="28"/>
           <w:lang w:val="ru-RU"/>
         </w:rPr>
-        <w:t xml:space="preserve">Под уровень федерального закона подведён слой подзаконных актов Банка России, конкретизирующих требования к работе коммерческих биометрических систем. Поставщик услуг, разворачивающий КБС, должен одновременно соответствовать трём документам Банка России: Указанию от 25 сентября 2023 года № 6541-У, Методическим рекомендациям от 20 декабря 2023 года № 18-МР и Методическим рекомендациям от 23 декабря 2023 года № 19-МР [44; 45; 46]. Этот блок прямо зафиксирован в требованиях к поставщику услуг в руководстве по развёртыванию системы Face2 как обязательный наряду с 572-ФЗ [47]. На уровне технической реализации указанные акты переводятся в конкретный набор интеграций и инфраструктурных условий: регистрация поставщика в ЕСИА как юридического лица, подключение к ЕБС через защищённый канал «ТИБ ЕБС», регистрация в СМЭВ через личный кабинет участника взаимодействия (ЛКУВ), выпуск сертификата цифровой подписи — для интеграционной среды через ЛКУВ, для продуктовой среды через аккредитованные удостоверяющие центры, и хранение закрытой части сертификата во внешней системе типа КриптоПро DSS, развёрнутой в одном защищённом контуре с самой биометрической системой [47]. Совместное действие 572-ФЗ, законов об ужесточении ответственности от 30.11.2024 и подзаконного блока Банка России формирует пятиуровневую регуляторную конструкцию: федеральный закон, подзаконные акты Банка России, ведомственные сертификации ФСБ и ФСТЭК, реестр отечественного ПО, отраслевая аккредитация Минцифры. Каждый уровень повышает капиталоёмкость входа на рынок и удлиняет горизонт подготовки нового игрока.</w:t>
+        <w:t xml:space="preserve">Под уровень федерального закона подведён слой подзаконных актов Банка России, в которых конкретизируются требования к работе коммерческих биометрических систем. Поставщику услуг, разворачивающему КБС, предписано одновременно соответствовать трём документам Банка России: Указанию от 25 сентября 2023 года № 6541-У, Методическим рекомендациям от 20 декабря 2023 года № 18-МР и Методическим рекомендациям от 23 декабря 2023 года № 19-МР [44; 45; 46]. Этот блок прямо зафиксирован в требованиях к поставщику услуг в руководстве по развёртыванию системы Face2 в качестве обязательного наряду с 572-ФЗ [47]. На уровне технической реализации указанные акты переводятся в конкретный набор интеграций и инфраструктурных условий: регистрация поставщика в ЕСИА как юридического лица, подключение к ЕБС через защищённый канал «ТИБ ЕБС», регистрация в СМЭВ через личный кабинет участника взаимодействия (ЛКУВ), выпуск сертификата цифровой подписи (для интеграционной среды — через ЛКУВ, для продуктовой среды — через аккредитованные удостоверяющие центры), хранение закрытой части сертификата во внешней системе типа КриптоПро DSS, развёрнутой в одном защищённом контуре с самой биометрической системой [47]. Совместным действием 572-ФЗ, законов об ужесточении ответственности от 30.11.2024 и подзаконного блока Банка России формируется пятиуровневая регуляторная конструкция: федеральный закон, подзаконные акты Банка России, ведомственные сертификации ФСБ и ФСТЭК, реестр отечественного ПО, отраслевая аккредитация Минцифры. Каждым уровнем повышается капиталоёмкость входа на рынок и удлиняется горизонт подготовки нового игрока.</w:t>
       </w:r>
     </w:p>
     <w:p>
@@ -20497,7 +20497,7 @@
           <w:szCs w:val="28"/>
           <w:lang w:val="ru-RU"/>
         </w:rPr>
-        <w:t xml:space="preserve">Круг банков-операторов рынка биометрической идентификации количественно ограничен. По данным Банка России на 4 мая 2026 года, в перечень банков, соответствующих требованиям п. 5.7 ст. 7 Федерального закона № 115-ФЗ — то есть банков, имеющих право проводить идентификацию клиента в государственных информационных системах, включая ЕБС, — входят 194 кредитные организации; ПАО «АК БАРС» БАНК в этом перечне числится под номером 101 [36]. Это значит, что менее 194 банков на всю страну могут работать с биометрической инфраструктурой как операторы, и Ак Барс Банк входит в эту группу.</w:t>
+        <w:t xml:space="preserve">Круг банков-операторов рынка биометрической идентификации количественно ограничен. По данным Банка России на 4 мая 2026 года, в перечень банков, соответствующих требованиям п. 5.7 ст. 7 Федерального закона № 115-ФЗ — то есть банков, имеющих право проводить идентификацию клиента в государственных информационных системах, включая ЕБС, — входят 194 кредитные организации; ПАО «АК БАРС» БАНК числится в этом перечне под номером 101 [36]. Из этих данных следует, что менее 194 банков на всю страну могут работать с биометрической инфраструктурой как операторы, и Ак Барс Банк входит в эту группу.</w:t>
       </w:r>
     </w:p>
     <w:p>
@@ -20520,7 +20520,7 @@
           <w:szCs w:val="28"/>
           <w:lang w:val="ru-RU"/>
         </w:rPr>
-        <w:t xml:space="preserve">Историческая глубина участия банка в биометрической инфраструктуре отдельно повышает его регуляторный капитал. Подключение Ак Барс Банка к Единой биометрической системе было реализовано в декабре 2017 — мае 2018 года и официально объявлено 10 июля 2018 года; первое отделение приёма биометрии открылось в Казани на ул. Декабристов, 1, и банк стал первым в Приволжском федеральном округе, начавшим собирать биометрические данные для ЕБС [40]. Между подключением к инфраструктуре в 2018 году и публичным запуском продуктовой линейки Face2 в 2024 году прошло шесть лет — этот период использовался банком для отладки внутренних процессов работы с биометрией, накопления клиентской базы зарегистрированных в ЕБС пользователей и подготовки собственной коммерческой биометрической системы (КБС). Аккредитация Минцифры России решением № 4-А от 15 ноября 2023 года поставила банк в число первых аккредитованных операторов КБС в стране [27]. Совокупность этих институциональных позиций — статус банка-оператора по № 115-ФЗ, аккредитация КБС, сертификация ФСБ и ФСТЭК, нахождение в реестре отечественного ПО — образует регуляторный фундамент, на который опирается весь дальнейший анализ конкурентной среды.</w:t>
+        <w:t xml:space="preserve">Регуляторный капитал банка дополнительно усиливается исторической глубиной его участия в биометрической инфраструктуре. Подключение Ак Барс Банка к Единой биометрической системе было реализовано в декабре 2017 — мае 2018 года и официально объявлено 10 июля 2018 года; первое отделение приёма биометрии открылось в Казани на ул. Декабристов, 1, и банк стал первым в Приволжском федеральном округе, начавшим собирать биометрические данные для ЕБС [40]. Между подключением к инфраструктуре в 2018 году и публичным запуском продуктовой линейки Face2 в 2024 году прошло шесть лет — этот период использовался банком для отладки внутренних процессов работы с биометрией, накопления клиентской базы зарегистрированных в ЕБС пользователей и подготовки собственной коммерческой биометрической системы (КБС). Аккредитацией Минцифры России, оформленной решением № 4-А от 15 ноября 2023 года, банк включён в число первых аккредитованных операторов КБС в стране [27]. Совокупностью институциональных позиций — статуса банка-оператора по № 115-ФЗ, аккредитации КБС, сертификации ФСБ и ФСТЭК, нахождения в реестре отечественного ПО — образован регуляторный фундамент, на который опирается весь дальнейший анализ конкурентной среды.</w:t>
       </w:r>
     </w:p>
     <w:p>
@@ -20569,7 +20569,7 @@
           <w:szCs w:val="28"/>
           <w:lang w:val="ru-RU"/>
         </w:rPr>
-        <w:t xml:space="preserve">Предыдущие три подраздела зафиксировали разные проекции внешней среды: масштаб и динамику рынка, сегментную структуру и регуляторно-инфраструктурный контур. Чтобы перевести эти проекции в управленческий вход для стратегии продвижения, разрозненные факторы целесообразно собрать в единую рамку макроанализа. Методологически выбор PESTEL обусловлен тем, что продукт Face2 одновременно находится на пересечении шести крупных полей — государственного курса на цифровой суверенитет, банковской экономики высокочастотных микроплатежей, поколенческих сдвигов в потребительском поведении, быстро развивающихся алгоритмов компьютерного зрения, ESG-повестки крупного банка и особого режима оборота биометрических персональных данных. Эти шесть полей чисто соотносятся с шестью измерениями PESTEL и позволяют построить однородную карту факторов, влияющих на коммерциализацию Face2. Сводный анализ собран в таблице 2.2.3.</w:t>
+        <w:t xml:space="preserve">В предыдущих трёх подразделах были зафиксированы разные проекции внешней среды: масштаб и динамика рынка, сегментная структура, регуляторно-инфраструктурный контур. Чтобы перевести эти проекции в управленческий вход для стратегии продвижения, разрозненные факторы целесообразно собрать в единую рамку макроанализа. Методологически выбор PESTEL обусловлен тем, что продукт Face2 одновременно находится на пересечении шести крупных полей — государственного курса на цифровой суверенитет, банковской экономики высокочастотных микроплатежей, поколенческих сдвигов в потребительском поведении, быстро развивающихся алгоритмов компьютерного зрения, ESG-повестки крупного банка и особого режима оборота биометрических персональных данных. Этими шестью полями обеспечивается прямое соответствие шести измерениям PESTEL и допускается построение однородной карты факторов, влияющих на коммерциализацию Face2. Сводный анализ собран в таблице 2.2.3.</w:t>
       </w:r>
     </w:p>
     <w:p>
@@ -21464,7 +21464,7 @@
           <w:szCs w:val="28"/>
           <w:lang w:val="ru-RU"/>
         </w:rPr>
-        <w:t xml:space="preserve">Сопоставление шести факторов выводит три устойчивых наблюдения. Первое — три фактора из шести (P, T, L) работают для Face2 преимущественно в плюс: государственный курс на технологический суверенитет в комплекте с жёсткой регуляторной рамкой создаёт защищённый рынок аккредитованных операторов, в который Face2 уже встроен по статусу банка и аккредитации Минцифры, а зрелость алгоритмов распознавания лица обеспечивает технологическую состоятельность продукта. Второе — экономический и социальный факторы (E, S) двойственны: динамика рынка положительна, но ценовое преимущество биоэквайринга играет вторичную роль в целевом для Face2 сегменте B2B/B2G, а массовая привычка к оплате лицом сосуществует с устойчивым психологическим барьером недоверия, требующим переноса акцента в коммуникации с информирования на демонстрацию мер защиты данных. Третье — правовой фактор (L) одновременно открывает рынок и закрывает каналы стимулирования: жёсткая рамка устраняет конкурентов без аккредитации, но запрещает массовые акции по сдаче биометрии и переводит продвижение в формат экспертного контента, пилотных проектов и B2B-референсов; экологический фактор (E) самостоятельного маркетингового плеча не даёт и работает фоном через ESG-статус банка.</w:t>
+        <w:t xml:space="preserve">Сопоставление шести факторов выводит три устойчивых наблюдения. Во-первых, три фактора из шести (P, T, L) работают для Face2 преимущественно в плюс: государственный курс на технологический суверенитет в комплекте с жёсткой регуляторной рамкой формирует защищённый рынок аккредитованных операторов, в который Face2 уже встроен по статусу банка и аккредитации Минцифры; зрелостью алгоритмов распознавания лица обеспечивается технологическая состоятельность продукта. Во-вторых, экономический и социальный факторы (E, S) двойственны: при положительной динамике рынка ценовое преимущество биоэквайринга играет вторичную роль в целевом для Face2 сегменте B2B/B2G, а массовая привычка к оплате лицом сосуществует с устойчивым психологическим барьером недоверия, требующим переноса акцента в коммуникации с информирования на демонстрацию мер защиты данных. В-третьих, правовой фактор (L) одновременно открывает рынок и закрывает каналы стимулирования: жёсткой рамкой устраняются конкуренты без аккредитации, при этом массовые акции по сдаче биометрии запрещены, а продвижение переводится в формат экспертного контента, пилотных проектов и B2B-референсов; экологический фактор (E) самостоятельного маркетингового плеча не даёт и работает фоном через ESG-статус банка.</w:t>
       </w:r>
     </w:p>
     <w:p>
@@ -21487,7 +21487,7 @@
           <w:szCs w:val="28"/>
           <w:lang w:val="ru-RU"/>
         </w:rPr>
-        <w:t xml:space="preserve">Из этих наблюдений складывается макрорамка для последующего конкурентного анализа. Регуляторно-политический фактор работает как фильтр входа на рынок и оставляет в качестве реальных конкурентов Face2 ограниченный круг аккредитованных операторов и банков-операторов биометрии; экономический и технологический факторы задают планку масштаба и качества; социальный и правовой факторы определяют допустимые и недопустимые инструменты продвижения. Именно эта макрорамка формирует трёхслойную структуру конкурентной среды, разбираемую в следующем подразделе.</w:t>
+        <w:t xml:space="preserve">Из этих наблюдений складывается макрорамка для последующего конкурентного анализа. Регуляторно-политическим фактором задаётся фильтр входа на рынок, в результате чего в качестве реальных конкурентов Face2 остаётся ограниченный круг аккредитованных операторов и банков-операторов биометрии; экономическим и технологическим факторами задаются планка масштаба и качества; социальным и правовым факторами определяются допустимые и недопустимые инструменты продвижения. Именно этой макрорамкой формируется трёхслойная структура конкурентной среды, разбираемая в следующем подразделе.</w:t>
       </w:r>
     </w:p>
     <w:p>
@@ -21536,7 +21536,7 @@
           <w:szCs w:val="28"/>
           <w:lang w:val="ru-RU"/>
         </w:rPr>
-        <w:t xml:space="preserve">Российский рынок биометрических технологий организован в три различающихся по типу деятельности слоя. Каждый слой отвечает на свой тип спроса, использует свою бизнес-модель и предъявляет свой набор формальных аккредитаций. Структура конкурентной среды показана на рисунке 2.2.1.</w:t>
+        <w:t xml:space="preserve">Российский рынок биометрических технологий организован в три различающихся по типу деятельности слоя. Каждым слоем закрывается свой тип спроса, используется собственная бизнес-модель и предъявляется индивидуальный набор формальных аккредитаций. Структура конкурентной среды показана на рисунке 2.2.1.</w:t>
       </w:r>
     </w:p>
     <w:p>
@@ -22031,7 +22031,7 @@
           <w:szCs w:val="28"/>
           <w:lang w:val="ru-RU"/>
         </w:rPr>
-        <w:t xml:space="preserve">Первый слой — банки-разработчики собственных биометрических сервисов, для которых биометрия одновременно работает внутренним средством обслуживания клиентов и самостоятельным коммерческим продуктом. Главный представитель слоя — ПАО Сбербанк с сервисом «Оплата улыбкой» (СберPay Smile), второй — ПАО «АК БАРС» БАНК с линейкой Face2. Второй слой — технологические вендоры, разрабатывающие алгоритмы и платформы распознавания и продающие их корпоративным и государственным заказчикам. Лидер слоя — VisionLabs, входящий с декабря 2021 года в структуру ПАО МТС, второй крупный игрок — NtechLab, разработчик системы FindFace [37; 38]. Третий слой — производители полного цикла СКУД, объединяющие в одном предложении программное обеспечение, собственное оборудование (терминалы, считыватели), интеграцию и сервисное сопровождение. Представители — OVISION (Ханты-Мансийск) и BioSmart (Прософт-Биометрикс) [39]. Над этими тремя слоями работает государственная инфраструктура — оператор ЕБС АО «Центр биометрических технологий», обеспечивающий централизованное хранение биометрических векторов и подтверждение личности при оказании услуг [34; 38]. Сводные характеристики основных игроков рынка собраны в таблице 2.2.4.</w:t>
+        <w:t xml:space="preserve">Первый слой образуют банки-разработчики собственных биометрических сервисов; для них биометрия одновременно служит внутренним средством обслуживания клиентов и самостоятельным коммерческим продуктом. Главным представителем слоя выступает ПАО Сбербанк с сервисом «Оплата улыбкой» (СберPay Smile), за ним следует ПАО «АК БАРС» БАНК с линейкой Face2. Второй слой составляют технологические вендоры, разрабатывающие алгоритмы и платформы распознавания и продающие их корпоративным и государственным заказчикам. Лидером слоя является VisionLabs, входящий с декабря 2021 года в структуру ПАО МТС; вторым крупным игроком выступает NtechLab, разработчик системы FindFace [37; 38]. Третий слой формируют производители полного цикла СКУД, объединяющие в одном предложении программное обеспечение, собственное оборудование (терминалы, считыватели), интеграцию и сервисное сопровождение. Представителями слоя являются OVISION (Ханты-Мансийск) и BioSmart (Прософт-Биометрикс) [39]. Над тремя описанными слоями работает государственная инфраструктура — оператор ЕБС АО «Центр биометрических технологий», обеспечивающий централизованное хранение биометрических векторов и подтверждение личности при оказании услуг [34; 38]. Сводные характеристики основных игроков рынка собраны в таблице 2.2.4.</w:t>
       </w:r>
     </w:p>
     <w:p>
@@ -23223,7 +23223,7 @@
           <w:szCs w:val="28"/>
           <w:lang w:val="ru-RU"/>
         </w:rPr>
-        <w:t xml:space="preserve">Сводная характеристика в таблице 2.2.4 показывает три ключевых наблюдения. Первое: Face2 не конкурирует на одном поле сразу со всеми игроками — у каждого из них своя сильная сторона и свой типовой клиент. Второе: Сбер занимает доминирующую позицию в массовом B2C-биоэквайринге, и прямая лобовая конкуренция с ним по критерию масштаба нерациональна. Третье: на рынке параллельно работают два разных типа поставщиков биометрии для B2B-клиента — банк-разработчик с банковской экосистемой (Face2) и производитель полного цикла с собственным железом (OVISION); они закрывают разные потребности заказчика и могут как конкурировать, так и сотрудничать.</w:t>
+        <w:t xml:space="preserve">Из сводной характеристики в таблице 2.2.4 следуют три ключевых наблюдения. Первое: на одном поле сразу со всеми игроками Face2 не конкурирует — у каждого из них своя сильная сторона и свой типовой клиент. Второе: в массовом B2C-биоэквайринге доминирующую позицию удерживает Сбер, и прямая лобовая конкуренция с ним по критерию масштаба нерациональна. Третье: на рынке параллельно работают два разных типа поставщиков биометрии для B2B-клиента — банк-разработчик с банковской экосистемой (Face2) и производитель полного цикла с собственным железом (OVISION); ими закрываются разные потребности заказчика и при этом возможны как конкуренция, так и сотрудничество.</w:t>
       </w:r>
     </w:p>
     <w:p>
@@ -23272,7 +23272,7 @@
           <w:szCs w:val="28"/>
           <w:lang w:val="ru-RU"/>
         </w:rPr>
-        <w:t xml:space="preserve">Трёхслойная карта конкурентов фиксирует, кто работает на рынке и в каких слоях. Чтобы оценить, насколько привлекателен этот рынок для Face2 и какие силы определяют интенсивность конкуренции внутри него, целесообразно дополнить структурную карту рамкой пяти конкурентных сил М. Портера. Согласно его методике, средний уровень прибыльности отрасли и устойчивость позиции отдельной фирмы определяются балансом пяти структурных факторов: угрозы со стороны новых участников, рыночной силы поставщиков, рыночной силы покупателей, угрозы товаров-заменителей и интенсивности соперничества между действующими конкурентами [1, с. 39]. Применительно к российскому рынку биометрии такая рамка позволяет перевести разрозненные наблюдения о регуляторе, инфраструктуре, технологических вендорах и крупных заказчиках в единую структурную модель и подготовить базу для последующего сравнительного анализа Face2 и ключевых конкурентов. Сводная оценка с детализацией факторов и влияния на Face2 приведена в таблице 2.2.5.</w:t>
+        <w:t xml:space="preserve">Трёхслойной картой конкурентов фиксируется, кто работает на рынке и в каких слоях. Чтобы оценить, насколько привлекателен этот рынок для Face2 и какими силами определяется интенсивность конкуренции внутри него, целесообразно дополнить структурную карту рамкой пяти конкурентных сил М. Портера. Согласно его методике, средний уровень прибыльности отрасли и устойчивость позиции отдельной фирмы определяются балансом пяти структурных факторов: угрозы со стороны новых участников, рыночной силы поставщиков, рыночной силы покупателей, угрозы товаров-заменителей и интенсивности соперничества между действующими конкурентами [1, с. 39]. Применительно к российскому рынку биометрии указанная рамка позволяет перевести разрозненные наблюдения о регуляторе, инфраструктуре, технологических вендорах и крупных заказчиках в единую структурную модель и подготовить базу для последующего сравнительного анализа Face2 и ключевых конкурентов. Сводная оценка с детализацией факторов и влияния на Face2 приведена в таблице 2.2.5.</w:t>
       </w:r>
     </w:p>
     <w:p>
@@ -24256,7 +24256,7 @@
           <w:szCs w:val="28"/>
           <w:lang w:val="ru-RU"/>
         </w:rPr>
-        <w:t xml:space="preserve">Из анализа в таблице 2.2.5 складывается единая структурная картина. Две силы — угроза новых участников и рыночная сила поставщиков (в части алгоритмов) — оказывают на Face2 ослабленное давление: жёсткая регуляторная рамка отсекает несертифицированных игроков от рынка биометрии физических лиц через ЕБС, а собственная алгоритмическая база банка снимает зависимость от внешних технологических вендоров [27; 33; 36]. Две силы — рыночная сила покупателей и угроза товаров-заменителей — действуют умеренно и расщепляются по сегментам: в технологическом слое они высоки, а в нише «банк + ЕБС» снижаются за счёт недоступности эквивалентов у вендоров [38; 43]. Внутриотраслевая конкуренция в обозримом периоде остаётся средне-высокой, но смягчается двумя факторами — многослойностью рынка, при которой лидеры разных слоёв не пересекаются по типовому клиенту, и кратным ростом спроса, который позволяет нескольким игрокам одновременно расширять долю без прямого вытеснения друг друга [32; 37; 38; 39].</w:t>
+        <w:t xml:space="preserve">Из анализа в таблице 2.2.5 складывается единая структурная картина. Две силы — угроза новых участников и рыночная сила поставщиков (в части алгоритмов) — оказывают на Face2 ослабленное давление: жёсткой регуляторной рамкой несертифицированные игроки отсекаются от рынка биометрии физических лиц через ЕБС, а собственной алгоритмической базой банка снимается зависимость от внешних технологических вендоров [27; 33; 36]. Две другие силы — рыночная сила покупателей и угроза товаров-заменителей — действуют умеренно и расщепляются по сегментам: в технологическом слое они высоки, в нише «банк + ЕБС» снижаются за счёт недоступности эквивалентов у вендоров [38; 43]. Внутриотраслевая конкуренция в обозримом периоде остаётся средне-высокой, но смягчается двумя факторами — многослойностью рынка, при которой лидеры разных слоёв не пересекаются по типовому клиенту, и кратным ростом спроса, благодаря которому несколько игроков одновременно могут расширять долю без прямого вытеснения друг друга [32; 37; 38; 39].</w:t>
       </w:r>
     </w:p>
     <w:p>
@@ -24279,7 +24279,7 @@
           <w:szCs w:val="28"/>
           <w:lang w:val="ru-RU"/>
         </w:rPr>
-        <w:t xml:space="preserve">Совокупное наблюдение по пяти силам — российский рынок биометрии относится к структурно привлекательным отраслям с высокими барьерами входа и умеренной интенсивностью внутреннего соперничества в разрезе отдельных слоёв. Управленческое следствие для стратегии продвижения Face2 двоякое. Во-первых, анализ подтверждает рациональность опоры на регуляторный капитал и банковскую экосистему как на основу позиционирования: именно эти две позиции одновременно работают барьером входа для новых игроков и фактором снижения силы покупателей в целевом сегменте. Во-вторых, две силы задают пробелы, которые требуют отдельного учёта в стратегии продвижения главы 3: средняя сила поставщиков в части аппаратного стека предполагает либо партнёрское закрепление за производителем терминалов, либо переход к собственному производству; угроза субститутов в массовом эквайринге означает, что прямая лобовая конкуренция с QR-эквайрингом по числу операций бесперспективна, и Face2 должен опираться на сценарии, где QR ограничен законом или неудобен для пользователя. Эти выводы предметно конкретизируются в следующем подразделе на уровне сравнения Face2 с ключевыми игроками рынка.</w:t>
+        <w:t xml:space="preserve">Совокупное наблюдение по пяти силам — российский рынок биометрии относится к структурно привлекательным отраслям с высокими барьерами входа и умеренной интенсивностью внутреннего соперничества в разрезе отдельных слоёв. Управленческое следствие для стратегии продвижения Face2 двоякое. Во-первых, анализом подтверждается рациональность опоры на регуляторный капитал и банковскую экосистему как на основу позиционирования: именно этими двумя позициями одновременно обеспечивается барьер входа для новых игроков и снижается сила покупателей в целевом сегменте. Во-вторых, две силы задают пробелы, требующие отдельного учёта в стратегии продвижения главы 3: средняя сила поставщиков в части аппаратного стека предполагает партнёрское закрепление за производителем терминалов либо переход к собственному производству; угроза субститутов в массовом эквайринге означает, что прямая лобовая конкуренция с QR-эквайрингом по числу операций бесперспективна, и Face2 целесообразно опираться на сценарии, в которых QR ограничен законом или неудобен для пользователя. Эти выводы предметно конкретизируются в следующем подразделе на уровне сравнения Face2 с ключевыми игроками рынка.</w:t>
       </w:r>
     </w:p>
     <w:p>
@@ -24328,7 +24328,7 @@
           <w:szCs w:val="28"/>
           <w:lang w:val="ru-RU"/>
         </w:rPr>
-        <w:t xml:space="preserve">Сравнительный анализ строится по семи параметрам, существенным для выбора биометрического решения корпоративным и розничным заказчиком: тип игрока, продуктовая линейка по форм-факторам и сценариям, формальные регуляторные статусы, независимая верификация точности, географический охват, типовая бизнес-модель и наличие банковской/инфраструктурной экосистемы. Результаты сравнения собраны в таблице 2.2.6.</w:t>
+        <w:t xml:space="preserve">Сравнительный анализ выстраивается по семи параметрам, существенным для выбора биометрического решения корпоративным и розничным заказчиком: тип игрока, продуктовая линейка по форм-факторам и сценариям, формальные регуляторные статусы, независимая верификация точности, географический охват, типовая бизнес-модель и наличие банковской/инфраструктурной экосистемы. Результаты сравнения собраны в таблице 2.2.6.</w:t>
       </w:r>
     </w:p>
     <w:p>
@@ -26920,7 +26920,7 @@
           <w:szCs w:val="28"/>
           <w:lang w:val="ru-RU"/>
         </w:rPr>
-        <w:t xml:space="preserve">Сравнение в таблице 2.2.6 фиксирует четыре чётко различимые позиции на рынке. Сбер закрывает массовый B2C-биоэквайринг масштабом и инфраструктурой; конкуренция с ним по размеру парка терминалов и числу пользователей в обозримом горизонте маркетинговыми средствами недостижима. VisionLabs закрывает технологический слой — алгоритмы, платформы, форм-факторы (мобильное, web, киоск, видеопоток) — и сильнее всех конкурентов по независимой верификации точности через NIST FRTE и iBeta. OVISION закрывает рынок полного цикла СКУД — собственное оборудование плюс программное ядро плюс полный набор формальных регуляторных статусов — и силён в государственном сегменте за счёт референсов федерального уровня (РЖД, Мосэнергосбыт, Правительство Тульской области). Face2 не входит в эти три позиции лоб в лоб, а занимает четвёртую — банковский сервисный игрок с правом регистрации биометрических данных граждан в ЕБС через статус по № 115-ФЗ и с продуктовой линейкой, выстроенной не по форм-факторам, а по банковским сценариям.</w:t>
+        <w:t xml:space="preserve">Сравнением в таблице 2.2.6 фиксируются четыре чётко различимые позиции на рынке. Сбером закрывается массовый B2C-биоэквайринг масштабом и инфраструктурой; конкуренция с ним по размеру парка терминалов и числу пользователей в обозримом горизонте маркетинговыми средствами недостижима. На VisionLabs приходится технологический слой — алгоритмы, платформы, форм-факторы (мобильное, web, киоск, видеопоток) — и здесь компания сильнее всех конкурентов по независимой верификации точности через NIST FRTE и iBeta. OVISION закрывает рынок полного цикла СКУД — собственное оборудование плюс программное ядро плюс полный набор формальных регуляторных статусов — и силён в государственном сегменте за счёт референсов федерального уровня (РЖД, Мосэнергосбыт, Правительство Тульской области). Лоб в лоб с этими тремя позициями Face2 не сходится; вместо этого занята четвёртая позиция — банковский сервисный игрок с правом регистрации биометрических данных граждан в ЕБС через статус по № 115-ФЗ и с продуктовой линейкой, выстроенной по банковским сценариям, тогда как у конкурентов линейка чаще выстроена по форм-факторам.</w:t>
       </w:r>
     </w:p>
     <w:p>
@@ -26943,7 +26943,7 @@
           <w:szCs w:val="28"/>
           <w:lang w:val="ru-RU"/>
         </w:rPr>
-        <w:t xml:space="preserve">Конкурентные преимущества и пробелы Face2 распределяются неравномерно. К преимуществам относятся пять позиций. Первая — статус банка-оператора по № 115-ФЗ, дающий право регистрации биометрических векторов граждан в ЕБС: ни VisionLabs, ни OVISION, ни иные технологические вендоры этого права не имеют, и для них единственный путь работы с биометрией физических лиц — через банк-партнёра. Вторая — аккредитация Минцифры как оператора КБС, полученная одной из первых в стране (Решение № 4-А от 15 ноября 2023 года), что после ужесточения ответственности по 420-ФЗ и 421-ФЗ становится особенно ценным барьером входа [27]. Третья — институциональный стаж работы с ЕБС с июля 2018 года и положение первого банка ПФО, подключённого к этой инфраструктуре, что снимает риск восприятия Face2 как «нового и непроверенного» сервиса [40]. Четвёртая — банковская экосистема: 934 тыс. розничных клиентов, 33,9 тыс. корпоративных клиентов, 930 тыс. пользователей мобильного приложения, 450 тыс. держателей Карты жителя Республики Татарстан, рейтинги «A» по национальной шкале и подтверждённый ESG-статус [28, с. 17, 33]. Пятая — продуктовая вертикаль под банковский сценарий: один программный фундамент закрывает оплату, проход и подтверждение возраста внутри одной экосистемы клиента, что отличает Face2 от горизонтальных платформ технологических вендоров.</w:t>
+        <w:t xml:space="preserve">Конкурентные преимущества и пробелы Face2 распределяются неравномерно. К преимуществам относятся пять позиций. Первой выступает статус банка-оператора по № 115-ФЗ, дающий право регистрации биометрических векторов граждан в ЕБС: ни VisionLabs, ни OVISION, ни иные технологические вендоры этого права не имеют, и для них единственный путь работы с биометрией физических лиц лежит через банк-партнёра. Вторая позиция — аккредитация Минцифры как оператора КБС, полученная одной из первых в стране (Решение № 4-А от 15 ноября 2023 года); после ужесточения ответственности по 420-ФЗ и 421-ФЗ это становится особенно ценным барьером входа [27]. Третья позиция — институциональный стаж работы с ЕБС с июля 2018 года и положение первого банка ПФО, подключённого к этой инфраструктуре, благодаря чему снимается риск восприятия Face2 как «нового и непроверенного» сервиса [40]. Четвёртая позиция — банковская экосистема: 934 тыс. розничных клиентов, 33,9 тыс. корпоративных клиентов, 930 тыс. пользователей мобильного приложения, 450 тыс. держателей Карты жителя Республики Татарстан, рейтинги «A» по национальной шкале и подтверждённый ESG-статус [28, с. 17, 33]. Пятая позиция — продуктовая вертикаль под банковский сценарий: единым программным фундаментом закрываются оплата, проход и подтверждение возраста внутри одной экосистемы клиента, чем Face2 отличается от горизонтальных платформ технологических вендоров.</w:t>
       </w:r>
     </w:p>
     <w:p>
@@ -26966,7 +26966,7 @@
           <w:szCs w:val="28"/>
           <w:lang w:val="ru-RU"/>
         </w:rPr>
-        <w:t xml:space="preserve">Пробелы — четыре. Первый — отсутствие независимой международной верификации точности алгоритмов в формате NIST FRTE, iBeta или CVPR, тогда как VisionLabs строит на ней значимую часть позиционирования [37]. Второй — отсутствие собственного производства биометрических терминалов и, как следствие, частичная зависимость от партнёрского оборудования, тогда как OVISION предлагает полный аппаратный стек одного производителя со всеми формальными статусами (Минпромторг, реестр радиоэлектронной продукции, СКЗИ) [39]. Третий — локальный масштаб: ядро текущей коммерческой базы Face2 — Татарстан и федеральные пилоты, тогда как Сбер работает по всей стране, а VisionLabs — в 38 странах. Четвёртый — отсутствие в публичной продуктовой линейке отдельного решения по детекции дипфейков, которое уже представлено и у VisionLabs (Deepfake Detection), и у OVISION (антиспуфинг и детекция дипфейков), и в виде многоконтурной защиты у Сбера [32; 37; 39].</w:t>
+        <w:t xml:space="preserve">Пробелов выделено четыре. Первый — отсутствие независимой международной верификации точности алгоритмов в формате NIST FRTE, iBeta или CVPR, тогда как VisionLabs строит на ней значимую часть позиционирования [37]. Второй — отсутствие собственного производства биометрических терминалов и, как следствие, частичная зависимость от партнёрского оборудования; OVISION, в свою очередь, предлагает полный аппаратный стек одного производителя со всеми формальными статусами (Минпромторг, реестр радиоэлектронной продукции, СКЗИ) [39]. Третий — локальный масштаб: ядро текущей коммерческой базы Face2 — Татарстан и федеральные пилоты, в то время как Сбер работает по всей стране, а VisionLabs — в 38 странах. Четвёртый — отсутствие в публичной продуктовой линейке отдельного решения по детекции дипфейков; у VisionLabs представлен Deepfake Detection, у OVISION — антиспуфинг и детекция дипфейков, у Сбера действует многоконтурная защита [32; 37; 39].</w:t>
       </w:r>
     </w:p>
     <w:p>
@@ -27015,7 +27015,7 @@
           <w:szCs w:val="28"/>
           <w:lang w:val="ru-RU"/>
         </w:rPr>
-        <w:t xml:space="preserve">Сравнительная матрица в таблице 2.2.6 и анализ преимуществ и пробелов Face2 фиксируют, по каким параметрам игроки различаются, но не отвечают на вопрос, какие из этих параметров критичны для победы в отрасли, а какие — второстепенны. Этот разрыв снимает понятие ключевых факторов успеха (КФУ) — управляемых ресурсов, компетенций и характеристик продукта, владение которыми обеспечивает устойчивое конкурентное преимущество в данной отрасли и без которых даже технологически сильное решение не выходит на коммерческий контур заказчика [1, с. 39; 9, с. 112]. КФУ выполняют две функции: они задают общий измерительный стандарт для всех игроков отрасли и одновременно формируют список критериев, по которым строится последующая балльная оценка.</w:t>
+        <w:t xml:space="preserve">Сравнительная матрица в таблице 2.2.6 и анализ преимуществ и пробелов Face2 фиксируют, по каким параметрам игроки различаются, однако не отвечают на вопрос, какие из этих параметров критичны для победы в отрасли, а какие второстепенны. Этот разрыв снимается понятием ключевых факторов успеха (КФУ) — управляемых ресурсов, компетенций и характеристик продукта, владение которыми обеспечивает устойчивое конкурентное преимущество в данной отрасли; при отсутствии указанных факторов даже технологически сильное решение не выходит на коммерческий контур заказчика [1, с. 39; 9, с. 112]. КФУ выполняют две функции: ими задаётся общий измерительный стандарт для всех игроков отрасли и одновременно формируется список критериев, по которым строится последующая балльная оценка.</w:t>
       </w:r>
     </w:p>
     <w:p>
@@ -27038,7 +27038,7 @@
           <w:szCs w:val="28"/>
           <w:lang w:val="ru-RU"/>
         </w:rPr>
-        <w:t xml:space="preserve">Перечень КФУ российского рынка биометрии выводится из трёх источников, проработанных в предыдущих подразделах. Регуляторный и инфраструктурный контур (572-ФЗ, аккредитация Минцифры, статус по № 115-ФЗ, ужесточение ответственности по 420-ФЗ и 421-ФЗ) задаёт обязательный нижний порог формальных статусов: без них работа с биометрией физических лиц закрыта законом [27; 33; 36]. PESTEL-анализ макросреды (таблица 2.2.3) выделяет четыре устойчивых драйвера спроса — рост биометрических платежей, расширение базы пользователей ЕБС, поколенческое принятие технологии и государственный курс на технологический суверенитет — и три устойчивых ограничителя — психологический барьер доверия, регуляторно-репутационный риск и угрозу подделки идентичности через дипфейки [38; 42; 43]. Анализ пяти сил Портера (таблица 2.2.5) переводит эти факторы в структурную рамку: барьеры входа, рыночная сила поставщиков, рыночная сила покупателей, угроза заменителей и внутриотраслевая конкуренция [1, с. 39]. Сравнительный анализ Face2 и ключевых конкурентов (таблица 2.2.6) фиксирует, по каким именно характеристикам игроки реально различаются на рынке. Совмещение трёх источников даёт восемь КФУ, собранных в таблице 2.2.7.</w:t>
+        <w:t xml:space="preserve">Перечень КФУ российского рынка биометрии выводится из трёх источников, проработанных в предыдущих подразделах. Регуляторно-инфраструктурным контуром (572-ФЗ, аккредитация Минцифры, статус по № 115-ФЗ, ужесточение ответственности по 420-ФЗ и 421-ФЗ) задаётся обязательный нижний порог формальных статусов: без них работа с биометрией физических лиц закрыта законом [27; 33; 36]. PESTEL-анализом макросреды (таблица 2.2.3) выделяются четыре устойчивых драйвера спроса — рост биометрических платежей, расширение базы пользователей ЕБС, поколенческое принятие технологии и государственный курс на технологический суверенитет — и три устойчивых ограничителя — психологический барьер доверия, регуляторно-репутационный риск и угроза подделки идентичности через дипфейки [38; 42; 43]. Анализом пяти сил Портера (таблица 2.2.5) эти факторы переводятся в структурную рамку: барьеры входа, рыночная сила поставщиков, рыночная сила покупателей, угроза заменителей и внутриотраслевая конкуренция [1, с. 39]. Сравнительным анализом Face2 и ключевых конкурентов (таблица 2.2.6) фиксируется, по каким именно характеристикам игроки реально различаются на рынке. Совмещение трёх источников даёт восемь КФУ, собранных в таблице 2.2.7.</w:t>
       </w:r>
     </w:p>
     <w:p>
@@ -28445,7 +28445,7 @@
           <w:szCs w:val="28"/>
           <w:lang w:val="ru-RU"/>
         </w:rPr>
-        <w:t xml:space="preserve">Содержательно восемь КФУ распадаются на три группы. Регуляторно-инфраструктурные факторы (КФУ 1 и 6) определяют сам факт допуска игрока к рынку биометрии физических лиц через ЕБС и работают барьером входа. Продуктово-технологические факторы (КФУ 2, 3, 4 и 8) формируют функциональное ядро решения и определяют содержательную конкуренцию внутри допущенных игроков. Ресурсно-операционные факторы (КФУ 5 и 7) определяют способность масштабировать решение и удерживать издержки. Распределение Face2 по этим факторам: сильные позиции — КФУ 1 и 6 (полный регуляторный пул и банковская экосистема — клиентская база, СБП, Карта жителя РТ, партнёрства с Минцифры/Минтрансом/НСПК); средние — КФУ 2 и 4 (заявленные 99,5% точности и около 2 секунд сканирования; четыре сценария Face2Pay/Pass/Check-in/КБС); слабые — КФУ 3, 5, 7 и 8 (нет независимой международной верификации точности, ядро коммерческой базы — Татарстан, нет собственного производства терминалов, нет отдельного решения по детекции дипфейков) [27; 28, с. 17, 30–31, 33; 32; 37; 39]. Это распределение служит фактической базой для балльной экспертной оценки в следующем подразделе.</w:t>
+        <w:t xml:space="preserve">Содержательно восемь КФУ распадаются на три группы. Регуляторно-инфраструктурными факторами (КФУ 1 и 6) определяется сам факт допуска игрока к рынку биометрии физических лиц через ЕБС, и здесь они работают барьером входа. Продуктово-технологические факторы (КФУ 2, 3, 4 и 8) формируют функциональное ядро решения и определяют содержательную конкуренцию внутри допущенных игроков. Ресурсно-операционными факторами (КФУ 5 и 7) определяются способность масштабировать решение и удерживать издержки. Распределение Face2 по этим факторам выглядит следующим образом: сильные позиции — КФУ 1 и 6 (полный регуляторный пул и банковская экосистема — клиентская база, СБП, Карта жителя РТ, партнёрства с Минцифры/Минтрансом/НСПК); средние — КФУ 2 и 4 (заявленные 99,5 % точности и около 2 секунд сканирования; четыре сценария Face2Pay/Pass/Check-in/КБС); слабые — КФУ 3, 5, 7 и 8 (нет независимой международной верификации точности, ядро коммерческой базы — Татарстан, нет собственного производства терминалов, нет отдельного решения по детекции дипфейков) [27; 28, с. 17, 30–31, 33; 32; 37; 39]. Этим распределением задаётся фактическая база для балльной экспертной оценки в следующем подразделе.</w:t>
       </w:r>
     </w:p>
     <w:p>
@@ -28494,7 +28494,7 @@
           <w:szCs w:val="28"/>
           <w:lang w:val="ru-RU"/>
         </w:rPr>
-        <w:t xml:space="preserve">Перечень КФУ в таблице 2.2.7 фиксирует, что именно влияет на успех на российском рынке биометрии, но не даёт численного итога для управленческого решения. КФУ не равноправны: для типового заказчика биометрии регуляторный статус важнее аппаратного стека, а банковская экосистема — важнее географии присутствия вендора. Балльная экспертная оценка с весовыми коэффициентами учитывает эту разницу и переводит сравнение в формат, пригодный для последующего обоснования выбора целевого сегмента продвижения в главе 3.</w:t>
+        <w:t xml:space="preserve">Перечнем КФУ в таблице 2.2.7 фиксируется, что именно влияет на успех на российском рынке биометрии, однако численного итога для управленческого решения такой перечень не даёт. КФУ неравноправны: для типового заказчика биометрии регуляторный статус важнее аппаратного стека, а банковская экосистема — важнее географии присутствия вендора. Балльной экспертной оценкой с весовыми коэффициентами эта разница учитывается, и сравнение переводится в формат, пригодный для последующего обоснования выбора целевого сегмента продвижения в главе 3.</w:t>
       </w:r>
     </w:p>
     <w:p>
@@ -28517,7 +28517,7 @@
           <w:szCs w:val="28"/>
           <w:lang w:val="ru-RU"/>
         </w:rPr>
-        <w:t xml:space="preserve">Восемь оценочных пунктов соответствуют восьми КФУ из таблицы 2.2.7 и переведены в шкалу от 1 до 5 баллов. Шкала строится по содержательному принципу: 5 — лидерство, подтверждённое внешними источниками; 4 — устойчивая позиция с публично заявленными подтверждениями; 3 — позиция выше средней без независимой верификации; 2 — отдельные элементы реализованы, но не образуют системы; 1 — параметр публично не подтверждён. Веса критериев настроены под целевой сегмент Face2 — заказчиков B2B и B2G со сценариями работы с физическими лицами через ЕБС внутри банковской экосистемы: регуляторный статус и банковская экосистема выходят на первый план (вес 0,30 и 0,25 соответственно), а второстепенные для этого сегмента критерии — географический охват, собственный аппаратный стек, заявленные технические характеристики и независимая верификация точности — понижаются до минимального веса 0,05. При универсальных весах (равных или близких к равным) суммарное лидерство получает VisionLabs за счёт независимой верификации в международных рейтингах [37], однако такая конфигурация не отражает реальные приоритеты целевого заказчика Face2. Сегментный расчёт собран в таблице 2.2.8.</w:t>
+        <w:t xml:space="preserve">Восемь оценочных пунктов соответствуют восьми КФУ из таблицы 2.2.7 и переведены в шкалу от 1 до 5 баллов. Шкала строится по содержательному принципу: 5 — лидерство, подтверждённое внешними источниками; 4 — устойчивая позиция с публично заявленными подтверждениями; 3 — позиция выше средней без независимой верификации; 2 — отдельные элементы реализованы, но не образуют системы; 1 — параметр публично не подтверждён. Веса критериев настроены под целевой сегмент Face2 — заказчиков B2B и B2G со сценариями работы с физическими лицами через ЕБС внутри банковской экосистемы: на первый план выходят регуляторный статус и банковская экосистема (вес 0,30 и 0,25 соответственно), а второстепенные для этого сегмента критерии — географический охват, собственный аппаратный стек, заявленные технические характеристики и независимая верификация точности — понижены до минимального веса 0,05. При универсальных весах (равных или близких к равным) суммарное лидерство получает VisionLabs за счёт независимой верификации в международных рейтингах [37], однако такой конфигурацией реальные приоритеты целевого заказчика Face2 не отражаются. Сегментный расчёт собран в таблице 2.2.8.</w:t>
       </w:r>
     </w:p>
     <w:p>
@@ -31107,7 +31107,7 @@
           <w:szCs w:val="28"/>
           <w:lang w:val="ru-RU"/>
         </w:rPr>
-        <w:t xml:space="preserve">Лидерство по целевому сегменту удерживает Сбер за счёт федерального охвата и многоконтурной антифрод-защиты [32]. Face2 разделяет вторую позицию с VisionLabs, опережая OVISION на 0,60 балла за счёт регуляторного статуса банка-оператора биометрии и собственной банковской экосистемы [27; 28, с. 17, 33; 36]. Балльный расчёт подтверждает качественный вывод параграфа: Face2 не претендует на универсальное лидерство, но входит в группу лидеров своего целевого сегмента — B2B и B2G-заказчиков со смешанными сценариями платежей, прохода и подтверждения возраста на биометрии физических лиц через ЕБС.</w:t>
+        <w:t xml:space="preserve">Лидерство по целевому сегменту удерживается Сбером за счёт федерального охвата и многоконтурной антифрод-защиты [32]. Face2 разделяет вторую позицию с VisionLabs и опережает OVISION на 0,60 балла за счёт регуляторного статуса банка-оператора биометрии и собственной банковской экосистемы [27; 28, с. 17, 33; 36]. Балльным расчётом подтверждается качественный вывод параграфа: на универсальное лидерство Face2 не претендует, однако входит в группу лидеров своего целевого сегмента — B2B и B2G-заказчиков со смешанными сценариями платежей, прохода и подтверждения возраста на биометрии физических лиц через ЕБС.</w:t>
       </w:r>
     </w:p>
     <w:p>
@@ -31156,7 +31156,7 @@
           <w:szCs w:val="28"/>
           <w:lang w:val="ru-RU"/>
         </w:rPr>
-        <w:t xml:space="preserve">Жёсткая регуляторная рамка 572-ФЗ и закона № 115-ФЗ ограничивает круг операторов биометрии до организаций, аккредитованных Минцифры по правилам КБС, и до банков, имеющих право регистрации векторов в ЕБС [33; 27; 36]; именно внутри этого ограниченного поля и формируется собственный конкурентный сегмент Face2 — B2B и B2G-заказчики со сценариями, в которых одновременно нужны работа с физическими лицами через ЕБС, банковская инфраструктура и продуктовая линейка под платежи, проход и подтверждение возраста. Face2 не конкурирует со Сбером по объёму на массовом B2C-биоэквайринге, с VisionLabs — по верификации алгоритмов через NIST FRTE и международному охвату, с OVISION — по аппаратному стеку, но в собственном сегменте получает преимущества, которых нет ни у одного из конкурентов одновременно: статус банка-оператора по № 115-ФЗ под № 101 в перечне Банка России, аккредитация КБС № 4-А от 15.11.2023, шестилетний стаж работы с ЕБС, банковская экосистема (934 тыс. розничных клиентов, 930 тыс. в АБО, 450 тыс. Карт жителя РТ), рейтинги «A» и ESG-A, а также первая референтная база федерального уровня в виде проектов с Минцифры, Минтрансом, ЦБТ и НСПК [27; 28, с. 4, 17, 30–31, 33; 36; 37; 39]. Эта позиция содержит и ограничения: локальный географический охват по сравнению со Сбером и VisionLabs, отсутствие публичной независимой верификации точности и собственного решения по детекции дипфейков. Драйверы спроса работают в пользу Face2 одновременно по нескольким направлениям — ужесточение ответственности по 420-ФЗ и 421-ФЗ вытесняет неаккредитованные локальные решения, девятикратный годовой рост числа биометрических платежей и 10+ млн зарегистрированных в ЕБС создают эффект повседневности и снимают часть барьера доверия [27; 38]; барьеры спроса (психологический, организационный, регуляторно-репутационный) подробно разобраны в параграфе 1.3 и здесь не повторяются. Управленческое следствие для главы 3: дальнейший анализ должен сосредоточиться не на технологических доработках, а на маркетинговых инструментах — на том, насколько текущее продвижение продукта соответствует уже занятой банком конкурентной нише, какие каналы коммуникации задействованы и где находятся пробелы относительно сильных сторон, выявленных выше. Этому посвящён параграф 2.3.</w:t>
+        <w:t xml:space="preserve">Жёсткой регуляторной рамкой 572-ФЗ и закона № 115-ФЗ круг операторов биометрии ограничивается организациями, аккредитованными Минцифры по правилам КБС, и банками, имеющими право регистрации векторов в ЕБС [33; 27; 36]; именно внутри этого ограниченного поля и формируется собственный конкурентный сегмент Face2 — B2B и B2G-заказчики со сценариями, в которых одновременно требуются работа с физическими лицами через ЕБС, банковская инфраструктура и продуктовая линейка под платежи, проход и подтверждение возраста. По объёму на массовом B2C-биоэквайринге Face2 со Сбером не конкурирует, по верификации алгоритмов через NIST FRTE и международному охвату — с VisionLabs, по аппаратному стеку — с OVISION; в собственном сегменте при этом Face2 получает преимущества, которых нет ни у одного из конкурентов одновременно: статус банка-оператора по № 115-ФЗ под № 101 в перечне Банка России, аккредитацию КБС № 4-А от 15.11.2023, шестилетний стаж работы с ЕБС, банковскую экосистему (934 тыс. розничных клиентов, 930 тыс. в АБО, 450 тыс. Карт жителя РТ), рейтинги «A» и ESG-A, а также первую референтную базу федерального уровня в виде проектов с Минцифры, Минтрансом, ЦБТ и НСПК [27; 28, с. 4, 17, 30–31, 33; 36; 37; 39]. Эта позиция содержит и ограничения: локальный географический охват по сравнению со Сбером и VisionLabs, отсутствие публичной независимой верификации точности и собственного решения по детекции дипфейков. Драйверы спроса работают в пользу Face2 одновременно по нескольким направлениям — ужесточением ответственности по 420-ФЗ и 421-ФЗ вытесняются неаккредитованные локальные решения, девятикратным годовым ростом числа биометрических платежей и 10+ млн зарегистрированных в ЕБС создаётся эффект повседневности, благодаря которому снимается часть барьера доверия [27; 38]; барьеры спроса (психологический, организационный, регуляторно-репутационный) подробно разобраны в параграфе 1.3 и здесь не повторяются. Управленческое следствие для главы 3 сводится к следующему: дальнейший анализ должен сосредоточиться не на технологических доработках, а на маркетинговых инструментах — на том, насколько текущее продвижение продукта соответствует уже занятой банком конкурентной нише, какие каналы коммуникации задействованы и где находятся пробелы относительно сильных сторон, выявленных выше. Этому посвящён параграф 2.3.</w:t>
       </w:r>
     </w:p>
     <w:p>
@@ -31243,7 +31243,7 @@
           <w:szCs w:val="28"/>
           <w:lang w:val="ru-RU"/>
         </w:rPr>
-        <w:t xml:space="preserve">Параграф 2.2 закрылся фиксацией конкурентной позиции Face2 как банковского сервисного игрока с правом регистрации биометрических данных граждан в ЕБС, локальным масштабом коммерческого присутствия и недостаточно публичной доказательной базой точности. Управленческая повестка для настоящего параграфа сформулирована там же: проверить, насколько текущая практика продвижения Face2 соответствует уже занятой банком конкурентной нише, какие каналы коммуникации задействованы, какие сегменты клиентов охвачены и где находятся пробелы. Решение этой задачи строится не на новом теоретическом инструментарии, а на наложении уже введённого инструментария на эмпирику. Если 2.2 описывал, </w:t>
+        <w:t xml:space="preserve">Параграф 2.2 завершился фиксацией конкурентной позиции Face2 как банковского сервисного игрока с правом регистрации биометрических данных граждан в ЕБС, локальным масштабом коммерческого присутствия и недостаточно публичной доказательной базой точности. Управленческая повестка для настоящего параграфа сформулирована там же: проверить, насколько текущая практика продвижения Face2 соответствует уже занятой банком конкурентной нише, какие каналы коммуникации задействованы, какие сегменты клиентов охвачены и где находятся пробелы. Решение этой задачи опирается на наложение уже введённого инструментария на эмпирику и обходится без нового теоретического аппарата. Ракурс параграфов соотносится так: в 2.2 описывалось, </w:t>
       </w:r>
       <w:r>
         <w:rPr>
@@ -31265,7 +31265,7 @@
           <w:szCs w:val="28"/>
           <w:lang w:val="ru-RU"/>
         </w:rPr>
-        <w:t xml:space="preserve"> стоит Face2 на рынке, то 2.3 описывает, </w:t>
+        <w:t xml:space="preserve"> стоит Face2 на рынке, в 2.3 описывается, </w:t>
       </w:r>
       <w:r>
         <w:rPr>
@@ -31310,7 +31310,7 @@
           <w:szCs w:val="28"/>
           <w:lang w:val="ru-RU"/>
         </w:rPr>
-        <w:t xml:space="preserve">Метод анализа. Текущее продвижение Face2 рассматривается через четыре аналитические рамки, последовательно введённые в параграфах 1.2 и 1.3. Первая рамка — модель STP — задаёт сегментацию аудитории, выбор приоритетных сегментов и позиционирование. Вторая — расширенный комплекс маркетинга 7P — оценивает все семь элементов маркетинг-микса с особым весом People, Process и Physical evidence для биометрии. Третья — маркетинговая воронка с обязательным этапом «Доверие» — показывает, на каких этапах продвижения Face2 концентрирует усилия. Четвёртая — карта каналов из таблицы 1.2.5 в её биометрической конфигурации из параграфа 1.3 — фиксирует фактическую раскладку каналов. Эмпирическая база параграфа: корпоративные материалы по продукту [27], годовой отчёт банка за 2024 год [28], проектная карточка TAdviser о подключении АББ к ЕБС в 2018 году [40], перечень банков по № 115-ФЗ [36], а также рыночный фон по данным Банка России и деловой прессы [32; 38]. Часть открытых данных по продвижению — соцмедиа-активность под отдельным брендом Face2, программы FINOPOLIS, региональные публикации в «Реальном времени» и «Бизнес-Online» — на момент сборки параграфа недоступна и в текст вошла как описание отсутствия соответствующего контура коммуникации, а не как количественная оценка.</w:t>
+        <w:t xml:space="preserve">Метод анализа. Текущее продвижение Face2 рассматривается через четыре аналитические рамки, последовательно введённые в параграфах 1.2 и 1.3. Первой рамкой выступает модель STP — ею задаются сегментация аудитории, выбор приоритетных сегментов и позиционирование. Второй рамкой служит расширенный комплекс маркетинга 7P — им оцениваются все семь элементов маркетинг-микса с особым весом People, Process и Physical evidence для биометрии. Третья рамка — маркетинговая воронка с обязательным этапом «Доверие» — показывает, на каких этапах продвижения Face2 концентрирует усилия. Четвёртая — карта каналов из таблицы 1.2.5 в её биометрической конфигурации из параграфа 1.3 — фиксирует фактическую раскладку каналов. Эмпирическая база параграфа: корпоративные материалы по продукту [27], годовой отчёт банка за 2024 год [28], проектная карточка TAdviser о подключении АББ к ЕБС в 2018 году [40], перечень банков по № 115-ФЗ [36], а также рыночный фон по данным Банка России и деловой прессы [32; 38]. Часть открытых данных по продвижению — соцмедиа-активность под отдельным брендом Face2, программы FINOPOLIS, региональные публикации в «Реальном времени» и «Бизнес-Online» — на момент сборки параграфа недоступна и в текст вошла как описание отсутствия соответствующего контура коммуникации; количественной оценкой это описание не является.</w:t>
       </w:r>
     </w:p>
     <w:p>
@@ -31359,7 +31359,7 @@
           <w:szCs w:val="28"/>
           <w:lang w:val="ru-RU"/>
         </w:rPr>
-        <w:t xml:space="preserve">Продуктовая линейка Face2, описанная в параграфе 2.1, формирует адресный набор сегментов: каждое из четырёх продуктов закрывает собственный тип заказчика и сценарий использования. На уровне коммуникации между заявленным продуктовым сегментом и реальной публичной активностью банка возможен зазор — продукт может быть выведен на рынок продуктово, но не выведен коммуникативно. Сопоставление шести сегментов рынка из таблицы 2.2.2 с тем, как они отыграны в публичных коммуникациях Face2, дано в таблице 2.3.1.</w:t>
+        <w:t xml:space="preserve">Продуктовая линейка Face2, описанная в параграфе 2.1, формирует адресный набор сегментов: каждым из четырёх продуктов закрывается собственный тип заказчика и сценарий использования. На уровне коммуникации между заявленным продуктовым сегментом и реальной публичной активностью банка возможен зазор: продукт может быть выведен на рынок продуктово, при этом коммуникативно его выход остаётся неоформленным. Сопоставление шести сегментов рынка из таблицы 2.2.2 с тем, как они отыграны в публичных коммуникациях Face2, дано в таблице 2.3.1.</w:t>
       </w:r>
     </w:p>
     <w:p>
@@ -33426,7 +33426,7 @@
           <w:szCs w:val="28"/>
           <w:lang w:val="ru-RU"/>
         </w:rPr>
-        <w:t xml:space="preserve">Сопоставление в таблице 2.3.1 показывает, что из шести сегментов рынка коммуникативно активно охвачены четыре — финансовый, транспортный, государственный (через социальную инфраструктуру РТ) и СКУД (через внутренний контур банка). Сегменты «гостиничный» и «возрастная верификация в ритейле» заявлены в продуктовой линейке, но публичные референсные кейсы по ним отсутствуют. Это первый зафиксированный пробел продвижения — сегментный.</w:t>
+        <w:t xml:space="preserve">Из сопоставления в таблице 2.3.1 следует, что из шести сегментов рынка коммуникативно активно охвачены четыре — финансовый, транспортный, государственный (через социальную инфраструктуру РТ) и СКУД (через внутренний контур банка). Сегменты «гостиничный» и «возрастная верификация в ритейле» заявлены в продуктовой линейке, однако публичные референсные кейсы по ним отсутствуют. Это первый зафиксированный пробел продвижения — сегментный.</w:t>
       </w:r>
     </w:p>
     <w:p>
@@ -33449,7 +33449,7 @@
           <w:szCs w:val="28"/>
           <w:lang w:val="ru-RU"/>
         </w:rPr>
-        <w:t xml:space="preserve">Таргетинг продвижения сосредоточен по двум осям. Географическая ось — Республика Татарстан плюс точечные федеральные пилоты в связке с Минцифры РФ, Минтрансом РФ, Центром биометрических технологий и Национальной системой платёжных карт [28, с. 30–31]. По оси типа заказчика основные ресурсы направлены на B2B и B2G, а массовый B2C-сегмент охвачен только через банковскую экосистему в пределах Татарстана: мобильное приложение Ак Барс Онлайн с 930 тыс. активных пользователей и 12 млн транзакций за 2024 год, мобильное приложение «Карта жителя РТ» с более чем 100 тыс. пользователей и портал государственных услуг РТ через СБП с 1,2 млн транзакций за тот же год [28, с. 17, 28–29, 33]. Эта концентрация одновременно использует региональное преимущество (банк опирается на естественное доверие к региональному институту в Татарстане) и ограничивает рыночный охват за пределами региона.</w:t>
+        <w:t xml:space="preserve">Таргетинг продвижения сосредоточен по двум осям. Географической осью охвачены Республика Татарстан плюс точечные федеральные пилоты в связке с Минцифры РФ, Минтрансом РФ, Центром биометрических технологий и Национальной системой платёжных карт [28, с. 30–31]. По оси типа заказчика основные ресурсы направлены на B2B и B2G; массовый B2C-сегмент охвачен только через банковскую экосистему в пределах Татарстана: мобильное приложение Ак Барс Онлайн с 930 тыс. активных пользователей и 12 млн транзакций за 2024 год, мобильное приложение «Карта жителя РТ» с более чем 100 тыс. пользователей и портал государственных услуг РТ через СБП с 1,2 млн транзакций за тот же год [28, с. 17, 28–29, 33]. Подобной концентрацией одновременно используется региональное преимущество (банк опирается на естественное доверие к региональному институту в Татарстане) и ограничивается рыночный охват за пределами региона.</w:t>
       </w:r>
     </w:p>
     <w:p>
@@ -33472,7 +33472,7 @@
           <w:szCs w:val="28"/>
           <w:lang w:val="ru-RU"/>
         </w:rPr>
-        <w:t xml:space="preserve">Позиционирование Face2 в открытых коммуникациях опирается на четыре содержательных оси. Регуляторный статус: оператор КБС с аккредитацией Минцифры решением № 4-А от 15 ноября 2023 года, сертификация ФСБ и ФСТЭК, реестр отечественного программного обеспечения [27]. Архитектурная безопасность: хранение биометрических векторов в ГИС ЕБС, криптозащита, опора на государственную инфраструктуру, а не на собственную базу данных [27]. Технологичность: заявленная точность распознавания 99,5%, среднее время сканирования около двух секунд при благоприятных условиях [27]. Противопоставление: «локальные биометрии нарушают 572-ФЗ, не сертифицированы ФСБ и не обеспечивают защиты биометрических данных» [27]. Дополнительная опорная ось — ассоциация с банковской инфраструктурой АББ: рейтинги «A» по национальной шкале, ESG-A, статус оператора по № 115-ФЗ под номером 101 в перечне Банка России на 04 мая 2026 года [28, с. 4; 36]. Содержательно это позиционирование точно соответствует конкурентной нише, выявленной в параграфе 2.2 как пересечение трёх условий — банковской экосистемы, права работать с биометрией физических лиц через ЕБС и продуктовой линейки под платежи, проход и подтверждение возраста.</w:t>
+        <w:t xml:space="preserve">Позиционирование Face2 в открытых коммуникациях опирается на четыре содержательных оси. Регуляторный статус: оператор КБС с аккредитацией Минцифры решением № 4-А от 15 ноября 2023 года, сертификация ФСБ и ФСТЭК, реестр отечественного программного обеспечения [27]. Архитектурная безопасность: хранение биометрических векторов в ГИС ЕБС, криптозащита, опора на государственную инфраструктуру при отказе от собственной базы данных [27]. Технологичность: заявленная точность распознавания 99,5 %, среднее время сканирования около двух секунд при благоприятных условиях [27]. Противопоставление: «локальные биометрии нарушают 572-ФЗ, не сертифицированы ФСБ и не обеспечивают защиты биометрических данных» [27]. Дополнительной опорной осью служит ассоциация с банковской инфраструктурой АББ: рейтинги «A» по национальной шкале, ESG-A, статус оператора по № 115-ФЗ под номером 101 в перечне Банка России на 04 мая 2026 года [28, с. 4; 36]. Содержательно это позиционирование точно соответствует конкурентной нише, выявленной в параграфе 2.2 как пересечение трёх условий — банковской экосистемы, права работать с биометрией физических лиц через ЕБС и продуктовой линейки под платежи, проход и подтверждение возраста.</w:t>
       </w:r>
     </w:p>
     <w:p>
@@ -33495,7 +33495,7 @@
           <w:szCs w:val="28"/>
           <w:lang w:val="ru-RU"/>
         </w:rPr>
-        <w:t xml:space="preserve">Однако исходная маркетинговая гипотеза, на которой строилось и продолжает строиться продвижение, зафиксирована в публичном комментарии руководителя проектного офиса инновационного развития АББ Дамира Галиева в TAdviser от 10 июля 2018 года. Тогда банк ожидал «роста интереса клиентов по мере развития сервиса, в первую очередь среди любителей инноваций», а массовый спрос рассчитывал получить «по мере планомерного перевода государственных услуг в систему ЕСИА» [40]. По существу это гипотеза органического спроса: банк не вкладывается в активное формирование рынка, а ждёт, когда регулятор и инфраструктура сформируют его сами. К 2024–2026 годам эта гипотеза рынком уже не подтверждается. Количество биометрических платежей в России за 9 месяцев 2025 года выросло в 9 раз к аналогичному периоду 2024 года, до 145,9 млн операций; денежный оборот — почти в 5 раз, до 112,5 млрд рублей; в ЕБС зарегистрированы более 10 млн пользователей [38]. Это рынок не зреющего, а уже зрелого спроса с активной конкурентной борьбой за долю, и пассивная стратегия органического притяжения проигрывает активной стратегии Сбера, нарастившего парк терминалов до 700 тыс. и оборот до 116 млрд рублей за 2025 год [32]. Несоответствие между фазой рынка и исходной маркетинговой гипотезой банка — фундаментальная характеристика текущего продвижения Face2, к которой возвращают и последующие подразделы.</w:t>
+        <w:t xml:space="preserve">Однако исходная маркетинговая гипотеза, на которой строилось и продолжает строиться продвижение, зафиксирована в публичном комментарии руководителя проектного офиса инновационного развития АББ Дамира Галиева в TAdviser от 10 июля 2018 года. Тогда банк ожидал «роста интереса клиентов по мере развития сервиса, в первую очередь среди любителей инноваций», а массовый спрос рассчитывал получить «по мере планомерного перевода государственных услуг в систему ЕСИА» [40]. По существу это гипотеза органического спроса: банк не вкладывается в активное формирование рынка и ожидает, что регулятор и инфраструктура сформируют его сами. К 2024–2026 годам эта гипотеза рынком уже не подтверждается. За 9 месяцев 2025 года количество биометрических платежей в России выросло в 9 раз к аналогичному периоду 2024 года и достигло 145,9 млн операций; денежный оборот вырос почти в 5 раз, до 112,5 млрд рублей; в ЕБС зарегистрированы более 10 млн пользователей [38]. Перед нами рынок уже зрелого спроса с активной конкурентной борьбой за долю; пассивная стратегия органического притяжения проигрывает активной стратегии Сбера, нарастившего парк терминалов до 700 тыс. и оборот до 116 млрд рублей за 2025 год [32]. Несоответствие между фазой рынка и исходной маркетинговой гипотезой банка выступает фундаментальной характеристикой текущего продвижения Face2; к ней возвращают и последующие подразделы.</w:t>
       </w:r>
     </w:p>
     <w:p>
@@ -35611,7 +35611,7 @@
           <w:szCs w:val="28"/>
           <w:lang w:val="ru-RU"/>
         </w:rPr>
-        <w:t xml:space="preserve">Раскладка показывает, что у Face2 три канала развиты сильно, четыре — на среднем уровне, два — слабо или отсутствуют. В первой группе — внутренний контур банка (5 000+ сотрудников × 200 биотерминалов как естественный «полигон» отладки клиентского опыта и одновременно сообщество ранних последователей); партнёрские каналы федерального уровня (одновременная связка с Минцифры, Минтрансом, ЦБТ и НСПК в одном проекте не имеет публично подтверждённых аналогов на рынке — ни VisionLabs, ни OVISION такой комбинации не подтверждают [37; 39]); демонстрационные каналы внутри Татарстана как постоянно действующие точки потребительского контакта с продуктом. Это сильный push-контур.</w:t>
+        <w:t xml:space="preserve">Из раскладки видно, что у Face2 три канала развиты сильно, четыре — на среднем уровне, два — слабо или отсутствуют. В первую группу входят внутренний контур банка (5 000+ сотрудников × 200 биотерминалов как естественный «полигон» отладки клиентского опыта и одновременно сообщество ранних последователей); партнёрские каналы федерального уровня (одновременной связке с Минцифры, Минтрансом, ЦБТ и НСПК в одном проекте на рынке публично подтверждённых аналогов нет — ни VisionLabs, ни OVISION такой комбинации не подтверждают [37; 39]); демонстрационные каналы внутри Татарстана как постоянно действующие точки потребительского контакта с продуктом. Получается сильный push-контур.</w:t>
       </w:r>
     </w:p>
     <w:p>
@@ -35634,7 +35634,7 @@
           <w:szCs w:val="28"/>
           <w:lang w:val="ru-RU"/>
         </w:rPr>
-        <w:t xml:space="preserve">Во второй группе — корпоративный сайт продукта и сайт банка, прямые продажи через одного контактного менеджера, точечные публикации в деловых СМИ и неоформленное участие в отраслевых форумах. Эти каналы работают, но их интенсивность значительно ниже, чем у конкурентов. Канал прямых продаж работает по классической B2B-модели через одного контактного менеджера [27], что эффективно при активном исходящем поиске клиентов, но не утилизирует входящий интерес массовой аудитории. Сайт face2.ru представляет продукт, но автоматическая лидогенерация (форма заявки, ROI-калькулятор, чат-бот) и публичная витрина коммерческих кейсов в открытых данных не зафиксированы.</w:t>
+        <w:t xml:space="preserve">Во вторую группу входят корпоративный сайт продукта и сайт банка, прямые продажи через одного контактного менеджера, точечные публикации в деловых СМИ и неоформленное участие в отраслевых форумах. Эти каналы работают, однако их интенсивность значительно ниже, чем у конкурентов. Канал прямых продаж функционирует по классической B2B-модели через одного контактного менеджера [27]: при активном исходящем поиске клиентов модель эффективна, при этом входящий интерес массовой аудитории остаётся неутилизированным. Сайтом face2.ru продукт представлен; вместе с тем автоматическая лидогенерация (форма заявки, ROI-калькулятор, чат-бот) и публичная витрина коммерческих кейсов в открытых данных не зафиксированы.</w:t>
       </w:r>
     </w:p>
     <w:p>
@@ -35657,7 +35657,7 @@
           <w:szCs w:val="28"/>
           <w:lang w:val="ru-RU"/>
         </w:rPr>
-        <w:t xml:space="preserve">В третьей группе — отсутствие отдельного бренда Face2 в социальных сетях и фрагментарность экспертного контента. В открытых данных годового отчёта АББ за 2024 год работа с социальными сетями описана как канал работы с обращениями розничных клиентов в целом по банку [28, с. 33], но систематических активностей под брендом Face2 — отдельного Telegram-канала, тематического раздела в YouTube, регулярных публикаций под единым хэштегом — публично не зафиксировано. Сравнительная база: VisionLabs ведёт корпоративный блог на Habr с регулярными техническими публикациями [37]; OVISION публикует кейсы внедрений в РЖД, Мосэнергосбыте, Правительстве Тульской области [39]; Сбер транслирует свою биометрию в массовых СМИ как «оплата улыбкой» с понятным потребительским названием [32]. У Face2 этот слой отсутствует.</w:t>
+        <w:t xml:space="preserve">В третью группу попадают отсутствие отдельного бренда Face2 в социальных сетях и фрагментарность экспертного контента. В открытых данных годового отчёта АББ за 2024 год работа с социальными сетями описана как канал работы с обращениями розничных клиентов в целом по банку [28, с. 33], при этом систематических активностей под брендом Face2 — отдельного Telegram-канала, тематического раздела в YouTube, регулярных публикаций под единым хэштегом — публично не зафиксировано. Сравнительная база: VisionLabs ведёт корпоративный блог на Habr с регулярными техническими публикациями [37]; OVISION публикует кейсы внедрений в РЖД, Мосэнергосбыте, Правительстве Тульской области [39]; Сбер транслирует свою биометрию в массовых СМИ как «оплата улыбкой» с понятным потребительским названием [32]. У Face2 этот слой отсутствует.</w:t>
       </w:r>
     </w:p>
     <w:p>
@@ -35680,7 +35680,7 @@
           <w:szCs w:val="28"/>
           <w:lang w:val="ru-RU"/>
         </w:rPr>
-        <w:t xml:space="preserve">Главный вывод инвентаризации каналов: коммуникационная архитектура Face2 асимметрична — push-каналы (B2B/B2G, партнёрства, пилоты) работают сильно, pull-каналы (массовые СМИ за пределами Татарстана, отдельный бренд в социальных сетях, экспертный контент) фрагментарны. Эта асимметрия зеркально соответствует выводу параграфа 2.2 о локальном масштабе коммерческого присутствия: маркетинговая активность банка отражает географическую структуру его операций, а не потенциал рынка.</w:t>
+        <w:t xml:space="preserve">Главный вывод инвентаризации каналов: коммуникационная архитектура Face2 асимметрична — push-каналы (B2B/B2G, партнёрства, пилоты) работают сильно, pull-каналы (массовые СМИ за пределами Татарстана, отдельный бренд в социальных сетях, экспертный контент) фрагментарны. Эта асимметрия зеркально соответствует выводу параграфа 2.2 о локальном масштабе коммерческого присутствия: маркетинговой активностью банка отражается географическая структура его операций, тогда как потенциал рынка остаётся за рамками текущего охвата.</w:t>
       </w:r>
     </w:p>
     <w:p>
@@ -35729,7 +35729,7 @@
           <w:szCs w:val="28"/>
           <w:lang w:val="ru-RU"/>
         </w:rPr>
-        <w:t xml:space="preserve">Конфигурация 7P для биометрии, выведенная в параграфе 1.3, предполагает непропорционально высокий вес элементов People, Process и Physical evidence — именно они закрывают психологический и регуляторно-репутационный барьеры сильнее, чем элементы Promotion и Price в их классической форме. Сопоставление этой конфигурации с реальной практикой Face2 дано в таблице 2.3.3.</w:t>
+        <w:t xml:space="preserve">Конфигурация 7P для биометрии, выведенная в параграфе 1.3, предполагает непропорционально высокий вес элементов People, Process и Physical evidence — именно ими психологический и регуляторно-репутационный барьеры закрываются сильнее, чем элементами Promotion и Price в их классической форме. Сопоставление этой конфигурации с реальной практикой Face2 дано в таблице 2.3.3.</w:t>
       </w:r>
     </w:p>
     <w:p>
@@ -37271,7 +37271,7 @@
           <w:szCs w:val="28"/>
           <w:lang w:val="ru-RU"/>
         </w:rPr>
-        <w:t xml:space="preserve">Сопоставление в таблице 2.3.3 показывает, что Physical evidence — самый сильный элемент комплекса маркетинга Face2 по всем формальным признакам. Полный набор регуляторных статусов (КБС, ФСБ, ФСТЭК, реестр отечественного ПО, оператор биометрии под № 101 в перечне Банка России по № 115-ФЗ [36], шестилетний стаж в ЕБС с 10 июля 2018 года [40]) выводит Face2 в группу из менее чем двухсот банков страны, имеющих все необходимые формальные статусы для работы с биометрией физических лиц. Тем не менее этот регуляторный капитал транслируется в коммуникации преимущественно языком, понятным специалистам по информационной безопасности и юристам, а не массовой аудитории, и поэтому не конвертируется в массовое сообщение «доверие». Это контентный пробел, второй после сегментного.</w:t>
+        <w:t xml:space="preserve">Из сопоставления в таблице 2.3.3 видно, что Physical evidence — самый сильный элемент комплекса маркетинга Face2 по всем формальным признакам. Полным набором регуляторных статусов (КБС, ФСБ, ФСТЭК, реестр отечественного ПО, оператор биометрии под № 101 в перечне Банка России по № 115-ФЗ [36], шестилетний стаж в ЕБС с 10 июля 2018 года [40]) Face2 выводится в группу из менее чем двухсот банков страны, имеющих все необходимые формальные статусы для работы с биометрией физических лиц. Тем не менее этот регуляторный капитал транслируется в коммуникации преимущественно языком, понятным специалистам по информационной безопасности и юристам, и поэтому в массовое сообщение «доверие» не конвертируется. Это контентный пробел — второй после сегментного.</w:t>
       </w:r>
     </w:p>
     <w:p>
@@ -37294,7 +37294,7 @@
           <w:szCs w:val="28"/>
           <w:lang w:val="ru-RU"/>
         </w:rPr>
-        <w:t xml:space="preserve">Элемент People в Face2 представлен одним публичным контактом продаж [27] и точечно — упоминанием руководителя проектного офиса инновационного развития АББ в публикации TAdviser 2018 года [40]. Линейка экспертных спикеров — главный CISO банка, юрист по 572-ФЗ, продакт-менеджер биометрии, представитель команды разработки — публично не оформлена. У VisionLabs, напротив, корпоративный блог на Habr ведут несколько технических экспертов, и каждое публичное выступление топ-менеджмента работает как Physical evidence для следующего корпоративного клиента [37]. Это пробел People — третий.</w:t>
+        <w:t xml:space="preserve">Элемент People в Face2 представлен одним публичным контактом продаж [27] и точечно — упоминанием руководителя проектного офиса инновационного развития АББ в публикации TAdviser 2018 года [40]. Линейка экспертных спикеров — главный CISO банка, юрист по 572-ФЗ, продакт-менеджер биометрии, представитель команды разработки — публично не оформлена. У VisionLabs, напротив, корпоративный блог на Habr ведут несколько технических экспертов; каждое публичное выступление топ-менеджмента работает там как Physical evidence для следующего корпоративного клиента [37]. Это пробел People — третий.</w:t>
       </w:r>
     </w:p>
     <w:p>
@@ -37317,7 +37317,7 @@
           <w:szCs w:val="28"/>
           <w:lang w:val="ru-RU"/>
         </w:rPr>
-        <w:t xml:space="preserve">Элемент Process у Face2 проработан содержательно, но узко: четырёхшаговый пользовательский путь подключения (установка приложения «Госуслуги Биометрия» → сдача упрощённой биометрии → согласие на использование вектора КБС АББ → вход в офис или оплата) описан в корпоративных материалах [27], но не упакован в массовое объяснение для внешнего читателя сайта или СМИ. Заказчик В2В получает требования к инфраструктуре (турникет, совместимый с биотерминалами, интернет-канал не менее 10 Мбит/с с непрерывностью не менее 95%, доступ к базовой СКУД-системе [27]), но не получает наглядного бизнес-кейса с расчётом окупаемости.</w:t>
+        <w:t xml:space="preserve">Элемент Process у Face2 проработан содержательно, при этом узко: четырёхшаговый пользовательский путь подключения (установка приложения «Госуслуги Биометрия» → сдача упрощённой биометрии → согласие на использование вектора КБС АББ → вход в офис или оплата) описан в корпоративных материалах [27], однако в массовое объяснение для внешнего читателя сайта или СМИ он не упакован. Заказчик В2В получает требования к инфраструктуре (турникет, совместимый с биотерминалами, интернет-канал не менее 10 Мбит/с с непрерывностью не менее 95 %, доступ к базовой СКУД-системе [27]); наглядного бизнес-кейса с расчётом окупаемости при этом не предоставляется.</w:t>
       </w:r>
     </w:p>
     <w:p>
@@ -37340,7 +37340,7 @@
           <w:szCs w:val="28"/>
           <w:lang w:val="ru-RU"/>
         </w:rPr>
-        <w:t xml:space="preserve">Элемент Promotion реализуется через точечные релизы и отдельные пилотные запуски без регулярного контент-конвейера. Элемент Price — наименее проработанный — публично не раскрывается совсем. Продуктовая линейка (Product) выглядит сильно по охвату сценариев, за единственным существенным исключением: в открытой линейке Face2 нет отдельного решения по детекции дипфейков, тогда как у VisionLabs существует продукт Deepfake Detection, у OVISION антиспуфинг и детекция дипфейков встроены в СКУД-комплекты, у Сбера действует многоконтурная защита: liveness + AI-фрод + ПИН [32; 37; 39]. Это четвёртый зафиксированный пробел — доказательный (вместе с отсутствием независимой международной верификации точности, отдельно отмеченным в параграфе 2.2).</w:t>
+        <w:t xml:space="preserve">Элемент Promotion реализуется через точечные релизы и отдельные пилотные запуски, регулярный контент-конвейер при этом отсутствует. Элементом Price охвачено меньше всего: цены публично не раскрываются вообще. Продуктовая линейка (Product) выглядит сильно по охвату сценариев, за единственным существенным исключением: в открытой линейке Face2 нет отдельного решения по детекции дипфейков, тогда как у VisionLabs существует продукт Deepfake Detection, у OVISION антиспуфинг и детекция дипфейков встроены в СКУД-комплекты, у Сбера действует многоконтурная защита: liveness + AI-фрод + ПИН [32; 37; 39]. Это четвёртый зафиксированный пробел — доказательный (вместе с отсутствием независимой международной верификации точности, отдельно отмеченным в параграфе 2.2).</w:t>
       </w:r>
     </w:p>
     <w:p>
@@ -38514,7 +38514,7 @@
           <w:szCs w:val="28"/>
           <w:lang w:val="ru-RU"/>
         </w:rPr>
-        <w:t xml:space="preserve">Раскладка по этапам воронки в таблице 2.3.4 показывает асимметрию противоположного характера, чем у эталонной модели. У эталонной воронки этап «Доверие» расширен по сравнению с традиционным товаром, но расширен равномерно — чтобы перевести в пробное использование как можно большую долю аудитории, проявившей интерес. У Face2 этап «Доверие» содержательно сильный, но узкий: его пропускная способность ограничена тем, что доказательная база подаётся языком, понятным специалистам, и не достигает массового пользователя. Этап «Пробное использование» сильный для B2B и для жителей Татарстана (внутренняя инсталляция, демозоны, региональные пилоты), но фактически нулевой для всех остальных регионов — получить пользовательский опыт Face2 за пределами РТ практически негде. Этапы «Осведомлённость» и «Лояльность» работают слабо: первый — из-за фрагментарности pull-каналов, второй — из-за отсутствия системной программы работы с референс-клиентами, NPS и кейс-стади. Графически распределение активностей Face2 по этапам воронки в сопоставлении с эталонной формой представлено на рисунке 2.3.1.</w:t>
+        <w:t xml:space="preserve">Из раскладки по этапам воронки в таблице 2.3.4 видна асимметрия противоположного характера, чем у эталонной модели. У эталонной воронки этап «Доверие» расширен по сравнению с традиционным товаром, и расширен равномерно — для перевода в пробное использование как можно большей доли аудитории, проявившей интерес. У Face2 этап «Доверие» содержательно сильный, при этом узкий: его пропускная способность ограничена тем, что доказательная база подаётся языком, понятным специалистам, и до массового пользователя не доходит. Этап «Пробное использование» сильный для B2B и для жителей Татарстана (внутренняя инсталляция, демозоны, региональные пилоты), однако для всех остальных регионов фактически нулевой — получить пользовательский опыт Face2 за пределами РТ практически негде. Этапы «Осведомлённость» и «Лояльность» работают слабо: первый — из-за фрагментарности pull-каналов, второй — из-за отсутствия системной программы работы с референс-клиентами, NPS и кейс-стади. Графически распределение активностей Face2 по этапам воронки в сопоставлении с эталонной формой представлено на рисунке 2.3.1.</w:t>
       </w:r>
     </w:p>
     <w:p>
@@ -38814,7 +38814,7 @@
           <w:szCs w:val="28"/>
           <w:lang w:val="ru-RU"/>
         </w:rPr>
-        <w:t xml:space="preserve">Содержательно фигура на рисунке 2.3.1 показывает, что у Face2 архитектурно перегружен центральный этап «Доверие» по содержательной составляющей и недогружены полюса (Осведомлённость, Лояльность) и массовый охват самого ядра. Это совпадает со структурой коммерческого присутствия из параграфа 2.2: банк глубоко работает в немногих сегментах и в одном регионе вместо широкого покрытия рынка. Маркетинг здесь не «отстаёт» от продукта, а воспроизводит структуру коммерческой работы один в один. Чтобы изменить распределение продаж, нужно сначала изменить архитектуру воронки.</w:t>
+        <w:t xml:space="preserve">Содержательно фигура на рисунке 2.3.1 показывает, что у Face2 архитектурно перегружен центральный этап «Доверие» по содержательной составляющей и недогружены полюса (Осведомлённость, Лояльность), а также массовый охват самого ядра. Это совпадает со структурой коммерческого присутствия из параграфа 2.2: глубокая работа банка ведётся в немногих сегментах и в одном регионе, тогда как широкое покрытие рынка остаётся за рамками. Маркетинг здесь от продукта не «отстаёт»; им воспроизводится структура коммерческой работы один в один. Чтобы изменить распределение продаж, требуется сначала изменить архитектуру воронки.</w:t>
       </w:r>
     </w:p>
     <w:p>
@@ -38863,7 +38863,7 @@
           <w:szCs w:val="28"/>
           <w:lang w:val="ru-RU"/>
         </w:rPr>
-        <w:t xml:space="preserve">Сводная характеристика продвижения Face2 в формате SWOT дана в таблице 2.3.5. SWOT строится строго в маркетинговой плоскости — общая характеристика продукта и банка собрана в параграфе 2.1, рыночный контекст и конкурентные позиции — в параграфе 2.2, и здесь они не повторяются. Зона интереса — только то, что относится к коммуникационному контуру и его инструментам.</w:t>
+        <w:t xml:space="preserve">Сводная характеристика продвижения Face2 в формате SWOT дана в таблице 2.3.5. SWOT строится строго в маркетинговой плоскости: общая характеристика продукта и банка собрана в параграфе 2.1, рыночный контекст и конкурентные позиции — в параграфе 2.2, и здесь они не повторяются. Зону интереса составляет только то, что относится к коммуникационному контуру и его инструментам.</w:t>
       </w:r>
     </w:p>
     <w:p>
@@ -39946,7 +39946,7 @@
           <w:szCs w:val="28"/>
           <w:lang w:val="ru-RU"/>
         </w:rPr>
-        <w:t xml:space="preserve">Сильные стороны продвижения сосредоточены в инфраструктурном и партнёрском слоях. Полный пул Physical evidence (полный набор регуляторных статусов, шестилетний стаж в ЕБС, рейтинги «A» и ESG-A банка), беспрецедентная для рынка референсная база партнёрств федерального уровня в одном проекте, внутренняя демозона как естественный «полигон» отладки клиентского опыта, встроенность в Карту жителя Республики Татарстан — каждое из этих преимуществ по отдельности встречается у разных конкурентов, но именно их совокупность характерна только для Face2 на текущем рынке.</w:t>
+        <w:t xml:space="preserve">Сильные стороны продвижения сосредоточены в инфраструктурном и партнёрском слоях. Полным пулом Physical evidence (полный набор регуляторных статусов, шестилетний стаж в ЕБС, рейтинги «A» и ESG-A банка), беспрецедентной для рынка референсной базой партнёрств федерального уровня в одном проекте, внутренней демозоной как естественным «полигоном» отладки клиентского опыта и встроенностью в Карту жителя Республики Татарстан Face2 обладает как устойчивой совокупностью преимуществ; по отдельности каждое из них встречается у разных конкурентов, однако именно их сочетание характерно только для Face2 на текущем рынке.</w:t>
       </w:r>
     </w:p>
     <w:p>
@@ -39969,7 +39969,7 @@
           <w:szCs w:val="28"/>
           <w:lang w:val="ru-RU"/>
         </w:rPr>
-        <w:t xml:space="preserve">Слабые стороны симметричны сильным: всё, что сильно в push-контуре, слабо в pull-контуре. Локальный географический охват СМИ, отсутствие отдельного бренда в социальных сетях, отсутствие регулярного контент-конвейера, отсутствие независимой верификации точности, отсутствие публикуемых тарифов и конверсионной механики на сайте, минимальная публичная экспертная команда — это не отдельные проблемы, а единый кластер недозагрузки массовых маркетинговых инструментов. К нему добавляется фундаментальная слабость — необновлённость исходной маркетинговой гипотезы 2018 года об органическом спросе в условиях рынка, прошедшего точку массовой коммерциализации.</w:t>
+        <w:t xml:space="preserve">Слабые стороны симметричны сильным: всё, что сильно в push-контуре, слабо в pull-контуре. Локальный географический охват СМИ, отсутствие отдельного бренда в социальных сетях, отсутствие регулярного контент-конвейера, отсутствие независимой верификации точности, отсутствие публикуемых тарифов и конверсионной механики на сайте, минимальная публичная экспертная команда — все эти элементы образуют единый кластер недозагрузки массовых маркетинговых инструментов; обособленных проблем здесь нет. К указанному кластеру добавляется фундаментальная слабость — необновлённость исходной маркетинговой гипотезы 2018 года об органическом спросе в условиях рынка, прошедшего точку массовой коммерциализации.</w:t>
       </w:r>
     </w:p>
     <w:p>
@@ -39992,7 +39992,7 @@
           <w:szCs w:val="28"/>
           <w:lang w:val="ru-RU"/>
         </w:rPr>
-        <w:t xml:space="preserve">Возможности рынка работают в пользу Face2 одновременно по трём направлениям. Девятикратный годовой рост числа биометрических платежей и пятикратный рост оборота создают эффект повседневности, при котором сценарии оплаты лицом, прохода и заселения становятся для пользователя привычными — это снижает барьер доверия в новых сегментах [38]. Ужесточение ответственности за неправомерное обращение с биометрией после 420-ФЗ и 421-ФЗ повышает ценность аккредитованных операторов как класса и одновременно увеличивает регуляторные риски для не имеющих аккредитации игроков [27]. Накопление 10 млн+ пользователей в ЕБС к началу 2026 года формирует готовую клиентскую базу, не требующую повторной сдачи биометрии, и удешевляет для Face2 каждый последующий маркетинговый рубль [38].</w:t>
+        <w:t xml:space="preserve">Возможности рынка работают в пользу Face2 одновременно по трём направлениям. Девятикратным годовым ростом числа биометрических платежей и пятикратным ростом оборота создаётся эффект повседневности, при котором сценарии оплаты лицом, прохода и заселения становятся для пользователя привычными — этим снижается барьер доверия в новых сегментах [38]. Ужесточение ответственности за неправомерное обращение с биометрией после 420-ФЗ и 421-ФЗ повышает ценность аккредитованных операторов как класса и одновременно увеличивает регуляторные риски для не имеющих аккредитации игроков [27]. Накоплением 10 млн+ пользователей в ЕБС к началу 2026 года формируется готовая клиентская база, не требующая повторной сдачи биометрии, и удешевляется для Face2 каждый последующий маркетинговый рубль [38].</w:t>
       </w:r>
     </w:p>
     <w:p>
@@ -40015,7 +40015,7 @@
           <w:szCs w:val="28"/>
           <w:lang w:val="ru-RU"/>
         </w:rPr>
-        <w:t xml:space="preserve">Угрозы продвижения распределены по трём осям: масштабная — Сбер с 700 тыс. терминалов, 30 млн зарегистрированных и 116 млрд рублей оборота за 2025 год доминирует в B2C-биоэквайринге [32]; технологическая — VisionLabs удерживает отрыв по независимой верификации точности через NIST FRTE и работает в 38 странах [37]; продуктовая — OVISION закрывает рынок полного цикла СКУД с собственным аппаратом и федеральными референсами [39]. Дополнительная общая угроза — репутационные риски утечек у любого аккредитованного оператора биометрии, способные ударить по доверию ко всему классу одновременно.</w:t>
+        <w:t xml:space="preserve">Угрозы продвижения распределены по трём осям: масштабная — Сбер с 700 тыс. терминалов, 30 млн зарегистрированных и 116 млрд рублей оборота за 2025 год доминирует в B2C-биоэквайринге [32]; технологическая — VisionLabs удерживает отрыв по независимой верификации точности через NIST FRTE и работает в 38 странах [37]; продуктовая — OVISION закрывает рынок полного цикла СКУД с собственным аппаратом и федеральными референсами [39]. Дополнительной общей угрозой выступают репутационные риски утечек у любого аккредитованного оператора биометрии, способные ударить по доверию ко всему классу одновременно.</w:t>
       </w:r>
     </w:p>
     <w:p>
@@ -40038,7 +40038,7 @@
           <w:szCs w:val="28"/>
           <w:lang w:val="ru-RU"/>
         </w:rPr>
-        <w:t xml:space="preserve">Структурный вывод SWOT: продвижение Face2 находится в диспозиции, при которой сильные стороны не масштабируются, а слабые стороны сосредоточены в той части маркетингового инструментария, где у банка уже есть необходимые ресурсы (банковская экосистема, рейтинги, региональные данные). Это вопрос конфигурации, а не дополнительных вложений — основа для управленческой повестки главы 3.</w:t>
+        <w:t xml:space="preserve">Структурный вывод SWOT: продвижение Face2 находится в диспозиции, при которой сильные стороны не масштабируются, а слабые сосредоточены в той части маркетингового инструментария, где у банка уже имеются необходимые ресурсы (банковская экосистема, рейтинги, региональные данные). Перед нами вопрос конфигурации; дополнительных вложений ситуация не требует — это и образует основу для управленческой повестки главы 3.</w:t>
       </w:r>
     </w:p>
     <w:p>
@@ -40087,7 +40087,7 @@
           <w:szCs w:val="28"/>
           <w:lang w:val="ru-RU"/>
         </w:rPr>
-        <w:t xml:space="preserve">Восемь пробелов продвижения, последовательно зафиксированных в предыдущих подразделах настоящего параграфа, агрегированы в таблицу 2.3.6. Эта таблица одновременно завершает анализ текущего состояния и формирует управленческую повестку для главы 3 — каждый пробел переходит в задачу разработки стратегии продвижения.</w:t>
+        <w:t xml:space="preserve">Восемь пробелов продвижения, последовательно зафиксированных в предыдущих подразделах настоящего параграфа, агрегированы в таблицу 2.3.6. Этой таблицей одновременно завершается анализ текущего состояния и формируется управленческая повестка для главы 3 — каждый пробел переходит в задачу разработки стратегии продвижения.</w:t>
       </w:r>
     </w:p>
     <w:p>
@@ -41804,7 +41804,7 @@
           <w:szCs w:val="28"/>
           <w:lang w:val="ru-RU"/>
         </w:rPr>
-        <w:t xml:space="preserve">Восемь пробелов в таблице 2.3.6 не являются независимыми. Они образуют связанный кластер вокруг одной общей характеристики — преимущественно push-ориентированного продвижения банковского сервисного игрока с локальной коммерческой базой, опирающегося на устаревшую гипотезу органического спроса. Канальный пробел (1), географический пробел (8) и сегментный пробел (3) — это пробелы охвата. Контентный пробел (2), доказательный пробел (4) и People-пробел (5) — это пробелы аргументации. Конверсионный пробел (6) и лояльностный пробел (7) — это пробелы инфраструктуры воронки. Управленческая повестка главы 3 распадается на три параллельных направления — расширение охвата, усиление аргументации, достройка инфраструктуры воронки.</w:t>
+        <w:t xml:space="preserve">Восемь пробелов в таблице 2.3.6 не являются независимыми. Они образуют связанный кластер вокруг одной общей характеристики — преимущественно push-ориентированного продвижения банковского сервисного игрока с локальной коммерческой базой, опирающегося на устаревшую гипотезу органического спроса. Канальный пробел (1), географический пробел (8) и сегментный пробел (3) относятся к пробелам охвата. Контентным пробелом (2), доказательным пробелом (4) и People-пробелом (5) представлена группа пробелов аргументации. К пробелам инфраструктуры воронки относятся конверсионный пробел (6) и лояльностный пробел (7). Управленческая повестка главы 3 распадается на три параллельных направления — расширение охвата, усиление аргументации, достройка инфраструктуры воронки.</w:t>
       </w:r>
     </w:p>
     <w:p>
@@ -41827,7 +41827,7 @@
           <w:szCs w:val="28"/>
           <w:lang w:val="ru-RU"/>
         </w:rPr>
-        <w:t xml:space="preserve">Связь с уже занятой конкурентной нишей определяет приоритеты. Регуляторное преимущество, банковская экосистема и шестилетний стаж в ЕБС — те ресурсы, которые в продвижении не нужно создавать, а нужно только активизировать. Это означает, что разрабатываемая стратегия продвижения Face2 не должна строиться в логике догоняющего марша к Сберу или верификационного состязания с VisionLabs — обе эти траектории требуют ресурсов, которых у банка нет в нужных объёмах. Стратегия должна строиться в логике конвертации уже накопленного институционального и инфраструктурного капитала в массовое сообщение и в массовый канал, при сохранении сильной B2B-составляющей и без размывания регуляторного позиционирования.</w:t>
+        <w:t xml:space="preserve">Связь с уже занятой конкурентной нишей определяет приоритеты. Регуляторное преимущество, банковская экосистема и шестилетний стаж в ЕБС — те ресурсы, которые в продвижении создавать не нужно; их остаётся только активизировать. Из этого следует, что разрабатываемая стратегия продвижения Face2 должна строиться не в логике догоняющего марша к Сберу или верификационного состязания с VisionLabs — обе эти траектории требуют ресурсов, которых у банка нет в нужных объёмах. Стратегия должна выстраиваться в логике конвертации уже накопленного институционального и инфраструктурного капитала в массовое сообщение и в массовый канал — при сохранении сильной B2B-составляющей и без размывания регуляторного позиционирования.</w:t>
       </w:r>
     </w:p>
     <w:p>
@@ -41850,7 +41850,7 @@
           <w:szCs w:val="28"/>
           <w:lang w:val="ru-RU"/>
         </w:rPr>
-        <w:t xml:space="preserve">Эта рамка задаёт переход к главе 3. В параграфе 3.1 управленческая повестка восьми пробелов переводится в цели и задачи стратегии продвижения, формируется приоритизация целевых сегментов и обновляется позиционирование. В параграфе 3.2 на этой основе разрабатывается комплекс маркетинговых мероприятий — стратегические направления, отраслевые офферы для приоритетных сегментов, каналы продвижения, контентная и PR-стратегия, дорожная карта реализации. В параграфе 3.3 предложенная стратегия проверяется на эффективность через KPI, экономический эффект, оценку рисков и организационный план внедрения.</w:t>
+        <w:t xml:space="preserve">Этой рамкой задаётся переход к главе 3. В параграфе 3.1 управленческая повестка восьми пробелов переводится в цели и задачи стратегии продвижения, формируется приоритизация целевых сегментов и обновляется позиционирование. В параграфе 3.2 на этой основе разрабатывается комплекс маркетинговых мероприятий — стратегические направления, отраслевые офферы для приоритетных сегментов, каналы продвижения, контентная и PR-стратегия, дорожная карта реализации. В параграфе 3.3 предложенная стратегия проверяется на эффективность через KPI, экономический эффект, оценку рисков и организационный план внедрения.</w:t>
       </w:r>
     </w:p>
     <w:p>
@@ -41926,7 +41926,7 @@
           <w:szCs w:val="28"/>
           <w:lang w:val="ru-RU"/>
         </w:rPr>
-        <w:t xml:space="preserve">Глава 2 описала Ак Барс Банк как разработчика Face2 — крупный региональный банк с активами 1,16 трлн рублей, рейтингами «A» по национальной шкале и собственной биометрической вертикалью с аккредитацией Минцифры по правилам КБС, сертификацией ФСБ и ФСТЭК, внутренней инсталляцией на 5 000+ сотрудников и пилотами с Минцифры, Минтрансом и НСПК [25, с. 1–3; 27; 28, с. 30–31]. Российский рынок биометрии прошёл точку массовой коммерциализации — 145,9 млн платежей и 112,5 млрд рублей оборота за девять месяцев 2025 года, свыше 10 млн пользователей ЕБС — и работает в жёсткой регуляторной рамке 572-ФЗ, ограничивающей круг операторов аккредитованными игроками [33; 38; 43]. Балльная экспертная оценка под целевой сегмент B2B и B2G со сценариями работы с физическими лицами через ЕБС вывела Face2 на разделённую вторую позицию (4,10) после Сбера (4,25), а собственный конкурентный сегмент банка — пересечение банковской экосистемы, права работы с биометрией физических лиц через ЕБС и продуктовой линейки под платежи, проход и подтверждение возраста — у ключевых конкурентов отсутствует [27; 32; 36; 37; 39]. Анализ текущего продвижения через STP, 7P, маркетинговую воронку с этапом «Доверие» и карту каналов выявил структурную асимметрию: push-каналы развиты сильно, pull-каналы фрагментарны, что собирается в восемь связанных пробелов — канальный, контентный, сегментный, доказательный, People, конверсионный, лояльностный и географический [27; 28, с. 28–33; 36; 40]. Эта расстановка задаёт управленческую повестку для главы 3 — спроектировать стратегию продвижения, опирающуюся на сильные стороны Face2 (регуляторный капитал, банковская экосистема, стаж в ЕБС с 2018 года) и закрывающую выявленные пробелы по трём направлениям: расширение охвата, усиление аргументации и достройка инфраструктуры воронки.</w:t>
+        <w:t xml:space="preserve">В главе 2 был описан Ак Барс Банк как разработчик Face2 — крупный региональный банк с активами 1,16 трлн рублей, рейтингами «A» по национальной шкале и собственной биометрической вертикалью с аккредитацией Минцифры по правилам КБС, сертификацией ФСБ и ФСТЭК, внутренней инсталляцией на 5 000+ сотрудников и пилотами с Минцифры, Минтрансом и НСПК [25, с. 1–3; 27; 28, с. 30–31]. Российский рынок биометрии прошёл точку массовой коммерциализации — 145,9 млн платежей и 112,5 млрд рублей оборота за девять месяцев 2025 года, свыше 10 млн пользователей ЕБС — и работает в жёсткой регуляторной рамке 572-ФЗ, ограничивающей круг операторов аккредитованными игроками [33; 38; 43]. Балльной экспертной оценкой под целевой сегмент B2B и B2G со сценариями работы с физическими лицами через ЕБС Face2 был выведен на разделённую вторую позицию (4,10) после Сбера (4,25), а собственный конкурентный сегмент банка — пересечение банковской экосистемы, права работы с биометрией физических лиц через ЕБС и продуктовой линейки под платежи, проход и подтверждение возраста — у ключевых конкурентов отсутствует [27; 32; 36; 37; 39]. Анализом текущего продвижения через STP, 7P, маркетинговую воронку с этапом «Доверие» и карту каналов выявлена структурная асимметрия: push-каналы развиты сильно, pull-каналы фрагментарны, что собирается в восемь связанных пробелов — канальный, контентный, сегментный, доказательный, People, конверсионный, лояльностный и географический [27; 28, с. 28–33; 36; 40]. Этой расстановкой задаётся управленческая повестка для главы 3 — спроектировать стратегию продвижения, опирающуюся на сильные стороны Face2 (регуляторный капитал, банковская экосистема, стаж в ЕБС с 2018 года) и закрывающую выявленные пробелы по трём направлениям: расширение охвата, усиление аргументации и достройка инфраструктуры воронки.</w:t>
       </w:r>
     </w:p>
     <w:p>

--- a/ВКР ГОТОВОЕ.docx
+++ b/ВКР ГОТОВОЕ.docx
@@ -12659,341 +12659,7 @@
           <w:szCs w:val="28"/>
           <w:lang w:val="ru-RU"/>
         </w:rPr>
-        <w:t xml:space="preserve">Анализ стратегии продвижения нового продукта начинается с разбора объекта, а не с разбора рынка. Без точного описания компании, её ресурсной базы и самого продукта оценка каналов, аудитории и рыночной позиции теряет основу. Поэтому первый шаг — характеристика Ак Барс Банка как разработчика Face2 и самого биометрического сервиса как объекта продвижения.</w:t>
-      </w:r>
-    </w:p>
-    <w:p>
-      <w:pPr>
-        <w:spacing w:before="0" w:after="0" w:line="360" w:lineRule="auto"/>
-        <w:ind w:firstLine="708"/>
-        <w:jc w:val="both"/>
-        <w:rPr>
-          <w:rFonts w:ascii="Times New Roman" w:hAnsi="Times New Roman" w:cs="Times New Roman" w:eastAsia="Times New Roman"/>
-          <w:sz w:val="28"/>
-          <w:szCs w:val="28"/>
-          <w:lang w:val="ru-RU"/>
-        </w:rPr>
-      </w:pPr>
-      <w:r>
-        <w:rPr>
-          <w:rFonts w:ascii="Times New Roman" w:hAnsi="Times New Roman" w:cs="Times New Roman" w:eastAsia="Times New Roman"/>
-          <w:color w:val="000000"/>
-          <w:sz w:val="28"/>
-          <w:szCs w:val="28"/>
-          <w:lang w:val="ru-RU"/>
-        </w:rPr>
-        <w:t xml:space="preserve">Акционерный коммерческий банк «Ак Барс» — публичное акционерное общество с юридическим адресом в Казани, улица Декабристов, дом 1 [26, с. 7]. Банк работает по генеральной банковской лицензии Центрального банка Российской Федерации с 1993 года и входит в государственную систему страхования вкладов физических лиц [26, с. 6]. Государственная страховка покрывает выплаты по вкладам в пределах 1,4 млн рублей, а в особых обстоятельствах — до 10 млн рублей [26, с. 6]. Основной профиль группы — коммерческие и розничные банковские операции на территории России [26, с. 6]. Республика Татарстан — основной регион присутствия банка, и доля местных поставщиков в общем бюджете закупок на конец 2024 года составила не менее 60% [28, с. 67].</w:t>
-      </w:r>
-    </w:p>
-    <w:p>
-      <w:pPr>
-        <w:spacing w:before="0" w:after="0" w:line="360" w:lineRule="auto"/>
-        <w:ind w:firstLine="708"/>
-        <w:jc w:val="both"/>
-        <w:rPr>
-          <w:rFonts w:ascii="Times New Roman" w:hAnsi="Times New Roman" w:cs="Times New Roman" w:eastAsia="Times New Roman"/>
-          <w:sz w:val="28"/>
-          <w:szCs w:val="28"/>
-          <w:lang w:val="ru-RU"/>
-        </w:rPr>
-      </w:pPr>
-      <w:r>
-        <w:rPr>
-          <w:rFonts w:ascii="Times New Roman" w:hAnsi="Times New Roman" w:cs="Times New Roman" w:eastAsia="Times New Roman"/>
-          <w:color w:val="000000"/>
-          <w:sz w:val="28"/>
-          <w:szCs w:val="28"/>
-          <w:lang w:val="ru-RU"/>
-        </w:rPr>
-        <w:t xml:space="preserve">Помимо самого банка в группу входят инвестиционные компании, лизинговая компания, страховые организации и негосударственный пенсионный фонд [26, с. 7]. Такая конструкция позволяет банку выходить за пределы классического кредитования и расчётов и собирать вокруг себя смежные финансовые сервисы — от пенсионных накоплений и страхования до лизинга оборудования. Состав группы показан на рисунке 2.1.1: банк объединяет вокруг головной кредитной организации инвестиционный, страховой и пенсионный блоки в единое юридически связанное целое.</w:t>
-      </w:r>
-    </w:p>
-    <w:p>
-      <w:pPr>
-        <w:keepLines/>
-        <w:spacing w:before="0" w:after="0" w:line="240" w:lineRule="auto"/>
-        <w:jc w:val="left"/>
-        <w:rPr>
-          <w:rFonts w:ascii="Times New Roman" w:hAnsi="Times New Roman" w:cs="Times New Roman" w:eastAsia="Times New Roman"/>
-          <w:sz w:val="28"/>
-          <w:szCs w:val="28"/>
-          <w:lang w:val="ru-RU"/>
-        </w:rPr>
-      </w:pPr>
-      <w:r>
-        <w:rPr>
-          <w:rFonts w:ascii="Courier New" w:hAnsi="Courier New" w:cs="Courier New" w:eastAsia="Courier New"/>
-          <w:color w:val="000000"/>
-          <w:sz w:val="18"/>
-          <w:szCs w:val="18"/>
-          <w:lang w:val="ru-RU"/>
-        </w:rPr>
-        <w:t xml:space="preserve">              ┌──────────────────────────────────────┐</w:t>
-      </w:r>
-    </w:p>
-    <w:p>
-      <w:pPr>
-        <w:keepLines/>
-        <w:spacing w:before="0" w:after="0" w:line="240" w:lineRule="auto"/>
-        <w:jc w:val="left"/>
-        <w:rPr>
-          <w:rFonts w:ascii="Times New Roman" w:hAnsi="Times New Roman" w:cs="Times New Roman" w:eastAsia="Times New Roman"/>
-          <w:sz w:val="28"/>
-          <w:szCs w:val="28"/>
-          <w:lang w:val="ru-RU"/>
-        </w:rPr>
-      </w:pPr>
-      <w:r>
-        <w:rPr>
-          <w:rFonts w:ascii="Courier New" w:hAnsi="Courier New" w:cs="Courier New" w:eastAsia="Courier New"/>
-          <w:color w:val="000000"/>
-          <w:sz w:val="18"/>
-          <w:szCs w:val="18"/>
-          <w:lang w:val="ru-RU"/>
-        </w:rPr>
-        <w:t xml:space="preserve">              │      Группа банка «Ак Барс»          │</w:t>
-      </w:r>
-    </w:p>
-    <w:p>
-      <w:pPr>
-        <w:keepLines/>
-        <w:spacing w:before="0" w:after="0" w:line="240" w:lineRule="auto"/>
-        <w:jc w:val="left"/>
-        <w:rPr>
-          <w:rFonts w:ascii="Times New Roman" w:hAnsi="Times New Roman" w:cs="Times New Roman" w:eastAsia="Times New Roman"/>
-          <w:sz w:val="28"/>
-          <w:szCs w:val="28"/>
-          <w:lang w:val="ru-RU"/>
-        </w:rPr>
-      </w:pPr>
-      <w:r>
-        <w:rPr>
-          <w:rFonts w:ascii="Courier New" w:hAnsi="Courier New" w:cs="Courier New" w:eastAsia="Courier New"/>
-          <w:color w:val="000000"/>
-          <w:sz w:val="18"/>
-          <w:szCs w:val="18"/>
-          <w:lang w:val="ru-RU"/>
-        </w:rPr>
-        <w:t xml:space="preserve">              └──────────────────┬───────────────────┘</w:t>
-      </w:r>
-    </w:p>
-    <w:p>
-      <w:pPr>
-        <w:keepLines/>
-        <w:spacing w:before="0" w:after="0" w:line="240" w:lineRule="auto"/>
-        <w:jc w:val="left"/>
-        <w:rPr>
-          <w:rFonts w:ascii="Times New Roman" w:hAnsi="Times New Roman" w:cs="Times New Roman" w:eastAsia="Times New Roman"/>
-          <w:sz w:val="28"/>
-          <w:szCs w:val="28"/>
-          <w:lang w:val="ru-RU"/>
-        </w:rPr>
-      </w:pPr>
-      <w:r>
-        <w:rPr>
-          <w:rFonts w:ascii="Courier New" w:hAnsi="Courier New" w:cs="Courier New" w:eastAsia="Courier New"/>
-          <w:color w:val="000000"/>
-          <w:sz w:val="18"/>
-          <w:szCs w:val="18"/>
-          <w:lang w:val="ru-RU"/>
-        </w:rPr>
-        <w:t xml:space="preserve">                                 │</w:t>
-      </w:r>
-    </w:p>
-    <w:p>
-      <w:pPr>
-        <w:keepLines/>
-        <w:spacing w:before="0" w:after="0" w:line="240" w:lineRule="auto"/>
-        <w:jc w:val="left"/>
-        <w:rPr>
-          <w:rFonts w:ascii="Times New Roman" w:hAnsi="Times New Roman" w:cs="Times New Roman" w:eastAsia="Times New Roman"/>
-          <w:sz w:val="28"/>
-          <w:szCs w:val="28"/>
-          <w:lang w:val="ru-RU"/>
-        </w:rPr>
-      </w:pPr>
-      <w:r>
-        <w:rPr>
-          <w:rFonts w:ascii="Courier New" w:hAnsi="Courier New" w:cs="Courier New" w:eastAsia="Courier New"/>
-          <w:color w:val="000000"/>
-          <w:sz w:val="18"/>
-          <w:szCs w:val="18"/>
-          <w:lang w:val="ru-RU"/>
-        </w:rPr>
-        <w:t xml:space="preserve">       ┌────────────┬────────────┼─────────────┬──────────────┐</w:t>
-      </w:r>
-    </w:p>
-    <w:p>
-      <w:pPr>
-        <w:keepLines/>
-        <w:spacing w:before="0" w:after="0" w:line="240" w:lineRule="auto"/>
-        <w:jc w:val="left"/>
-        <w:rPr>
-          <w:rFonts w:ascii="Times New Roman" w:hAnsi="Times New Roman" w:cs="Times New Roman" w:eastAsia="Times New Roman"/>
-          <w:sz w:val="28"/>
-          <w:szCs w:val="28"/>
-          <w:lang w:val="ru-RU"/>
-        </w:rPr>
-      </w:pPr>
-      <w:r>
-        <w:rPr>
-          <w:rFonts w:ascii="Courier New" w:hAnsi="Courier New" w:cs="Courier New" w:eastAsia="Courier New"/>
-          <w:color w:val="000000"/>
-          <w:sz w:val="18"/>
-          <w:szCs w:val="18"/>
-          <w:lang w:val="ru-RU"/>
-        </w:rPr>
-        <w:t xml:space="preserve">       ▼            ▼            ▼             ▼              ▼</w:t>
-      </w:r>
-    </w:p>
-    <w:p>
-      <w:pPr>
-        <w:keepLines/>
-        <w:spacing w:before="0" w:after="0" w:line="240" w:lineRule="auto"/>
-        <w:jc w:val="left"/>
-        <w:rPr>
-          <w:rFonts w:ascii="Times New Roman" w:hAnsi="Times New Roman" w:cs="Times New Roman" w:eastAsia="Times New Roman"/>
-          <w:sz w:val="28"/>
-          <w:szCs w:val="28"/>
-          <w:lang w:val="ru-RU"/>
-        </w:rPr>
-      </w:pPr>
-      <w:r>
-        <w:rPr>
-          <w:rFonts w:ascii="Courier New" w:hAnsi="Courier New" w:cs="Courier New" w:eastAsia="Courier New"/>
-          <w:color w:val="000000"/>
-          <w:sz w:val="18"/>
-          <w:szCs w:val="18"/>
-          <w:lang w:val="ru-RU"/>
-        </w:rPr>
-        <w:t xml:space="preserve">  ПАО «АК БАРС»  Инвести-     Лизинговая   Страховые    Негосударственный</w:t>
-      </w:r>
-    </w:p>
-    <w:p>
-      <w:pPr>
-        <w:keepLines/>
-        <w:spacing w:before="0" w:after="0" w:line="240" w:lineRule="auto"/>
-        <w:jc w:val="left"/>
-        <w:rPr>
-          <w:rFonts w:ascii="Times New Roman" w:hAnsi="Times New Roman" w:cs="Times New Roman" w:eastAsia="Times New Roman"/>
-          <w:sz w:val="28"/>
-          <w:szCs w:val="28"/>
-          <w:lang w:val="ru-RU"/>
-        </w:rPr>
-      </w:pPr>
-      <w:r>
-        <w:rPr>
-          <w:rFonts w:ascii="Courier New" w:hAnsi="Courier New" w:cs="Courier New" w:eastAsia="Courier New"/>
-          <w:color w:val="000000"/>
-          <w:sz w:val="18"/>
-          <w:szCs w:val="18"/>
-          <w:lang w:val="ru-RU"/>
-        </w:rPr>
-        <w:t xml:space="preserve">      БАНК       ционные      компания     компании     пенсионный фонд</w:t>
-      </w:r>
-    </w:p>
-    <w:p>
-      <w:pPr>
-        <w:keepLines/>
-        <w:spacing w:before="0" w:after="0" w:line="240" w:lineRule="auto"/>
-        <w:jc w:val="left"/>
-        <w:rPr>
-          <w:rFonts w:ascii="Times New Roman" w:hAnsi="Times New Roman" w:cs="Times New Roman" w:eastAsia="Times New Roman"/>
-          <w:sz w:val="28"/>
-          <w:szCs w:val="28"/>
-          <w:lang w:val="ru-RU"/>
-        </w:rPr>
-      </w:pPr>
-      <w:r>
-        <w:rPr>
-          <w:rFonts w:ascii="Courier New" w:hAnsi="Courier New" w:cs="Courier New" w:eastAsia="Courier New"/>
-          <w:color w:val="000000"/>
-          <w:sz w:val="18"/>
-          <w:szCs w:val="18"/>
-          <w:lang w:val="ru-RU"/>
-        </w:rPr>
-        <w:t xml:space="preserve">   (головной)    компании</w:t>
-      </w:r>
-    </w:p>
-    <w:p>
-      <w:pPr>
-        <w:spacing w:before="0" w:after="0" w:line="240" w:lineRule="auto"/>
-        <w:jc w:val="both"/>
-        <w:rPr>
-          <w:rFonts w:ascii="Times New Roman" w:hAnsi="Times New Roman" w:cs="Times New Roman" w:eastAsia="Times New Roman"/>
-          <w:sz w:val="28"/>
-          <w:szCs w:val="28"/>
-          <w:lang w:val="ru-RU"/>
-        </w:rPr>
-      </w:pPr>
-    </w:p>
-    <w:p>
-      <w:pPr>
-        <w:spacing w:before="0" w:after="0" w:line="360" w:lineRule="auto"/>
-        <w:ind w:firstLine="708"/>
-        <w:jc w:val="both"/>
-        <w:rPr>
-          <w:rFonts w:ascii="Times New Roman" w:hAnsi="Times New Roman" w:cs="Times New Roman" w:eastAsia="Times New Roman"/>
-          <w:sz w:val="28"/>
-          <w:szCs w:val="28"/>
-          <w:lang w:val="ru-RU"/>
-        </w:rPr>
-      </w:pPr>
-      <w:r>
-        <w:rPr>
-          <w:rFonts w:ascii="Times New Roman" w:hAnsi="Times New Roman" w:cs="Times New Roman" w:eastAsia="Times New Roman"/>
-          <w:color w:val="000000"/>
-          <w:sz w:val="28"/>
-          <w:szCs w:val="28"/>
-          <w:lang w:val="ru-RU"/>
-        </w:rPr>
-        <w:t xml:space="preserve">Источник: составлено автором по данным [26, с. 7]</w:t>
-      </w:r>
-    </w:p>
-    <w:p>
-      <w:pPr>
-        <w:spacing w:before="0" w:after="0" w:line="360" w:lineRule="auto"/>
-        <w:ind w:firstLine="708"/>
-        <w:jc w:val="both"/>
-        <w:rPr>
-          <w:rFonts w:ascii="Times New Roman" w:hAnsi="Times New Roman" w:cs="Times New Roman" w:eastAsia="Times New Roman"/>
-          <w:sz w:val="28"/>
-          <w:szCs w:val="28"/>
-          <w:lang w:val="ru-RU"/>
-        </w:rPr>
-      </w:pPr>
-      <w:r>
-        <w:rPr>
-          <w:rFonts w:ascii="Times New Roman" w:hAnsi="Times New Roman" w:cs="Times New Roman" w:eastAsia="Times New Roman"/>
-          <w:color w:val="000000"/>
-          <w:sz w:val="28"/>
-          <w:szCs w:val="28"/>
-          <w:lang w:val="ru-RU"/>
-        </w:rPr>
-        <w:t xml:space="preserve">Рис. 2.1.1. Структура группы банка «Ак Барс» по составу участников</w:t>
-      </w:r>
-    </w:p>
-    <w:p>
-      <w:pPr>
-        <w:spacing w:before="0" w:after="0" w:line="360" w:lineRule="auto"/>
-        <w:ind w:firstLine="708"/>
-        <w:jc w:val="both"/>
-        <w:rPr>
-          <w:rFonts w:ascii="Times New Roman" w:hAnsi="Times New Roman" w:cs="Times New Roman" w:eastAsia="Times New Roman"/>
-          <w:sz w:val="28"/>
-          <w:szCs w:val="28"/>
-          <w:lang w:val="ru-RU"/>
-        </w:rPr>
-      </w:pPr>
-      <w:r>
-        <w:rPr>
-          <w:rFonts w:ascii="Times New Roman" w:hAnsi="Times New Roman" w:cs="Times New Roman" w:eastAsia="Times New Roman"/>
-          <w:color w:val="000000"/>
-          <w:sz w:val="28"/>
-          <w:szCs w:val="28"/>
-          <w:lang w:val="ru-RU"/>
-        </w:rPr>
-        <w:t xml:space="preserve">Финансовый масштаб группы характеризует её как крупного регионального игрока с устойчивой федеральной инфраструктурой. Совокупные активы выросли почти на четверть за один год — с 946,9 млрд рублей на конец 2024 года до 1 157,3 млрд рублей на конец 2025 года [25, с. 1]. Прибыль за 2025 год вернулась к двузначным значениям и достигла 15,7 млрд рублей после слабого 2024 года, когда на финансовый результат давили резервы по кредитным убыткам и переоценка активов [25, с. 2]. По собственной отчётности банка по российским стандартам бухгалтерского учёта чистая прибыль за 2024 год составила 15,4 млрд рублей и более чем в два раза превысила результат 2023 года; рентабельность капитала достигла 15,4%, рентабельность активов — 1,7%, отношение операционных расходов к доходам — 37,8% [28, с. 16–17]. Сводная динамика основных консолидированных показателей собрана в таблице 2.1.1.</w:t>
+        <w:t xml:space="preserve">Акционерный коммерческий банк «Ак Барс» — публичное акционерное общество со штаб-квартирой в Казани (ул. Декабристов, 1), работает по генеральной лицензии Банка России с 1993 года и входит в систему страхования вкладов [26, с. 6–7]. Основной регион присутствия — Республика Татарстан: на конец 2024 года доля местных поставщиков в бюджете закупок составила не менее 60% [28, с. 67]. Сводная динамика основных консолидированных показателей за 2023–2025 годы приведена в таблице 2.1.1.</w:t>
       </w:r>
     </w:p>
     <w:p>
@@ -13836,7 +13502,7 @@
           <w:szCs w:val="28"/>
           <w:lang w:val="ru-RU"/>
         </w:rPr>
-        <w:t xml:space="preserve">Общая картина — рост процентной маржи и восстановление прибыли после провального 2024 года. Чистые процентные доходы выросли с 31,8 млрд рублей в 2023 году до 58,1 млрд рублей в 2025 году, то есть почти в 1,8 раза за два года [25, с. 2; 26, с. 2]. Совокупный капитал увеличился со 106,1 млрд рублей на конец 2023 года до 126,4 млрд рублей на конец 2025 года: банк наращивает собственные средства параллельно росту активов и не выплачивает дивиденды по итогам отчётных периодов [25, с. 3; 26, с. 3]. Свободные средства идут в развитие, а не в выплаты акционерам. Этот факт важен для запуска нового продукта: ресурсы для продвижения остаются внутри группы.</w:t>
+        <w:t xml:space="preserve">Дивиденды по итогам отчётных периодов не выплачиваются, а основной финансовый результат концентрируется в корпоративном и инвестиционном сегментах [25, с. 66, 68; 26, с. 2–3]: ресурсы для продвижения нового продукта остаются внутри группы, а собственная B2B-база работает как готовый канал входа для Face2.</w:t>
       </w:r>
     </w:p>
     <w:p>
@@ -13859,76 +13525,7 @@
           <w:szCs w:val="28"/>
           <w:lang w:val="ru-RU"/>
         </w:rPr>
-        <w:t xml:space="preserve">Сегментная раскладка операций группы по пяти направлениям — розничные, корпоративные, инвестиционные и казначейские банковские операции, а также прочие операции — концентрирует основной финансовый результат в корпоративном и инвестиционном сегментах [25, с. 66, 68]. Это важно для продвижения Face2: основной коммерческий потенциал биометрии сосредоточен в B2B-сценариях для корпоративных и инвестиционных клиентов, и собственная клиентская база группы в этих сегментах работает как готовый канал входа.</w:t>
-      </w:r>
-    </w:p>
-    <w:p>
-      <w:pPr>
-        <w:spacing w:before="0" w:after="0" w:line="360" w:lineRule="auto"/>
-        <w:ind w:firstLine="708"/>
-        <w:jc w:val="both"/>
-        <w:rPr>
-          <w:rFonts w:ascii="Times New Roman" w:hAnsi="Times New Roman" w:cs="Times New Roman" w:eastAsia="Times New Roman"/>
-          <w:sz w:val="28"/>
-          <w:szCs w:val="28"/>
-          <w:lang w:val="ru-RU"/>
-        </w:rPr>
-      </w:pPr>
-      <w:r>
-        <w:rPr>
-          <w:rFonts w:ascii="Times New Roman" w:hAnsi="Times New Roman" w:cs="Times New Roman" w:eastAsia="Times New Roman"/>
-          <w:color w:val="000000"/>
-          <w:sz w:val="28"/>
-          <w:szCs w:val="28"/>
-          <w:lang w:val="ru-RU"/>
-        </w:rPr>
-        <w:t xml:space="preserve">Фундамент рыночной позиции банка задаёт стратегия. Действующая Стратегия развития Ак Барс Банка на 2022–2026 годы фиксирует три приоритета: эффективность, клиентоцентричность, гибкость [28, с. 16]. Эффективность подразумевает масштабирование бизнеса с устойчивой прибыльностью и контроль уровня риска. Клиентоцентричность — построение долгосрочных отношений и рост числа продуктов на одного клиента. Гибкость — скорость и качество процессов и способность быстро реагировать на изменения внешней среды. Под эти приоритеты банк разворачивает четыре направления трансформации: развитие продуктовых предложений и клиентских путей, организационную эволюцию, развитие ИТ-инфраструктуры и платформ в логике технологического суверенитета, а также управление рисками [28, с. 16]. Сама миссия сформулирована коротко — «Сегодня и всегда мы создаём возможности для достижения целей нашими клиентами и партнёрами» [28, с. 5].</w:t>
-      </w:r>
-    </w:p>
-    <w:p>
-      <w:pPr>
-        <w:spacing w:before="0" w:after="0" w:line="360" w:lineRule="auto"/>
-        <w:ind w:firstLine="708"/>
-        <w:jc w:val="both"/>
-        <w:rPr>
-          <w:rFonts w:ascii="Times New Roman" w:hAnsi="Times New Roman" w:cs="Times New Roman" w:eastAsia="Times New Roman"/>
-          <w:sz w:val="28"/>
-          <w:szCs w:val="28"/>
-          <w:lang w:val="ru-RU"/>
-        </w:rPr>
-      </w:pPr>
-      <w:r>
-        <w:rPr>
-          <w:rFonts w:ascii="Times New Roman" w:hAnsi="Times New Roman" w:cs="Times New Roman" w:eastAsia="Times New Roman"/>
-          <w:color w:val="000000"/>
-          <w:sz w:val="28"/>
-          <w:szCs w:val="28"/>
-          <w:lang w:val="ru-RU"/>
-        </w:rPr>
-        <w:t xml:space="preserve">Биометрический продукт встаёт в этот стратегический контур естественно. Линия «технологический суверенитет» закрывается у Face2 через сертификацию ФСБ, ФСТЭК и попадание в реестр отечественного программного обеспечения [27]. Линия «клиентоцентричность» — через переход на сценарии оплаты и доступа без карт и документов. Линия «гибкость» — через возможность быстро запускать сервисы на одной платформе для разных сегментов B2B. Face2 — не точечный эксперимент, а реализация трёх приоритетов одновременно.</w:t>
-      </w:r>
-    </w:p>
-    <w:p>
-      <w:pPr>
-        <w:spacing w:before="0" w:after="0" w:line="360" w:lineRule="auto"/>
-        <w:ind w:firstLine="708"/>
-        <w:jc w:val="both"/>
-        <w:rPr>
-          <w:rFonts w:ascii="Times New Roman" w:hAnsi="Times New Roman" w:cs="Times New Roman" w:eastAsia="Times New Roman"/>
-          <w:sz w:val="28"/>
-          <w:szCs w:val="28"/>
-          <w:lang w:val="ru-RU"/>
-        </w:rPr>
-      </w:pPr>
-      <w:r>
-        <w:rPr>
-          <w:rFonts w:ascii="Times New Roman" w:hAnsi="Times New Roman" w:cs="Times New Roman" w:eastAsia="Times New Roman"/>
-          <w:color w:val="000000"/>
-          <w:sz w:val="28"/>
-          <w:szCs w:val="28"/>
-          <w:lang w:val="ru-RU"/>
-        </w:rPr>
-        <w:t xml:space="preserve">Клиентская база и розничный портфель банка задают канал, через который продукт может быть распространён во внешний рынок. Сводные показатели за 2024 год даны в таблице 2.1.2.</w:t>
+        <w:t xml:space="preserve">Действующая Стратегия развития Ак Барс Банка на 2022–2026 годы фиксирует три приоритета: эффективность, клиентоцентричность и гибкость [28, с. 16]. Биометрический продукт встаёт в этот контур естественно: «технологический суверенитет» закрывается у Face2 через сертификацию ФСБ, ФСТЭК и попадание в реестр отечественного ПО [27], «клиентоцентричность» — через сценарии оплаты и доступа без карт и документов, «гибкость» — через возможность быстро запускать сервисы на одной платформе для разных сегментов B2B. Face2 — не точечный эксперимент, а реализация трёх приоритетов одновременно. Клиентская база и розничный портфель банка задают канал, через который продукт может быть распространён во внешний рынок (таблица 2.1.2).</w:t>
       </w:r>
     </w:p>
     <w:p>
@@ -14715,7 +14312,7 @@
           <w:szCs w:val="28"/>
           <w:lang w:val="ru-RU"/>
         </w:rPr>
-        <w:t xml:space="preserve">Структура клиентской базы показывает, что банк уже работает одновременно с массовой розницей, корпоративным сегментом и социальной аудиторией Татарстана. Карта жителя Республики Татарстан охватывает 450 тыс. держателей, а только за 2024 год выдано 345 тыс. карт; среди держателей — 115 тыс. школьников, обороты по картам за школьное питание превысили 147,5 млн рублей [28, с. 29]. Такая встроенность банка в социальную инфраструктуру региона даёт Face2 готовую площадку для пилотов и распространения сценариев — от прохода в библиотеки до оплаты в школьных столовых.</w:t>
+        <w:t xml:space="preserve">Банк одновременно работает с массовой розницей, корпоративным сегментом и социальной аудиторией Татарстана: «Карта жителя Республики Татарстан» охватывает 450 тыс. держателей, в том числе 115 тыс. школьников [28, с. 29]. Цифровая зрелость подтверждается 12 млн транзакций в «Ак Барс Онлайн» за год при сохранении активной аудитории около 930 тыс. человек после удаления приложения из AppStore в начале 2024 года и уже встроенным в приложение функционалом оплаты по биометрии [28, с. 33]. Запущен биоэквайринг через СБП в Казанском метрополитене — совместный проект с Минцифры России, Минтрансом России, Центром биометрических технологий и НСПК [28, с. 30–31]. Кредитные и ESG-рейтинги банка — уровня «A»/«BBB» по национальной шкале всех трёх профильных агентств (АКРА, «Эксперт РА», НКР) и Банка России [28, с. 4]: для B2B-заказчика Face2 это сигнал, что за продуктом стоит финансово устойчивый и аккредитованный банк, а не технологический стартап.</w:t>
       </w:r>
     </w:p>
     <w:p>
@@ -14738,7 +14335,7 @@
           <w:szCs w:val="28"/>
           <w:lang w:val="ru-RU"/>
         </w:rPr>
-        <w:t xml:space="preserve">Цифровая зрелость банка делает биометрию частью продуктового ландшафта, а не экзотической надстройкой. Через мобильное приложение «Ак Барс Онлайн» за год прошло 12 млн транзакций, активная аудитория сервиса удержалась на уровне около 930 тыс. человек даже после удаления приложения из AppStore в начале 2024 года [28, с. 33]. Внутри приложения уже реализован функционал оплаты по биометрии [28, с. 33]. На портале государственных и муниципальных услуг Татарстана за год совершено 1,2 млн транзакций через Систему быстрых платежей при участии банка [28, с. 33]. Запущен биоэквайринг через СБП в Казанском метрополитене — проект банк ведёт совместно с Министерством цифрового развития, связи и массовых коммуникаций РФ, Министерством транспорта РФ, Центром биометрических технологий и Национальной системой платёжных карт [28, с. 30–31]. Параллельно идёт пилот биоэквайринга через СБП на POS-терминалах [28, с. 31]. Банк включён в реестр отечественного ПО Минцифры по системе ТЭКОМ — собственной платформе автоматических проверок и регистрации клиентов для торгового эквайринга [28, с. 31].</w:t>
+        <w:t xml:space="preserve">Команда Face2 много лет экспериментировала с разными методами обработки изображений и сосредоточилась на компьютерном зрении; точкой старта стал тестовый биометрический проект 2019 года в офисах самого банка [27]. Хронология развития проекта собрана в таблице 2.1.3.</w:t>
       </w:r>
     </w:p>
     <w:p>
@@ -14761,745 +14358,7 @@
           <w:szCs w:val="28"/>
           <w:lang w:val="ru-RU"/>
         </w:rPr>
-        <w:t xml:space="preserve">Внешнюю оценку устойчивости банку дают рейтинговые агентства. Сводные действующие рейтинги собраны в таблице 2.1.3.</w:t>
-      </w:r>
-    </w:p>
-    <w:p>
-      <w:pPr>
-        <w:spacing w:before="0" w:after="0" w:line="360" w:lineRule="auto"/>
-        <w:ind w:firstLine="708"/>
-        <w:jc w:val="both"/>
-        <w:rPr>
-          <w:rFonts w:ascii="Times New Roman" w:hAnsi="Times New Roman" w:cs="Times New Roman" w:eastAsia="Times New Roman"/>
-          <w:sz w:val="28"/>
-          <w:szCs w:val="28"/>
-          <w:lang w:val="ru-RU"/>
-        </w:rPr>
-      </w:pPr>
-      <w:r>
-        <w:rPr>
-          <w:rFonts w:ascii="Times New Roman" w:hAnsi="Times New Roman" w:cs="Times New Roman" w:eastAsia="Times New Roman"/>
-          <w:color w:val="000000"/>
-          <w:sz w:val="28"/>
-          <w:szCs w:val="28"/>
-          <w:lang w:val="ru-RU"/>
-        </w:rPr>
         <w:t xml:space="preserve">Таблица 2.1.3</w:t>
-      </w:r>
-    </w:p>
-    <w:p>
-      <w:pPr>
-        <w:spacing w:before="0" w:after="0" w:line="360" w:lineRule="auto"/>
-        <w:ind w:firstLine="708"/>
-        <w:jc w:val="both"/>
-        <w:rPr>
-          <w:rFonts w:ascii="Times New Roman" w:hAnsi="Times New Roman" w:cs="Times New Roman" w:eastAsia="Times New Roman"/>
-          <w:sz w:val="28"/>
-          <w:szCs w:val="28"/>
-          <w:lang w:val="ru-RU"/>
-        </w:rPr>
-      </w:pPr>
-      <w:r>
-        <w:rPr>
-          <w:rFonts w:ascii="Times New Roman" w:hAnsi="Times New Roman" w:cs="Times New Roman" w:eastAsia="Times New Roman"/>
-          <w:color w:val="000000"/>
-          <w:sz w:val="28"/>
-          <w:szCs w:val="28"/>
-          <w:lang w:val="ru-RU"/>
-        </w:rPr>
-        <w:t xml:space="preserve">Кредитные и ESG-рейтинги Ак Барс Банка по состоянию на конец 2024 года</w:t>
-      </w:r>
-    </w:p>
-    <w:tbl>
-      <w:tblPr>
-        <w:tblW w:w="9637" w:type="dxa"/>
-        <w:jc w:val="center"/>
-        <w:tblBorders>
-          <w:top w:val="single" w:sz="4" w:space="0" w:color="000000"/>
-          <w:left w:val="single" w:sz="4" w:space="0" w:color="000000"/>
-          <w:bottom w:val="single" w:sz="4" w:space="0" w:color="000000"/>
-          <w:right w:val="single" w:sz="4" w:space="0" w:color="000000"/>
-          <w:insideH w:val="single" w:sz="4" w:space="0" w:color="000000"/>
-          <w:insideV w:val="single" w:sz="4" w:space="0" w:color="000000"/>
-        </w:tblBorders>
-        <w:tblLook w:val="04A0" w:firstRow="1" w:lastRow="0" w:firstColumn="1" w:lastColumn="0" w:noHBand="0" w:noVBand="1"/>
-      </w:tblPr>
-      <w:tblGrid>
-        <w:gridCol w:w="2168"/>
-        <w:gridCol w:w="4819"/>
-        <w:gridCol w:w="2650"/>
-      </w:tblGrid>
-      <w:tr>
-        <w:trPr>
-          <w:tblHeader/>
-          <w:cantSplit/>
-        </w:trPr>
-        <w:tc>
-          <w:tcPr>
-            <w:tcW w:w="2168" w:type="dxa"/>
-            <w:tcBorders>
-              <w:top w:val="single" w:sz="4" w:space="0" w:color="000000"/>
-              <w:left w:val="single" w:sz="4" w:space="0" w:color="000000"/>
-              <w:bottom w:val="single" w:sz="4" w:space="0" w:color="000000"/>
-              <w:right w:val="single" w:sz="4" w:space="0" w:color="000000"/>
-            </w:tcBorders>
-            <w:shd w:val="clear" w:color="auto" w:fill="F2F2F2"/>
-            <w:vAlign w:val="center"/>
-          </w:tcPr>
-          <w:p>
-            <w:pPr>
-              <w:spacing w:before="0" w:after="0" w:line="240" w:lineRule="auto"/>
-              <w:jc w:val="center"/>
-              <w:rPr>
-                <w:rFonts w:ascii="Times New Roman" w:hAnsi="Times New Roman" w:cs="Times New Roman" w:eastAsia="Times New Roman"/>
-                <w:sz w:val="28"/>
-                <w:szCs w:val="28"/>
-                <w:lang w:val="ru-RU"/>
-              </w:rPr>
-            </w:pPr>
-            <w:r>
-              <w:rPr>
-                <w:rFonts w:ascii="Times New Roman" w:hAnsi="Times New Roman" w:cs="Times New Roman" w:eastAsia="Times New Roman"/>
-                <w:b/>
-                <w:bCs/>
-                <w:color w:val="000000"/>
-                <w:sz w:val="24"/>
-                <w:szCs w:val="24"/>
-                <w:lang w:val="ru-RU"/>
-              </w:rPr>
-              <w:t xml:space="preserve">Агентство</w:t>
-            </w:r>
-          </w:p>
-        </w:tc>
-        <w:tc>
-          <w:tcPr>
-            <w:tcW w:w="4819" w:type="dxa"/>
-            <w:tcBorders>
-              <w:top w:val="single" w:sz="4" w:space="0" w:color="000000"/>
-              <w:left w:val="single" w:sz="4" w:space="0" w:color="000000"/>
-              <w:bottom w:val="single" w:sz="4" w:space="0" w:color="000000"/>
-              <w:right w:val="single" w:sz="4" w:space="0" w:color="000000"/>
-            </w:tcBorders>
-            <w:shd w:val="clear" w:color="auto" w:fill="F2F2F2"/>
-            <w:vAlign w:val="center"/>
-          </w:tcPr>
-          <w:p>
-            <w:pPr>
-              <w:spacing w:before="0" w:after="0" w:line="240" w:lineRule="auto"/>
-              <w:jc w:val="center"/>
-              <w:rPr>
-                <w:rFonts w:ascii="Times New Roman" w:hAnsi="Times New Roman" w:cs="Times New Roman" w:eastAsia="Times New Roman"/>
-                <w:sz w:val="28"/>
-                <w:szCs w:val="28"/>
-                <w:lang w:val="ru-RU"/>
-              </w:rPr>
-            </w:pPr>
-            <w:r>
-              <w:rPr>
-                <w:rFonts w:ascii="Times New Roman" w:hAnsi="Times New Roman" w:cs="Times New Roman" w:eastAsia="Times New Roman"/>
-                <w:b/>
-                <w:bCs/>
-                <w:color w:val="000000"/>
-                <w:sz w:val="24"/>
-                <w:szCs w:val="24"/>
-                <w:lang w:val="ru-RU"/>
-              </w:rPr>
-              <w:t xml:space="preserve">Кредитный рейтинг</w:t>
-            </w:r>
-          </w:p>
-        </w:tc>
-        <w:tc>
-          <w:tcPr>
-            <w:tcW w:w="2650" w:type="dxa"/>
-            <w:tcBorders>
-              <w:top w:val="single" w:sz="4" w:space="0" w:color="000000"/>
-              <w:left w:val="single" w:sz="4" w:space="0" w:color="000000"/>
-              <w:bottom w:val="single" w:sz="4" w:space="0" w:color="000000"/>
-              <w:right w:val="single" w:sz="4" w:space="0" w:color="000000"/>
-            </w:tcBorders>
-            <w:shd w:val="clear" w:color="auto" w:fill="F2F2F2"/>
-            <w:vAlign w:val="center"/>
-          </w:tcPr>
-          <w:p>
-            <w:pPr>
-              <w:spacing w:before="0" w:after="0" w:line="240" w:lineRule="auto"/>
-              <w:jc w:val="center"/>
-              <w:rPr>
-                <w:rFonts w:ascii="Times New Roman" w:hAnsi="Times New Roman" w:cs="Times New Roman" w:eastAsia="Times New Roman"/>
-                <w:sz w:val="28"/>
-                <w:szCs w:val="28"/>
-                <w:lang w:val="ru-RU"/>
-              </w:rPr>
-            </w:pPr>
-            <w:r>
-              <w:rPr>
-                <w:rFonts w:ascii="Times New Roman" w:hAnsi="Times New Roman" w:cs="Times New Roman" w:eastAsia="Times New Roman"/>
-                <w:b/>
-                <w:bCs/>
-                <w:color w:val="000000"/>
-                <w:sz w:val="24"/>
-                <w:szCs w:val="24"/>
-                <w:lang w:val="ru-RU"/>
-              </w:rPr>
-              <w:t xml:space="preserve">ESG-рейтинг</w:t>
-            </w:r>
-          </w:p>
-        </w:tc>
-      </w:tr>
-      <w:tr>
-        <w:trPr>
-          <w:cantSplit/>
-        </w:trPr>
-        <w:tc>
-          <w:tcPr>
-            <w:tcW w:w="2168" w:type="dxa"/>
-            <w:tcBorders>
-              <w:top w:val="single" w:sz="4" w:space="0" w:color="000000"/>
-              <w:left w:val="single" w:sz="4" w:space="0" w:color="000000"/>
-              <w:bottom w:val="single" w:sz="4" w:space="0" w:color="000000"/>
-              <w:right w:val="single" w:sz="4" w:space="0" w:color="000000"/>
-            </w:tcBorders>
-            <w:vAlign w:val="center"/>
-          </w:tcPr>
-          <w:p>
-            <w:pPr>
-              <w:spacing w:before="0" w:after="0" w:line="240" w:lineRule="auto"/>
-              <w:jc w:val="left"/>
-              <w:rPr>
-                <w:rFonts w:ascii="Times New Roman" w:hAnsi="Times New Roman" w:cs="Times New Roman" w:eastAsia="Times New Roman"/>
-                <w:sz w:val="28"/>
-                <w:szCs w:val="28"/>
-                <w:lang w:val="ru-RU"/>
-              </w:rPr>
-            </w:pPr>
-            <w:r>
-              <w:rPr>
-                <w:rFonts w:ascii="Times New Roman" w:hAnsi="Times New Roman" w:cs="Times New Roman" w:eastAsia="Times New Roman"/>
-                <w:color w:val="000000"/>
-                <w:sz w:val="24"/>
-                <w:szCs w:val="24"/>
-                <w:lang w:val="ru-RU"/>
-              </w:rPr>
-              <w:t xml:space="preserve">АКРА</w:t>
-            </w:r>
-          </w:p>
-        </w:tc>
-        <w:tc>
-          <w:tcPr>
-            <w:tcW w:w="4819" w:type="dxa"/>
-            <w:tcBorders>
-              <w:top w:val="single" w:sz="4" w:space="0" w:color="000000"/>
-              <w:left w:val="single" w:sz="4" w:space="0" w:color="000000"/>
-              <w:bottom w:val="single" w:sz="4" w:space="0" w:color="000000"/>
-              <w:right w:val="single" w:sz="4" w:space="0" w:color="000000"/>
-            </w:tcBorders>
-            <w:vAlign w:val="center"/>
-          </w:tcPr>
-          <w:p>
-            <w:pPr>
-              <w:spacing w:before="0" w:after="0" w:line="240" w:lineRule="auto"/>
-              <w:jc w:val="left"/>
-              <w:rPr>
-                <w:rFonts w:ascii="Times New Roman" w:hAnsi="Times New Roman" w:cs="Times New Roman" w:eastAsia="Times New Roman"/>
-                <w:sz w:val="28"/>
-                <w:szCs w:val="28"/>
-                <w:lang w:val="ru-RU"/>
-              </w:rPr>
-            </w:pPr>
-            <w:r>
-              <w:rPr>
-                <w:rFonts w:ascii="Times New Roman" w:hAnsi="Times New Roman" w:cs="Times New Roman" w:eastAsia="Times New Roman"/>
-                <w:color w:val="000000"/>
-                <w:sz w:val="24"/>
-                <w:szCs w:val="24"/>
-                <w:lang w:val="ru-RU"/>
-              </w:rPr>
-              <w:t xml:space="preserve">A(RU), стабильный</w:t>
-            </w:r>
-          </w:p>
-        </w:tc>
-        <w:tc>
-          <w:tcPr>
-            <w:tcW w:w="2650" w:type="dxa"/>
-            <w:tcBorders>
-              <w:top w:val="single" w:sz="4" w:space="0" w:color="000000"/>
-              <w:left w:val="single" w:sz="4" w:space="0" w:color="000000"/>
-              <w:bottom w:val="single" w:sz="4" w:space="0" w:color="000000"/>
-              <w:right w:val="single" w:sz="4" w:space="0" w:color="000000"/>
-            </w:tcBorders>
-            <w:vAlign w:val="center"/>
-          </w:tcPr>
-          <w:p>
-            <w:pPr>
-              <w:spacing w:before="0" w:after="0" w:line="240" w:lineRule="auto"/>
-              <w:jc w:val="left"/>
-              <w:rPr>
-                <w:rFonts w:ascii="Times New Roman" w:hAnsi="Times New Roman" w:cs="Times New Roman" w:eastAsia="Times New Roman"/>
-                <w:sz w:val="28"/>
-                <w:szCs w:val="28"/>
-                <w:lang w:val="ru-RU"/>
-              </w:rPr>
-            </w:pPr>
-            <w:r>
-              <w:rPr>
-                <w:rFonts w:ascii="Times New Roman" w:hAnsi="Times New Roman" w:cs="Times New Roman" w:eastAsia="Times New Roman"/>
-                <w:color w:val="000000"/>
-                <w:sz w:val="24"/>
-                <w:szCs w:val="24"/>
-                <w:lang w:val="ru-RU"/>
-              </w:rPr>
-              <w:t xml:space="preserve">—</w:t>
-            </w:r>
-          </w:p>
-        </w:tc>
-      </w:tr>
-      <w:tr>
-        <w:trPr>
-          <w:cantSplit/>
-        </w:trPr>
-        <w:tc>
-          <w:tcPr>
-            <w:tcW w:w="2168" w:type="dxa"/>
-            <w:tcBorders>
-              <w:top w:val="single" w:sz="4" w:space="0" w:color="000000"/>
-              <w:left w:val="single" w:sz="4" w:space="0" w:color="000000"/>
-              <w:bottom w:val="single" w:sz="4" w:space="0" w:color="000000"/>
-              <w:right w:val="single" w:sz="4" w:space="0" w:color="000000"/>
-            </w:tcBorders>
-            <w:vAlign w:val="center"/>
-          </w:tcPr>
-          <w:p>
-            <w:pPr>
-              <w:spacing w:before="0" w:after="0" w:line="240" w:lineRule="auto"/>
-              <w:jc w:val="left"/>
-              <w:rPr>
-                <w:rFonts w:ascii="Times New Roman" w:hAnsi="Times New Roman" w:cs="Times New Roman" w:eastAsia="Times New Roman"/>
-                <w:sz w:val="28"/>
-                <w:szCs w:val="28"/>
-                <w:lang w:val="ru-RU"/>
-              </w:rPr>
-            </w:pPr>
-            <w:r>
-              <w:rPr>
-                <w:rFonts w:ascii="Times New Roman" w:hAnsi="Times New Roman" w:cs="Times New Roman" w:eastAsia="Times New Roman"/>
-                <w:color w:val="000000"/>
-                <w:sz w:val="24"/>
-                <w:szCs w:val="24"/>
-                <w:lang w:val="ru-RU"/>
-              </w:rPr>
-              <w:t xml:space="preserve">Эксперт РА</w:t>
-            </w:r>
-          </w:p>
-        </w:tc>
-        <w:tc>
-          <w:tcPr>
-            <w:tcW w:w="4819" w:type="dxa"/>
-            <w:tcBorders>
-              <w:top w:val="single" w:sz="4" w:space="0" w:color="000000"/>
-              <w:left w:val="single" w:sz="4" w:space="0" w:color="000000"/>
-              <w:bottom w:val="single" w:sz="4" w:space="0" w:color="000000"/>
-              <w:right w:val="single" w:sz="4" w:space="0" w:color="000000"/>
-            </w:tcBorders>
-            <w:vAlign w:val="center"/>
-          </w:tcPr>
-          <w:p>
-            <w:pPr>
-              <w:spacing w:before="0" w:after="0" w:line="240" w:lineRule="auto"/>
-              <w:jc w:val="left"/>
-              <w:rPr>
-                <w:rFonts w:ascii="Times New Roman" w:hAnsi="Times New Roman" w:cs="Times New Roman" w:eastAsia="Times New Roman"/>
-                <w:sz w:val="28"/>
-                <w:szCs w:val="28"/>
-                <w:lang w:val="ru-RU"/>
-              </w:rPr>
-            </w:pPr>
-            <w:r>
-              <w:rPr>
-                <w:rFonts w:ascii="Times New Roman" w:hAnsi="Times New Roman" w:cs="Times New Roman" w:eastAsia="Times New Roman"/>
-                <w:color w:val="000000"/>
-                <w:sz w:val="24"/>
-                <w:szCs w:val="24"/>
-                <w:lang w:val="ru-RU"/>
-              </w:rPr>
-              <w:t xml:space="preserve">ruA, стабильный (повышен в феврале 2024)</w:t>
-            </w:r>
-          </w:p>
-        </w:tc>
-        <w:tc>
-          <w:tcPr>
-            <w:tcW w:w="2650" w:type="dxa"/>
-            <w:tcBorders>
-              <w:top w:val="single" w:sz="4" w:space="0" w:color="000000"/>
-              <w:left w:val="single" w:sz="4" w:space="0" w:color="000000"/>
-              <w:bottom w:val="single" w:sz="4" w:space="0" w:color="000000"/>
-              <w:right w:val="single" w:sz="4" w:space="0" w:color="000000"/>
-            </w:tcBorders>
-            <w:vAlign w:val="center"/>
-          </w:tcPr>
-          <w:p>
-            <w:pPr>
-              <w:spacing w:before="0" w:after="0" w:line="240" w:lineRule="auto"/>
-              <w:jc w:val="left"/>
-              <w:rPr>
-                <w:rFonts w:ascii="Times New Roman" w:hAnsi="Times New Roman" w:cs="Times New Roman" w:eastAsia="Times New Roman"/>
-                <w:sz w:val="28"/>
-                <w:szCs w:val="28"/>
-                <w:lang w:val="ru-RU"/>
-              </w:rPr>
-            </w:pPr>
-            <w:r>
-              <w:rPr>
-                <w:rFonts w:ascii="Times New Roman" w:hAnsi="Times New Roman" w:cs="Times New Roman" w:eastAsia="Times New Roman"/>
-                <w:color w:val="000000"/>
-                <w:sz w:val="24"/>
-                <w:szCs w:val="24"/>
-                <w:lang w:val="ru-RU"/>
-              </w:rPr>
-              <w:t xml:space="preserve">ESG-III(b)</w:t>
-            </w:r>
-          </w:p>
-        </w:tc>
-      </w:tr>
-      <w:tr>
-        <w:trPr>
-          <w:cantSplit/>
-        </w:trPr>
-        <w:tc>
-          <w:tcPr>
-            <w:tcW w:w="2168" w:type="dxa"/>
-            <w:tcBorders>
-              <w:top w:val="single" w:sz="4" w:space="0" w:color="000000"/>
-              <w:left w:val="single" w:sz="4" w:space="0" w:color="000000"/>
-              <w:bottom w:val="single" w:sz="4" w:space="0" w:color="000000"/>
-              <w:right w:val="single" w:sz="4" w:space="0" w:color="000000"/>
-            </w:tcBorders>
-            <w:vAlign w:val="center"/>
-          </w:tcPr>
-          <w:p>
-            <w:pPr>
-              <w:spacing w:before="0" w:after="0" w:line="240" w:lineRule="auto"/>
-              <w:jc w:val="left"/>
-              <w:rPr>
-                <w:rFonts w:ascii="Times New Roman" w:hAnsi="Times New Roman" w:cs="Times New Roman" w:eastAsia="Times New Roman"/>
-                <w:sz w:val="28"/>
-                <w:szCs w:val="28"/>
-                <w:lang w:val="ru-RU"/>
-              </w:rPr>
-            </w:pPr>
-            <w:r>
-              <w:rPr>
-                <w:rFonts w:ascii="Times New Roman" w:hAnsi="Times New Roman" w:cs="Times New Roman" w:eastAsia="Times New Roman"/>
-                <w:color w:val="000000"/>
-                <w:sz w:val="24"/>
-                <w:szCs w:val="24"/>
-                <w:lang w:val="ru-RU"/>
-              </w:rPr>
-              <w:t xml:space="preserve">НКР</w:t>
-            </w:r>
-          </w:p>
-        </w:tc>
-        <w:tc>
-          <w:tcPr>
-            <w:tcW w:w="4819" w:type="dxa"/>
-            <w:tcBorders>
-              <w:top w:val="single" w:sz="4" w:space="0" w:color="000000"/>
-              <w:left w:val="single" w:sz="4" w:space="0" w:color="000000"/>
-              <w:bottom w:val="single" w:sz="4" w:space="0" w:color="000000"/>
-              <w:right w:val="single" w:sz="4" w:space="0" w:color="000000"/>
-            </w:tcBorders>
-            <w:vAlign w:val="center"/>
-          </w:tcPr>
-          <w:p>
-            <w:pPr>
-              <w:spacing w:before="0" w:after="0" w:line="240" w:lineRule="auto"/>
-              <w:jc w:val="left"/>
-              <w:rPr>
-                <w:rFonts w:ascii="Times New Roman" w:hAnsi="Times New Roman" w:cs="Times New Roman" w:eastAsia="Times New Roman"/>
-                <w:sz w:val="28"/>
-                <w:szCs w:val="28"/>
-                <w:lang w:val="ru-RU"/>
-              </w:rPr>
-            </w:pPr>
-            <w:r>
-              <w:rPr>
-                <w:rFonts w:ascii="Times New Roman" w:hAnsi="Times New Roman" w:cs="Times New Roman" w:eastAsia="Times New Roman"/>
-                <w:color w:val="000000"/>
-                <w:sz w:val="24"/>
-                <w:szCs w:val="24"/>
-                <w:lang w:val="ru-RU"/>
-              </w:rPr>
-              <w:t xml:space="preserve">A.ru, позитивный</w:t>
-            </w:r>
-          </w:p>
-        </w:tc>
-        <w:tc>
-          <w:tcPr>
-            <w:tcW w:w="2650" w:type="dxa"/>
-            <w:tcBorders>
-              <w:top w:val="single" w:sz="4" w:space="0" w:color="000000"/>
-              <w:left w:val="single" w:sz="4" w:space="0" w:color="000000"/>
-              <w:bottom w:val="single" w:sz="4" w:space="0" w:color="000000"/>
-              <w:right w:val="single" w:sz="4" w:space="0" w:color="000000"/>
-            </w:tcBorders>
-            <w:vAlign w:val="center"/>
-          </w:tcPr>
-          <w:p>
-            <w:pPr>
-              <w:spacing w:before="0" w:after="0" w:line="240" w:lineRule="auto"/>
-              <w:jc w:val="left"/>
-              <w:rPr>
-                <w:rFonts w:ascii="Times New Roman" w:hAnsi="Times New Roman" w:cs="Times New Roman" w:eastAsia="Times New Roman"/>
-                <w:sz w:val="28"/>
-                <w:szCs w:val="28"/>
-                <w:lang w:val="ru-RU"/>
-              </w:rPr>
-            </w:pPr>
-            <w:r>
-              <w:rPr>
-                <w:rFonts w:ascii="Times New Roman" w:hAnsi="Times New Roman" w:cs="Times New Roman" w:eastAsia="Times New Roman"/>
-                <w:color w:val="000000"/>
-                <w:sz w:val="24"/>
-                <w:szCs w:val="24"/>
-                <w:lang w:val="ru-RU"/>
-              </w:rPr>
-              <w:t xml:space="preserve">ESG-A</w:t>
-            </w:r>
-          </w:p>
-        </w:tc>
-      </w:tr>
-      <w:tr>
-        <w:trPr>
-          <w:cantSplit/>
-        </w:trPr>
-        <w:tc>
-          <w:tcPr>
-            <w:tcW w:w="2168" w:type="dxa"/>
-            <w:tcBorders>
-              <w:top w:val="single" w:sz="4" w:space="0" w:color="000000"/>
-              <w:left w:val="single" w:sz="4" w:space="0" w:color="000000"/>
-              <w:bottom w:val="single" w:sz="4" w:space="0" w:color="000000"/>
-              <w:right w:val="single" w:sz="4" w:space="0" w:color="000000"/>
-            </w:tcBorders>
-            <w:vAlign w:val="center"/>
-          </w:tcPr>
-          <w:p>
-            <w:pPr>
-              <w:spacing w:before="0" w:after="0" w:line="240" w:lineRule="auto"/>
-              <w:jc w:val="left"/>
-              <w:rPr>
-                <w:rFonts w:ascii="Times New Roman" w:hAnsi="Times New Roman" w:cs="Times New Roman" w:eastAsia="Times New Roman"/>
-                <w:sz w:val="28"/>
-                <w:szCs w:val="28"/>
-                <w:lang w:val="ru-RU"/>
-              </w:rPr>
-            </w:pPr>
-            <w:r>
-              <w:rPr>
-                <w:rFonts w:ascii="Times New Roman" w:hAnsi="Times New Roman" w:cs="Times New Roman" w:eastAsia="Times New Roman"/>
-                <w:color w:val="000000"/>
-                <w:sz w:val="24"/>
-                <w:szCs w:val="24"/>
-                <w:lang w:val="ru-RU"/>
-              </w:rPr>
-              <w:t xml:space="preserve">Банк России</w:t>
-            </w:r>
-          </w:p>
-        </w:tc>
-        <w:tc>
-          <w:tcPr>
-            <w:tcW w:w="4819" w:type="dxa"/>
-            <w:tcBorders>
-              <w:top w:val="single" w:sz="4" w:space="0" w:color="000000"/>
-              <w:left w:val="single" w:sz="4" w:space="0" w:color="000000"/>
-              <w:bottom w:val="single" w:sz="4" w:space="0" w:color="000000"/>
-              <w:right w:val="single" w:sz="4" w:space="0" w:color="000000"/>
-            </w:tcBorders>
-            <w:vAlign w:val="center"/>
-          </w:tcPr>
-          <w:p>
-            <w:pPr>
-              <w:spacing w:before="0" w:after="0" w:line="240" w:lineRule="auto"/>
-              <w:jc w:val="left"/>
-              <w:rPr>
-                <w:rFonts w:ascii="Times New Roman" w:hAnsi="Times New Roman" w:cs="Times New Roman" w:eastAsia="Times New Roman"/>
-                <w:sz w:val="28"/>
-                <w:szCs w:val="28"/>
-                <w:lang w:val="ru-RU"/>
-              </w:rPr>
-            </w:pPr>
-            <w:r>
-              <w:rPr>
-                <w:rFonts w:ascii="Times New Roman" w:hAnsi="Times New Roman" w:cs="Times New Roman" w:eastAsia="Times New Roman"/>
-                <w:color w:val="000000"/>
-                <w:sz w:val="24"/>
-                <w:szCs w:val="24"/>
-                <w:lang w:val="ru-RU"/>
-              </w:rPr>
-              <w:t xml:space="preserve">—</w:t>
-            </w:r>
-          </w:p>
-        </w:tc>
-        <w:tc>
-          <w:tcPr>
-            <w:tcW w:w="2650" w:type="dxa"/>
-            <w:tcBorders>
-              <w:top w:val="single" w:sz="4" w:space="0" w:color="000000"/>
-              <w:left w:val="single" w:sz="4" w:space="0" w:color="000000"/>
-              <w:bottom w:val="single" w:sz="4" w:space="0" w:color="000000"/>
-              <w:right w:val="single" w:sz="4" w:space="0" w:color="000000"/>
-            </w:tcBorders>
-            <w:vAlign w:val="center"/>
-          </w:tcPr>
-          <w:p>
-            <w:pPr>
-              <w:spacing w:before="0" w:after="0" w:line="240" w:lineRule="auto"/>
-              <w:jc w:val="left"/>
-              <w:rPr>
-                <w:rFonts w:ascii="Times New Roman" w:hAnsi="Times New Roman" w:cs="Times New Roman" w:eastAsia="Times New Roman"/>
-                <w:sz w:val="28"/>
-                <w:szCs w:val="28"/>
-                <w:lang w:val="ru-RU"/>
-              </w:rPr>
-            </w:pPr>
-            <w:r>
-              <w:rPr>
-                <w:rFonts w:ascii="Times New Roman" w:hAnsi="Times New Roman" w:cs="Times New Roman" w:eastAsia="Times New Roman"/>
-                <w:color w:val="000000"/>
-                <w:sz w:val="24"/>
-                <w:szCs w:val="24"/>
-                <w:lang w:val="ru-RU"/>
-              </w:rPr>
-              <w:t xml:space="preserve">ESG-BBB, стабильный</w:t>
-            </w:r>
-          </w:p>
-        </w:tc>
-      </w:tr>
-    </w:tbl>
-    <w:p>
-      <w:pPr>
-        <w:spacing w:before="0" w:after="0" w:line="240" w:lineRule="auto"/>
-        <w:jc w:val="both"/>
-        <w:rPr>
-          <w:rFonts w:ascii="Times New Roman" w:hAnsi="Times New Roman" w:cs="Times New Roman" w:eastAsia="Times New Roman"/>
-          <w:sz w:val="28"/>
-          <w:szCs w:val="28"/>
-          <w:lang w:val="ru-RU"/>
-        </w:rPr>
-      </w:pPr>
-    </w:p>
-    <w:p>
-      <w:pPr>
-        <w:spacing w:before="0" w:after="0" w:line="360" w:lineRule="auto"/>
-        <w:ind w:firstLine="708"/>
-        <w:jc w:val="both"/>
-        <w:rPr>
-          <w:rFonts w:ascii="Times New Roman" w:hAnsi="Times New Roman" w:cs="Times New Roman" w:eastAsia="Times New Roman"/>
-          <w:sz w:val="28"/>
-          <w:szCs w:val="28"/>
-          <w:lang w:val="ru-RU"/>
-        </w:rPr>
-      </w:pPr>
-      <w:r>
-        <w:rPr>
-          <w:rFonts w:ascii="Times New Roman" w:hAnsi="Times New Roman" w:cs="Times New Roman" w:eastAsia="Times New Roman"/>
-          <w:color w:val="000000"/>
-          <w:sz w:val="28"/>
-          <w:szCs w:val="28"/>
-          <w:lang w:val="ru-RU"/>
-        </w:rPr>
-        <w:t xml:space="preserve">Источник: составлено автором по данным [28, с. 4]</w:t>
-      </w:r>
-    </w:p>
-    <w:p>
-      <w:pPr>
-        <w:spacing w:before="0" w:after="0" w:line="360" w:lineRule="auto"/>
-        <w:ind w:firstLine="708"/>
-        <w:jc w:val="both"/>
-        <w:rPr>
-          <w:rFonts w:ascii="Times New Roman" w:hAnsi="Times New Roman" w:cs="Times New Roman" w:eastAsia="Times New Roman"/>
-          <w:sz w:val="28"/>
-          <w:szCs w:val="28"/>
-          <w:lang w:val="ru-RU"/>
-        </w:rPr>
-      </w:pPr>
-      <w:r>
-        <w:rPr>
-          <w:rFonts w:ascii="Times New Roman" w:hAnsi="Times New Roman" w:cs="Times New Roman" w:eastAsia="Times New Roman"/>
-          <w:color w:val="000000"/>
-          <w:sz w:val="28"/>
-          <w:szCs w:val="28"/>
-          <w:lang w:val="ru-RU"/>
-        </w:rPr>
-        <w:t xml:space="preserve">Совокупность рейтингов «A» по национальной шкале и подтверждённого ESG-статуса формирует репутационный капитал, который банк переносит на дочерние продукты. Для B2B-заказчика Face2 это означает, что за биометрической системой стоит финансово устойчивый и аккредитованный по ESG банк, а не отдельный технологический стартап. Сеть из 166 дополнительных офисов в Татарстане и других регионах России [26, с. 7] стала первой площадкой для тестирования и масштабирования биометрических решений Face2.</w:t>
-      </w:r>
-    </w:p>
-    <w:p>
-      <w:pPr>
-        <w:spacing w:before="0" w:after="0" w:line="360" w:lineRule="auto"/>
-        <w:ind w:firstLine="708"/>
-        <w:jc w:val="both"/>
-        <w:rPr>
-          <w:rFonts w:ascii="Times New Roman" w:hAnsi="Times New Roman" w:cs="Times New Roman" w:eastAsia="Times New Roman"/>
-          <w:sz w:val="28"/>
-          <w:szCs w:val="28"/>
-          <w:lang w:val="ru-RU"/>
-        </w:rPr>
-      </w:pPr>
-      <w:r>
-        <w:rPr>
-          <w:rFonts w:ascii="Times New Roman" w:hAnsi="Times New Roman" w:cs="Times New Roman" w:eastAsia="Times New Roman"/>
-          <w:color w:val="000000"/>
-          <w:sz w:val="28"/>
-          <w:szCs w:val="28"/>
-          <w:lang w:val="ru-RU"/>
-        </w:rPr>
-        <w:t xml:space="preserve">Биометрия — одно из инновационных направлений, в котором финансовая база банка соединяется с собственной технологической разработкой. Face2 закрепляет это направление как самостоятельный продуктовый бренд, а не как внутренний ИТ-проект.</w:t>
-      </w:r>
-    </w:p>
-    <w:p>
-      <w:pPr>
-        <w:spacing w:before="0" w:after="0" w:line="360" w:lineRule="auto"/>
-        <w:ind w:firstLine="708"/>
-        <w:jc w:val="both"/>
-        <w:rPr>
-          <w:rFonts w:ascii="Times New Roman" w:hAnsi="Times New Roman" w:cs="Times New Roman" w:eastAsia="Times New Roman"/>
-          <w:sz w:val="28"/>
-          <w:szCs w:val="28"/>
-          <w:lang w:val="ru-RU"/>
-        </w:rPr>
-      </w:pPr>
-      <w:r>
-        <w:rPr>
-          <w:rFonts w:ascii="Times New Roman" w:hAnsi="Times New Roman" w:cs="Times New Roman" w:eastAsia="Times New Roman"/>
-          <w:color w:val="000000"/>
-          <w:sz w:val="28"/>
-          <w:szCs w:val="28"/>
-          <w:lang w:val="ru-RU"/>
-        </w:rPr>
-        <w:t xml:space="preserve">Команда Face2 много лет экспериментировала с разными методами обработки изображений и сосредоточилась на компьютерном зрении [27]. Точкой старта стал тестовый биометрический проект 2019 года в офисах самого банка. Хронология развития проекта собрана в таблице 2.1.4.</w:t>
-      </w:r>
-    </w:p>
-    <w:p>
-      <w:pPr>
-        <w:spacing w:before="0" w:after="0" w:line="360" w:lineRule="auto"/>
-        <w:ind w:firstLine="708"/>
-        <w:jc w:val="both"/>
-        <w:rPr>
-          <w:rFonts w:ascii="Times New Roman" w:hAnsi="Times New Roman" w:cs="Times New Roman" w:eastAsia="Times New Roman"/>
-          <w:sz w:val="28"/>
-          <w:szCs w:val="28"/>
-          <w:lang w:val="ru-RU"/>
-        </w:rPr>
-      </w:pPr>
-      <w:r>
-        <w:rPr>
-          <w:rFonts w:ascii="Times New Roman" w:hAnsi="Times New Roman" w:cs="Times New Roman" w:eastAsia="Times New Roman"/>
-          <w:color w:val="000000"/>
-          <w:sz w:val="28"/>
-          <w:szCs w:val="28"/>
-          <w:lang w:val="ru-RU"/>
-        </w:rPr>
-        <w:t xml:space="preserve">Таблица 2.1.4</w:t>
       </w:r>
     </w:p>
     <w:p>
@@ -16044,7 +14903,7 @@
           <w:szCs w:val="28"/>
           <w:lang w:val="ru-RU"/>
         </w:rPr>
-        <w:t xml:space="preserve">Хронология показывает три фазы. Внутренний эксперимент 2019–2022 годов закладывал технологию и команду. Регуляторное оформление 2023 года давало юридическую оболочку и доступ к векторам ГИС ЕБС. Выход на массовые сценарии в 2024–2025 годах разворачивал продукт в транспорте, торговле и гостеприимстве. Каждая следующая фаза опирается на накопленную в предыдущей базу: сначала отладка на собственных сотрудниках, затем юридическая оболочка КБС, затем коммерческие сценарии для внешних заказчиков.</w:t>
+        <w:t xml:space="preserve">Регуляторный контур Face2 определяет 572-ФЗ от 29 декабря 2022 года: сбор биометрии лица отдан только аккредитованным организациям, векторы хранятся в ГИС ЕБС, аутентификация — только при согласии гражданина [27]. Решение Минцифры России № 4-А от 15 ноября 2023 года вписало банк в число первых в стране операторов КБС [27]. Этот статус — главная разделительная линия между Face2 и локальными биометрическими системами на рынке: локальные решения нарушают 572-ФЗ, не сертифицированы ФСБ России и не обеспечивают защиты биометрических данных [27]. Подробный разбор нормативной базы и ужесточения ответственности по 420-ФЗ и 421-ФЗ от 30.11.2024 вынесен в подраздел 2.2 «Регуляторный и инфраструктурный контур рынка» и здесь не повторяется.</w:t>
       </w:r>
     </w:p>
     <w:p>
@@ -16067,8 +14926,365 @@
           <w:szCs w:val="28"/>
           <w:lang w:val="ru-RU"/>
         </w:rPr>
-        <w:t xml:space="preserve">Регуляторный контур Face2 определяет 572-ФЗ от 29 декабря 2022 года — закон отдаёт сбор биометрии лица только аккредитованным организациям и обязывает хранить векторы в Государственной информационной системе ЕБС [27]. Аутентификация по биометрии разрешена только аккредитованным организациям и только при согласии гражданина [27]. Решение Минцифры России № 4-А от 15 ноября 2023 года вписало банк в число первых в стране операторов КБС, которые могут оказывать услуги на основе векторов из ГИС ЕБС [27]. Этот статус — главная разделительная линия между Face2 и локальными биометрическими системами на рынке: локальные решения нарушают 572-ФЗ, не сертифицированы ФСБ России и не обеспечивают защиты биометрических данных [27].</w:t>
-      </w:r>
+        <w:t xml:space="preserve">Технологическое ядро Face2 строится на компьютерном зрении и подчинено требованиям 572-ФЗ. Система Face2Pass прошла сертификацию ФСБ и ФСТЭК и попала в реестр отечественного программного обеспечения [27]. Заявленная точность распознавания — 99,5%, среднее время сканирования при благоприятных условиях — около двух секунд [27]. Архитектура работы с данными показана на рисунке 2.1.1.</w:t>
+      </w:r>
+    </w:p>
+    <w:p>
+      <w:pPr>
+        <w:keepLines/>
+        <w:spacing w:before="0" w:after="0" w:line="240" w:lineRule="auto"/>
+        <w:jc w:val="left"/>
+        <w:rPr>
+          <w:rFonts w:ascii="Times New Roman" w:hAnsi="Times New Roman" w:cs="Times New Roman" w:eastAsia="Times New Roman"/>
+          <w:sz w:val="28"/>
+          <w:szCs w:val="28"/>
+          <w:lang w:val="ru-RU"/>
+        </w:rPr>
+      </w:pPr>
+      <w:r>
+        <w:rPr>
+          <w:rFonts w:ascii="Courier New" w:hAnsi="Courier New" w:cs="Courier New" w:eastAsia="Courier New"/>
+          <w:color w:val="000000"/>
+          <w:sz w:val="18"/>
+          <w:szCs w:val="18"/>
+          <w:lang w:val="ru-RU"/>
+        </w:rPr>
+        <w:t xml:space="preserve">   ┌─────────┐    упрощённая    ┌──────────────────┐</w:t>
+      </w:r>
+    </w:p>
+    <w:p>
+      <w:pPr>
+        <w:keepLines/>
+        <w:spacing w:before="0" w:after="0" w:line="240" w:lineRule="auto"/>
+        <w:jc w:val="left"/>
+        <w:rPr>
+          <w:rFonts w:ascii="Times New Roman" w:hAnsi="Times New Roman" w:cs="Times New Roman" w:eastAsia="Times New Roman"/>
+          <w:sz w:val="28"/>
+          <w:szCs w:val="28"/>
+          <w:lang w:val="ru-RU"/>
+        </w:rPr>
+      </w:pPr>
+      <w:r>
+        <w:rPr>
+          <w:rFonts w:ascii="Courier New" w:hAnsi="Courier New" w:cs="Courier New" w:eastAsia="Courier New"/>
+          <w:color w:val="000000"/>
+          <w:sz w:val="18"/>
+          <w:szCs w:val="18"/>
+          <w:lang w:val="ru-RU"/>
+        </w:rPr>
+        <w:t xml:space="preserve">   │ Клиент  │ ───биометрия───▶│  ГИС ЕБС         │</w:t>
+      </w:r>
+    </w:p>
+    <w:p>
+      <w:pPr>
+        <w:keepLines/>
+        <w:spacing w:before="0" w:after="0" w:line="240" w:lineRule="auto"/>
+        <w:jc w:val="left"/>
+        <w:rPr>
+          <w:rFonts w:ascii="Times New Roman" w:hAnsi="Times New Roman" w:cs="Times New Roman" w:eastAsia="Times New Roman"/>
+          <w:sz w:val="28"/>
+          <w:szCs w:val="28"/>
+          <w:lang w:val="ru-RU"/>
+        </w:rPr>
+      </w:pPr>
+      <w:r>
+        <w:rPr>
+          <w:rFonts w:ascii="Courier New" w:hAnsi="Courier New" w:cs="Courier New" w:eastAsia="Courier New"/>
+          <w:color w:val="000000"/>
+          <w:sz w:val="18"/>
+          <w:szCs w:val="18"/>
+          <w:lang w:val="ru-RU"/>
+        </w:rPr>
+        <w:t xml:space="preserve">   │         │                  │  (Минцифры РФ)   │</w:t>
+      </w:r>
+    </w:p>
+    <w:p>
+      <w:pPr>
+        <w:keepLines/>
+        <w:spacing w:before="0" w:after="0" w:line="240" w:lineRule="auto"/>
+        <w:jc w:val="left"/>
+        <w:rPr>
+          <w:rFonts w:ascii="Times New Roman" w:hAnsi="Times New Roman" w:cs="Times New Roman" w:eastAsia="Times New Roman"/>
+          <w:sz w:val="28"/>
+          <w:szCs w:val="28"/>
+          <w:lang w:val="ru-RU"/>
+        </w:rPr>
+      </w:pPr>
+      <w:r>
+        <w:rPr>
+          <w:rFonts w:ascii="Courier New" w:hAnsi="Courier New" w:cs="Courier New" w:eastAsia="Courier New"/>
+          <w:color w:val="000000"/>
+          <w:sz w:val="18"/>
+          <w:szCs w:val="18"/>
+          <w:lang w:val="ru-RU"/>
+        </w:rPr>
+        <w:t xml:space="preserve">   └────┬────┘                  └────────┬─────────┘</w:t>
+      </w:r>
+    </w:p>
+    <w:p>
+      <w:pPr>
+        <w:keepLines/>
+        <w:spacing w:before="0" w:after="0" w:line="240" w:lineRule="auto"/>
+        <w:jc w:val="left"/>
+        <w:rPr>
+          <w:rFonts w:ascii="Times New Roman" w:hAnsi="Times New Roman" w:cs="Times New Roman" w:eastAsia="Times New Roman"/>
+          <w:sz w:val="28"/>
+          <w:szCs w:val="28"/>
+          <w:lang w:val="ru-RU"/>
+        </w:rPr>
+      </w:pPr>
+      <w:r>
+        <w:rPr>
+          <w:rFonts w:ascii="Courier New" w:hAnsi="Courier New" w:cs="Courier New" w:eastAsia="Courier New"/>
+          <w:color w:val="000000"/>
+          <w:sz w:val="18"/>
+          <w:szCs w:val="18"/>
+          <w:lang w:val="ru-RU"/>
+        </w:rPr>
+        <w:t xml:space="preserve">        │ согласие                       │ вектор</w:t>
+      </w:r>
+    </w:p>
+    <w:p>
+      <w:pPr>
+        <w:keepLines/>
+        <w:spacing w:before="0" w:after="0" w:line="240" w:lineRule="auto"/>
+        <w:jc w:val="left"/>
+        <w:rPr>
+          <w:rFonts w:ascii="Times New Roman" w:hAnsi="Times New Roman" w:cs="Times New Roman" w:eastAsia="Times New Roman"/>
+          <w:sz w:val="28"/>
+          <w:szCs w:val="28"/>
+          <w:lang w:val="ru-RU"/>
+        </w:rPr>
+      </w:pPr>
+      <w:r>
+        <w:rPr>
+          <w:rFonts w:ascii="Courier New" w:hAnsi="Courier New" w:cs="Courier New" w:eastAsia="Courier New"/>
+          <w:color w:val="000000"/>
+          <w:sz w:val="18"/>
+          <w:szCs w:val="18"/>
+          <w:lang w:val="ru-RU"/>
+        </w:rPr>
+        <w:t xml:space="preserve">        │ на КБС АББ                     ▼</w:t>
+      </w:r>
+    </w:p>
+    <w:p>
+      <w:pPr>
+        <w:keepLines/>
+        <w:spacing w:before="0" w:after="0" w:line="240" w:lineRule="auto"/>
+        <w:jc w:val="left"/>
+        <w:rPr>
+          <w:rFonts w:ascii="Times New Roman" w:hAnsi="Times New Roman" w:cs="Times New Roman" w:eastAsia="Times New Roman"/>
+          <w:sz w:val="28"/>
+          <w:szCs w:val="28"/>
+          <w:lang w:val="ru-RU"/>
+        </w:rPr>
+      </w:pPr>
+      <w:r>
+        <w:rPr>
+          <w:rFonts w:ascii="Courier New" w:hAnsi="Courier New" w:cs="Courier New" w:eastAsia="Courier New"/>
+          <w:color w:val="000000"/>
+          <w:sz w:val="18"/>
+          <w:szCs w:val="18"/>
+          <w:lang w:val="ru-RU"/>
+        </w:rPr>
+        <w:t xml:space="preserve">        │                       ┌──────────────────┐</w:t>
+      </w:r>
+    </w:p>
+    <w:p>
+      <w:pPr>
+        <w:keepLines/>
+        <w:spacing w:before="0" w:after="0" w:line="240" w:lineRule="auto"/>
+        <w:jc w:val="left"/>
+        <w:rPr>
+          <w:rFonts w:ascii="Times New Roman" w:hAnsi="Times New Roman" w:cs="Times New Roman" w:eastAsia="Times New Roman"/>
+          <w:sz w:val="28"/>
+          <w:szCs w:val="28"/>
+          <w:lang w:val="ru-RU"/>
+        </w:rPr>
+      </w:pPr>
+      <w:r>
+        <w:rPr>
+          <w:rFonts w:ascii="Courier New" w:hAnsi="Courier New" w:cs="Courier New" w:eastAsia="Courier New"/>
+          <w:color w:val="000000"/>
+          <w:sz w:val="18"/>
+          <w:szCs w:val="18"/>
+          <w:lang w:val="ru-RU"/>
+        </w:rPr>
+        <w:t xml:space="preserve">        └─────────────────────▶│ КБС Ак Барс Банк │</w:t>
+      </w:r>
+    </w:p>
+    <w:p>
+      <w:pPr>
+        <w:keepLines/>
+        <w:spacing w:before="0" w:after="0" w:line="240" w:lineRule="auto"/>
+        <w:jc w:val="left"/>
+        <w:rPr>
+          <w:rFonts w:ascii="Times New Roman" w:hAnsi="Times New Roman" w:cs="Times New Roman" w:eastAsia="Times New Roman"/>
+          <w:sz w:val="28"/>
+          <w:szCs w:val="28"/>
+          <w:lang w:val="ru-RU"/>
+        </w:rPr>
+      </w:pPr>
+      <w:r>
+        <w:rPr>
+          <w:rFonts w:ascii="Courier New" w:hAnsi="Courier New" w:cs="Courier New" w:eastAsia="Courier New"/>
+          <w:color w:val="000000"/>
+          <w:sz w:val="18"/>
+          <w:szCs w:val="18"/>
+          <w:lang w:val="ru-RU"/>
+        </w:rPr>
+        <w:t xml:space="preserve">                                │     (Face2)      │</w:t>
+      </w:r>
+    </w:p>
+    <w:p>
+      <w:pPr>
+        <w:keepLines/>
+        <w:spacing w:before="0" w:after="0" w:line="240" w:lineRule="auto"/>
+        <w:jc w:val="left"/>
+        <w:rPr>
+          <w:rFonts w:ascii="Times New Roman" w:hAnsi="Times New Roman" w:cs="Times New Roman" w:eastAsia="Times New Roman"/>
+          <w:sz w:val="28"/>
+          <w:szCs w:val="28"/>
+          <w:lang w:val="ru-RU"/>
+        </w:rPr>
+      </w:pPr>
+      <w:r>
+        <w:rPr>
+          <w:rFonts w:ascii="Courier New" w:hAnsi="Courier New" w:cs="Courier New" w:eastAsia="Courier New"/>
+          <w:color w:val="000000"/>
+          <w:sz w:val="18"/>
+          <w:szCs w:val="18"/>
+          <w:lang w:val="ru-RU"/>
+        </w:rPr>
+        <w:t xml:space="preserve">                                └────────┬─────────┘</w:t>
+      </w:r>
+    </w:p>
+    <w:p>
+      <w:pPr>
+        <w:keepLines/>
+        <w:spacing w:before="0" w:after="0" w:line="240" w:lineRule="auto"/>
+        <w:jc w:val="left"/>
+        <w:rPr>
+          <w:rFonts w:ascii="Times New Roman" w:hAnsi="Times New Roman" w:cs="Times New Roman" w:eastAsia="Times New Roman"/>
+          <w:sz w:val="28"/>
+          <w:szCs w:val="28"/>
+          <w:lang w:val="ru-RU"/>
+        </w:rPr>
+      </w:pPr>
+      <w:r>
+        <w:rPr>
+          <w:rFonts w:ascii="Courier New" w:hAnsi="Courier New" w:cs="Courier New" w:eastAsia="Courier New"/>
+          <w:color w:val="000000"/>
+          <w:sz w:val="18"/>
+          <w:szCs w:val="18"/>
+          <w:lang w:val="ru-RU"/>
+        </w:rPr>
+        <w:t xml:space="preserve">                                         │</w:t>
+      </w:r>
+    </w:p>
+    <w:p>
+      <w:pPr>
+        <w:keepLines/>
+        <w:spacing w:before="0" w:after="0" w:line="240" w:lineRule="auto"/>
+        <w:jc w:val="left"/>
+        <w:rPr>
+          <w:rFonts w:ascii="Times New Roman" w:hAnsi="Times New Roman" w:cs="Times New Roman" w:eastAsia="Times New Roman"/>
+          <w:sz w:val="28"/>
+          <w:szCs w:val="28"/>
+          <w:lang w:val="ru-RU"/>
+        </w:rPr>
+      </w:pPr>
+      <w:r>
+        <w:rPr>
+          <w:rFonts w:ascii="Courier New" w:hAnsi="Courier New" w:cs="Courier New" w:eastAsia="Courier New"/>
+          <w:color w:val="000000"/>
+          <w:sz w:val="18"/>
+          <w:szCs w:val="18"/>
+          <w:lang w:val="ru-RU"/>
+        </w:rPr>
+        <w:t xml:space="preserve">              ┌──────────────────────────┼──────────────────────────┐</w:t>
+      </w:r>
+    </w:p>
+    <w:p>
+      <w:pPr>
+        <w:keepLines/>
+        <w:spacing w:before="0" w:after="0" w:line="240" w:lineRule="auto"/>
+        <w:jc w:val="left"/>
+        <w:rPr>
+          <w:rFonts w:ascii="Times New Roman" w:hAnsi="Times New Roman" w:cs="Times New Roman" w:eastAsia="Times New Roman"/>
+          <w:sz w:val="28"/>
+          <w:szCs w:val="28"/>
+          <w:lang w:val="ru-RU"/>
+        </w:rPr>
+      </w:pPr>
+      <w:r>
+        <w:rPr>
+          <w:rFonts w:ascii="Courier New" w:hAnsi="Courier New" w:cs="Courier New" w:eastAsia="Courier New"/>
+          <w:color w:val="000000"/>
+          <w:sz w:val="18"/>
+          <w:szCs w:val="18"/>
+          <w:lang w:val="ru-RU"/>
+        </w:rPr>
+        <w:t xml:space="preserve">              ▼                          ▼                          ▼</w:t>
+      </w:r>
+    </w:p>
+    <w:p>
+      <w:pPr>
+        <w:keepLines/>
+        <w:spacing w:before="0" w:after="0" w:line="240" w:lineRule="auto"/>
+        <w:jc w:val="left"/>
+        <w:rPr>
+          <w:rFonts w:ascii="Times New Roman" w:hAnsi="Times New Roman" w:cs="Times New Roman" w:eastAsia="Times New Roman"/>
+          <w:sz w:val="28"/>
+          <w:szCs w:val="28"/>
+          <w:lang w:val="ru-RU"/>
+        </w:rPr>
+      </w:pPr>
+      <w:r>
+        <w:rPr>
+          <w:rFonts w:ascii="Courier New" w:hAnsi="Courier New" w:cs="Courier New" w:eastAsia="Courier New"/>
+          <w:color w:val="000000"/>
+          <w:sz w:val="18"/>
+          <w:szCs w:val="18"/>
+          <w:lang w:val="ru-RU"/>
+        </w:rPr>
+        <w:t xml:space="preserve">       Face2Pay                     Face2Pass                Face2Check-in</w:t>
+      </w:r>
+    </w:p>
+    <w:p>
+      <w:pPr>
+        <w:keepLines/>
+        <w:spacing w:before="0" w:after="0" w:line="240" w:lineRule="auto"/>
+        <w:jc w:val="left"/>
+        <w:rPr>
+          <w:rFonts w:ascii="Times New Roman" w:hAnsi="Times New Roman" w:cs="Times New Roman" w:eastAsia="Times New Roman"/>
+          <w:sz w:val="28"/>
+          <w:szCs w:val="28"/>
+          <w:lang w:val="ru-RU"/>
+        </w:rPr>
+      </w:pPr>
+      <w:r>
+        <w:rPr>
+          <w:rFonts w:ascii="Courier New" w:hAnsi="Courier New" w:cs="Courier New" w:eastAsia="Courier New"/>
+          <w:color w:val="000000"/>
+          <w:sz w:val="18"/>
+          <w:szCs w:val="18"/>
+          <w:lang w:val="ru-RU"/>
+        </w:rPr>
+        <w:t xml:space="preserve">       (оплата по лицу)            (контроль доступа)        (подтверждение возраста)</w:t>
+      </w:r>
+    </w:p>
+    <w:p>
+      <w:pPr>
+        <w:spacing w:before="0" w:after="0" w:line="240" w:lineRule="auto"/>
+        <w:jc w:val="both"/>
+        <w:rPr>
+          <w:rFonts w:ascii="Times New Roman" w:hAnsi="Times New Roman" w:cs="Times New Roman" w:eastAsia="Times New Roman"/>
+          <w:sz w:val="28"/>
+          <w:szCs w:val="28"/>
+          <w:lang w:val="ru-RU"/>
+        </w:rPr>
+      </w:pPr>
     </w:p>
     <w:p>
       <w:pPr>
@@ -16090,365 +15306,8 @@
           <w:szCs w:val="28"/>
           <w:lang w:val="ru-RU"/>
         </w:rPr>
-        <w:t xml:space="preserve">Технологическое ядро Face2 строится на компьютерном зрении и подчинено требованиям 572-ФЗ. Система Face2Pass прошла сертификацию ФСБ и ФСТЭК и попала в реестр отечественного программного обеспечения [27]. Заявленная точность распознавания — 99,5%, среднее время сканирования при благоприятных условиях — около двух секунд [27]. Архитектура работы с данными показана на рисунке 2.1.2.</w:t>
-      </w:r>
-    </w:p>
-    <w:p>
-      <w:pPr>
-        <w:keepLines/>
-        <w:spacing w:before="0" w:after="0" w:line="240" w:lineRule="auto"/>
-        <w:jc w:val="left"/>
-        <w:rPr>
-          <w:rFonts w:ascii="Times New Roman" w:hAnsi="Times New Roman" w:cs="Times New Roman" w:eastAsia="Times New Roman"/>
-          <w:sz w:val="28"/>
-          <w:szCs w:val="28"/>
-          <w:lang w:val="ru-RU"/>
-        </w:rPr>
-      </w:pPr>
-      <w:r>
-        <w:rPr>
-          <w:rFonts w:ascii="Courier New" w:hAnsi="Courier New" w:cs="Courier New" w:eastAsia="Courier New"/>
-          <w:color w:val="000000"/>
-          <w:sz w:val="18"/>
-          <w:szCs w:val="18"/>
-          <w:lang w:val="ru-RU"/>
-        </w:rPr>
-        <w:t xml:space="preserve">   ┌─────────┐    упрощённая    ┌──────────────────┐</w:t>
-      </w:r>
-    </w:p>
-    <w:p>
-      <w:pPr>
-        <w:keepLines/>
-        <w:spacing w:before="0" w:after="0" w:line="240" w:lineRule="auto"/>
-        <w:jc w:val="left"/>
-        <w:rPr>
-          <w:rFonts w:ascii="Times New Roman" w:hAnsi="Times New Roman" w:cs="Times New Roman" w:eastAsia="Times New Roman"/>
-          <w:sz w:val="28"/>
-          <w:szCs w:val="28"/>
-          <w:lang w:val="ru-RU"/>
-        </w:rPr>
-      </w:pPr>
-      <w:r>
-        <w:rPr>
-          <w:rFonts w:ascii="Courier New" w:hAnsi="Courier New" w:cs="Courier New" w:eastAsia="Courier New"/>
-          <w:color w:val="000000"/>
-          <w:sz w:val="18"/>
-          <w:szCs w:val="18"/>
-          <w:lang w:val="ru-RU"/>
-        </w:rPr>
-        <w:t xml:space="preserve">   │ Клиент  │ ───биометрия───▶│  ГИС ЕБС         │</w:t>
-      </w:r>
-    </w:p>
-    <w:p>
-      <w:pPr>
-        <w:keepLines/>
-        <w:spacing w:before="0" w:after="0" w:line="240" w:lineRule="auto"/>
-        <w:jc w:val="left"/>
-        <w:rPr>
-          <w:rFonts w:ascii="Times New Roman" w:hAnsi="Times New Roman" w:cs="Times New Roman" w:eastAsia="Times New Roman"/>
-          <w:sz w:val="28"/>
-          <w:szCs w:val="28"/>
-          <w:lang w:val="ru-RU"/>
-        </w:rPr>
-      </w:pPr>
-      <w:r>
-        <w:rPr>
-          <w:rFonts w:ascii="Courier New" w:hAnsi="Courier New" w:cs="Courier New" w:eastAsia="Courier New"/>
-          <w:color w:val="000000"/>
-          <w:sz w:val="18"/>
-          <w:szCs w:val="18"/>
-          <w:lang w:val="ru-RU"/>
-        </w:rPr>
-        <w:t xml:space="preserve">   │         │                  │  (Минцифры РФ)   │</w:t>
-      </w:r>
-    </w:p>
-    <w:p>
-      <w:pPr>
-        <w:keepLines/>
-        <w:spacing w:before="0" w:after="0" w:line="240" w:lineRule="auto"/>
-        <w:jc w:val="left"/>
-        <w:rPr>
-          <w:rFonts w:ascii="Times New Roman" w:hAnsi="Times New Roman" w:cs="Times New Roman" w:eastAsia="Times New Roman"/>
-          <w:sz w:val="28"/>
-          <w:szCs w:val="28"/>
-          <w:lang w:val="ru-RU"/>
-        </w:rPr>
-      </w:pPr>
-      <w:r>
-        <w:rPr>
-          <w:rFonts w:ascii="Courier New" w:hAnsi="Courier New" w:cs="Courier New" w:eastAsia="Courier New"/>
-          <w:color w:val="000000"/>
-          <w:sz w:val="18"/>
-          <w:szCs w:val="18"/>
-          <w:lang w:val="ru-RU"/>
-        </w:rPr>
-        <w:t xml:space="preserve">   └────┬────┘                  └────────┬─────────┘</w:t>
-      </w:r>
-    </w:p>
-    <w:p>
-      <w:pPr>
-        <w:keepLines/>
-        <w:spacing w:before="0" w:after="0" w:line="240" w:lineRule="auto"/>
-        <w:jc w:val="left"/>
-        <w:rPr>
-          <w:rFonts w:ascii="Times New Roman" w:hAnsi="Times New Roman" w:cs="Times New Roman" w:eastAsia="Times New Roman"/>
-          <w:sz w:val="28"/>
-          <w:szCs w:val="28"/>
-          <w:lang w:val="ru-RU"/>
-        </w:rPr>
-      </w:pPr>
-      <w:r>
-        <w:rPr>
-          <w:rFonts w:ascii="Courier New" w:hAnsi="Courier New" w:cs="Courier New" w:eastAsia="Courier New"/>
-          <w:color w:val="000000"/>
-          <w:sz w:val="18"/>
-          <w:szCs w:val="18"/>
-          <w:lang w:val="ru-RU"/>
-        </w:rPr>
-        <w:t xml:space="preserve">        │ согласие                       │ вектор</w:t>
-      </w:r>
-    </w:p>
-    <w:p>
-      <w:pPr>
-        <w:keepLines/>
-        <w:spacing w:before="0" w:after="0" w:line="240" w:lineRule="auto"/>
-        <w:jc w:val="left"/>
-        <w:rPr>
-          <w:rFonts w:ascii="Times New Roman" w:hAnsi="Times New Roman" w:cs="Times New Roman" w:eastAsia="Times New Roman"/>
-          <w:sz w:val="28"/>
-          <w:szCs w:val="28"/>
-          <w:lang w:val="ru-RU"/>
-        </w:rPr>
-      </w:pPr>
-      <w:r>
-        <w:rPr>
-          <w:rFonts w:ascii="Courier New" w:hAnsi="Courier New" w:cs="Courier New" w:eastAsia="Courier New"/>
-          <w:color w:val="000000"/>
-          <w:sz w:val="18"/>
-          <w:szCs w:val="18"/>
-          <w:lang w:val="ru-RU"/>
-        </w:rPr>
-        <w:t xml:space="preserve">        │ на КБС АББ                     ▼</w:t>
-      </w:r>
-    </w:p>
-    <w:p>
-      <w:pPr>
-        <w:keepLines/>
-        <w:spacing w:before="0" w:after="0" w:line="240" w:lineRule="auto"/>
-        <w:jc w:val="left"/>
-        <w:rPr>
-          <w:rFonts w:ascii="Times New Roman" w:hAnsi="Times New Roman" w:cs="Times New Roman" w:eastAsia="Times New Roman"/>
-          <w:sz w:val="28"/>
-          <w:szCs w:val="28"/>
-          <w:lang w:val="ru-RU"/>
-        </w:rPr>
-      </w:pPr>
-      <w:r>
-        <w:rPr>
-          <w:rFonts w:ascii="Courier New" w:hAnsi="Courier New" w:cs="Courier New" w:eastAsia="Courier New"/>
-          <w:color w:val="000000"/>
-          <w:sz w:val="18"/>
-          <w:szCs w:val="18"/>
-          <w:lang w:val="ru-RU"/>
-        </w:rPr>
-        <w:t xml:space="preserve">        │                       ┌──────────────────┐</w:t>
-      </w:r>
-    </w:p>
-    <w:p>
-      <w:pPr>
-        <w:keepLines/>
-        <w:spacing w:before="0" w:after="0" w:line="240" w:lineRule="auto"/>
-        <w:jc w:val="left"/>
-        <w:rPr>
-          <w:rFonts w:ascii="Times New Roman" w:hAnsi="Times New Roman" w:cs="Times New Roman" w:eastAsia="Times New Roman"/>
-          <w:sz w:val="28"/>
-          <w:szCs w:val="28"/>
-          <w:lang w:val="ru-RU"/>
-        </w:rPr>
-      </w:pPr>
-      <w:r>
-        <w:rPr>
-          <w:rFonts w:ascii="Courier New" w:hAnsi="Courier New" w:cs="Courier New" w:eastAsia="Courier New"/>
-          <w:color w:val="000000"/>
-          <w:sz w:val="18"/>
-          <w:szCs w:val="18"/>
-          <w:lang w:val="ru-RU"/>
-        </w:rPr>
-        <w:t xml:space="preserve">        └─────────────────────▶│ КБС Ак Барс Банк │</w:t>
-      </w:r>
-    </w:p>
-    <w:p>
-      <w:pPr>
-        <w:keepLines/>
-        <w:spacing w:before="0" w:after="0" w:line="240" w:lineRule="auto"/>
-        <w:jc w:val="left"/>
-        <w:rPr>
-          <w:rFonts w:ascii="Times New Roman" w:hAnsi="Times New Roman" w:cs="Times New Roman" w:eastAsia="Times New Roman"/>
-          <w:sz w:val="28"/>
-          <w:szCs w:val="28"/>
-          <w:lang w:val="ru-RU"/>
-        </w:rPr>
-      </w:pPr>
-      <w:r>
-        <w:rPr>
-          <w:rFonts w:ascii="Courier New" w:hAnsi="Courier New" w:cs="Courier New" w:eastAsia="Courier New"/>
-          <w:color w:val="000000"/>
-          <w:sz w:val="18"/>
-          <w:szCs w:val="18"/>
-          <w:lang w:val="ru-RU"/>
-        </w:rPr>
-        <w:t xml:space="preserve">                                │     (Face2)      │</w:t>
-      </w:r>
-    </w:p>
-    <w:p>
-      <w:pPr>
-        <w:keepLines/>
-        <w:spacing w:before="0" w:after="0" w:line="240" w:lineRule="auto"/>
-        <w:jc w:val="left"/>
-        <w:rPr>
-          <w:rFonts w:ascii="Times New Roman" w:hAnsi="Times New Roman" w:cs="Times New Roman" w:eastAsia="Times New Roman"/>
-          <w:sz w:val="28"/>
-          <w:szCs w:val="28"/>
-          <w:lang w:val="ru-RU"/>
-        </w:rPr>
-      </w:pPr>
-      <w:r>
-        <w:rPr>
-          <w:rFonts w:ascii="Courier New" w:hAnsi="Courier New" w:cs="Courier New" w:eastAsia="Courier New"/>
-          <w:color w:val="000000"/>
-          <w:sz w:val="18"/>
-          <w:szCs w:val="18"/>
-          <w:lang w:val="ru-RU"/>
-        </w:rPr>
-        <w:t xml:space="preserve">                                └────────┬─────────┘</w:t>
-      </w:r>
-    </w:p>
-    <w:p>
-      <w:pPr>
-        <w:keepLines/>
-        <w:spacing w:before="0" w:after="0" w:line="240" w:lineRule="auto"/>
-        <w:jc w:val="left"/>
-        <w:rPr>
-          <w:rFonts w:ascii="Times New Roman" w:hAnsi="Times New Roman" w:cs="Times New Roman" w:eastAsia="Times New Roman"/>
-          <w:sz w:val="28"/>
-          <w:szCs w:val="28"/>
-          <w:lang w:val="ru-RU"/>
-        </w:rPr>
-      </w:pPr>
-      <w:r>
-        <w:rPr>
-          <w:rFonts w:ascii="Courier New" w:hAnsi="Courier New" w:cs="Courier New" w:eastAsia="Courier New"/>
-          <w:color w:val="000000"/>
-          <w:sz w:val="18"/>
-          <w:szCs w:val="18"/>
-          <w:lang w:val="ru-RU"/>
-        </w:rPr>
-        <w:t xml:space="preserve">                                         │</w:t>
-      </w:r>
-    </w:p>
-    <w:p>
-      <w:pPr>
-        <w:keepLines/>
-        <w:spacing w:before="0" w:after="0" w:line="240" w:lineRule="auto"/>
-        <w:jc w:val="left"/>
-        <w:rPr>
-          <w:rFonts w:ascii="Times New Roman" w:hAnsi="Times New Roman" w:cs="Times New Roman" w:eastAsia="Times New Roman"/>
-          <w:sz w:val="28"/>
-          <w:szCs w:val="28"/>
-          <w:lang w:val="ru-RU"/>
-        </w:rPr>
-      </w:pPr>
-      <w:r>
-        <w:rPr>
-          <w:rFonts w:ascii="Courier New" w:hAnsi="Courier New" w:cs="Courier New" w:eastAsia="Courier New"/>
-          <w:color w:val="000000"/>
-          <w:sz w:val="18"/>
-          <w:szCs w:val="18"/>
-          <w:lang w:val="ru-RU"/>
-        </w:rPr>
-        <w:t xml:space="preserve">              ┌──────────────────────────┼──────────────────────────┐</w:t>
-      </w:r>
-    </w:p>
-    <w:p>
-      <w:pPr>
-        <w:keepLines/>
-        <w:spacing w:before="0" w:after="0" w:line="240" w:lineRule="auto"/>
-        <w:jc w:val="left"/>
-        <w:rPr>
-          <w:rFonts w:ascii="Times New Roman" w:hAnsi="Times New Roman" w:cs="Times New Roman" w:eastAsia="Times New Roman"/>
-          <w:sz w:val="28"/>
-          <w:szCs w:val="28"/>
-          <w:lang w:val="ru-RU"/>
-        </w:rPr>
-      </w:pPr>
-      <w:r>
-        <w:rPr>
-          <w:rFonts w:ascii="Courier New" w:hAnsi="Courier New" w:cs="Courier New" w:eastAsia="Courier New"/>
-          <w:color w:val="000000"/>
-          <w:sz w:val="18"/>
-          <w:szCs w:val="18"/>
-          <w:lang w:val="ru-RU"/>
-        </w:rPr>
-        <w:t xml:space="preserve">              ▼                          ▼                          ▼</w:t>
-      </w:r>
-    </w:p>
-    <w:p>
-      <w:pPr>
-        <w:keepLines/>
-        <w:spacing w:before="0" w:after="0" w:line="240" w:lineRule="auto"/>
-        <w:jc w:val="left"/>
-        <w:rPr>
-          <w:rFonts w:ascii="Times New Roman" w:hAnsi="Times New Roman" w:cs="Times New Roman" w:eastAsia="Times New Roman"/>
-          <w:sz w:val="28"/>
-          <w:szCs w:val="28"/>
-          <w:lang w:val="ru-RU"/>
-        </w:rPr>
-      </w:pPr>
-      <w:r>
-        <w:rPr>
-          <w:rFonts w:ascii="Courier New" w:hAnsi="Courier New" w:cs="Courier New" w:eastAsia="Courier New"/>
-          <w:color w:val="000000"/>
-          <w:sz w:val="18"/>
-          <w:szCs w:val="18"/>
-          <w:lang w:val="ru-RU"/>
-        </w:rPr>
-        <w:t xml:space="preserve">       Face2Pay                     Face2Pass                Face2Check-in</w:t>
-      </w:r>
-    </w:p>
-    <w:p>
-      <w:pPr>
-        <w:keepLines/>
-        <w:spacing w:before="0" w:after="0" w:line="240" w:lineRule="auto"/>
-        <w:jc w:val="left"/>
-        <w:rPr>
-          <w:rFonts w:ascii="Times New Roman" w:hAnsi="Times New Roman" w:cs="Times New Roman" w:eastAsia="Times New Roman"/>
-          <w:sz w:val="28"/>
-          <w:szCs w:val="28"/>
-          <w:lang w:val="ru-RU"/>
-        </w:rPr>
-      </w:pPr>
-      <w:r>
-        <w:rPr>
-          <w:rFonts w:ascii="Courier New" w:hAnsi="Courier New" w:cs="Courier New" w:eastAsia="Courier New"/>
-          <w:color w:val="000000"/>
-          <w:sz w:val="18"/>
-          <w:szCs w:val="18"/>
-          <w:lang w:val="ru-RU"/>
-        </w:rPr>
-        <w:t xml:space="preserve">       (оплата по лицу)            (контроль доступа)        (подтверждение возраста)</w:t>
-      </w:r>
-    </w:p>
-    <w:p>
-      <w:pPr>
-        <w:spacing w:before="0" w:after="0" w:line="240" w:lineRule="auto"/>
-        <w:jc w:val="both"/>
-        <w:rPr>
-          <w:rFonts w:ascii="Times New Roman" w:hAnsi="Times New Roman" w:cs="Times New Roman" w:eastAsia="Times New Roman"/>
-          <w:sz w:val="28"/>
-          <w:szCs w:val="28"/>
-          <w:lang w:val="ru-RU"/>
-        </w:rPr>
-      </w:pPr>
+        <w:t xml:space="preserve">Источник: составлено автором по данным [27]</w:t>
+      </w:r>
     </w:p>
     <w:p>
       <w:pPr>
@@ -16470,7 +15329,7 @@
           <w:szCs w:val="28"/>
           <w:lang w:val="ru-RU"/>
         </w:rPr>
-        <w:t xml:space="preserve">Источник: составлено автором по данным [27]</w:t>
+        <w:t xml:space="preserve">Рис. 2.1.1. Архитектура взаимодействия Face2 с ГИС ЕБС в контуре коммерческой биометрической системы</w:t>
       </w:r>
     </w:p>
     <w:p>
@@ -16493,7 +15352,7 @@
           <w:szCs w:val="28"/>
           <w:lang w:val="ru-RU"/>
         </w:rPr>
-        <w:t xml:space="preserve">Рис. 2.1.2. Архитектура взаимодействия Face2 с ГИС ЕБС в контуре коммерческой биометрической системы</w:t>
+        <w:t xml:space="preserve">Схема снимает один из ключевых барьеров доверия к биометрии: клиент сдаёт упрощённую биометрию через приложение «Госуслуги Биометрия», вектор хранится в государственной системе, а банк получает обезличенный вектор только по явному согласию пользователя [27]. Криптозащита и сертификация ФСБ закрывают риски утечки и подделки.</w:t>
       </w:r>
     </w:p>
     <w:p>
@@ -16516,7 +15375,7 @@
           <w:szCs w:val="28"/>
           <w:lang w:val="ru-RU"/>
         </w:rPr>
-        <w:t xml:space="preserve">Схема снимает один из ключевых барьеров доверия к биометрии: клиент сдаёт упрощённую биометрию через приложение «Госуслуги Биометрия», вектор хранится в государственной системе, а банк получает обезличенный вектор только по явному согласию пользователя [27]. Криптозащита и сертификация ФСБ закрывают риски утечки и подделки.</w:t>
+        <w:t xml:space="preserve">Пользовательский путь подключения к Face2 укладывается в четыре шага: установка приложения «Госуслуги Биометрия», сдача упрощённой биометрии через приложение, согласие на использование биометрического вектора КБС Ак Барс Банка, проход в офис или оплата по лицу [27]. Каждый шаг — за пределами контура самого заказчика, что снимает с клиентского бизнеса нагрузку по сбору и хранению чувствительных данных. Со стороны заказчика для запуска требуется только турникет, совместимый с биотерминалами, стабильное интернет-соединение со скоростью не менее 10 Мбит/с и непрерывностью работы канала не менее 95%, а также доступ к базовой СКУД-системе [27]. Низкий порог входа по инфраструктуре — один из ключевых аргументов в продвижении.</w:t>
       </w:r>
     </w:p>
     <w:p>
@@ -16539,7 +15398,7 @@
           <w:szCs w:val="28"/>
           <w:lang w:val="ru-RU"/>
         </w:rPr>
-        <w:t xml:space="preserve">Пользовательский путь подключения к Face2 укладывается в четыре шага: установка приложения «Госуслуги Биометрия», сдача упрощённой биометрии через приложение, согласие на использование биометрического вектора КБС Ак Барс Банка, проход в офис или оплата по лицу [27]. Каждый шаг — за пределами контура самого заказчика, что снимает с клиентского бизнеса нагрузку по сбору и хранению чувствительных данных. Со стороны заказчика для запуска требуется только турникет, совместимый с биотерминалами, стабильное интернет-соединение со скоростью не менее 10 Мбит/с и непрерывностью работы канала не менее 95%, а также доступ к базовой СКУД-системе [27]. Низкий порог входа по инфраструктуре — один из ключевых аргументов в продвижении.</w:t>
+        <w:t xml:space="preserve">Линейка Face2 собирается вокруг базовой системы КБС, а продажи распадаются на два экономически разных уровня. Уровень 1 — поставка полного программного контура КБС аккредитованной организации-оператору биометрии (банку-партнёру или госструктуре с правом регистрировать векторы в ЕБС) [47; 48]. Уровень 2 — подключение конечного объекта (магазина, турникета, бизнес-центра, спортивной арены, точки продажи алкоголя) к КБС, размещённой у Ак Барс Банка, по транзакционной или абонементной модели без аккредитации заказчика [27; 48]. Состав продуктов и целевые сегменты с разнесением по этим уровням показаны в таблице 2.1.4.</w:t>
       </w:r>
     </w:p>
     <w:p>
@@ -16562,30 +15421,7 @@
           <w:szCs w:val="28"/>
           <w:lang w:val="ru-RU"/>
         </w:rPr>
-        <w:t xml:space="preserve">Линейка Face2 охватывает несколько крупных направлений и собирается вокруг базовой системы КБС, при этом продажи распадаются на два экономически разных уровня. Первый уровень — поставка полного контура коммерческой биометрической системы аккредитованной организации-оператору биометрии (банку-партнёру или государственной структуре, имеющей право регистрировать биометрические векторы в ЕБС): заказчику передаётся полный программный стек Face2 — модули «КБС API», «Face2Pay (Биоэквайринг)», «Проверка живости: пассивный liveness» и «Face2SDK» — с обязательными интеграциями ЕСИА, ЕБС, СМЭВ и КриптоПро DSS, разворачиваемыми у поставщика услуг через инсталлятор Helm или Ansible на серверах приложений и БД в защищённом контуре [47; 48]. На этом уровне сам заказчик должен быть зарегистрирован в ЕСИА как юридическое лицо и аккредитован для предоставления услуг с использованием биометрических данных, что отсекает от уровня 1 любые организации без профильного регуляторного статуса [47]. Второй уровень — подключение конечного объекта (магазина, турникета, бизнес-центра, спортивной арены, точки продажи алкоголя) к КБС, размещённой у Ак Барс Банка: заказчик не получает аккредитацию и не разворачивает у себя контур биометрии, а пользуется им как сервисом, платя по транзакционной или абонементной модели за число операций или количество подключённых точек, а в качестве клиентского ПО используется готовый Face2SDK или биотерминал [27; 48]. Состав продуктов и целевые сегменты с разнесением по этим двум уровням показаны в таблице 2.1.5.</w:t>
-      </w:r>
-    </w:p>
-    <w:p>
-      <w:pPr>
-        <w:spacing w:before="0" w:after="0" w:line="360" w:lineRule="auto"/>
-        <w:ind w:firstLine="708"/>
-        <w:jc w:val="both"/>
-        <w:rPr>
-          <w:rFonts w:ascii="Times New Roman" w:hAnsi="Times New Roman" w:cs="Times New Roman" w:eastAsia="Times New Roman"/>
-          <w:sz w:val="28"/>
-          <w:szCs w:val="28"/>
-          <w:lang w:val="ru-RU"/>
-        </w:rPr>
-      </w:pPr>
-      <w:r>
-        <w:rPr>
-          <w:rFonts w:ascii="Times New Roman" w:hAnsi="Times New Roman" w:cs="Times New Roman" w:eastAsia="Times New Roman"/>
-          <w:color w:val="000000"/>
-          <w:sz w:val="28"/>
-          <w:szCs w:val="28"/>
-          <w:lang w:val="ru-RU"/>
-        </w:rPr>
-        <w:t xml:space="preserve">Таблица 2.1.5</w:t>
+        <w:t xml:space="preserve">Таблица 2.1.4</w:t>
       </w:r>
     </w:p>
     <w:p>
@@ -17579,7 +16415,7 @@
           <w:szCs w:val="28"/>
           <w:lang w:val="ru-RU"/>
         </w:rPr>
-        <w:t xml:space="preserve">Разделение на два уровня показывает, что один и тот же программный фундамент Face2 продаётся в двух экономически разных моделях. Первый уровень даёт банку единичные крупные сделки длительного цикла с аккредитованными контрагентами (банки, госструктуры, корпорации федерального масштаба), второй — массу типовых подключений конечных объектов с быстрой выручкой по транзакционной или абонементной схеме. Такая раскладка позволяет банку работать сразу в нескольких сегментах B2B и B2G и не привязываться к одному типу заказчика, но требует разной маркетинговой логики для каждого уровня: длинной экспертной коммуникации с аккредитованной организацией на первом уровне и короткой продуктовой коммуникации с конечным объектом на втором.</w:t>
+        <w:t xml:space="preserve">Разделение на два уровня показывает, что один и тот же программный фундамент Face2 продаётся в двух экономически разных моделях. Первый уровень даёт банку единичные крупные сделки длительного цикла с аккредитованными контрагентами, второй — массу типовых подключений конечных объектов с быстрой выручкой по транзакционной или абонементной схеме. Это требует разной маркетинговой логики: длинной экспертной коммуникации с аккредитованной организацией на первом уровне и короткой продуктовой коммуникации с конечным объектом на втором.</w:t>
       </w:r>
     </w:p>
     <w:p>
@@ -17602,7 +16438,7 @@
           <w:szCs w:val="28"/>
           <w:lang w:val="ru-RU"/>
         </w:rPr>
-        <w:t xml:space="preserve">Помимо распознавания лиц Face2Pass расширяется в сторону видеоаналитики режимных объектов: обнаружение драк, упавших людей, оружия и подозрительных предметов, распознавание автомобильных номеров на парковках, подсчёт людей в очереди и в торговом зале [27]. Дополнительные сценарии помогают продавать систему вместе с услугой контроля доступа и снижают порог входа для заказчика, у которого видеоаналитика и СКУД покупаются одним пакетом.</w:t>
+        <w:t xml:space="preserve">Внешние партнёрства и пилотные внедрения 2024 года показывают, что Face2 уже вышел за пределы внутреннего контура группы. Биоэквайринг в Казанском метрополитене реализован совместно с Минцифры России, Минтрансом России, Центром биометрических технологий и НСПК [28, с. 30–31]. Проект «Электронный читательский билет» позволяет посещать Национальную библиотеку Республики Татарстан по биометрии, причём сдать её можно прямо в мобильном приложении «Карта жителя Республики Татарстан» [28, с. 29]. Совокупность партнёров федерального уровня и социальных сценариев в Татарстане формирует первую референтную базу для масштабирования продукта на другие регионы. Опорной площадкой для отладки остаётся сам банк: сеть из 166 офисов, около пяти тысяч сотрудников и порядка двухсот биотерминалов работают как постоянная внутренняя инсталляция Face2, через которую ведётся учёт рабочего времени; масштаб клиентских внедрений колеблется от 200 до 15 000 биометрических векторов на одну инсталляцию [26, с. 7; 27].</w:t>
       </w:r>
     </w:p>
     <w:p>
@@ -17625,53 +16461,7 @@
           <w:szCs w:val="28"/>
           <w:lang w:val="ru-RU"/>
         </w:rPr>
-        <w:t xml:space="preserve">Внешние партнёрства и пилотные внедрения 2024 года показывают, что Face2 уже вышел за пределы внутреннего контура группы. Биоэквайринг в Казанском метрополитене реализован совместно с Минцифры России, Минтрансом России, Центром биометрических технологий и Национальной системой платёжных карт [28, с. 30–31]. Проект «Электронный читательский билет» позволяет посещать Национальную библиотеку Республики Татарстан по биометрии, а сдать биометрию можно прямо в мобильном приложении «Карта жителя Республики Татарстан» [28, с. 29]. Биоэквайринг через СБП на POS-терминалах развивается как отдельная пилотная линия [28, с. 31]. Совокупность партнёров федерального уровня и социальных сценариев в Татарстане формирует первую референтную базу для масштабирования продукта на другие регионы.</w:t>
-      </w:r>
-    </w:p>
-    <w:p>
-      <w:pPr>
-        <w:spacing w:before="0" w:after="0" w:line="360" w:lineRule="auto"/>
-        <w:ind w:firstLine="708"/>
-        <w:jc w:val="both"/>
-        <w:rPr>
-          <w:rFonts w:ascii="Times New Roman" w:hAnsi="Times New Roman" w:cs="Times New Roman" w:eastAsia="Times New Roman"/>
-          <w:sz w:val="28"/>
-          <w:szCs w:val="28"/>
-          <w:lang w:val="ru-RU"/>
-        </w:rPr>
-      </w:pPr>
-      <w:r>
-        <w:rPr>
-          <w:rFonts w:ascii="Times New Roman" w:hAnsi="Times New Roman" w:cs="Times New Roman" w:eastAsia="Times New Roman"/>
-          <w:color w:val="000000"/>
-          <w:sz w:val="28"/>
-          <w:szCs w:val="28"/>
-          <w:lang w:val="ru-RU"/>
-        </w:rPr>
-        <w:t xml:space="preserve">Опорной площадкой для отладки продукта остаётся сам банк. Сервисом прохода по биометрии пользуются больше пяти тысяч сотрудников, во всех офисах и отделениях установлено около двухсот биотерминалов, через них же ведётся учёт рабочего времени [27]. Внутренняя инсталляция работает постоянно и даёт команде площадку для проверки решения в реальной нагрузке. Накопленный там опыт банк переносит во внешние коммерческие проекты: масштаб клиентских внедрений колеблется от двухсот до пятнадцати тысяч биометрических векторов на одну инсталляцию [27]. Нормативные особенности обращения с биометрическими персональными данными — состав 572-ФЗ, ужесточение ответственности по 420-ФЗ и 421-ФЗ от 30.11.2024, штрафы и уголовная ответственность — детально разобраны в подразделе 2.2 «Регуляторный и инфраструктурный контур рынка» и здесь не повторяются.</w:t>
-      </w:r>
-    </w:p>
-    <w:p>
-      <w:pPr>
-        <w:spacing w:before="0" w:after="0" w:line="360" w:lineRule="auto"/>
-        <w:ind w:firstLine="708"/>
-        <w:jc w:val="both"/>
-        <w:rPr>
-          <w:rFonts w:ascii="Times New Roman" w:hAnsi="Times New Roman" w:cs="Times New Roman" w:eastAsia="Times New Roman"/>
-          <w:sz w:val="28"/>
-          <w:szCs w:val="28"/>
-          <w:lang w:val="ru-RU"/>
-        </w:rPr>
-      </w:pPr>
-      <w:r>
-        <w:rPr>
-          <w:rFonts w:ascii="Times New Roman" w:hAnsi="Times New Roman" w:cs="Times New Roman" w:eastAsia="Times New Roman"/>
-          <w:color w:val="000000"/>
-          <w:sz w:val="28"/>
-          <w:szCs w:val="28"/>
-          <w:lang w:val="ru-RU"/>
-        </w:rPr>
-        <w:t xml:space="preserve">Получившаяся характеристика складывается из двух уровней. На верхнем — крупный региональный банк со штаб-квартирой в Казани, концентрированной акционерной базой, рейтингами «A» по национальной шкале, утверждённой стратегией с тремя приоритетами «эффективность — клиентоцентричность — гибкость», клиентской базой почти в миллион физических лиц и развитой цифровой инфраструктурой. На нижнем — собственный биометрический продукт с государственной аккредитацией, сертификацией ФСБ, отлаженной внутренней инсталляцией, понятной продуктовой линейкой для четырёх целевых сегментов B2B и первой коммерческой референтной базой в виде проектов с Минцифры, Минтрансом и НСПК. Эти исходные данные задают точку старта для дальнейшего анализа: дальше нужно понять, в каком конкурентном окружении Face2 выходит на рынок, какие игроки уже работают в этой нише и какие ограничения сдерживают спрос на коммерческую биометрию.</w:t>
+        <w:t xml:space="preserve">Получившаяся характеристика складывается из двух уровней. На верхнем — крупный региональный банк с рейтингами «A», утверждённой стратегией «эффективность — клиентоцентричность — гибкость», клиентской базой почти в миллион физических лиц и развитой цифровой инфраструктурой. На нижнем — собственный биометрический продукт с государственной аккредитацией, сертификацией ФСБ, отлаженной внутренней инсталляцией, понятной двухуровневой продуктовой линейкой и первой коммерческой референтной базой в проектах с Минцифры, Минтрансом и НСПК. Дальше нужно понять, в каком конкурентном окружении Face2 выходит на рынок и какие ограничения сдерживают спрос на коммерческую биометрию.</w:t>
       </w:r>
     </w:p>
     <w:p>
@@ -17769,7 +16559,7 @@
           <w:szCs w:val="28"/>
           <w:lang w:val="ru-RU"/>
         </w:rPr>
-        <w:t xml:space="preserve">Российская инфраструктура биометрической идентификации сформировалась в три этапа. В 2017 году был принят Федеральный закон от 31 декабря 2017 года № 482-ФЗ, закрепивший возможность проведения удалённой идентификации, в первом квартале 2018 года Банком России и «Ростелекомом» создана Единая биометрическая система, а 30 июня 2018 года механизм удалённой идентификации запущен в коммерческую эксплуатацию [34]. На 1 января 2021 года услуга сбора биометрических данных предоставлялась более чем в 13,3 тыс. структурных подразделений банков [34]. Конец 2021 года — точка институционального перехода: ЕБС получила статус государственной информационной системы, к ней подключились все банки, а оператором ЕБС было определено АО «Центр биометрических технологий» [38; 42]. С 1 января 2023 года вступил в силу Федеральный закон от 29 декабря 2022 года № 572-ФЗ, который зафиксировал обязательное хранение биометрических данных только в ГИС ЕБС и разрешил аутентификацию по биометрии только аккредитованным организациям при письменном согласии гражданина [33]. Эта последовательность нормативных и инфраструктурных шагов превратила биометрию из набора пилотных проектов в регулируемую государством рыночную инфраструктуру.</w:t>
+        <w:t xml:space="preserve">Российская инфраструктура биометрической идентификации прошла путь от запуска Единой биометрической системы Банком России и «Ростелекомом» в первом квартале 2018 года и коммерческого старта удалённой идентификации с 30 июня 2018 года [34] через перевод ЕБС в статус государственной информационной системы в конце 2021 года под управлением АО «Центр биометрических технологий» [38; 42] до вступления в силу 572-ФЗ с 1 января 2023 года, закрепившего обязательное хранение биометрических данных в ГИС ЕБС и аутентификацию только аккредитованными организациями при письменном согласии гражданина [33]. Эта последовательность нормативных и инфраструктурных шагов превратила биометрию из набора пилотных проектов в регулируемую государством рыночную инфраструктуру.</w:t>
       </w:r>
     </w:p>
     <w:p>
@@ -17815,7 +16605,7 @@
           <w:szCs w:val="28"/>
           <w:lang w:val="ru-RU"/>
         </w:rPr>
-        <w:t xml:space="preserve">Поквартальная статистика Банка России разворачивает динамику более детально. Во II квартале 2025 года биоэквайрингом воспользовались около 60 млн раз, оплатив товары и услуги на сумму около 45 млрд рублей; число операций в 1,5 раза превысило показатель I квартала 2025 года и в 11 раз — показатель II квартала 2024 года [43]. Средний чек биометрической операции составил 770 рублей в апреле — июне 2025 года против 774 рублей кварталом ранее [43]. Сопоставление с QR-эквайрингом за тот же период (около 990 млн операций на сумму более 1,3 трлн рублей при темпах +25% по числу и +16% по сумме [43]) даёт ключевой вывод: биоэквайринг растёт по темпам быстрее (+50% против +25%), но в 16 раз отстаёт по абсолютному масштабу количества операций — оба канала встраиваются в общий тренд бесконтактной розницы и делят между собой нишу «оплата без карты», не вытесняя друг друга. Сводные показатели динамики российского рынка биометрических платежей собраны в таблице 2.2.1.</w:t>
+        <w:t xml:space="preserve">Поквартальная статистика Банка России (таблица 2.2.1) разворачивает динамику детальнее. Ключевой вывод сопоставления биоэквайринга с QR-эквайрингом за II квартал 2025 года: биоэквайринг растёт по темпам быстрее (+50% к I кв. 2025 года против +25% у QR), но в 16 раз отстаёт по абсолютному масштабу количества операций (60 млн против 990 млн) [43]. Оба канала встраиваются в общий тренд бесконтактной розницы и делят между собой нишу «оплата без карты», не вытесняя друг друга.</w:t>
       </w:r>
     </w:p>
     <w:p>
@@ -20474,7 +19264,7 @@
           <w:szCs w:val="28"/>
           <w:lang w:val="ru-RU"/>
         </w:rPr>
-        <w:t xml:space="preserve">Под уровень федерального закона подведён слой подзаконных актов Банка России, конкретизирующих требования к работе коммерческих биометрических систем. Поставщик услуг, разворачивающий КБС, должен одновременно соответствовать трём документам Банка России: Указанию от 25 сентября 2023 года № 6541-У, Методическим рекомендациям от 20 декабря 2023 года № 18-МР и Методическим рекомендациям от 23 декабря 2023 года № 19-МР [44; 45; 46]. Этот блок прямо зафиксирован в требованиях к поставщику услуг в руководстве по развёртыванию системы Face2 как обязательный наряду с 572-ФЗ [47]. На уровне технической реализации указанные акты переводятся в конкретный набор интеграций и инфраструктурных условий: регистрация поставщика в ЕСИА как юридического лица, подключение к ЕБС через защищённый канал «ТИБ ЕБС», регистрация в СМЭВ через личный кабинет участника взаимодействия (ЛКУВ), выпуск сертификата цифровой подписи — для интеграционной среды через ЛКУВ, для продуктовой среды через аккредитованные удостоверяющие центры, и хранение закрытой части сертификата во внешней системе типа КриптоПро DSS, развёрнутой в одном защищённом контуре с самой биометрической системой [47]. Совместное действие 572-ФЗ, законов об ужесточении ответственности от 30.11.2024 и подзаконного блока Банка России формирует пятиуровневую регуляторную конструкцию: федеральный закон, подзаконные акты Банка России, ведомственные сертификации ФСБ и ФСТЭК, реестр отечественного ПО, отраслевая аккредитация Минцифры. Каждый уровень повышает капиталоёмкость входа на рынок и удлиняет горизонт подготовки нового игрока.</w:t>
+        <w:t xml:space="preserve">Под уровень федерального закона подведён слой подзаконных актов Банка России: поставщик КБС обязан одновременно соответствовать Указанию от 25 сентября 2023 года № 6541-У и Методическим рекомендациям № 18-МР от 20 декабря 2023 года и № 19-МР от 23 декабря 2023 года [44; 45; 46], а технические условия развёртывания (регистрация поставщика в ЕСИА, подключение к ЕБС через канал «ТИБ ЕБС», регистрация в СМЭВ, выпуск и хранение сертификата ЦП) заданы в руководстве по развёртыванию Face2 [47]. В сумме 572-ФЗ, законы об ужесточении ответственности от 30.11.2024 и подзаконный блок Банка России образуют пятиуровневую регуляторную конструкцию: федеральный закон, подзаконные акты ЦБ, сертификации ФСБ и ФСТЭК, реестр отечественного ПО, отраслевая аккредитация Минцифры. Каждый уровень повышает капиталоёмкость входа на рынок и удлиняет горизонт подготовки нового игрока.</w:t>
       </w:r>
     </w:p>
     <w:p>
@@ -31310,7 +30100,7 @@
           <w:szCs w:val="28"/>
           <w:lang w:val="ru-RU"/>
         </w:rPr>
-        <w:t xml:space="preserve">Метод анализа. Текущее продвижение Face2 рассматривается через четыре аналитические рамки, последовательно введённые в параграфах 1.2 и 1.3. Первая рамка — модель STP — задаёт сегментацию аудитории, выбор приоритетных сегментов и позиционирование. Вторая — расширенный комплекс маркетинга 7P — оценивает все семь элементов маркетинг-микса с особым весом People, Process и Physical evidence для биометрии. Третья — маркетинговая воронка с обязательным этапом «Доверие» — показывает, на каких этапах продвижения Face2 концентрирует усилия. Четвёртая — карта каналов из таблицы 1.2.5 в её биометрической конфигурации из параграфа 1.3 — фиксирует фактическую раскладку каналов. Эмпирическая база параграфа: корпоративные материалы по продукту [27], годовой отчёт банка за 2024 год [28], проектная карточка TAdviser о подключении АББ к ЕБС в 2018 году [40], перечень банков по № 115-ФЗ [36], а также рыночный фон по данным Банка России и деловой прессы [32; 38]. Часть открытых данных по продвижению — соцмедиа-активность под отдельным брендом Face2, программы FINOPOLIS, региональные публикации в «Реальном времени» и «Бизнес-Online» — на момент сборки параграфа недоступна и в текст вошла как описание отсутствия соответствующего контура коммуникации, а не как количественная оценка.</w:t>
+        <w:t xml:space="preserve">Метод анализа. Текущее продвижение Face2 рассматривается через четыре аналитические рамки, введённые в параграфах 1.2 и 1.3: модель STP, расширенный комплекс маркетинга 7P (с особым весом People, Process и Physical evidence для биометрии), маркетинговая воронка с обязательным этапом «Доверие» и карта каналов из таблицы 1.2.5 в её биометрической конфигурации из 1.3. Эмпирическая база — корпоративные материалы по продукту [27], годовой отчёт банка за 2024 год [28], проектная карточка TAdviser о подключении АББ к ЕБС в 2018 году [40], перечень банков по № 115-ФЗ [36] и рыночный фон по данным Банка России и деловой прессы [32; 38]. Часть открытых данных по продвижению (соцмедиа-активность под отдельным брендом Face2, программы FINOPOLIS, региональные публикации в «Реальном времени» и «Бизнес-Online») на момент сборки параграфа недоступна и фиксируется в тексте как описание отсутствия соответствующего контура коммуникации, а не как количественная оценка.</w:t>
       </w:r>
     </w:p>
     <w:p>
@@ -38672,76 +37462,7 @@
           <w:szCs w:val="28"/>
           <w:lang w:val="ru-RU"/>
         </w:rPr>
-        <w:t xml:space="preserve">Сильные стороны продвижения сосредоточены в инфраструктурном и партнёрском слоях. Полный пул Physical evidence (полный набор регуляторных статусов, шестилетний стаж в ЕБС, рейтинги «A» и ESG-A банка), беспрецедентная для рынка референсная база партнёрств федерального уровня в одном проекте, внутренняя демозона как естественный «полигон» отладки клиентского опыта, встроенность в Карту жителя Республики Татарстан — каждое из этих преимуществ по отдельности встречается у разных конкурентов, но именно их совокупность характерна только для Face2 на текущем рынке.</w:t>
-      </w:r>
-    </w:p>
-    <w:p>
-      <w:pPr>
-        <w:spacing w:before="0" w:after="0" w:line="360" w:lineRule="auto"/>
-        <w:ind w:firstLine="708"/>
-        <w:jc w:val="both"/>
-        <w:rPr>
-          <w:rFonts w:ascii="Times New Roman" w:hAnsi="Times New Roman" w:cs="Times New Roman" w:eastAsia="Times New Roman"/>
-          <w:sz w:val="28"/>
-          <w:szCs w:val="28"/>
-          <w:lang w:val="ru-RU"/>
-        </w:rPr>
-      </w:pPr>
-      <w:r>
-        <w:rPr>
-          <w:rFonts w:ascii="Times New Roman" w:hAnsi="Times New Roman" w:cs="Times New Roman" w:eastAsia="Times New Roman"/>
-          <w:color w:val="000000"/>
-          <w:sz w:val="28"/>
-          <w:szCs w:val="28"/>
-          <w:lang w:val="ru-RU"/>
-        </w:rPr>
-        <w:t xml:space="preserve">Слабые стороны симметричны сильным: всё, что сильно в push-контуре, слабо в pull-контуре. Локальный географический охват СМИ, отсутствие отдельного бренда в социальных сетях, отсутствие регулярного контент-конвейера, отсутствие независимой верификации точности, отсутствие публикуемых тарифов и конверсионной механики на сайте, минимальная публичная экспертная команда — это не отдельные проблемы, а единый кластер недозагрузки массовых маркетинговых инструментов. К нему добавляется фундаментальная слабость — необновлённость исходной маркетинговой гипотезы 2018 года об органическом спросе в условиях рынка, прошедшего точку массовой коммерциализации.</w:t>
-      </w:r>
-    </w:p>
-    <w:p>
-      <w:pPr>
-        <w:spacing w:before="0" w:after="0" w:line="360" w:lineRule="auto"/>
-        <w:ind w:firstLine="708"/>
-        <w:jc w:val="both"/>
-        <w:rPr>
-          <w:rFonts w:ascii="Times New Roman" w:hAnsi="Times New Roman" w:cs="Times New Roman" w:eastAsia="Times New Roman"/>
-          <w:sz w:val="28"/>
-          <w:szCs w:val="28"/>
-          <w:lang w:val="ru-RU"/>
-        </w:rPr>
-      </w:pPr>
-      <w:r>
-        <w:rPr>
-          <w:rFonts w:ascii="Times New Roman" w:hAnsi="Times New Roman" w:cs="Times New Roman" w:eastAsia="Times New Roman"/>
-          <w:color w:val="000000"/>
-          <w:sz w:val="28"/>
-          <w:szCs w:val="28"/>
-          <w:lang w:val="ru-RU"/>
-        </w:rPr>
-        <w:t xml:space="preserve">Возможности рынка работают в пользу Face2 одновременно по трём направлениям. Девятикратный годовой рост числа биометрических платежей и пятикратный рост оборота создают эффект повседневности, при котором сценарии оплаты лицом, прохода и заселения становятся для пользователя привычными — это снижает барьер доверия в новых сегментах [38]. Ужесточение ответственности за неправомерное обращение с биометрией после 420-ФЗ и 421-ФЗ повышает ценность аккредитованных операторов как класса и одновременно увеличивает регуляторные риски для не имеющих аккредитации игроков [27]. Накопление 10 млн+ пользователей в ЕБС к началу 2026 года формирует готовую клиентскую базу, не требующую повторной сдачи биометрии, и удешевляет для Face2 каждый последующий маркетинговый рубль [38].</w:t>
-      </w:r>
-    </w:p>
-    <w:p>
-      <w:pPr>
-        <w:spacing w:before="0" w:after="0" w:line="360" w:lineRule="auto"/>
-        <w:ind w:firstLine="708"/>
-        <w:jc w:val="both"/>
-        <w:rPr>
-          <w:rFonts w:ascii="Times New Roman" w:hAnsi="Times New Roman" w:cs="Times New Roman" w:eastAsia="Times New Roman"/>
-          <w:sz w:val="28"/>
-          <w:szCs w:val="28"/>
-          <w:lang w:val="ru-RU"/>
-        </w:rPr>
-      </w:pPr>
-      <w:r>
-        <w:rPr>
-          <w:rFonts w:ascii="Times New Roman" w:hAnsi="Times New Roman" w:cs="Times New Roman" w:eastAsia="Times New Roman"/>
-          <w:color w:val="000000"/>
-          <w:sz w:val="28"/>
-          <w:szCs w:val="28"/>
-          <w:lang w:val="ru-RU"/>
-        </w:rPr>
-        <w:t xml:space="preserve">Угрозы продвижения распределены по трём осям: масштабная — Сбер с 700 тыс. терминалов, 30 млн зарегистрированных и 116 млрд рублей оборота за 2025 год доминирует в B2C-биоэквайринге [32]; технологическая — VisionLabs удерживает отрыв по независимой верификации точности через NIST FRTE и работает в 38 странах [37]; продуктовая — OVISION закрывает рынок полного цикла СКУД с собственным аппаратом и федеральными референсами [39]. Дополнительная общая угроза — репутационные риски утечек у любого аккредитованного оператора биометрии, способные ударить по доверию ко всему классу одновременно.</w:t>
+        <w:t xml:space="preserve">Сильные стороны продвижения сосредоточены в push-контуре (полный пул Physical evidence — КБС, ФСБ, ФСТЭК, реестр ПО, № 115-ФЗ; партнёрства федерального уровня в одном проекте — Минцифры, Минтранс, ЦБТ, НСПК; внутренняя демозона на 5 000+ сотрудников и 200 биотерминалов; встроенность в Карту жителя РТ; рейтинги «A» и ESG-A банка; шестилетний стаж в ЕБС с 2018 года), слабые — в pull-контуре (локальный охват СМИ, отсутствие отдельного бренда Face2 в соцсетях и регулярного контент-конвейера, отсутствие независимой верификации точности через NIST FRTE / iBeta / CVPR, отсутствие публичных тарифов и конверсионной механики на сайте, минимальная публичная экспертная команда, неактуальная гипотеза органического спроса 2018 года). Возможности рынка работают в пользу Face2 одновременно по трём направлениям — девятикратный рост числа биометрических платежей, ужесточение ответственности по 420-ФЗ и 421-ФЗ, накопление 10+ млн пользователей ЕБС [27; 38]. Угрозы распределены по трём осям — масштаб (Сбер: 700 тыс. терминалов, 30 млн зарегистрированных, 116 млрд руб. оборота за 2025 г. [32]), технологическая верификация (VisionLabs с NIST FRTE и работой в 38 странах [37]), полный цикл СКУД с собственным аппаратом (OVISION с референсами в РЖД, Мосэнергосбыте, Тульской области [39]); общая угроза — репутационные риски утечек у любого аккредитованного оператора, способные ударить по доверию ко всему классу.</w:t>
       </w:r>
     </w:p>
     <w:p>
@@ -40530,7 +39251,7 @@
           <w:szCs w:val="28"/>
           <w:lang w:val="ru-RU"/>
         </w:rPr>
-        <w:t xml:space="preserve">Восемь пробелов в таблице 2.3.6 не являются независимыми. Они образуют связанный кластер вокруг одной общей характеристики — преимущественно push-ориентированного продвижения банковского сервисного игрока с локальной коммерческой базой, опирающегося на устаревшую гипотезу органического спроса. Канальный пробел (1), географический пробел (8) и сегментный пробел (3) — это пробелы охвата. Контентный пробел (2), доказательный пробел (4) и People-пробел (5) — это пробелы аргументации. Конверсионный пробел (6) и лояльностный пробел (7) — это пробелы инфраструктуры воронки. Управленческая повестка главы 3 распадается на три параллельных направления — расширение охвата, усиление аргументации, достройка инфраструктуры воронки.</w:t>
+        <w:t xml:space="preserve">Восемь пробелов в таблице 2.3.6 не независимы — они группируются в три кластера: пробелы охвата (1, 3, 8 — канальный, сегментный, географический), пробелы аргументации (2, 4, 5 — контентный, доказательный, People) и пробелы инфраструктуры воронки (6, 7 — конверсионный, лояльностный). Управленческая повестка главы 3 распадается на эти три параллельных направления.</w:t>
       </w:r>
     </w:p>
     <w:p>
@@ -40553,30 +39274,7 @@
           <w:szCs w:val="28"/>
           <w:lang w:val="ru-RU"/>
         </w:rPr>
-        <w:t xml:space="preserve">Связь с уже занятой конкурентной нишей определяет приоритеты. Регуляторное преимущество, банковская экосистема и шестилетний стаж в ЕБС — те ресурсы, которые в продвижении не нужно создавать, а нужно только активизировать. Это означает, что разрабатываемая стратегия продвижения Face2 не должна строиться в логике догоняющего марша к Сберу или верификационного состязания с VisionLabs — обе эти траектории требуют ресурсов, которых у банка нет в нужных объёмах. Стратегия должна строиться в логике конвертации уже накопленного институционального и инфраструктурного капитала в массовое сообщение и в массовый канал, при сохранении сильной B2B-составляющей и без размывания регуляторного позиционирования.</w:t>
-      </w:r>
-    </w:p>
-    <w:p>
-      <w:pPr>
-        <w:spacing w:before="0" w:after="0" w:line="360" w:lineRule="auto"/>
-        <w:ind w:firstLine="708"/>
-        <w:jc w:val="both"/>
-        <w:rPr>
-          <w:rFonts w:ascii="Times New Roman" w:hAnsi="Times New Roman" w:cs="Times New Roman" w:eastAsia="Times New Roman"/>
-          <w:sz w:val="28"/>
-          <w:szCs w:val="28"/>
-          <w:lang w:val="ru-RU"/>
-        </w:rPr>
-      </w:pPr>
-      <w:r>
-        <w:rPr>
-          <w:rFonts w:ascii="Times New Roman" w:hAnsi="Times New Roman" w:cs="Times New Roman" w:eastAsia="Times New Roman"/>
-          <w:color w:val="000000"/>
-          <w:sz w:val="28"/>
-          <w:szCs w:val="28"/>
-          <w:lang w:val="ru-RU"/>
-        </w:rPr>
-        <w:t xml:space="preserve">Эта рамка задаёт переход к главе 3. В параграфе 3.1 управленческая повестка восьми пробелов переводится в цели и задачи стратегии продвижения, формируется приоритизация целевых сегментов и обновляется позиционирование. В параграфе 3.2 на этой основе разрабатывается комплекс маркетинговых мероприятий — стратегические направления, отраслевые офферы для приоритетных сегментов, каналы продвижения, контентная и PR-стратегия, дорожная карта реализации. В параграфе 3.3 предложенная стратегия проверяется на эффективность через KPI, экономический эффект, оценку рисков и организационный план внедрения.</w:t>
+        <w:t xml:space="preserve">Приоритеты повестки задаются связью с уже занятой конкурентной нишей: регуляторное преимущество, банковская экосистема и шестилетний стаж в ЕБС — ресурсы, которые в продвижении нужно не создавать, а активизировать. Стратегия Face2 не должна строиться ни как догоняющий марш к Сберу, ни как верификационное состязание с VisionLabs — обе траектории требуют ресурсов, которых у банка нет в нужных объёмах. Содержательная задача — конвертация уже накопленного институционального и инфраструктурного капитала в массовое сообщение и в массовый канал при сохранении сильной B2B-составляющей и без размывания регуляторного позиционирования. На этой рамке строится глава 3: 3.1 переводит повестку в цели и задачи стратегии и обновляет позиционирование, 3.2 разрабатывает комплекс маркетинговых мероприятий и дорожную карту, 3.3 проверяет стратегию через KPI, экономический эффект, оценку рисков и план внедрения.</w:t>
       </w:r>
     </w:p>
     <w:p>
